--- a/output/巨蟹/巨蟹智能尽调报告第六章_公司所处行业分析.docx
+++ b/output/巨蟹/巨蟹智能尽调报告第六章_公司所处行业分析.docx
@@ -2012,7 +2012,22 @@
           <w:b w:val="0"/>
           <w:sz w:val="24"/>
         </w:rPr>
-        <w:t>关节模组是人形机器人中价值量最高的硬件环节。根据觅途咨询数据，关节模组占人形机器人整机物料成本的35%至60%。2025年全球人形机器人关节模组需求量约72万个，其中旋转关节68.0万个、直线关节4.0万个；按整机归属划分，国产人形机器人整机的需求量为50.2万个，占全球需求的70%。</w:t>
+        <w:t>关节模组是人形机器人中价值量最高的硬件环节。根据麦肯锡2026年4月发布的人形机器人供应链研究，人形机器人硬件由执行器、感知系统、计算与控制平台、结构件和电池模组五个部分构成，合计占单机成本的85%至90%，其中执行器占整机物料成本的40%至60%，为占比最高、也最能形成产品差异的环节。在执行器内部，减速器占执行器成本的30%至50%，是单一价值量最高的部件。</w:t>
+      </w:r>
+    </w:p>
+    <w:p>
+      <w:pPr>
+        <w:spacing w:line="360" w:lineRule="auto" w:before="120"/>
+        <w:ind w:firstLine="480"/>
+        <w:jc w:val="both"/>
+      </w:pPr>
+      <w:r>
+        <w:rPr>
+          <w:rFonts w:ascii="Times New Roman" w:hAnsi="Times New Roman" w:eastAsia="宋体"/>
+          <w:b w:val="0"/>
+          <w:sz w:val="24"/>
+        </w:rPr>
+        <w:t>需求量方面，2025年全球人形机器人关节模组需求量约72万个，其中旋转关节68.0万个、直线关节4.0万个；按整机归属划分，国产人形机器人整机的需求量为50.2万个，占全球需求的70%。</w:t>
       </w:r>
     </w:p>
     <w:p>
@@ -2067,7 +2082,7 @@
           <w:b w:val="0"/>
           <w:sz w:val="21"/>
         </w:rPr>
-        <w:t>资料来源：觅途咨询</w:t>
+        <w:t>资料来源：觅途咨询《2026年全球及中国人形机器人关节模组市场发展白皮书》，2026年6月</w:t>
       </w:r>
     </w:p>
     <w:p>
@@ -2097,7 +2112,7 @@
           <w:b w:val="0"/>
           <w:sz w:val="24"/>
         </w:rPr>
-        <w:t>产业分工上，关节模组正在由零部件供应转向系统级交付。整机厂商在小批量阶段普遍采取全链路自研，随着量产规模扩大，专业化分工成为必然选择，具备机电一体化设计与系统集成能力的关节模组厂商在产业链中的地位持续上升。</w:t>
+        <w:t>产业分工上，关节模组正在由零部件供应转向系统级交付。麦肯锡的研究指出，人形机器人执行器领域尚不存在类似汽车发动机供应商的角色，行业仍处于前模块化阶段，整机厂商普遍采取垂直整合或与少数伙伴联合开发，这一做法是供应可选项有限条件下的阶段性选择；随着出货量趋于稳定可预测，由供应商主导的模块化将在规模上具备经济性。具备机电一体化设计与系统集成能力的专业关节模组厂商，在这一过程中的产业地位持续上升。</w:t>
       </w:r>
     </w:p>
     <w:p>
@@ -2197,7 +2212,7 @@
           <w:b w:val="0"/>
           <w:sz w:val="21"/>
         </w:rPr>
-        <w:t>资料来源：高工机器人产业研究所</w:t>
+        <w:t>资料来源：高工机器人产业研究所（GGII）《全球谐波减速器市场“沉浮录”》，2025年6月</w:t>
       </w:r>
     </w:p>
     <w:p>
@@ -2212,7 +2227,22 @@
           <w:b w:val="0"/>
           <w:sz w:val="24"/>
         </w:rPr>
-        <w:t>国产化方面，国产厂商在全球工业机器人用谐波减速机市场的份额由2020年的48.71%提升至2024年的75.11%，2021年起已超过境外厂商。根据中国信息通信研究院2026年一季度数据，人形机器人核心零部件整体国产化率超过75%，谐波减速机的国产化进程在各核心零部件中处于领先位置。</w:t>
+        <w:t>存量需求同步扩大。根据高工机器人产业研究所数据，2021年至2024年我国工业机器人减速器总需求量由93.11万台增长至136.60万台，年均复合增长率13.63%。</w:t>
+      </w:r>
+    </w:p>
+    <w:p>
+      <w:pPr>
+        <w:spacing w:line="360" w:lineRule="auto" w:before="120"/>
+        <w:ind w:firstLine="480"/>
+        <w:jc w:val="both"/>
+      </w:pPr>
+      <w:r>
+        <w:rPr>
+          <w:rFonts w:ascii="Times New Roman" w:hAnsi="Times New Roman" w:eastAsia="宋体"/>
+          <w:b w:val="0"/>
+          <w:sz w:val="24"/>
+        </w:rPr>
+        <w:t>国产化方面，国产厂商在全球工业机器人用谐波减速机市场的份额由2020年的48.71%提升至2024年的75.11%，2021年起已超过境外厂商。根据中国信息通信研究院2026年一季度数据，人形机器人核心零部件整体国产化率超过75%，谐波减速机的国产化进程在各核心零部件中处于领先位置。国产供应能力的基础在于国内电机电子制造体系的规模优势，据麦肯锡统计，中国在全球永磁体加工环节占约90%的产能，在精密轴承、电机和功率电子环节分别占约40%、35%和30%。</w:t>
       </w:r>
     </w:p>
     <w:p>
@@ -3203,7 +3233,22 @@
           <w:b w:val="0"/>
           <w:sz w:val="24"/>
         </w:rPr>
-        <w:t>进入规模化量产阶段后，行业的主要竞争要素为批量一致性、交付稳定性、良品率和成本控制能力，以及核心零部件的自研覆盖面。核心零部件自研覆盖面越宽，企业在成本结构、规格定制和交付周期上的自主空间越大。</w:t>
+        <w:t>其中，谐波减速机环节的壁垒具有结构性特征。麦肯锡将谐波减速器列为人形机器人供应链中瓶颈风险最高的三类零部件之一，判断依据是该环节精密度要求高、资本投入密集，需要专用工装、计量基础设施和较长的认证周期；与电子元器件可以快速扩充产能不同，谐波减速器在结构上更难扩产。该研究同时指出，随着人形机器人出货量上升，需求可能超过供应商增加合格产能的速度，这对能够扩大精密制造规模并确立先发地位的供应商构成重大机会。</w:t>
+      </w:r>
+    </w:p>
+    <w:p>
+      <w:pPr>
+        <w:spacing w:line="360" w:lineRule="auto" w:before="120"/>
+        <w:ind w:firstLine="480"/>
+        <w:jc w:val="both"/>
+      </w:pPr>
+      <w:r>
+        <w:rPr>
+          <w:rFonts w:ascii="Times New Roman" w:hAnsi="Times New Roman" w:eastAsia="宋体"/>
+          <w:b w:val="0"/>
+          <w:sz w:val="24"/>
+        </w:rPr>
+        <w:t>进入规模化量产阶段后，行业的主要竞争要素为批量一致性、交付稳定性、良品率和成本控制能力，以及核心零部件的自研覆盖面。核心零部件自研覆盖面越宽，企业在成本结构、规格定制和交付周期上的自主空间越大。由于减速器在执行器成本中占比最高，具备谐波减速机自研与量产能力的关节模组厂商，在成本控制上具有结构性的起点优势。</w:t>
       </w:r>
     </w:p>
     <w:p>

--- a/output/巨蟹/巨蟹智能尽调报告第六章_公司所处行业分析.docx
+++ b/output/巨蟹/巨蟹智能尽调报告第六章_公司所处行业分析.docx
@@ -43,7 +43,92 @@
           <w:b w:val="0"/>
           <w:sz w:val="24"/>
         </w:rPr>
-        <w:t>公司主要从事机器人一体化关节模组及谐波减速机等核心零部件的研发、生产和销售，在机器人产业链中处于上游核心零部件制造环节。根据《国民经济行业分类》（GB/T 4754—2017）及《2017国民经济行业分类注释》，公司所处行业为“C3491 工业机器人制造”，该小类涵盖工业机器人整机及工业机器人零部件的制造。根据中国证券监督管理委员会《上市公司行业分类指引》（2012年修订），公司属于“C 制造业”门类下的“C34 通用设备制造业”。根据国家统计局《战略性新兴产业分类（2018）》，公司产品属于“2 高端装备制造产业”之“2.1 智能制造装备产业”中的“2.1.1 机器人与增材设备制造”。</w:t>
+        <w:t>公司主要从事机器人一体化关节模组及谐波减速机等核心零部件的研发、生产和销售，在机器人产业链中处于上游核心零部件制造环节。根据《国民经济行业分类》（GB/T 4754—2017）及《2017国民经济行业分类注释》，公司所处行业为“C3491 工业机器人制造”，该小类包括工业机器人整机及工业机器人零部件的制造。根据中国证券监督管理委员会《上市公司行业分类指引》（2012年修订），公司属于“C 制造业”门类下的“C34 通用设备制造业”。根据国家统计局《战略性新兴产业分类（2018）》，公司产品属于“2 高端装备制造产业”之“2.1 智能制造装备产业”中的“2.1.1 机器人与增材设备制造”。</w:t>
+      </w:r>
+    </w:p>
+    <w:p>
+      <w:pPr>
+        <w:spacing w:line="360" w:lineRule="auto" w:before="120"/>
+        <w:ind w:firstLine="480"/>
+        <w:jc w:val="both"/>
+      </w:pPr>
+      <w:r>
+        <w:rPr>
+          <w:rFonts w:ascii="Times New Roman" w:hAnsi="Times New Roman" w:eastAsia="宋体"/>
+          <w:b w:val="0"/>
+          <w:sz w:val="24"/>
+        </w:rPr>
+        <w:t>机器人产业链由上游核心零部件、中游整机制造和下游应用构成。公司所处的核心零部件环节向中游整机厂商供应谐波减速机、驱动器、编码器、力传感器组件以及一体化关节模组，其性能直接决定整机的运动精度、负载能力和使用寿命。下游需求主要来自人形机器人整机厂商，并延伸至协作机器人、工业机器人、医疗康复、低空经济和精密制造等领域。</w:t>
+      </w:r>
+    </w:p>
+    <w:p>
+      <w:pPr>
+        <w:spacing w:before="120" w:after="60"/>
+        <w:jc w:val="center"/>
+        <w:keepNext/>
+      </w:pPr>
+      <w:r>
+        <w:rPr>
+          <w:rFonts w:ascii="Times New Roman" w:hAnsi="Times New Roman" w:eastAsia="宋体"/>
+          <w:b/>
+          <w:sz w:val="21"/>
+        </w:rPr>
+        <w:t>图1  机器人产业链结构与公司所处环节</w:t>
+      </w:r>
+    </w:p>
+    <w:p>
+      <w:pPr>
+        <w:spacing w:before="120" w:after="60"/>
+        <w:jc w:val="center"/>
+        <w:keepNext/>
+      </w:pPr>
+      <w:r>
+        <w:drawing>
+          <wp:inline xmlns:a="http://schemas.openxmlformats.org/drawingml/2006/main" xmlns:pic="http://schemas.openxmlformats.org/drawingml/2006/picture">
+            <wp:extent cx="5257800" cy="2321626"/>
+            <wp:docPr id="1" name="Picture 1"/>
+            <wp:cNvGraphicFramePr>
+              <a:graphicFrameLocks noChangeAspect="1"/>
+            </wp:cNvGraphicFramePr>
+            <a:graphic>
+              <a:graphicData uri="http://schemas.openxmlformats.org/drawingml/2006/picture">
+                <pic:pic>
+                  <pic:nvPicPr>
+                    <pic:cNvPr id="0" name="fig1.png"/>
+                    <pic:cNvPicPr/>
+                  </pic:nvPicPr>
+                  <pic:blipFill>
+                    <a:blip r:embed="rId36"/>
+                    <a:stretch>
+                      <a:fillRect/>
+                    </a:stretch>
+                  </pic:blipFill>
+                  <pic:spPr>
+                    <a:xfrm>
+                      <a:off x="0" y="0"/>
+                      <a:ext cx="5257800" cy="2321626"/>
+                    </a:xfrm>
+                    <a:prstGeom prst="rect"/>
+                  </pic:spPr>
+                </pic:pic>
+              </a:graphicData>
+            </a:graphic>
+          </wp:inline>
+        </w:drawing>
+      </w:r>
+    </w:p>
+    <w:p>
+      <w:pPr>
+        <w:spacing w:before="0" w:after="120"/>
+        <w:jc w:val="both"/>
+      </w:pPr>
+      <w:r>
+        <w:rPr>
+          <w:rFonts w:ascii="Times New Roman" w:hAnsi="Times New Roman" w:eastAsia="宋体"/>
+          <w:b w:val="0"/>
+          <w:sz w:val="21"/>
+        </w:rPr>
+        <w:t>资料来源：本报告整理</w:t>
       </w:r>
     </w:p>
     <w:p>
@@ -73,7 +158,7 @@
           <w:b/>
           <w:sz w:val="24"/>
         </w:rPr>
-        <w:t>1、行业主管部门与监管体制</w:t>
+        <w:t>1、行业主管部门和监管体制</w:t>
       </w:r>
     </w:p>
     <w:p>
@@ -103,7 +188,7 @@
           <w:b w:val="0"/>
           <w:sz w:val="24"/>
         </w:rPr>
-        <w:t>国家发展和改革委员会主要负责拟订并组织实施国民经济和社会发展战略、中长期规划和年度计划，推进经济结构战略性调整，组织拟订高技术产业和战略性新兴产业的发展规划及重大政策，协调解决产业升级、重大技术装备推广应用等方面的重大问题。</w:t>
+        <w:t>国家发展和改革委员会主要负责拟订并组织实施国民经济和社会发展战略、中长期规划和年度计划，推进经济结构战略性调整，组织拟订高技术产业和战略性新兴产业的发展规划及重大政策。</w:t>
       </w:r>
     </w:p>
     <w:p>
@@ -118,7 +203,22 @@
           <w:b w:val="0"/>
           <w:sz w:val="24"/>
         </w:rPr>
-        <w:t>工业和信息化部主要负责拟订并组织实施工业行业规划和产业政策，拟定行业技术规范和行业标准并组织实施，指导行业质量管理工作，提出新型工业化发展战略和政策。2025年12月，工业和信息化部人形机器人与具身智能标准化技术委员会成立，秘书处设在中国电子学会，负责本领域国家标准与行业标准的归口管理。</w:t>
+        <w:t>工业和信息化部主要负责拟订并组织实施工业行业规划和产业政策，拟定行业技术规范和行业标准并组织实施，指导行业质量管理工作。2025年12月，工业和信息化部人形机器人与具身智能标准化技术委员会成立，秘书处设在中国电子学会，承担人形机器人与具身智能基础共性、关键技术、部组件、整机与系统、应用、安全等领域标准的制修订工作。</w:t>
+      </w:r>
+    </w:p>
+    <w:p>
+      <w:pPr>
+        <w:spacing w:line="360" w:lineRule="auto" w:before="120"/>
+        <w:ind w:firstLine="482"/>
+        <w:jc w:val="both"/>
+      </w:pPr>
+      <w:r>
+        <w:rPr>
+          <w:rFonts w:ascii="Times New Roman" w:hAnsi="Times New Roman" w:eastAsia="宋体"/>
+          <w:b/>
+          <w:sz w:val="24"/>
+        </w:rPr>
+        <w:t>2、行业内部自律性管理组织</w:t>
       </w:r>
     </w:p>
     <w:p>
@@ -133,7 +233,7 @@
           <w:b w:val="0"/>
           <w:sz w:val="24"/>
         </w:rPr>
-        <w:t>行业内部自律性管理组织主要为中国机器人产业联盟和中国机械通用零部件工业协会。中国机器人产业联盟负责收集统计产业基础信息和数据，研究行业发展趋势，为政府部门制定产业政策提供决策依据，推进产业链及产学研用合作。中国机械通用零部件工业协会负责对行业产业结构调整和发展情况进行调查研究，组织质量监督，开展行业统计和综合分析工作。</w:t>
+        <w:t>行业内部自律性管理组织主要为中国机械工业联合会机器人分会和中国机械通用零部件工业协会。中国机械工业联合会机器人分会承担机器人行业国家及区域发展战略、规划和课题的研究制订工作，研究行业运行态势，为政府和企业提供行业信息与咨询服务。中国机械通用零部件工业协会对行业产业结构调整和发展情况进行调查研究，组织质量监督，开展行业统计和综合分析工作。</w:t>
       </w:r>
     </w:p>
     <w:p>
@@ -148,7 +248,7 @@
           <w:b w:val="0"/>
           <w:sz w:val="24"/>
         </w:rPr>
-        <w:t>此外，国家机器人检测与评定中心承担机器人及其关键零部件的第三方检测与认证，公司谐波减速机产品于2018年首批通过该中心认定。</w:t>
+        <w:t>此外，国家机器人检测与评定中心承担机器人及其关键零部件的第三方检测与认证，公司谐波减速机产品已通过该中心认定。</w:t>
       </w:r>
     </w:p>
     <w:p>
@@ -163,7 +263,7 @@
           <w:b/>
           <w:sz w:val="24"/>
         </w:rPr>
-        <w:t>2、行业主要法律法规及政策</w:t>
+        <w:t>3、行业主要法律法规及产业政策</w:t>
       </w:r>
     </w:p>
     <w:p>
@@ -178,7 +278,7 @@
           <w:b w:val="0"/>
           <w:sz w:val="24"/>
         </w:rPr>
-        <w:t>为支持机器人及其核心零部件行业发展，国家发展和改革委员会、工业和信息化部等部门颁布了一系列法律法规和产业支持政策。与公司业务相关的行业标准、法律法规及产业政策如下：</w:t>
+        <w:t>本行业不属于国家限制或禁止类行业。公司在生产经营中需遵守《中华人民共和国产品质量法》《中华人民共和国标准化法》《中华人民共和国安全生产法》等适用于制造业的一般性法律法规。与本行业直接相关的行业标准、法律法规及产业政策如下。</w:t>
       </w:r>
     </w:p>
     <w:p>
@@ -215,10 +315,10 @@
         </w:tblCellMar>
       </w:tblPr>
       <w:tblGrid>
-        <w:gridCol w:w="541"/>
-        <w:gridCol w:w="3613"/>
-        <w:gridCol w:w="2889"/>
-        <w:gridCol w:w="1263"/>
+        <w:gridCol w:w="595"/>
+        <w:gridCol w:w="3594"/>
+        <w:gridCol w:w="2891"/>
+        <w:gridCol w:w="1226"/>
       </w:tblGrid>
       <w:tr>
         <w:trPr>
@@ -229,7 +329,7 @@
         </w:trPr>
         <w:tc>
           <w:tcPr>
-            <w:tcW w:w="541" w:type="dxa"/>
+            <w:tcW w:w="595" w:type="dxa"/>
             <w:vAlign w:val="center"/>
           </w:tcPr>
           <w:p>
@@ -250,7 +350,7 @@
         </w:tc>
         <w:tc>
           <w:tcPr>
-            <w:tcW w:w="3613" w:type="dxa"/>
+            <w:tcW w:w="3594" w:type="dxa"/>
             <w:vAlign w:val="center"/>
           </w:tcPr>
           <w:p>
@@ -271,7 +371,7 @@
         </w:tc>
         <w:tc>
           <w:tcPr>
-            <w:tcW w:w="2889" w:type="dxa"/>
+            <w:tcW w:w="2891" w:type="dxa"/>
             <w:vAlign w:val="center"/>
           </w:tcPr>
           <w:p>
@@ -292,7 +392,7 @@
         </w:tc>
         <w:tc>
           <w:tcPr>
-            <w:tcW w:w="1263" w:type="dxa"/>
+            <w:tcW w:w="1226" w:type="dxa"/>
             <w:vAlign w:val="center"/>
           </w:tcPr>
           <w:p>
@@ -320,7 +420,7 @@
         </w:trPr>
         <w:tc>
           <w:tcPr>
-            <w:tcW w:w="541" w:type="dxa"/>
+            <w:tcW w:w="595" w:type="dxa"/>
             <w:vAlign w:val="center"/>
           </w:tcPr>
           <w:p>
@@ -339,7 +439,7 @@
         </w:tc>
         <w:tc>
           <w:tcPr>
-            <w:tcW w:w="3613" w:type="dxa"/>
+            <w:tcW w:w="3594" w:type="dxa"/>
             <w:vAlign w:val="center"/>
           </w:tcPr>
           <w:p>
@@ -358,7 +458,7 @@
         </w:tc>
         <w:tc>
           <w:tcPr>
-            <w:tcW w:w="2889" w:type="dxa"/>
+            <w:tcW w:w="2891" w:type="dxa"/>
             <w:vAlign w:val="center"/>
           </w:tcPr>
           <w:p>
@@ -377,7 +477,7 @@
         </w:tc>
         <w:tc>
           <w:tcPr>
-            <w:tcW w:w="1263" w:type="dxa"/>
+            <w:tcW w:w="1226" w:type="dxa"/>
             <w:vAlign w:val="center"/>
           </w:tcPr>
           <w:p>
@@ -403,7 +503,7 @@
         </w:trPr>
         <w:tc>
           <w:tcPr>
-            <w:tcW w:w="541" w:type="dxa"/>
+            <w:tcW w:w="595" w:type="dxa"/>
             <w:vAlign w:val="center"/>
           </w:tcPr>
           <w:p>
@@ -422,7 +522,7 @@
         </w:tc>
         <w:tc>
           <w:tcPr>
-            <w:tcW w:w="3613" w:type="dxa"/>
+            <w:tcW w:w="3594" w:type="dxa"/>
             <w:vAlign w:val="center"/>
           </w:tcPr>
           <w:p>
@@ -441,7 +541,7 @@
         </w:tc>
         <w:tc>
           <w:tcPr>
-            <w:tcW w:w="2889" w:type="dxa"/>
+            <w:tcW w:w="2891" w:type="dxa"/>
             <w:vAlign w:val="center"/>
           </w:tcPr>
           <w:p>
@@ -460,7 +560,7 @@
         </w:tc>
         <w:tc>
           <w:tcPr>
-            <w:tcW w:w="1263" w:type="dxa"/>
+            <w:tcW w:w="1226" w:type="dxa"/>
             <w:vAlign w:val="center"/>
           </w:tcPr>
           <w:p>
@@ -486,7 +586,7 @@
         </w:trPr>
         <w:tc>
           <w:tcPr>
-            <w:tcW w:w="541" w:type="dxa"/>
+            <w:tcW w:w="595" w:type="dxa"/>
             <w:vAlign w:val="center"/>
           </w:tcPr>
           <w:p>
@@ -505,7 +605,7 @@
         </w:tc>
         <w:tc>
           <w:tcPr>
-            <w:tcW w:w="3613" w:type="dxa"/>
+            <w:tcW w:w="3594" w:type="dxa"/>
             <w:vAlign w:val="center"/>
           </w:tcPr>
           <w:p>
@@ -524,7 +624,7 @@
         </w:tc>
         <w:tc>
           <w:tcPr>
-            <w:tcW w:w="2889" w:type="dxa"/>
+            <w:tcW w:w="2891" w:type="dxa"/>
             <w:vAlign w:val="center"/>
           </w:tcPr>
           <w:p>
@@ -543,7 +643,7 @@
         </w:tc>
         <w:tc>
           <w:tcPr>
-            <w:tcW w:w="1263" w:type="dxa"/>
+            <w:tcW w:w="1226" w:type="dxa"/>
             <w:vAlign w:val="center"/>
           </w:tcPr>
           <w:p>
@@ -579,6 +679,21 @@
     <w:p>
       <w:pPr>
         <w:spacing w:line="360" w:lineRule="auto" w:before="120"/>
+        <w:ind w:firstLine="480"/>
+        <w:jc w:val="both"/>
+      </w:pPr>
+      <w:r>
+        <w:rPr>
+          <w:rFonts w:ascii="Times New Roman" w:hAnsi="Times New Roman" w:eastAsia="宋体"/>
+          <w:b w:val="0"/>
+          <w:sz w:val="24"/>
+        </w:rPr>
+        <w:t>上述三项国家标准分别对应公司的谐波减速机、一体化关节模组和减速器性能检测，是公司产品性能与检测方法的主要依据。</w:t>
+      </w:r>
+    </w:p>
+    <w:p>
+      <w:pPr>
+        <w:spacing w:line="360" w:lineRule="auto" w:before="120"/>
         <w:ind w:firstLine="482"/>
         <w:jc w:val="both"/>
       </w:pPr>
@@ -588,402 +703,7 @@
           <w:b/>
           <w:sz w:val="24"/>
         </w:rPr>
-        <w:t>（2）法律法规</w:t>
-      </w:r>
-    </w:p>
-    <w:tbl>
-      <w:tblPr>
-        <w:tblW w:w="5000" w:type="pct"/>
-        <w:jc w:val="center"/>
-        <w:tblBorders>
-          <w:top w:val="single" w:sz="12" w:space="0" w:color="010000"/>
-          <w:left w:val="single" w:sz="12" w:space="0" w:color="010000"/>
-          <w:bottom w:val="single" w:sz="12" w:space="0" w:color="010000"/>
-          <w:right w:val="single" w:sz="12" w:space="0" w:color="010000"/>
-          <w:insideH w:val="single" w:sz="4" w:space="0" w:color="010000"/>
-          <w:insideV w:val="single" w:sz="4" w:space="0" w:color="010000"/>
-        </w:tblBorders>
-        <w:tblLayout w:type="fixed"/>
-        <w:tblCellMar>
-          <w:left w:w="57" w:type="dxa"/>
-          <w:right w:w="57" w:type="dxa"/>
-        </w:tblCellMar>
-      </w:tblPr>
-      <w:tblGrid>
-        <w:gridCol w:w="541"/>
-        <w:gridCol w:w="3613"/>
-        <w:gridCol w:w="2889"/>
-        <w:gridCol w:w="1263"/>
-      </w:tblGrid>
-      <w:tr>
-        <w:trPr>
-          <w:cantSplit/>
-          <w:trHeight w:val="397"/>
-          <w:tblHeader/>
-          <w:jc w:val="center"/>
-        </w:trPr>
-        <w:tc>
-          <w:tcPr>
-            <w:tcW w:w="541" w:type="dxa"/>
-            <w:vAlign w:val="center"/>
-          </w:tcPr>
-          <w:p>
-            <w:pPr>
-              <w:spacing w:before="0" w:after="0"/>
-              <w:jc w:val="center"/>
-              <w:keepNext/>
-            </w:pPr>
-            <w:r>
-              <w:rPr>
-                <w:rFonts w:ascii="Times New Roman" w:hAnsi="Times New Roman" w:eastAsia="宋体"/>
-                <w:b/>
-                <w:sz w:val="21"/>
-              </w:rPr>
-              <w:t>序号</w:t>
-            </w:r>
-          </w:p>
-        </w:tc>
-        <w:tc>
-          <w:tcPr>
-            <w:tcW w:w="3613" w:type="dxa"/>
-            <w:vAlign w:val="center"/>
-          </w:tcPr>
-          <w:p>
-            <w:pPr>
-              <w:spacing w:before="0" w:after="0"/>
-              <w:jc w:val="center"/>
-              <w:keepNext/>
-            </w:pPr>
-            <w:r>
-              <w:rPr>
-                <w:rFonts w:ascii="Times New Roman" w:hAnsi="Times New Roman" w:eastAsia="宋体"/>
-                <w:b/>
-                <w:sz w:val="21"/>
-              </w:rPr>
-              <w:t>法律法规名称</w:t>
-            </w:r>
-          </w:p>
-        </w:tc>
-        <w:tc>
-          <w:tcPr>
-            <w:tcW w:w="2889" w:type="dxa"/>
-            <w:vAlign w:val="center"/>
-          </w:tcPr>
-          <w:p>
-            <w:pPr>
-              <w:spacing w:before="0" w:after="0"/>
-              <w:jc w:val="center"/>
-              <w:keepNext/>
-            </w:pPr>
-            <w:r>
-              <w:rPr>
-                <w:rFonts w:ascii="Times New Roman" w:hAnsi="Times New Roman" w:eastAsia="宋体"/>
-                <w:b/>
-                <w:sz w:val="21"/>
-              </w:rPr>
-              <w:t>颁布单位</w:t>
-            </w:r>
-          </w:p>
-        </w:tc>
-        <w:tc>
-          <w:tcPr>
-            <w:tcW w:w="1263" w:type="dxa"/>
-            <w:vAlign w:val="center"/>
-          </w:tcPr>
-          <w:p>
-            <w:pPr>
-              <w:spacing w:before="0" w:after="0"/>
-              <w:jc w:val="center"/>
-              <w:keepNext/>
-            </w:pPr>
-            <w:r>
-              <w:rPr>
-                <w:rFonts w:ascii="Times New Roman" w:hAnsi="Times New Roman" w:eastAsia="宋体"/>
-                <w:b/>
-                <w:sz w:val="21"/>
-              </w:rPr>
-              <w:t>生效日期</w:t>
-            </w:r>
-          </w:p>
-        </w:tc>
-      </w:tr>
-      <w:tr>
-        <w:trPr>
-          <w:cantSplit/>
-          <w:trHeight w:val="397"/>
-          <w:jc w:val="center"/>
-        </w:trPr>
-        <w:tc>
-          <w:tcPr>
-            <w:tcW w:w="541" w:type="dxa"/>
-            <w:vAlign w:val="center"/>
-          </w:tcPr>
-          <w:p>
-            <w:pPr>
-              <w:spacing w:before="0" w:after="0"/>
-            </w:pPr>
-            <w:r>
-              <w:rPr>
-                <w:rFonts w:ascii="Times New Roman" w:hAnsi="Times New Roman" w:eastAsia="宋体"/>
-                <w:b w:val="0"/>
-                <w:sz w:val="21"/>
-              </w:rPr>
-              <w:t>1</w:t>
-            </w:r>
-          </w:p>
-        </w:tc>
-        <w:tc>
-          <w:tcPr>
-            <w:tcW w:w="3613" w:type="dxa"/>
-            <w:vAlign w:val="center"/>
-          </w:tcPr>
-          <w:p>
-            <w:pPr>
-              <w:spacing w:before="0" w:after="0"/>
-            </w:pPr>
-            <w:r>
-              <w:rPr>
-                <w:rFonts w:ascii="Times New Roman" w:hAnsi="Times New Roman" w:eastAsia="宋体"/>
-                <w:b w:val="0"/>
-                <w:sz w:val="21"/>
-              </w:rPr>
-              <w:t>《中华人民共和国产品质量法》</w:t>
-            </w:r>
-          </w:p>
-        </w:tc>
-        <w:tc>
-          <w:tcPr>
-            <w:tcW w:w="2889" w:type="dxa"/>
-            <w:vAlign w:val="center"/>
-          </w:tcPr>
-          <w:p>
-            <w:pPr>
-              <w:spacing w:before="0" w:after="0"/>
-            </w:pPr>
-            <w:r>
-              <w:rPr>
-                <w:rFonts w:ascii="Times New Roman" w:hAnsi="Times New Roman" w:eastAsia="宋体"/>
-                <w:b w:val="0"/>
-                <w:sz w:val="21"/>
-              </w:rPr>
-              <w:t>全国人民代表大会常务委员会</w:t>
-            </w:r>
-          </w:p>
-        </w:tc>
-        <w:tc>
-          <w:tcPr>
-            <w:tcW w:w="1263" w:type="dxa"/>
-            <w:vAlign w:val="center"/>
-          </w:tcPr>
-          <w:p>
-            <w:pPr>
-              <w:spacing w:before="0" w:after="0"/>
-            </w:pPr>
-            <w:r>
-              <w:rPr>
-                <w:rFonts w:ascii="Times New Roman" w:hAnsi="Times New Roman" w:eastAsia="宋体"/>
-                <w:b w:val="0"/>
-                <w:sz w:val="21"/>
-              </w:rPr>
-              <w:t>2018年</w:t>
-            </w:r>
-          </w:p>
-        </w:tc>
-      </w:tr>
-      <w:tr>
-        <w:trPr>
-          <w:cantSplit/>
-          <w:trHeight w:val="397"/>
-          <w:jc w:val="center"/>
-        </w:trPr>
-        <w:tc>
-          <w:tcPr>
-            <w:tcW w:w="541" w:type="dxa"/>
-            <w:vAlign w:val="center"/>
-          </w:tcPr>
-          <w:p>
-            <w:pPr>
-              <w:spacing w:before="0" w:after="0"/>
-            </w:pPr>
-            <w:r>
-              <w:rPr>
-                <w:rFonts w:ascii="Times New Roman" w:hAnsi="Times New Roman" w:eastAsia="宋体"/>
-                <w:b w:val="0"/>
-                <w:sz w:val="21"/>
-              </w:rPr>
-              <w:t>2</w:t>
-            </w:r>
-          </w:p>
-        </w:tc>
-        <w:tc>
-          <w:tcPr>
-            <w:tcW w:w="3613" w:type="dxa"/>
-            <w:vAlign w:val="center"/>
-          </w:tcPr>
-          <w:p>
-            <w:pPr>
-              <w:spacing w:before="0" w:after="0"/>
-            </w:pPr>
-            <w:r>
-              <w:rPr>
-                <w:rFonts w:ascii="Times New Roman" w:hAnsi="Times New Roman" w:eastAsia="宋体"/>
-                <w:b w:val="0"/>
-                <w:sz w:val="21"/>
-              </w:rPr>
-              <w:t>《中华人民共和国标准化法》</w:t>
-            </w:r>
-          </w:p>
-        </w:tc>
-        <w:tc>
-          <w:tcPr>
-            <w:tcW w:w="2889" w:type="dxa"/>
-            <w:vAlign w:val="center"/>
-          </w:tcPr>
-          <w:p>
-            <w:pPr>
-              <w:spacing w:before="0" w:after="0"/>
-            </w:pPr>
-            <w:r>
-              <w:rPr>
-                <w:rFonts w:ascii="Times New Roman" w:hAnsi="Times New Roman" w:eastAsia="宋体"/>
-                <w:b w:val="0"/>
-                <w:sz w:val="21"/>
-              </w:rPr>
-              <w:t>全国人民代表大会常务委员会</w:t>
-            </w:r>
-          </w:p>
-        </w:tc>
-        <w:tc>
-          <w:tcPr>
-            <w:tcW w:w="1263" w:type="dxa"/>
-            <w:vAlign w:val="center"/>
-          </w:tcPr>
-          <w:p>
-            <w:pPr>
-              <w:spacing w:before="0" w:after="0"/>
-            </w:pPr>
-            <w:r>
-              <w:rPr>
-                <w:rFonts w:ascii="Times New Roman" w:hAnsi="Times New Roman" w:eastAsia="宋体"/>
-                <w:b w:val="0"/>
-                <w:sz w:val="21"/>
-              </w:rPr>
-              <w:t>2018年</w:t>
-            </w:r>
-          </w:p>
-        </w:tc>
-      </w:tr>
-      <w:tr>
-        <w:trPr>
-          <w:cantSplit/>
-          <w:trHeight w:val="397"/>
-          <w:jc w:val="center"/>
-        </w:trPr>
-        <w:tc>
-          <w:tcPr>
-            <w:tcW w:w="541" w:type="dxa"/>
-            <w:vAlign w:val="center"/>
-          </w:tcPr>
-          <w:p>
-            <w:pPr>
-              <w:spacing w:before="0" w:after="0"/>
-            </w:pPr>
-            <w:r>
-              <w:rPr>
-                <w:rFonts w:ascii="Times New Roman" w:hAnsi="Times New Roman" w:eastAsia="宋体"/>
-                <w:b w:val="0"/>
-                <w:sz w:val="21"/>
-              </w:rPr>
-              <w:t>3</w:t>
-            </w:r>
-          </w:p>
-        </w:tc>
-        <w:tc>
-          <w:tcPr>
-            <w:tcW w:w="3613" w:type="dxa"/>
-            <w:vAlign w:val="center"/>
-          </w:tcPr>
-          <w:p>
-            <w:pPr>
-              <w:spacing w:before="0" w:after="0"/>
-            </w:pPr>
-            <w:r>
-              <w:rPr>
-                <w:rFonts w:ascii="Times New Roman" w:hAnsi="Times New Roman" w:eastAsia="宋体"/>
-                <w:b w:val="0"/>
-                <w:sz w:val="21"/>
-              </w:rPr>
-              <w:t>《中华人民共和国安全生产法》</w:t>
-            </w:r>
-          </w:p>
-        </w:tc>
-        <w:tc>
-          <w:tcPr>
-            <w:tcW w:w="2889" w:type="dxa"/>
-            <w:vAlign w:val="center"/>
-          </w:tcPr>
-          <w:p>
-            <w:pPr>
-              <w:spacing w:before="0" w:after="0"/>
-            </w:pPr>
-            <w:r>
-              <w:rPr>
-                <w:rFonts w:ascii="Times New Roman" w:hAnsi="Times New Roman" w:eastAsia="宋体"/>
-                <w:b w:val="0"/>
-                <w:sz w:val="21"/>
-              </w:rPr>
-              <w:t>全国人民代表大会常务委员会</w:t>
-            </w:r>
-          </w:p>
-        </w:tc>
-        <w:tc>
-          <w:tcPr>
-            <w:tcW w:w="1263" w:type="dxa"/>
-            <w:vAlign w:val="center"/>
-          </w:tcPr>
-          <w:p>
-            <w:pPr>
-              <w:spacing w:before="0" w:after="0"/>
-            </w:pPr>
-            <w:r>
-              <w:rPr>
-                <w:rFonts w:ascii="Times New Roman" w:hAnsi="Times New Roman" w:eastAsia="宋体"/>
-                <w:b w:val="0"/>
-                <w:sz w:val="21"/>
-              </w:rPr>
-              <w:t>2021年</w:t>
-            </w:r>
-          </w:p>
-        </w:tc>
-      </w:tr>
-    </w:tbl>
-    <w:p>
-      <w:pPr>
-        <w:spacing w:before="0" w:after="120"/>
-        <w:jc w:val="both"/>
-      </w:pPr>
-      <w:r>
-        <w:rPr>
-          <w:rFonts w:ascii="Times New Roman" w:hAnsi="Times New Roman" w:eastAsia="宋体"/>
-          <w:b w:val="0"/>
-          <w:sz w:val="21"/>
-        </w:rPr>
-        <w:t>资料来源：中国人大网</w:t>
-      </w:r>
-    </w:p>
-    <w:p>
-      <w:pPr>
-        <w:spacing w:line="360" w:lineRule="auto" w:before="120"/>
-        <w:ind w:firstLine="482"/>
-        <w:jc w:val="both"/>
-      </w:pPr>
-      <w:r>
-        <w:rPr>
-          <w:rFonts w:ascii="Times New Roman" w:hAnsi="Times New Roman" w:eastAsia="宋体"/>
-          <w:b/>
-          <w:sz w:val="24"/>
-        </w:rPr>
-        <w:t>（3）主要产业政策及发展规划</w:t>
+        <w:t>（2）行业主要法律法规</w:t>
       </w:r>
     </w:p>
     <w:tbl>
@@ -1006,10 +726,10 @@
       </w:tblPr>
       <w:tblGrid>
         <w:gridCol w:w="564"/>
-        <w:gridCol w:w="1910"/>
-        <w:gridCol w:w="764"/>
-        <w:gridCol w:w="1412"/>
-        <w:gridCol w:w="3656"/>
+        <w:gridCol w:w="2076"/>
+        <w:gridCol w:w="830"/>
+        <w:gridCol w:w="1245"/>
+        <w:gridCol w:w="3591"/>
       </w:tblGrid>
       <w:tr>
         <w:trPr>
@@ -1041,7 +761,7 @@
         </w:tc>
         <w:tc>
           <w:tcPr>
-            <w:tcW w:w="1910" w:type="dxa"/>
+            <w:tcW w:w="2076" w:type="dxa"/>
             <w:vAlign w:val="center"/>
           </w:tcPr>
           <w:p>
@@ -1062,7 +782,7 @@
         </w:tc>
         <w:tc>
           <w:tcPr>
-            <w:tcW w:w="764" w:type="dxa"/>
+            <w:tcW w:w="830" w:type="dxa"/>
             <w:vAlign w:val="center"/>
           </w:tcPr>
           <w:p>
@@ -1077,13 +797,13 @@
                 <w:b/>
                 <w:sz w:val="21"/>
               </w:rPr>
-              <w:t>颁布时间</w:t>
+              <w:t>发布时间</w:t>
             </w:r>
           </w:p>
         </w:tc>
         <w:tc>
           <w:tcPr>
-            <w:tcW w:w="1412" w:type="dxa"/>
+            <w:tcW w:w="1245" w:type="dxa"/>
             <w:vAlign w:val="center"/>
           </w:tcPr>
           <w:p>
@@ -1098,13 +818,13 @@
                 <w:b/>
                 <w:sz w:val="21"/>
               </w:rPr>
-              <w:t>颁布机构</w:t>
+              <w:t>发文单位</w:t>
             </w:r>
           </w:p>
         </w:tc>
         <w:tc>
           <w:tcPr>
-            <w:tcW w:w="3656" w:type="dxa"/>
+            <w:tcW w:w="3591" w:type="dxa"/>
             <w:vAlign w:val="center"/>
           </w:tcPr>
           <w:p>
@@ -1119,7 +839,7 @@
                 <w:b/>
                 <w:sz w:val="21"/>
               </w:rPr>
-              <w:t>主要内容</w:t>
+              <w:t>相关内容概要</w:t>
             </w:r>
           </w:p>
         </w:tc>
@@ -1151,7 +871,7 @@
         </w:tc>
         <w:tc>
           <w:tcPr>
-            <w:tcW w:w="1910" w:type="dxa"/>
+            <w:tcW w:w="2076" w:type="dxa"/>
             <w:vAlign w:val="center"/>
           </w:tcPr>
           <w:p>
@@ -1164,13 +884,13 @@
                 <w:b w:val="0"/>
                 <w:sz w:val="21"/>
               </w:rPr>
-              <w:t>《人形机器人创新发展指导意见》</w:t>
+              <w:t>《工业机器人行业规范条件（2024版）》</w:t>
             </w:r>
           </w:p>
         </w:tc>
         <w:tc>
           <w:tcPr>
-            <w:tcW w:w="764" w:type="dxa"/>
+            <w:tcW w:w="830" w:type="dxa"/>
             <w:vAlign w:val="center"/>
           </w:tcPr>
           <w:p>
@@ -1183,13 +903,13 @@
                 <w:b w:val="0"/>
                 <w:sz w:val="21"/>
               </w:rPr>
-              <w:t>2023年</w:t>
+              <w:t>2024年</w:t>
             </w:r>
           </w:p>
         </w:tc>
         <w:tc>
           <w:tcPr>
-            <w:tcW w:w="1412" w:type="dxa"/>
+            <w:tcW w:w="1245" w:type="dxa"/>
             <w:vAlign w:val="center"/>
           </w:tcPr>
           <w:p>
@@ -1208,7 +928,7 @@
         </w:tc>
         <w:tc>
           <w:tcPr>
-            <w:tcW w:w="3656" w:type="dxa"/>
+            <w:tcW w:w="3591" w:type="dxa"/>
             <w:vAlign w:val="center"/>
           </w:tcPr>
           <w:p>
@@ -1221,7 +941,7 @@
                 <w:b w:val="0"/>
                 <w:sz w:val="21"/>
               </w:rPr>
-              <w:t>将人形机器人列为颠覆性产品。提出突破高力矩密度减速器、高功率密度电机、伺服驱动器等融合的高精度电驱动执行器，打造电驱动旋转关节、电推杆产品。到2027年技术创新能力显著提升，形成安全可靠的产业链供应链体系。</w:t>
+              <w:t>适用于境内工业机器人关键零部件、本体制造及集成应用企业，对企业的研发创新、人才结构、质量保障等提出准入基准，并要求主营产品取得中国机器人认证。</w:t>
             </w:r>
           </w:p>
         </w:tc>
@@ -1253,7 +973,7 @@
         </w:tc>
         <w:tc>
           <w:tcPr>
-            <w:tcW w:w="1910" w:type="dxa"/>
+            <w:tcW w:w="2076" w:type="dxa"/>
             <w:vAlign w:val="center"/>
           </w:tcPr>
           <w:p>
@@ -1266,13 +986,13 @@
                 <w:b w:val="0"/>
                 <w:sz w:val="21"/>
               </w:rPr>
-              <w:t>《“机器人+”应用行动实施方案》</w:t>
+              <w:t>《工业机器人行业规范条件管理实施办法（2024版）》</w:t>
             </w:r>
           </w:p>
         </w:tc>
         <w:tc>
           <w:tcPr>
-            <w:tcW w:w="764" w:type="dxa"/>
+            <w:tcW w:w="830" w:type="dxa"/>
             <w:vAlign w:val="center"/>
           </w:tcPr>
           <w:p>
@@ -1285,13 +1005,13 @@
                 <w:b w:val="0"/>
                 <w:sz w:val="21"/>
               </w:rPr>
-              <w:t>2023年</w:t>
+              <w:t>2024年</w:t>
             </w:r>
           </w:p>
         </w:tc>
         <w:tc>
           <w:tcPr>
-            <w:tcW w:w="1412" w:type="dxa"/>
+            <w:tcW w:w="1245" w:type="dxa"/>
             <w:vAlign w:val="center"/>
           </w:tcPr>
           <w:p>
@@ -1304,13 +1024,13 @@
                 <w:b w:val="0"/>
                 <w:sz w:val="21"/>
               </w:rPr>
-              <w:t>工业和信息化部等十七部门</w:t>
+              <w:t>工业和信息化部</w:t>
             </w:r>
           </w:p>
         </w:tc>
         <w:tc>
           <w:tcPr>
-            <w:tcW w:w="3656" w:type="dxa"/>
+            <w:tcW w:w="3591" w:type="dxa"/>
             <w:vAlign w:val="center"/>
           </w:tcPr>
           <w:p>
@@ -1323,7 +1043,379 @@
                 <w:b w:val="0"/>
                 <w:sz w:val="21"/>
               </w:rPr>
-              <w:t>到2025年，制造业机器人密度较2020年实现翻番，服务机器人、特种机器人行业应用深度和广度显著提升。发展基于工业机器人的智能制造系统，助力制造业数字化转型、智能化变革。</w:t>
+              <w:t>明确行业规范条件的申请、审核及动态公告流程，建立引导工业机器人行业规范化发展的长效管理机制。</w:t>
+            </w:r>
+          </w:p>
+        </w:tc>
+      </w:tr>
+    </w:tbl>
+    <w:p>
+      <w:pPr>
+        <w:spacing w:before="0" w:after="120"/>
+        <w:jc w:val="both"/>
+      </w:pPr>
+      <w:r>
+        <w:rPr>
+          <w:rFonts w:ascii="Times New Roman" w:hAnsi="Times New Roman" w:eastAsia="宋体"/>
+          <w:b w:val="0"/>
+          <w:sz w:val="21"/>
+        </w:rPr>
+        <w:t>资料来源：中国政府网</w:t>
+      </w:r>
+    </w:p>
+    <w:p>
+      <w:pPr>
+        <w:spacing w:line="360" w:lineRule="auto" w:before="120"/>
+        <w:ind w:firstLine="482"/>
+        <w:jc w:val="both"/>
+      </w:pPr>
+      <w:r>
+        <w:rPr>
+          <w:rFonts w:ascii="Times New Roman" w:hAnsi="Times New Roman" w:eastAsia="宋体"/>
+          <w:b/>
+          <w:sz w:val="24"/>
+        </w:rPr>
+        <w:t>（3）主要产业政策及发展规划</w:t>
+      </w:r>
+    </w:p>
+    <w:tbl>
+      <w:tblPr>
+        <w:tblW w:w="5000" w:type="pct"/>
+        <w:jc w:val="center"/>
+        <w:tblBorders>
+          <w:top w:val="single" w:sz="12" w:space="0" w:color="010000"/>
+          <w:left w:val="single" w:sz="12" w:space="0" w:color="010000"/>
+          <w:bottom w:val="single" w:sz="12" w:space="0" w:color="010000"/>
+          <w:right w:val="single" w:sz="12" w:space="0" w:color="010000"/>
+          <w:insideH w:val="single" w:sz="4" w:space="0" w:color="010000"/>
+          <w:insideV w:val="single" w:sz="4" w:space="0" w:color="010000"/>
+        </w:tblBorders>
+        <w:tblLayout w:type="fixed"/>
+        <w:tblCellMar>
+          <w:left w:w="57" w:type="dxa"/>
+          <w:right w:w="57" w:type="dxa"/>
+        </w:tblCellMar>
+      </w:tblPr>
+      <w:tblGrid>
+        <w:gridCol w:w="564"/>
+        <w:gridCol w:w="1951"/>
+        <w:gridCol w:w="872"/>
+        <w:gridCol w:w="1453"/>
+        <w:gridCol w:w="3466"/>
+      </w:tblGrid>
+      <w:tr>
+        <w:trPr>
+          <w:cantSplit/>
+          <w:trHeight w:val="397"/>
+          <w:tblHeader/>
+          <w:jc w:val="center"/>
+        </w:trPr>
+        <w:tc>
+          <w:tcPr>
+            <w:tcW w:w="564" w:type="dxa"/>
+            <w:vAlign w:val="center"/>
+          </w:tcPr>
+          <w:p>
+            <w:pPr>
+              <w:spacing w:before="0" w:after="0"/>
+              <w:jc w:val="center"/>
+              <w:keepNext/>
+            </w:pPr>
+            <w:r>
+              <w:rPr>
+                <w:rFonts w:ascii="Times New Roman" w:hAnsi="Times New Roman" w:eastAsia="宋体"/>
+                <w:b/>
+                <w:sz w:val="21"/>
+              </w:rPr>
+              <w:t>序号</w:t>
+            </w:r>
+          </w:p>
+        </w:tc>
+        <w:tc>
+          <w:tcPr>
+            <w:tcW w:w="1951" w:type="dxa"/>
+            <w:vAlign w:val="center"/>
+          </w:tcPr>
+          <w:p>
+            <w:pPr>
+              <w:spacing w:before="0" w:after="0"/>
+              <w:jc w:val="center"/>
+              <w:keepNext/>
+            </w:pPr>
+            <w:r>
+              <w:rPr>
+                <w:rFonts w:ascii="Times New Roman" w:hAnsi="Times New Roman" w:eastAsia="宋体"/>
+                <w:b/>
+                <w:sz w:val="21"/>
+              </w:rPr>
+              <w:t>名称</w:t>
+            </w:r>
+          </w:p>
+        </w:tc>
+        <w:tc>
+          <w:tcPr>
+            <w:tcW w:w="872" w:type="dxa"/>
+            <w:vAlign w:val="center"/>
+          </w:tcPr>
+          <w:p>
+            <w:pPr>
+              <w:spacing w:before="0" w:after="0"/>
+              <w:jc w:val="center"/>
+              <w:keepNext/>
+            </w:pPr>
+            <w:r>
+              <w:rPr>
+                <w:rFonts w:ascii="Times New Roman" w:hAnsi="Times New Roman" w:eastAsia="宋体"/>
+                <w:b/>
+                <w:sz w:val="21"/>
+              </w:rPr>
+              <w:t>发布时间</w:t>
+            </w:r>
+          </w:p>
+        </w:tc>
+        <w:tc>
+          <w:tcPr>
+            <w:tcW w:w="1453" w:type="dxa"/>
+            <w:vAlign w:val="center"/>
+          </w:tcPr>
+          <w:p>
+            <w:pPr>
+              <w:spacing w:before="0" w:after="0"/>
+              <w:jc w:val="center"/>
+              <w:keepNext/>
+            </w:pPr>
+            <w:r>
+              <w:rPr>
+                <w:rFonts w:ascii="Times New Roman" w:hAnsi="Times New Roman" w:eastAsia="宋体"/>
+                <w:b/>
+                <w:sz w:val="21"/>
+              </w:rPr>
+              <w:t>发文单位</w:t>
+            </w:r>
+          </w:p>
+        </w:tc>
+        <w:tc>
+          <w:tcPr>
+            <w:tcW w:w="3466" w:type="dxa"/>
+            <w:vAlign w:val="center"/>
+          </w:tcPr>
+          <w:p>
+            <w:pPr>
+              <w:spacing w:before="0" w:after="0"/>
+              <w:jc w:val="center"/>
+              <w:keepNext/>
+            </w:pPr>
+            <w:r>
+              <w:rPr>
+                <w:rFonts w:ascii="Times New Roman" w:hAnsi="Times New Roman" w:eastAsia="宋体"/>
+                <w:b/>
+                <w:sz w:val="21"/>
+              </w:rPr>
+              <w:t>相关内容概要</w:t>
+            </w:r>
+          </w:p>
+        </w:tc>
+      </w:tr>
+      <w:tr>
+        <w:trPr>
+          <w:cantSplit/>
+          <w:trHeight w:val="397"/>
+          <w:jc w:val="center"/>
+        </w:trPr>
+        <w:tc>
+          <w:tcPr>
+            <w:tcW w:w="564" w:type="dxa"/>
+            <w:vAlign w:val="center"/>
+          </w:tcPr>
+          <w:p>
+            <w:pPr>
+              <w:spacing w:before="0" w:after="0"/>
+            </w:pPr>
+            <w:r>
+              <w:rPr>
+                <w:rFonts w:ascii="Times New Roman" w:hAnsi="Times New Roman" w:eastAsia="宋体"/>
+                <w:b w:val="0"/>
+                <w:sz w:val="21"/>
+              </w:rPr>
+              <w:t>1</w:t>
+            </w:r>
+          </w:p>
+        </w:tc>
+        <w:tc>
+          <w:tcPr>
+            <w:tcW w:w="1951" w:type="dxa"/>
+            <w:vAlign w:val="center"/>
+          </w:tcPr>
+          <w:p>
+            <w:pPr>
+              <w:spacing w:before="0" w:after="0"/>
+            </w:pPr>
+            <w:r>
+              <w:rPr>
+                <w:rFonts w:ascii="Times New Roman" w:hAnsi="Times New Roman" w:eastAsia="宋体"/>
+                <w:b w:val="0"/>
+                <w:sz w:val="21"/>
+              </w:rPr>
+              <w:t>《人形机器人与具身智能标准体系（2026版）》</w:t>
+            </w:r>
+          </w:p>
+        </w:tc>
+        <w:tc>
+          <w:tcPr>
+            <w:tcW w:w="872" w:type="dxa"/>
+            <w:vAlign w:val="center"/>
+          </w:tcPr>
+          <w:p>
+            <w:pPr>
+              <w:spacing w:before="0" w:after="0"/>
+            </w:pPr>
+            <w:r>
+              <w:rPr>
+                <w:rFonts w:ascii="Times New Roman" w:hAnsi="Times New Roman" w:eastAsia="宋体"/>
+                <w:b w:val="0"/>
+                <w:sz w:val="21"/>
+              </w:rPr>
+              <w:t>2026年</w:t>
+            </w:r>
+          </w:p>
+        </w:tc>
+        <w:tc>
+          <w:tcPr>
+            <w:tcW w:w="1453" w:type="dxa"/>
+            <w:vAlign w:val="center"/>
+          </w:tcPr>
+          <w:p>
+            <w:pPr>
+              <w:spacing w:before="0" w:after="0"/>
+            </w:pPr>
+            <w:r>
+              <w:rPr>
+                <w:rFonts w:ascii="Times New Roman" w:hAnsi="Times New Roman" w:eastAsia="宋体"/>
+                <w:b w:val="0"/>
+                <w:sz w:val="21"/>
+              </w:rPr>
+              <w:t>工业和信息化部人形机器人与具身智能标准化技术委员会</w:t>
+            </w:r>
+          </w:p>
+        </w:tc>
+        <w:tc>
+          <w:tcPr>
+            <w:tcW w:w="3466" w:type="dxa"/>
+            <w:vAlign w:val="center"/>
+          </w:tcPr>
+          <w:p>
+            <w:pPr>
+              <w:spacing w:before="0" w:after="0"/>
+            </w:pPr>
+            <w:r>
+              <w:rPr>
+                <w:rFonts w:ascii="Times New Roman" w:hAnsi="Times New Roman" w:eastAsia="宋体"/>
+                <w:b w:val="0"/>
+                <w:sz w:val="21"/>
+              </w:rPr>
+              <w:t>我国首个覆盖人形机器人全产业链、全生命周期的标准体系，涵盖基础共性、肢体与分系统、整机系统、安全伦理等六个部分，提出到2028年完成100项以上重点标准。</w:t>
+            </w:r>
+          </w:p>
+        </w:tc>
+      </w:tr>
+      <w:tr>
+        <w:trPr>
+          <w:cantSplit/>
+          <w:trHeight w:val="397"/>
+          <w:jc w:val="center"/>
+        </w:trPr>
+        <w:tc>
+          <w:tcPr>
+            <w:tcW w:w="564" w:type="dxa"/>
+            <w:vAlign w:val="center"/>
+          </w:tcPr>
+          <w:p>
+            <w:pPr>
+              <w:spacing w:before="0" w:after="0"/>
+            </w:pPr>
+            <w:r>
+              <w:rPr>
+                <w:rFonts w:ascii="Times New Roman" w:hAnsi="Times New Roman" w:eastAsia="宋体"/>
+                <w:b w:val="0"/>
+                <w:sz w:val="21"/>
+              </w:rPr>
+              <w:t>2</w:t>
+            </w:r>
+          </w:p>
+        </w:tc>
+        <w:tc>
+          <w:tcPr>
+            <w:tcW w:w="1951" w:type="dxa"/>
+            <w:vAlign w:val="center"/>
+          </w:tcPr>
+          <w:p>
+            <w:pPr>
+              <w:spacing w:before="0" w:after="0"/>
+            </w:pPr>
+            <w:r>
+              <w:rPr>
+                <w:rFonts w:ascii="Times New Roman" w:hAnsi="Times New Roman" w:eastAsia="宋体"/>
+                <w:b w:val="0"/>
+                <w:sz w:val="21"/>
+              </w:rPr>
+              <w:t>《中共中央关于制定国民经济和社会发展第十五个五年规划的建议》</w:t>
+            </w:r>
+          </w:p>
+        </w:tc>
+        <w:tc>
+          <w:tcPr>
+            <w:tcW w:w="872" w:type="dxa"/>
+            <w:vAlign w:val="center"/>
+          </w:tcPr>
+          <w:p>
+            <w:pPr>
+              <w:spacing w:before="0" w:after="0"/>
+            </w:pPr>
+            <w:r>
+              <w:rPr>
+                <w:rFonts w:ascii="Times New Roman" w:hAnsi="Times New Roman" w:eastAsia="宋体"/>
+                <w:b w:val="0"/>
+                <w:sz w:val="21"/>
+              </w:rPr>
+              <w:t>2025年</w:t>
+            </w:r>
+          </w:p>
+        </w:tc>
+        <w:tc>
+          <w:tcPr>
+            <w:tcW w:w="1453" w:type="dxa"/>
+            <w:vAlign w:val="center"/>
+          </w:tcPr>
+          <w:p>
+            <w:pPr>
+              <w:spacing w:before="0" w:after="0"/>
+            </w:pPr>
+            <w:r>
+              <w:rPr>
+                <w:rFonts w:ascii="Times New Roman" w:hAnsi="Times New Roman" w:eastAsia="宋体"/>
+                <w:b w:val="0"/>
+                <w:sz w:val="21"/>
+              </w:rPr>
+              <w:t>中共中央</w:t>
+            </w:r>
+          </w:p>
+        </w:tc>
+        <w:tc>
+          <w:tcPr>
+            <w:tcW w:w="3466" w:type="dxa"/>
+            <w:vAlign w:val="center"/>
+          </w:tcPr>
+          <w:p>
+            <w:pPr>
+              <w:spacing w:before="0" w:after="0"/>
+            </w:pPr>
+            <w:r>
+              <w:rPr>
+                <w:rFonts w:ascii="Times New Roman" w:hAnsi="Times New Roman" w:eastAsia="宋体"/>
+                <w:b w:val="0"/>
+                <w:sz w:val="21"/>
+              </w:rPr>
+              <w:t>推动重点产业提质升级，提升产业链自主可控水平，强化产业基础再造和重大技术装备攻关。前瞻布局未来产业，推动具身智能等成为新的经济增长点。</w:t>
             </w:r>
           </w:p>
         </w:tc>
@@ -1355,7 +1447,313 @@
         </w:tc>
         <w:tc>
           <w:tcPr>
-            <w:tcW w:w="1910" w:type="dxa"/>
+            <w:tcW w:w="1951" w:type="dxa"/>
+            <w:vAlign w:val="center"/>
+          </w:tcPr>
+          <w:p>
+            <w:pPr>
+              <w:spacing w:before="0" w:after="0"/>
+            </w:pPr>
+            <w:r>
+              <w:rPr>
+                <w:rFonts w:ascii="Times New Roman" w:hAnsi="Times New Roman" w:eastAsia="宋体"/>
+                <w:b w:val="0"/>
+                <w:sz w:val="21"/>
+              </w:rPr>
+              <w:t>《关于深入实施“人工智能+”行动的意见》</w:t>
+            </w:r>
+          </w:p>
+        </w:tc>
+        <w:tc>
+          <w:tcPr>
+            <w:tcW w:w="872" w:type="dxa"/>
+            <w:vAlign w:val="center"/>
+          </w:tcPr>
+          <w:p>
+            <w:pPr>
+              <w:spacing w:before="0" w:after="0"/>
+            </w:pPr>
+            <w:r>
+              <w:rPr>
+                <w:rFonts w:ascii="Times New Roman" w:hAnsi="Times New Roman" w:eastAsia="宋体"/>
+                <w:b w:val="0"/>
+                <w:sz w:val="21"/>
+              </w:rPr>
+              <w:t>2025年</w:t>
+            </w:r>
+          </w:p>
+        </w:tc>
+        <w:tc>
+          <w:tcPr>
+            <w:tcW w:w="1453" w:type="dxa"/>
+            <w:vAlign w:val="center"/>
+          </w:tcPr>
+          <w:p>
+            <w:pPr>
+              <w:spacing w:before="0" w:after="0"/>
+            </w:pPr>
+            <w:r>
+              <w:rPr>
+                <w:rFonts w:ascii="Times New Roman" w:hAnsi="Times New Roman" w:eastAsia="宋体"/>
+                <w:b w:val="0"/>
+                <w:sz w:val="21"/>
+              </w:rPr>
+              <w:t>国务院</w:t>
+            </w:r>
+          </w:p>
+        </w:tc>
+        <w:tc>
+          <w:tcPr>
+            <w:tcW w:w="3466" w:type="dxa"/>
+            <w:vAlign w:val="center"/>
+          </w:tcPr>
+          <w:p>
+            <w:pPr>
+              <w:spacing w:before="0" w:after="0"/>
+            </w:pPr>
+            <w:r>
+              <w:rPr>
+                <w:rFonts w:ascii="Times New Roman" w:hAnsi="Times New Roman" w:eastAsia="宋体"/>
+                <w:b w:val="0"/>
+                <w:sz w:val="21"/>
+              </w:rPr>
+              <w:t>系统部署人工智能与经济社会各领域深度融合，提出加快智能机器人等智能终端产品的创新和规模化应用，培育智能经济新形态。</w:t>
+            </w:r>
+          </w:p>
+        </w:tc>
+      </w:tr>
+      <w:tr>
+        <w:trPr>
+          <w:cantSplit/>
+          <w:trHeight w:val="397"/>
+          <w:jc w:val="center"/>
+        </w:trPr>
+        <w:tc>
+          <w:tcPr>
+            <w:tcW w:w="564" w:type="dxa"/>
+            <w:vAlign w:val="center"/>
+          </w:tcPr>
+          <w:p>
+            <w:pPr>
+              <w:spacing w:before="0" w:after="0"/>
+            </w:pPr>
+            <w:r>
+              <w:rPr>
+                <w:rFonts w:ascii="Times New Roman" w:hAnsi="Times New Roman" w:eastAsia="宋体"/>
+                <w:b w:val="0"/>
+                <w:sz w:val="21"/>
+              </w:rPr>
+              <w:t>4</w:t>
+            </w:r>
+          </w:p>
+        </w:tc>
+        <w:tc>
+          <w:tcPr>
+            <w:tcW w:w="1951" w:type="dxa"/>
+            <w:vAlign w:val="center"/>
+          </w:tcPr>
+          <w:p>
+            <w:pPr>
+              <w:spacing w:before="0" w:after="0"/>
+            </w:pPr>
+            <w:r>
+              <w:rPr>
+                <w:rFonts w:ascii="Times New Roman" w:hAnsi="Times New Roman" w:eastAsia="宋体"/>
+                <w:b w:val="0"/>
+                <w:sz w:val="21"/>
+              </w:rPr>
+              <w:t>《关于推动未来产业创新发展的实施意见》</w:t>
+            </w:r>
+          </w:p>
+        </w:tc>
+        <w:tc>
+          <w:tcPr>
+            <w:tcW w:w="872" w:type="dxa"/>
+            <w:vAlign w:val="center"/>
+          </w:tcPr>
+          <w:p>
+            <w:pPr>
+              <w:spacing w:before="0" w:after="0"/>
+            </w:pPr>
+            <w:r>
+              <w:rPr>
+                <w:rFonts w:ascii="Times New Roman" w:hAnsi="Times New Roman" w:eastAsia="宋体"/>
+                <w:b w:val="0"/>
+                <w:sz w:val="21"/>
+              </w:rPr>
+              <w:t>2024年</w:t>
+            </w:r>
+          </w:p>
+        </w:tc>
+        <w:tc>
+          <w:tcPr>
+            <w:tcW w:w="1453" w:type="dxa"/>
+            <w:vAlign w:val="center"/>
+          </w:tcPr>
+          <w:p>
+            <w:pPr>
+              <w:spacing w:before="0" w:after="0"/>
+            </w:pPr>
+            <w:r>
+              <w:rPr>
+                <w:rFonts w:ascii="Times New Roman" w:hAnsi="Times New Roman" w:eastAsia="宋体"/>
+                <w:b w:val="0"/>
+                <w:sz w:val="21"/>
+              </w:rPr>
+              <w:t>工业和信息化部等七部门</w:t>
+            </w:r>
+          </w:p>
+        </w:tc>
+        <w:tc>
+          <w:tcPr>
+            <w:tcW w:w="3466" w:type="dxa"/>
+            <w:vAlign w:val="center"/>
+          </w:tcPr>
+          <w:p>
+            <w:pPr>
+              <w:spacing w:before="0" w:after="0"/>
+            </w:pPr>
+            <w:r>
+              <w:rPr>
+                <w:rFonts w:ascii="Times New Roman" w:hAnsi="Times New Roman" w:eastAsia="宋体"/>
+                <w:b w:val="0"/>
+                <w:sz w:val="21"/>
+              </w:rPr>
+              <w:t>重点推进未来制造等六大方向产业发展，前瞻部署人形机器人等新赛道，突破智能控制等关键核心技术。提出到2027年未来产业综合实力显著提升。</w:t>
+            </w:r>
+          </w:p>
+        </w:tc>
+      </w:tr>
+      <w:tr>
+        <w:trPr>
+          <w:cantSplit/>
+          <w:trHeight w:val="397"/>
+          <w:jc w:val="center"/>
+        </w:trPr>
+        <w:tc>
+          <w:tcPr>
+            <w:tcW w:w="564" w:type="dxa"/>
+            <w:vAlign w:val="center"/>
+          </w:tcPr>
+          <w:p>
+            <w:pPr>
+              <w:spacing w:before="0" w:after="0"/>
+            </w:pPr>
+            <w:r>
+              <w:rPr>
+                <w:rFonts w:ascii="Times New Roman" w:hAnsi="Times New Roman" w:eastAsia="宋体"/>
+                <w:b w:val="0"/>
+                <w:sz w:val="21"/>
+              </w:rPr>
+              <w:t>5</w:t>
+            </w:r>
+          </w:p>
+        </w:tc>
+        <w:tc>
+          <w:tcPr>
+            <w:tcW w:w="1951" w:type="dxa"/>
+            <w:vAlign w:val="center"/>
+          </w:tcPr>
+          <w:p>
+            <w:pPr>
+              <w:spacing w:before="0" w:after="0"/>
+            </w:pPr>
+            <w:r>
+              <w:rPr>
+                <w:rFonts w:ascii="Times New Roman" w:hAnsi="Times New Roman" w:eastAsia="宋体"/>
+                <w:b w:val="0"/>
+                <w:sz w:val="21"/>
+              </w:rPr>
+              <w:t>《产业结构调整指导目录（2024年本）》</w:t>
+            </w:r>
+          </w:p>
+        </w:tc>
+        <w:tc>
+          <w:tcPr>
+            <w:tcW w:w="872" w:type="dxa"/>
+            <w:vAlign w:val="center"/>
+          </w:tcPr>
+          <w:p>
+            <w:pPr>
+              <w:spacing w:before="0" w:after="0"/>
+            </w:pPr>
+            <w:r>
+              <w:rPr>
+                <w:rFonts w:ascii="Times New Roman" w:hAnsi="Times New Roman" w:eastAsia="宋体"/>
+                <w:b w:val="0"/>
+                <w:sz w:val="21"/>
+              </w:rPr>
+              <w:t>2023年</w:t>
+            </w:r>
+          </w:p>
+        </w:tc>
+        <w:tc>
+          <w:tcPr>
+            <w:tcW w:w="1453" w:type="dxa"/>
+            <w:vAlign w:val="center"/>
+          </w:tcPr>
+          <w:p>
+            <w:pPr>
+              <w:spacing w:before="0" w:after="0"/>
+            </w:pPr>
+            <w:r>
+              <w:rPr>
+                <w:rFonts w:ascii="Times New Roman" w:hAnsi="Times New Roman" w:eastAsia="宋体"/>
+                <w:b w:val="0"/>
+                <w:sz w:val="21"/>
+              </w:rPr>
+              <w:t>国家发展和改革委员会</w:t>
+            </w:r>
+          </w:p>
+        </w:tc>
+        <w:tc>
+          <w:tcPr>
+            <w:tcW w:w="3466" w:type="dxa"/>
+            <w:vAlign w:val="center"/>
+          </w:tcPr>
+          <w:p>
+            <w:pPr>
+              <w:spacing w:before="0" w:after="0"/>
+            </w:pPr>
+            <w:r>
+              <w:rPr>
+                <w:rFonts w:ascii="Times New Roman" w:hAnsi="Times New Roman" w:eastAsia="宋体"/>
+                <w:b w:val="0"/>
+                <w:sz w:val="21"/>
+              </w:rPr>
+              <w:t>鼓励类产业机械部分包括“工业机器人高精密减速器”“工业机器人RV减速机谐波减速机轴承”，智能制造部分包括“机器人用高精密减速器”。</w:t>
+            </w:r>
+          </w:p>
+        </w:tc>
+      </w:tr>
+      <w:tr>
+        <w:trPr>
+          <w:cantSplit/>
+          <w:trHeight w:val="397"/>
+          <w:jc w:val="center"/>
+        </w:trPr>
+        <w:tc>
+          <w:tcPr>
+            <w:tcW w:w="564" w:type="dxa"/>
+            <w:vAlign w:val="center"/>
+          </w:tcPr>
+          <w:p>
+            <w:pPr>
+              <w:spacing w:before="0" w:after="0"/>
+            </w:pPr>
+            <w:r>
+              <w:rPr>
+                <w:rFonts w:ascii="Times New Roman" w:hAnsi="Times New Roman" w:eastAsia="宋体"/>
+                <w:b w:val="0"/>
+                <w:sz w:val="21"/>
+              </w:rPr>
+              <w:t>6</w:t>
+            </w:r>
+          </w:p>
+        </w:tc>
+        <w:tc>
+          <w:tcPr>
+            <w:tcW w:w="1951" w:type="dxa"/>
             <w:vAlign w:val="center"/>
           </w:tcPr>
           <w:p>
@@ -1374,7 +1772,7 @@
         </w:tc>
         <w:tc>
           <w:tcPr>
-            <w:tcW w:w="764" w:type="dxa"/>
+            <w:tcW w:w="872" w:type="dxa"/>
             <w:vAlign w:val="center"/>
           </w:tcPr>
           <w:p>
@@ -1393,7 +1791,7 @@
         </w:tc>
         <w:tc>
           <w:tcPr>
-            <w:tcW w:w="1412" w:type="dxa"/>
+            <w:tcW w:w="1453" w:type="dxa"/>
             <w:vAlign w:val="center"/>
           </w:tcPr>
           <w:p>
@@ -1412,7 +1810,7 @@
         </w:tc>
         <w:tc>
           <w:tcPr>
-            <w:tcW w:w="3656" w:type="dxa"/>
+            <w:tcW w:w="3466" w:type="dxa"/>
             <w:vAlign w:val="center"/>
           </w:tcPr>
           <w:p>
@@ -1451,13 +1849,13 @@
                 <w:b w:val="0"/>
                 <w:sz w:val="21"/>
               </w:rPr>
-              <w:t>4</w:t>
+              <w:t>7</w:t>
             </w:r>
           </w:p>
         </w:tc>
         <w:tc>
           <w:tcPr>
-            <w:tcW w:w="1910" w:type="dxa"/>
+            <w:tcW w:w="1951" w:type="dxa"/>
             <w:vAlign w:val="center"/>
           </w:tcPr>
           <w:p>
@@ -1470,13 +1868,13 @@
                 <w:b w:val="0"/>
                 <w:sz w:val="21"/>
               </w:rPr>
-              <w:t>《产业结构调整指导目录（2024年本）》</w:t>
+              <w:t>《人形机器人创新发展指导意见》</w:t>
             </w:r>
           </w:p>
         </w:tc>
         <w:tc>
           <w:tcPr>
-            <w:tcW w:w="764" w:type="dxa"/>
+            <w:tcW w:w="872" w:type="dxa"/>
             <w:vAlign w:val="center"/>
           </w:tcPr>
           <w:p>
@@ -1495,7 +1893,7 @@
         </w:tc>
         <w:tc>
           <w:tcPr>
-            <w:tcW w:w="1412" w:type="dxa"/>
+            <w:tcW w:w="1453" w:type="dxa"/>
             <w:vAlign w:val="center"/>
           </w:tcPr>
           <w:p>
@@ -1508,13 +1906,13 @@
                 <w:b w:val="0"/>
                 <w:sz w:val="21"/>
               </w:rPr>
-              <w:t>国家发展和改革委员会</w:t>
+              <w:t>工业和信息化部</w:t>
             </w:r>
           </w:p>
         </w:tc>
         <w:tc>
           <w:tcPr>
-            <w:tcW w:w="3656" w:type="dxa"/>
+            <w:tcW w:w="3466" w:type="dxa"/>
             <w:vAlign w:val="center"/>
           </w:tcPr>
           <w:p>
@@ -1527,313 +1925,7 @@
                 <w:b w:val="0"/>
                 <w:sz w:val="21"/>
               </w:rPr>
-              <w:t>鼓励类产业机械部分包括“工业机器人高精密减速器”“工业机器人RV减速机谐波减速机轴承”，智能制造部分包括“机器人用高精密减速器”。</w:t>
-            </w:r>
-          </w:p>
-        </w:tc>
-      </w:tr>
-      <w:tr>
-        <w:trPr>
-          <w:cantSplit/>
-          <w:trHeight w:val="397"/>
-          <w:jc w:val="center"/>
-        </w:trPr>
-        <w:tc>
-          <w:tcPr>
-            <w:tcW w:w="564" w:type="dxa"/>
-            <w:vAlign w:val="center"/>
-          </w:tcPr>
-          <w:p>
-            <w:pPr>
-              <w:spacing w:before="0" w:after="0"/>
-            </w:pPr>
-            <w:r>
-              <w:rPr>
-                <w:rFonts w:ascii="Times New Roman" w:hAnsi="Times New Roman" w:eastAsia="宋体"/>
-                <w:b w:val="0"/>
-                <w:sz w:val="21"/>
-              </w:rPr>
-              <w:t>5</w:t>
-            </w:r>
-          </w:p>
-        </w:tc>
-        <w:tc>
-          <w:tcPr>
-            <w:tcW w:w="1910" w:type="dxa"/>
-            <w:vAlign w:val="center"/>
-          </w:tcPr>
-          <w:p>
-            <w:pPr>
-              <w:spacing w:before="0" w:after="0"/>
-            </w:pPr>
-            <w:r>
-              <w:rPr>
-                <w:rFonts w:ascii="Times New Roman" w:hAnsi="Times New Roman" w:eastAsia="宋体"/>
-                <w:b w:val="0"/>
-                <w:sz w:val="21"/>
-              </w:rPr>
-              <w:t>《关于推动未来产业创新发展的实施意见》</w:t>
-            </w:r>
-          </w:p>
-        </w:tc>
-        <w:tc>
-          <w:tcPr>
-            <w:tcW w:w="764" w:type="dxa"/>
-            <w:vAlign w:val="center"/>
-          </w:tcPr>
-          <w:p>
-            <w:pPr>
-              <w:spacing w:before="0" w:after="0"/>
-            </w:pPr>
-            <w:r>
-              <w:rPr>
-                <w:rFonts w:ascii="Times New Roman" w:hAnsi="Times New Roman" w:eastAsia="宋体"/>
-                <w:b w:val="0"/>
-                <w:sz w:val="21"/>
-              </w:rPr>
-              <w:t>2024年</w:t>
-            </w:r>
-          </w:p>
-        </w:tc>
-        <w:tc>
-          <w:tcPr>
-            <w:tcW w:w="1412" w:type="dxa"/>
-            <w:vAlign w:val="center"/>
-          </w:tcPr>
-          <w:p>
-            <w:pPr>
-              <w:spacing w:before="0" w:after="0"/>
-            </w:pPr>
-            <w:r>
-              <w:rPr>
-                <w:rFonts w:ascii="Times New Roman" w:hAnsi="Times New Roman" w:eastAsia="宋体"/>
-                <w:b w:val="0"/>
-                <w:sz w:val="21"/>
-              </w:rPr>
-              <w:t>工业和信息化部等七部门</w:t>
-            </w:r>
-          </w:p>
-        </w:tc>
-        <w:tc>
-          <w:tcPr>
-            <w:tcW w:w="3656" w:type="dxa"/>
-            <w:vAlign w:val="center"/>
-          </w:tcPr>
-          <w:p>
-            <w:pPr>
-              <w:spacing w:before="0" w:after="0"/>
-            </w:pPr>
-            <w:r>
-              <w:rPr>
-                <w:rFonts w:ascii="Times New Roman" w:hAnsi="Times New Roman" w:eastAsia="宋体"/>
-                <w:b w:val="0"/>
-                <w:sz w:val="21"/>
-              </w:rPr>
-              <w:t>重点推进未来制造等六大方向产业发展，前瞻部署人形机器人等新赛道，突破智能控制等关键核心技术。提出到2027年未来产业综合实力显著提升。</w:t>
-            </w:r>
-          </w:p>
-        </w:tc>
-      </w:tr>
-      <w:tr>
-        <w:trPr>
-          <w:cantSplit/>
-          <w:trHeight w:val="397"/>
-          <w:jc w:val="center"/>
-        </w:trPr>
-        <w:tc>
-          <w:tcPr>
-            <w:tcW w:w="564" w:type="dxa"/>
-            <w:vAlign w:val="center"/>
-          </w:tcPr>
-          <w:p>
-            <w:pPr>
-              <w:spacing w:before="0" w:after="0"/>
-            </w:pPr>
-            <w:r>
-              <w:rPr>
-                <w:rFonts w:ascii="Times New Roman" w:hAnsi="Times New Roman" w:eastAsia="宋体"/>
-                <w:b w:val="0"/>
-                <w:sz w:val="21"/>
-              </w:rPr>
-              <w:t>6</w:t>
-            </w:r>
-          </w:p>
-        </w:tc>
-        <w:tc>
-          <w:tcPr>
-            <w:tcW w:w="1910" w:type="dxa"/>
-            <w:vAlign w:val="center"/>
-          </w:tcPr>
-          <w:p>
-            <w:pPr>
-              <w:spacing w:before="0" w:after="0"/>
-            </w:pPr>
-            <w:r>
-              <w:rPr>
-                <w:rFonts w:ascii="Times New Roman" w:hAnsi="Times New Roman" w:eastAsia="宋体"/>
-                <w:b w:val="0"/>
-                <w:sz w:val="21"/>
-              </w:rPr>
-              <w:t>《关于深入实施“人工智能+”行动的意见》</w:t>
-            </w:r>
-          </w:p>
-        </w:tc>
-        <w:tc>
-          <w:tcPr>
-            <w:tcW w:w="764" w:type="dxa"/>
-            <w:vAlign w:val="center"/>
-          </w:tcPr>
-          <w:p>
-            <w:pPr>
-              <w:spacing w:before="0" w:after="0"/>
-            </w:pPr>
-            <w:r>
-              <w:rPr>
-                <w:rFonts w:ascii="Times New Roman" w:hAnsi="Times New Roman" w:eastAsia="宋体"/>
-                <w:b w:val="0"/>
-                <w:sz w:val="21"/>
-              </w:rPr>
-              <w:t>2025年</w:t>
-            </w:r>
-          </w:p>
-        </w:tc>
-        <w:tc>
-          <w:tcPr>
-            <w:tcW w:w="1412" w:type="dxa"/>
-            <w:vAlign w:val="center"/>
-          </w:tcPr>
-          <w:p>
-            <w:pPr>
-              <w:spacing w:before="0" w:after="0"/>
-            </w:pPr>
-            <w:r>
-              <w:rPr>
-                <w:rFonts w:ascii="Times New Roman" w:hAnsi="Times New Roman" w:eastAsia="宋体"/>
-                <w:b w:val="0"/>
-                <w:sz w:val="21"/>
-              </w:rPr>
-              <w:t>国务院</w:t>
-            </w:r>
-          </w:p>
-        </w:tc>
-        <w:tc>
-          <w:tcPr>
-            <w:tcW w:w="3656" w:type="dxa"/>
-            <w:vAlign w:val="center"/>
-          </w:tcPr>
-          <w:p>
-            <w:pPr>
-              <w:spacing w:before="0" w:after="0"/>
-            </w:pPr>
-            <w:r>
-              <w:rPr>
-                <w:rFonts w:ascii="Times New Roman" w:hAnsi="Times New Roman" w:eastAsia="宋体"/>
-                <w:b w:val="0"/>
-                <w:sz w:val="21"/>
-              </w:rPr>
-              <w:t>系统部署人工智能与经济社会各领域深度融合，提出加快智能机器人等智能终端产品的创新和规模化应用，培育智能经济新形态。</w:t>
-            </w:r>
-          </w:p>
-        </w:tc>
-      </w:tr>
-      <w:tr>
-        <w:trPr>
-          <w:cantSplit/>
-          <w:trHeight w:val="397"/>
-          <w:jc w:val="center"/>
-        </w:trPr>
-        <w:tc>
-          <w:tcPr>
-            <w:tcW w:w="564" w:type="dxa"/>
-            <w:vAlign w:val="center"/>
-          </w:tcPr>
-          <w:p>
-            <w:pPr>
-              <w:spacing w:before="0" w:after="0"/>
-            </w:pPr>
-            <w:r>
-              <w:rPr>
-                <w:rFonts w:ascii="Times New Roman" w:hAnsi="Times New Roman" w:eastAsia="宋体"/>
-                <w:b w:val="0"/>
-                <w:sz w:val="21"/>
-              </w:rPr>
-              <w:t>7</w:t>
-            </w:r>
-          </w:p>
-        </w:tc>
-        <w:tc>
-          <w:tcPr>
-            <w:tcW w:w="1910" w:type="dxa"/>
-            <w:vAlign w:val="center"/>
-          </w:tcPr>
-          <w:p>
-            <w:pPr>
-              <w:spacing w:before="0" w:after="0"/>
-            </w:pPr>
-            <w:r>
-              <w:rPr>
-                <w:rFonts w:ascii="Times New Roman" w:hAnsi="Times New Roman" w:eastAsia="宋体"/>
-                <w:b w:val="0"/>
-                <w:sz w:val="21"/>
-              </w:rPr>
-              <w:t>《中共中央关于制定国民经济和社会发展第十五个五年规划的建议》</w:t>
-            </w:r>
-          </w:p>
-        </w:tc>
-        <w:tc>
-          <w:tcPr>
-            <w:tcW w:w="764" w:type="dxa"/>
-            <w:vAlign w:val="center"/>
-          </w:tcPr>
-          <w:p>
-            <w:pPr>
-              <w:spacing w:before="0" w:after="0"/>
-            </w:pPr>
-            <w:r>
-              <w:rPr>
-                <w:rFonts w:ascii="Times New Roman" w:hAnsi="Times New Roman" w:eastAsia="宋体"/>
-                <w:b w:val="0"/>
-                <w:sz w:val="21"/>
-              </w:rPr>
-              <w:t>2025年</w:t>
-            </w:r>
-          </w:p>
-        </w:tc>
-        <w:tc>
-          <w:tcPr>
-            <w:tcW w:w="1412" w:type="dxa"/>
-            <w:vAlign w:val="center"/>
-          </w:tcPr>
-          <w:p>
-            <w:pPr>
-              <w:spacing w:before="0" w:after="0"/>
-            </w:pPr>
-            <w:r>
-              <w:rPr>
-                <w:rFonts w:ascii="Times New Roman" w:hAnsi="Times New Roman" w:eastAsia="宋体"/>
-                <w:b w:val="0"/>
-                <w:sz w:val="21"/>
-              </w:rPr>
-              <w:t>中共中央</w:t>
-            </w:r>
-          </w:p>
-        </w:tc>
-        <w:tc>
-          <w:tcPr>
-            <w:tcW w:w="3656" w:type="dxa"/>
-            <w:vAlign w:val="center"/>
-          </w:tcPr>
-          <w:p>
-            <w:pPr>
-              <w:spacing w:before="0" w:after="0"/>
-            </w:pPr>
-            <w:r>
-              <w:rPr>
-                <w:rFonts w:ascii="Times New Roman" w:hAnsi="Times New Roman" w:eastAsia="宋体"/>
-                <w:b w:val="0"/>
-                <w:sz w:val="21"/>
-              </w:rPr>
-              <w:t>推动重点产业提质升级，提升产业链自主可控水平，强化产业基础再造和重大技术装备攻关。前瞻布局未来产业，推动具身智能等成为新的经济增长点。</w:t>
+              <w:t>将人形机器人列为颠覆性产品。提出突破高力矩密度减速器、高功率密度电机、伺服驱动器等融合的高精度电驱动执行器，打造电驱动旋转关节、电推杆产品。</w:t>
             </w:r>
           </w:p>
         </w:tc>
@@ -1865,7 +1957,7 @@
         </w:tc>
         <w:tc>
           <w:tcPr>
-            <w:tcW w:w="1910" w:type="dxa"/>
+            <w:tcW w:w="1951" w:type="dxa"/>
             <w:vAlign w:val="center"/>
           </w:tcPr>
           <w:p>
@@ -1878,13 +1970,13 @@
                 <w:b w:val="0"/>
                 <w:sz w:val="21"/>
               </w:rPr>
-              <w:t>《人形机器人与具身智能标准体系（2026版）》</w:t>
+              <w:t>《“机器人+”应用行动实施方案》</w:t>
             </w:r>
           </w:p>
         </w:tc>
         <w:tc>
           <w:tcPr>
-            <w:tcW w:w="764" w:type="dxa"/>
+            <w:tcW w:w="872" w:type="dxa"/>
             <w:vAlign w:val="center"/>
           </w:tcPr>
           <w:p>
@@ -1897,13 +1989,13 @@
                 <w:b w:val="0"/>
                 <w:sz w:val="21"/>
               </w:rPr>
-              <w:t>2026年</w:t>
+              <w:t>2023年</w:t>
             </w:r>
           </w:p>
         </w:tc>
         <w:tc>
           <w:tcPr>
-            <w:tcW w:w="1412" w:type="dxa"/>
+            <w:tcW w:w="1453" w:type="dxa"/>
             <w:vAlign w:val="center"/>
           </w:tcPr>
           <w:p>
@@ -1916,13 +2008,13 @@
                 <w:b w:val="0"/>
                 <w:sz w:val="21"/>
               </w:rPr>
-              <w:t>工业和信息化部人形机器人与具身智能标准化技术委员会</w:t>
+              <w:t>工业和信息化部等十七部门</w:t>
             </w:r>
           </w:p>
         </w:tc>
         <w:tc>
           <w:tcPr>
-            <w:tcW w:w="3656" w:type="dxa"/>
+            <w:tcW w:w="3466" w:type="dxa"/>
             <w:vAlign w:val="center"/>
           </w:tcPr>
           <w:p>
@@ -1935,7 +2027,7 @@
                 <w:b w:val="0"/>
                 <w:sz w:val="21"/>
               </w:rPr>
-              <w:t>我国首个覆盖人形机器人全产业链、全生命周期的标准体系，涵盖基础共性、类脑与智能计算、肢体与分系统、整机系统、应用、安全伦理六个部分，提出到2028年完成100项以上重点标准。</w:t>
+              <w:t>到2025年，制造业机器人密度较2020年实现翻番，服务机器人、特种机器人行业应用深度和广度显著提升。发展基于工业机器人的智能制造系统。</w:t>
             </w:r>
           </w:p>
         </w:tc>
@@ -1967,6 +2059,36 @@
           <w:b/>
           <w:sz w:val="24"/>
         </w:rPr>
+        <w:t>4、对公司经营发展的影响</w:t>
+      </w:r>
+    </w:p>
+    <w:p>
+      <w:pPr>
+        <w:spacing w:line="360" w:lineRule="auto" w:before="120"/>
+        <w:ind w:firstLine="480"/>
+        <w:jc w:val="both"/>
+      </w:pPr>
+      <w:r>
+        <w:rPr>
+          <w:rFonts w:ascii="Times New Roman" w:hAnsi="Times New Roman" w:eastAsia="宋体"/>
+          <w:b w:val="0"/>
+          <w:sz w:val="24"/>
+        </w:rPr>
+        <w:t>上述法律法规和产业政策对公司经营的影响集中在三个方面。在准入门槛方面，《工业机器人行业规范条件（2024版）》将工业机器人关键零部件企业纳入适用范围，对研发创新、人才结构和质量保障提出要求，主营产品需取得中国机器人认证，行业的规范化程度随之提高。在技术方向方面，《人形机器人创新发展指导意见》将高力矩密度减速器、伺服驱动器等融合的高精度电驱动执行器列为重点攻关的部组件，《产业结构调整指导目录（2024年本）》将机器人用高精密减速器列入鼓励类，公司现有产品与上述方向一致。在评价依据方面，《人形机器人与具身智能标准体系（2026版）》提出到2028年完成100项以上重点标准，产品性能的验证与比较将逐步具备统一依据。</w:t>
+      </w:r>
+    </w:p>
+    <w:p>
+      <w:pPr>
+        <w:spacing w:line="360" w:lineRule="auto" w:before="120"/>
+        <w:ind w:firstLine="482"/>
+        <w:jc w:val="both"/>
+      </w:pPr>
+      <w:r>
+        <w:rPr>
+          <w:rFonts w:ascii="Times New Roman" w:hAnsi="Times New Roman" w:eastAsia="宋体"/>
+          <w:b/>
+          <w:sz w:val="24"/>
+        </w:rPr>
         <w:t>（三）行业发展情况</w:t>
       </w:r>
     </w:p>
@@ -1997,171 +2119,26 @@
           <w:b w:val="0"/>
           <w:sz w:val="24"/>
         </w:rPr>
-        <w:t>一体化关节模组是将电机、减速机、驱动器、编码器和力矩传感器集成为标准化动力单元的机电执行部件，按运动形式分为旋转执行器和线性执行器。旋转执行器按传动方案分为谐波减速机方案、行星减速机方案和准直驱方案等，其中谐波减速机方案减速比通常为30至300比1，结构紧凑、精度高，是肩、肘、腕、腰等上半身精密关节的主流方案。</w:t>
+        <w:t>一体化关节模组是将电机、减速机、驱动器、编码器和力矩传感器集成为标准化动力单元的机电执行部件，按运动形式分为旋转执行器和线性执行器。根据麦肯锡2026年4月发布的人形机器人供应链研究，人形机器人硬件由执行器、感知系统、计算与控制平台、结构件和电池模组五个部分构成，合计占单机成本的85%至90%；其中执行器占整机物料成本的40%至60%，为占比最高、也最能形成产品差异的环节，在执行器内部，减速器占执行器成本的30%至50%。</w:t>
       </w:r>
     </w:p>
     <w:p>
       <w:pPr>
-        <w:spacing w:line="360" w:lineRule="auto" w:before="120"/>
-        <w:ind w:firstLine="480"/>
-        <w:jc w:val="both"/>
-      </w:pPr>
-      <w:r>
-        <w:rPr>
-          <w:rFonts w:ascii="Times New Roman" w:hAnsi="Times New Roman" w:eastAsia="宋体"/>
-          <w:b w:val="0"/>
-          <w:sz w:val="24"/>
-        </w:rPr>
-        <w:t>关节模组是人形机器人中价值量最高的硬件环节。根据麦肯锡2026年4月发布的人形机器人供应链研究，人形机器人硬件由执行器、感知系统、计算与控制平台、结构件和电池模组五个部分构成，合计占单机成本的85%至90%，其中执行器占整机物料成本的40%至60%，为占比最高、也最能形成产品差异的环节。在执行器内部，减速器占执行器成本的30%至50%，是单一价值量最高的部件。</w:t>
-      </w:r>
-    </w:p>
-    <w:p>
-      <w:pPr>
-        <w:spacing w:line="360" w:lineRule="auto" w:before="120"/>
-        <w:ind w:firstLine="480"/>
-        <w:jc w:val="both"/>
-      </w:pPr>
-      <w:r>
-        <w:rPr>
-          <w:rFonts w:ascii="Times New Roman" w:hAnsi="Times New Roman" w:eastAsia="宋体"/>
-          <w:b w:val="0"/>
-          <w:sz w:val="24"/>
-        </w:rPr>
-        <w:t>需求量方面，2025年全球人形机器人关节模组需求量约72万个，其中旋转关节68.0万个、直线关节4.0万个；按整机归属划分，国产人形机器人整机的需求量为50.2万个，占全球需求的70%。</w:t>
-      </w:r>
-    </w:p>
-    <w:p>
-      <w:pPr>
         <w:spacing w:before="120" w:after="60"/>
         <w:jc w:val="center"/>
         <w:keepNext/>
-      </w:pPr>
-      <w:r>
-        <w:drawing>
-          <wp:inline xmlns:a="http://schemas.openxmlformats.org/drawingml/2006/main" xmlns:pic="http://schemas.openxmlformats.org/drawingml/2006/picture">
-            <wp:extent cx="5212080" cy="2329020"/>
-            <wp:docPr id="1" name="Picture 1"/>
-            <wp:cNvGraphicFramePr>
-              <a:graphicFrameLocks noChangeAspect="1"/>
-            </wp:cNvGraphicFramePr>
-            <a:graphic>
-              <a:graphicData uri="http://schemas.openxmlformats.org/drawingml/2006/picture">
-                <pic:pic>
-                  <pic:nvPicPr>
-                    <pic:cNvPr id="0" name="fig1.png"/>
-                    <pic:cNvPicPr/>
-                  </pic:nvPicPr>
-                  <pic:blipFill>
-                    <a:blip r:embed="rId36"/>
-                    <a:stretch>
-                      <a:fillRect/>
-                    </a:stretch>
-                  </pic:blipFill>
-                  <pic:spPr>
-                    <a:xfrm>
-                      <a:off x="0" y="0"/>
-                      <a:ext cx="5212080" cy="2329020"/>
-                    </a:xfrm>
-                    <a:prstGeom prst="rect"/>
-                  </pic:spPr>
-                </pic:pic>
-              </a:graphicData>
-            </a:graphic>
-          </wp:inline>
-        </w:drawing>
-      </w:r>
-    </w:p>
-    <w:p>
-      <w:pPr>
-        <w:spacing w:before="0" w:after="120"/>
-        <w:jc w:val="both"/>
-      </w:pPr>
-      <w:r>
-        <w:rPr>
-          <w:rFonts w:ascii="Times New Roman" w:hAnsi="Times New Roman" w:eastAsia="宋体"/>
-          <w:b w:val="0"/>
-          <w:sz w:val="21"/>
-        </w:rPr>
-        <w:t>资料来源：觅途咨询《2026年全球及中国人形机器人关节模组市场发展白皮书》，2026年6月</w:t>
-      </w:r>
-    </w:p>
-    <w:p>
-      <w:pPr>
-        <w:spacing w:line="360" w:lineRule="auto" w:before="120"/>
-        <w:ind w:firstLine="480"/>
-        <w:jc w:val="both"/>
-      </w:pPr>
-      <w:r>
-        <w:rPr>
-          <w:rFonts w:ascii="Times New Roman" w:hAnsi="Times New Roman" w:eastAsia="宋体"/>
-          <w:b w:val="0"/>
-          <w:sz w:val="24"/>
-        </w:rPr>
-        <w:t>市场规模方面，根据高工机器人产业研究所数据，2026年我国机器人关节模组出货量预计达到156万台，对应市场规模约32亿元，2030年市场规模预计突破100亿元。</w:t>
-      </w:r>
-    </w:p>
-    <w:p>
-      <w:pPr>
-        <w:spacing w:line="360" w:lineRule="auto" w:before="120"/>
-        <w:ind w:firstLine="480"/>
-        <w:jc w:val="both"/>
-      </w:pPr>
-      <w:r>
-        <w:rPr>
-          <w:rFonts w:ascii="Times New Roman" w:hAnsi="Times New Roman" w:eastAsia="宋体"/>
-          <w:b w:val="0"/>
-          <w:sz w:val="24"/>
-        </w:rPr>
-        <w:t>产业分工上，关节模组正在由零部件供应转向系统级交付。麦肯锡的研究指出，人形机器人执行器领域尚不存在类似汽车发动机供应商的角色，行业仍处于前模块化阶段，整机厂商普遍采取垂直整合或与少数伙伴联合开发，这一做法是供应可选项有限条件下的阶段性选择；随着出货量趋于稳定可预测，由供应商主导的模块化将在规模上具备经济性。具备机电一体化设计与系统集成能力的专业关节模组厂商，在这一过程中的产业地位持续上升。</w:t>
-      </w:r>
-    </w:p>
-    <w:p>
-      <w:pPr>
-        <w:spacing w:line="360" w:lineRule="auto" w:before="120"/>
-        <w:ind w:firstLine="482"/>
-        <w:jc w:val="both"/>
       </w:pPr>
       <w:r>
         <w:rPr>
           <w:rFonts w:ascii="Times New Roman" w:hAnsi="Times New Roman" w:eastAsia="宋体"/>
           <w:b/>
-          <w:sz w:val="24"/>
+          <w:sz w:val="21"/>
         </w:rPr>
-        <w:t>2、谐波减速机</w:t>
+        <w:t>图2  人形机器人硬件成本结构</w:t>
       </w:r>
     </w:p>
     <w:p>
       <w:pPr>
-        <w:spacing w:line="360" w:lineRule="auto" w:before="120"/>
-        <w:ind w:firstLine="480"/>
-        <w:jc w:val="both"/>
-      </w:pPr>
-      <w:r>
-        <w:rPr>
-          <w:rFonts w:ascii="Times New Roman" w:hAnsi="Times New Roman" w:eastAsia="宋体"/>
-          <w:b w:val="0"/>
-          <w:sz w:val="24"/>
-        </w:rPr>
-        <w:t>谐波减速机由柔轮、刚轮和波发生器构成，依靠柔轮的可控弹性变形实现啮合传动，能够在单级结构中实现大减速比、近零回差和较高的扭矩密度，是机器人精密旋转关节的主流传动方案。人形机器人单机通常搭载10至14台谐波减速机，用量为传统六轴工业机器人的两倍以上。</w:t>
-      </w:r>
-    </w:p>
-    <w:p>
-      <w:pPr>
-        <w:spacing w:line="360" w:lineRule="auto" w:before="120"/>
-        <w:ind w:firstLine="480"/>
-        <w:jc w:val="both"/>
-      </w:pPr>
-      <w:r>
-        <w:rPr>
-          <w:rFonts w:ascii="Times New Roman" w:hAnsi="Times New Roman" w:eastAsia="宋体"/>
-          <w:b w:val="0"/>
-          <w:sz w:val="24"/>
-        </w:rPr>
-        <w:t>根据高工机器人产业研究所数据，2024年全球谐波减速机产能489.7万台，同比增长10.37%，2025年预计达到600万台；基于对人形机器人需求的评估，2030年全球产能预计突破1,000万台。</w:t>
-      </w:r>
-    </w:p>
-    <w:p>
-      <w:pPr>
         <w:spacing w:before="120" w:after="60"/>
         <w:jc w:val="center"/>
         <w:keepNext/>
@@ -2169,7 +2146,7 @@
       <w:r>
         <w:drawing>
           <wp:inline xmlns:a="http://schemas.openxmlformats.org/drawingml/2006/main" xmlns:pic="http://schemas.openxmlformats.org/drawingml/2006/picture">
-            <wp:extent cx="5029200" cy="2208461"/>
+            <wp:extent cx="5029200" cy="1978860"/>
             <wp:docPr id="2" name="Picture 2"/>
             <wp:cNvGraphicFramePr>
               <a:graphicFrameLocks noChangeAspect="1"/>
@@ -2190,7 +2167,7 @@
                   <pic:spPr>
                     <a:xfrm>
                       <a:off x="0" y="0"/>
-                      <a:ext cx="5029200" cy="2208461"/>
+                      <a:ext cx="5029200" cy="1978860"/>
                     </a:xfrm>
                     <a:prstGeom prst="rect"/>
                   </pic:spPr>
@@ -2212,7 +2189,7 @@
           <w:b w:val="0"/>
           <w:sz w:val="21"/>
         </w:rPr>
-        <w:t>资料来源：高工机器人产业研究所（GGII）《全球谐波减速器市场“沉浮录”》，2025年6月</w:t>
+        <w:t>资料来源：麦肯锡</w:t>
       </w:r>
     </w:p>
     <w:p>
@@ -2227,56 +2204,26 @@
           <w:b w:val="0"/>
           <w:sz w:val="24"/>
         </w:rPr>
-        <w:t>存量需求同步扩大。根据高工机器人产业研究所数据，2021年至2024年我国工业机器人减速器总需求量由93.11万台增长至136.60万台，年均复合增长率13.63%。</w:t>
+        <w:t>需求规模方面，2025年全球人形机器人关节模组需求量约72万个，其中旋转关节68.0万个、直线关节4.0万个；按整机归属划分，国产人形机器人整机的需求量为50.2万个，占全球需求的70%。</w:t>
       </w:r>
     </w:p>
     <w:p>
       <w:pPr>
-        <w:spacing w:line="360" w:lineRule="auto" w:before="120"/>
-        <w:ind w:firstLine="480"/>
-        <w:jc w:val="both"/>
-      </w:pPr>
-      <w:r>
-        <w:rPr>
-          <w:rFonts w:ascii="Times New Roman" w:hAnsi="Times New Roman" w:eastAsia="宋体"/>
-          <w:b w:val="0"/>
-          <w:sz w:val="24"/>
-        </w:rPr>
-        <w:t>国产化方面，国产厂商在全球工业机器人用谐波减速机市场的份额由2020年的48.71%提升至2024年的75.11%，2021年起已超过境外厂商。根据中国信息通信研究院2026年一季度数据，人形机器人核心零部件整体国产化率超过75%，谐波减速机的国产化进程在各核心零部件中处于领先位置。国产供应能力的基础在于国内电机电子制造体系的规模优势，据麦肯锡统计，中国在全球永磁体加工环节占约90%的产能，在精密轴承、电机和功率电子环节分别占约40%、35%和30%。</w:t>
-      </w:r>
-    </w:p>
-    <w:p>
-      <w:pPr>
-        <w:spacing w:line="360" w:lineRule="auto" w:before="120"/>
-        <w:ind w:firstLine="482"/>
-        <w:jc w:val="both"/>
+        <w:spacing w:before="120" w:after="60"/>
+        <w:jc w:val="center"/>
+        <w:keepNext/>
       </w:pPr>
       <w:r>
         <w:rPr>
           <w:rFonts w:ascii="Times New Roman" w:hAnsi="Times New Roman" w:eastAsia="宋体"/>
           <w:b/>
-          <w:sz w:val="24"/>
+          <w:sz w:val="21"/>
         </w:rPr>
-        <w:t>3、下游人形机器人</w:t>
+        <w:t>图3  2025年全球人形机器人关节模组需求结构</w:t>
       </w:r>
     </w:p>
     <w:p>
       <w:pPr>
-        <w:spacing w:line="360" w:lineRule="auto" w:before="120"/>
-        <w:ind w:firstLine="480"/>
-        <w:jc w:val="both"/>
-      </w:pPr>
-      <w:r>
-        <w:rPr>
-          <w:rFonts w:ascii="Times New Roman" w:hAnsi="Times New Roman" w:eastAsia="宋体"/>
-          <w:b w:val="0"/>
-          <w:sz w:val="24"/>
-        </w:rPr>
-        <w:t>人形机器人是关节模组最主要的增量需求来源。根据Omdia《市场雷达：通用具身智能机器人，2026》数据，2025年全球通用具身智能机器人出货量1.3万台，较2024年的2,300台增长近5倍，出货量前十厂商中中国企业占据明显优势；该报告预计2035年全球出货量将达到260万台，2024年至2035年的年均复合增长率为85%。</w:t>
-      </w:r>
-    </w:p>
-    <w:p>
-      <w:pPr>
         <w:spacing w:before="120" w:after="60"/>
         <w:jc w:val="center"/>
         <w:keepNext/>
@@ -2284,7 +2231,7 @@
       <w:r>
         <w:drawing>
           <wp:inline xmlns:a="http://schemas.openxmlformats.org/drawingml/2006/main" xmlns:pic="http://schemas.openxmlformats.org/drawingml/2006/picture">
-            <wp:extent cx="4206240" cy="2460254"/>
+            <wp:extent cx="5212080" cy="2288315"/>
             <wp:docPr id="3" name="Picture 3"/>
             <wp:cNvGraphicFramePr>
               <a:graphicFrameLocks noChangeAspect="1"/>
@@ -2305,7 +2252,7 @@
                   <pic:spPr>
                     <a:xfrm>
                       <a:off x="0" y="0"/>
-                      <a:ext cx="4206240" cy="2460254"/>
+                      <a:ext cx="5212080" cy="2288315"/>
                     </a:xfrm>
                     <a:prstGeom prst="rect"/>
                   </pic:spPr>
@@ -2327,6 +2274,281 @@
           <w:b w:val="0"/>
           <w:sz w:val="21"/>
         </w:rPr>
+        <w:t>资料来源：觅途咨询《2026年全球及中国人形机器人关节模组市场发展白皮书》，2026年6月</w:t>
+      </w:r>
+    </w:p>
+    <w:p>
+      <w:pPr>
+        <w:spacing w:line="360" w:lineRule="auto" w:before="120"/>
+        <w:ind w:firstLine="480"/>
+        <w:jc w:val="both"/>
+      </w:pPr>
+      <w:r>
+        <w:rPr>
+          <w:rFonts w:ascii="Times New Roman" w:hAnsi="Times New Roman" w:eastAsia="宋体"/>
+          <w:b w:val="0"/>
+          <w:sz w:val="24"/>
+        </w:rPr>
+        <w:t>市场规模方面，根据高工机器人产业研究所数据，2026年我国机器人关节模组出货量预计达到156万台，对应市场规模约32亿元，2030年市场规模预计突破100亿元。</w:t>
+      </w:r>
+    </w:p>
+    <w:p>
+      <w:pPr>
+        <w:spacing w:line="360" w:lineRule="auto" w:before="120"/>
+        <w:ind w:firstLine="480"/>
+        <w:jc w:val="both"/>
+      </w:pPr>
+      <w:r>
+        <w:rPr>
+          <w:rFonts w:ascii="Times New Roman" w:hAnsi="Times New Roman" w:eastAsia="宋体"/>
+          <w:b w:val="0"/>
+          <w:sz w:val="24"/>
+        </w:rPr>
+        <w:t>技术方案上，旋转执行器按传动方式分为谐波减速机方案、行星减速机方案和准直驱方案等。谐波减速机方案的减速比通常为30至300比1，结构紧凑、传动精度高，是肩、肘、腕、腰等上半身精密关节的主流方案。</w:t>
+      </w:r>
+    </w:p>
+    <w:p>
+      <w:pPr>
+        <w:spacing w:line="360" w:lineRule="auto" w:before="120"/>
+        <w:ind w:firstLine="482"/>
+        <w:jc w:val="both"/>
+      </w:pPr>
+      <w:r>
+        <w:rPr>
+          <w:rFonts w:ascii="Times New Roman" w:hAnsi="Times New Roman" w:eastAsia="宋体"/>
+          <w:b/>
+          <w:sz w:val="24"/>
+        </w:rPr>
+        <w:t>2、谐波减速机</w:t>
+      </w:r>
+    </w:p>
+    <w:p>
+      <w:pPr>
+        <w:spacing w:line="360" w:lineRule="auto" w:before="120"/>
+        <w:ind w:firstLine="480"/>
+        <w:jc w:val="both"/>
+      </w:pPr>
+      <w:r>
+        <w:rPr>
+          <w:rFonts w:ascii="Times New Roman" w:hAnsi="Times New Roman" w:eastAsia="宋体"/>
+          <w:b w:val="0"/>
+          <w:sz w:val="24"/>
+        </w:rPr>
+        <w:t>谐波减速机由柔轮、刚轮和波发生器构成，依靠柔轮的可控弹性变形实现啮合传动，能够在单级结构中实现大减速比、近零回差和较高的扭矩密度，是机器人精密旋转关节的主流传动方案。人形机器人单机通常搭载10至14台谐波减速机，用量为传统六轴工业机器人的两倍以上。</w:t>
+      </w:r>
+    </w:p>
+    <w:p>
+      <w:pPr>
+        <w:spacing w:line="360" w:lineRule="auto" w:before="120"/>
+        <w:ind w:firstLine="480"/>
+        <w:jc w:val="both"/>
+      </w:pPr>
+      <w:r>
+        <w:rPr>
+          <w:rFonts w:ascii="Times New Roman" w:hAnsi="Times New Roman" w:eastAsia="宋体"/>
+          <w:b w:val="0"/>
+          <w:sz w:val="24"/>
+        </w:rPr>
+        <w:t>根据高工机器人产业研究所数据，2024年全球谐波减速机产能489.7万台，同比增长10.37%，2025年预计达到600万台；基于对人形机器人需求的评估，2030年全球产能预计突破1,000万台。同期存量需求同步扩大，2021年至2024年我国工业机器人减速器总需求量由93.11万台增长至136.60万台，年均复合增长率13.63%。</w:t>
+      </w:r>
+    </w:p>
+    <w:p>
+      <w:pPr>
+        <w:spacing w:before="120" w:after="60"/>
+        <w:jc w:val="center"/>
+        <w:keepNext/>
+      </w:pPr>
+      <w:r>
+        <w:rPr>
+          <w:rFonts w:ascii="Times New Roman" w:hAnsi="Times New Roman" w:eastAsia="宋体"/>
+          <w:b/>
+          <w:sz w:val="21"/>
+        </w:rPr>
+        <w:t>图4  全球谐波减速机产能</w:t>
+      </w:r>
+    </w:p>
+    <w:p>
+      <w:pPr>
+        <w:spacing w:before="120" w:after="60"/>
+        <w:jc w:val="center"/>
+        <w:keepNext/>
+      </w:pPr>
+      <w:r>
+        <w:drawing>
+          <wp:inline xmlns:a="http://schemas.openxmlformats.org/drawingml/2006/main" xmlns:pic="http://schemas.openxmlformats.org/drawingml/2006/picture">
+            <wp:extent cx="5029200" cy="2191225"/>
+            <wp:docPr id="4" name="Picture 4"/>
+            <wp:cNvGraphicFramePr>
+              <a:graphicFrameLocks noChangeAspect="1"/>
+            </wp:cNvGraphicFramePr>
+            <a:graphic>
+              <a:graphicData uri="http://schemas.openxmlformats.org/drawingml/2006/picture">
+                <pic:pic>
+                  <pic:nvPicPr>
+                    <pic:cNvPr id="0" name="fig4.png"/>
+                    <pic:cNvPicPr/>
+                  </pic:nvPicPr>
+                  <pic:blipFill>
+                    <a:blip r:embed="rId39"/>
+                    <a:stretch>
+                      <a:fillRect/>
+                    </a:stretch>
+                  </pic:blipFill>
+                  <pic:spPr>
+                    <a:xfrm>
+                      <a:off x="0" y="0"/>
+                      <a:ext cx="5029200" cy="2191225"/>
+                    </a:xfrm>
+                    <a:prstGeom prst="rect"/>
+                  </pic:spPr>
+                </pic:pic>
+              </a:graphicData>
+            </a:graphic>
+          </wp:inline>
+        </w:drawing>
+      </w:r>
+    </w:p>
+    <w:p>
+      <w:pPr>
+        <w:spacing w:before="0" w:after="120"/>
+        <w:jc w:val="both"/>
+      </w:pPr>
+      <w:r>
+        <w:rPr>
+          <w:rFonts w:ascii="Times New Roman" w:hAnsi="Times New Roman" w:eastAsia="宋体"/>
+          <w:b w:val="0"/>
+          <w:sz w:val="21"/>
+        </w:rPr>
+        <w:t>资料来源：高工机器人产业研究所（GGII）《全球谐波减速器市场“沉浮录”》，2025年6月</w:t>
+      </w:r>
+    </w:p>
+    <w:p>
+      <w:pPr>
+        <w:spacing w:line="360" w:lineRule="auto" w:before="120"/>
+        <w:ind w:firstLine="480"/>
+        <w:jc w:val="both"/>
+      </w:pPr>
+      <w:r>
+        <w:rPr>
+          <w:rFonts w:ascii="Times New Roman" w:hAnsi="Times New Roman" w:eastAsia="宋体"/>
+          <w:b w:val="0"/>
+          <w:sz w:val="24"/>
+        </w:rPr>
+        <w:t>国产化方面，国产厂商在全球工业机器人用谐波减速机市场的份额由2020年的48.71%提升至2024年的75.11%，2021年起已超过境外厂商。根据中国信息通信研究院2026年一季度数据，人形机器人核心零部件整体国产化率超过75%，谐波减速机的国产化进程在各核心零部件中处于领先位置。</w:t>
+      </w:r>
+    </w:p>
+    <w:p>
+      <w:pPr>
+        <w:spacing w:line="360" w:lineRule="auto" w:before="120"/>
+        <w:ind w:firstLine="482"/>
+        <w:jc w:val="both"/>
+      </w:pPr>
+      <w:r>
+        <w:rPr>
+          <w:rFonts w:ascii="Times New Roman" w:hAnsi="Times New Roman" w:eastAsia="宋体"/>
+          <w:b/>
+          <w:sz w:val="24"/>
+        </w:rPr>
+        <w:t>3、下游行业</w:t>
+      </w:r>
+    </w:p>
+    <w:p>
+      <w:pPr>
+        <w:spacing w:line="360" w:lineRule="auto" w:before="120"/>
+        <w:ind w:firstLine="482"/>
+        <w:jc w:val="both"/>
+      </w:pPr>
+      <w:r>
+        <w:rPr>
+          <w:rFonts w:ascii="Times New Roman" w:hAnsi="Times New Roman" w:eastAsia="宋体"/>
+          <w:b/>
+          <w:sz w:val="24"/>
+        </w:rPr>
+        <w:t>（1）人形机器人</w:t>
+      </w:r>
+    </w:p>
+    <w:p>
+      <w:pPr>
+        <w:spacing w:line="360" w:lineRule="auto" w:before="120"/>
+        <w:ind w:firstLine="480"/>
+        <w:jc w:val="both"/>
+      </w:pPr>
+      <w:r>
+        <w:rPr>
+          <w:rFonts w:ascii="Times New Roman" w:hAnsi="Times New Roman" w:eastAsia="宋体"/>
+          <w:b w:val="0"/>
+          <w:sz w:val="24"/>
+        </w:rPr>
+        <w:t>人形机器人是关节模组最主要的增量需求来源。根据Omdia《市场雷达：通用具身智能机器人，2026》数据，2025年全球通用具身智能机器人出货量1.3万台，较2024年的2,300台增长近5倍，出货量前十厂商中中国企业占据明显优势；该报告预计2035年全球出货量将达到260万台，2024年至2035年的年均复合增长率为85%。</w:t>
+      </w:r>
+    </w:p>
+    <w:p>
+      <w:pPr>
+        <w:spacing w:before="120" w:after="60"/>
+        <w:jc w:val="center"/>
+        <w:keepNext/>
+      </w:pPr>
+      <w:r>
+        <w:rPr>
+          <w:rFonts w:ascii="Times New Roman" w:hAnsi="Times New Roman" w:eastAsia="宋体"/>
+          <w:b/>
+          <w:sz w:val="21"/>
+        </w:rPr>
+        <w:t>图5  全球通用具身智能机器人出货量</w:t>
+      </w:r>
+    </w:p>
+    <w:p>
+      <w:pPr>
+        <w:spacing w:before="120" w:after="60"/>
+        <w:jc w:val="center"/>
+        <w:keepNext/>
+      </w:pPr>
+      <w:r>
+        <w:drawing>
+          <wp:inline xmlns:a="http://schemas.openxmlformats.org/drawingml/2006/main" xmlns:pic="http://schemas.openxmlformats.org/drawingml/2006/picture">
+            <wp:extent cx="4114800" cy="2329132"/>
+            <wp:docPr id="5" name="Picture 5"/>
+            <wp:cNvGraphicFramePr>
+              <a:graphicFrameLocks noChangeAspect="1"/>
+            </wp:cNvGraphicFramePr>
+            <a:graphic>
+              <a:graphicData uri="http://schemas.openxmlformats.org/drawingml/2006/picture">
+                <pic:pic>
+                  <pic:nvPicPr>
+                    <pic:cNvPr id="0" name="fig5.png"/>
+                    <pic:cNvPicPr/>
+                  </pic:nvPicPr>
+                  <pic:blipFill>
+                    <a:blip r:embed="rId40"/>
+                    <a:stretch>
+                      <a:fillRect/>
+                    </a:stretch>
+                  </pic:blipFill>
+                  <pic:spPr>
+                    <a:xfrm>
+                      <a:off x="0" y="0"/>
+                      <a:ext cx="4114800" cy="2329132"/>
+                    </a:xfrm>
+                    <a:prstGeom prst="rect"/>
+                  </pic:spPr>
+                </pic:pic>
+              </a:graphicData>
+            </a:graphic>
+          </wp:inline>
+        </w:drawing>
+      </w:r>
+    </w:p>
+    <w:p>
+      <w:pPr>
+        <w:spacing w:before="0" w:after="120"/>
+        <w:jc w:val="both"/>
+      </w:pPr>
+      <w:r>
+        <w:rPr>
+          <w:rFonts w:ascii="Times New Roman" w:hAnsi="Times New Roman" w:eastAsia="宋体"/>
+          <w:b w:val="0"/>
+          <w:sz w:val="21"/>
+        </w:rPr>
         <w:t>资料来源：Omdia《市场雷达：通用具身智能机器人，2026》</w:t>
       </w:r>
     </w:p>
@@ -2372,7 +2594,7 @@
           <w:b/>
           <w:sz w:val="24"/>
         </w:rPr>
-        <w:t>4、其他应用领域</w:t>
+        <w:t>（2）其他应用场景</w:t>
       </w:r>
     </w:p>
     <w:p>
@@ -2387,7 +2609,7 @@
           <w:b w:val="0"/>
           <w:sz w:val="24"/>
         </w:rPr>
-        <w:t>公司产品除应用于人形机器人外，还应用于协作机器人、工业机器人、医疗康复、低空经济、精密制造和轨道交通等领域。协作机器人与人形机器人对关节模组的技术要求高度相近，均强调小型化、轻量化和力矩控制精度，公司的产品谱系可在不同应用领域之间复用，形成了人形机器人之外的稳定需求基础。</w:t>
+        <w:t>公司产品还应用于协作机器人、工业机器人、医疗康复、低空经济、精密制造和轨道交通等领域。协作机器人与人形机器人对关节模组的技术要求高度相近，均强调小型化、轻量化和力矩控制精度，公司的产品谱系可在不同应用领域之间复用，形成了人形机器人之外的需求基础。</w:t>
       </w:r>
     </w:p>
     <w:p>
@@ -2402,7 +2624,7 @@
           <w:b/>
           <w:sz w:val="24"/>
         </w:rPr>
-        <w:t>5、行业发展趋势</w:t>
+        <w:t>4、上游主要原材料及外购件</w:t>
       </w:r>
     </w:p>
     <w:p>
@@ -2417,7 +2639,22 @@
           <w:b w:val="0"/>
           <w:sz w:val="24"/>
         </w:rPr>
-        <w:t>第一，一体化集成成为主流供货方式。将电机、减速机、驱动器和编码器集成为标准化单元，可减少零部件数量与装配工序，缩短整机厂商的开发周期，并提升批量交付的一致性。整机厂商的采购逻辑正由对接二十余家零部件供应商转向对接少数几家模组供应商。</w:t>
+        <w:t>公司产品所需的上游投入主要为金属材料及工程材料、轴承和电子元器件三类。金属材料及工程材料用于谐波减速机的柔轮和刚轮，对材质纯净度、热处理工艺和加工精度的要求较高；轴承包括波发生器用柔性轴承和输出端交叉滚子轴承，属精密轴承范畴；电子元器件主要为驱动控制与信号处理所需的芯片及功率器件。上述环节的国内供应能力较为充分，据麦肯锡统计，中国在全球精密轴承和功率电子环节分别占约40%和30%的产能。</w:t>
+      </w:r>
+    </w:p>
+    <w:p>
+      <w:pPr>
+        <w:spacing w:line="360" w:lineRule="auto" w:before="120"/>
+        <w:ind w:firstLine="482"/>
+        <w:jc w:val="both"/>
+      </w:pPr>
+      <w:r>
+        <w:rPr>
+          <w:rFonts w:ascii="Times New Roman" w:hAnsi="Times New Roman" w:eastAsia="宋体"/>
+          <w:b/>
+          <w:sz w:val="24"/>
+        </w:rPr>
+        <w:t>5、行业技术水平及特点</w:t>
       </w:r>
     </w:p>
     <w:p>
@@ -2432,7 +2669,7 @@
           <w:b w:val="0"/>
           <w:sz w:val="24"/>
         </w:rPr>
-        <w:t>第二，核心零部件国产化率持续提升。谐波减速机、无框力矩电机等环节的国产供应能力已具备规模，国产零部件的批量应用直接降低了关节模组的整体成本，并缩短了供应链响应周期。</w:t>
+        <w:t>谐波减速机的技术水平主要体现在齿形设计、柔轮材料与热处理工艺以及精密加工与装配一致性三个方面。柔轮在工作中承受周期性弹性变形，其材料性能和疲劳寿命直接决定减速机的使用寿命；齿形设计决定啮合状态与回差水平；批量生产条件下的加工与装配一致性决定产品性能的离散程度。</w:t>
       </w:r>
     </w:p>
     <w:p>
@@ -2447,7 +2684,292 @@
           <w:b w:val="0"/>
           <w:sz w:val="24"/>
         </w:rPr>
-        <w:t>第三，竞争维度由单点性能转向工业化能力。在实验室与样机阶段，行业比较的是峰值扭矩和传动精度；进入规模化量产阶段后，量产一致性、交付稳定性、良品率和成本控制成为主要比较维度，可复制的制造能力构成新的竞争壁垒。</w:t>
+        <w:t>一体化关节模组的技术水平体现为系统集成能力。在有限的体积与重量约束下，需要完成电机、减速机、驱动器、编码器与力传感器在机械、电气和控制三个层面的集成，并解决热管理、电磁兼容和出厂标定等工程问题。行业已由分离式供货转向驱控一体的模块化供货，出厂前完成标定与测试成为常见做法。</w:t>
+      </w:r>
+    </w:p>
+    <w:p>
+      <w:pPr>
+        <w:spacing w:line="360" w:lineRule="auto" w:before="120"/>
+        <w:ind w:firstLine="480"/>
+        <w:jc w:val="both"/>
+      </w:pPr>
+      <w:r>
+        <w:rPr>
+          <w:rFonts w:ascii="Times New Roman" w:hAnsi="Times New Roman" w:eastAsia="宋体"/>
+          <w:b w:val="0"/>
+          <w:sz w:val="24"/>
+        </w:rPr>
+        <w:t>从国产化水平看，谐波减速机、无框力矩电机等环节的国产供应能力已具备规模，而六维力及力矩传感器等环节的国产化率相对较低，具备该环节自研能力的企业数量有限。</w:t>
+      </w:r>
+    </w:p>
+    <w:p>
+      <w:pPr>
+        <w:spacing w:line="360" w:lineRule="auto" w:before="120"/>
+        <w:ind w:firstLine="482"/>
+        <w:jc w:val="both"/>
+      </w:pPr>
+      <w:r>
+        <w:rPr>
+          <w:rFonts w:ascii="Times New Roman" w:hAnsi="Times New Roman" w:eastAsia="宋体"/>
+          <w:b/>
+          <w:sz w:val="24"/>
+        </w:rPr>
+        <w:t>6、行业发展趋势</w:t>
+      </w:r>
+    </w:p>
+    <w:p>
+      <w:pPr>
+        <w:spacing w:line="360" w:lineRule="auto" w:before="120"/>
+        <w:ind w:firstLine="480"/>
+        <w:jc w:val="both"/>
+      </w:pPr>
+      <w:r>
+        <w:rPr>
+          <w:rFonts w:ascii="Times New Roman" w:hAnsi="Times New Roman" w:eastAsia="宋体"/>
+          <w:b w:val="0"/>
+          <w:sz w:val="24"/>
+        </w:rPr>
+        <w:t>（1）由整机厂商自研自供转向专业供应商联合开发与模块化采购</w:t>
+      </w:r>
+    </w:p>
+    <w:p>
+      <w:pPr>
+        <w:spacing w:line="360" w:lineRule="auto" w:before="120"/>
+        <w:ind w:firstLine="480"/>
+        <w:jc w:val="both"/>
+      </w:pPr>
+      <w:r>
+        <w:rPr>
+          <w:rFonts w:ascii="Times New Roman" w:hAnsi="Times New Roman" w:eastAsia="宋体"/>
+          <w:b w:val="0"/>
+          <w:sz w:val="24"/>
+        </w:rPr>
+        <w:t>现阶段整机厂商普遍通过垂直整合或与少数伙伴联合开发的方式获得执行器。根据麦肯锡的研究，人形机器人执行器领域尚不存在类似汽车发动机供应商的角色，行业处于前模块化阶段；整机厂商选择自研，主要原因是可选供应商有限、需要控制成本与性能、保护知识产权并加快迭代，而非长期的战略偏好。该研究同时指出，整机厂商目前难以提供供应商投入大规模研发与工装所需的长期采购量承诺，因此自研格局将持续至出货量趋于可预测，届时由供应商主导的模块化才在规模上具备经济性。</w:t>
+      </w:r>
+    </w:p>
+    <w:p>
+      <w:pPr>
+        <w:spacing w:line="360" w:lineRule="auto" w:before="120"/>
+        <w:ind w:firstLine="480"/>
+        <w:jc w:val="both"/>
+      </w:pPr>
+      <w:r>
+        <w:rPr>
+          <w:rFonts w:ascii="Times New Roman" w:hAnsi="Times New Roman" w:eastAsia="宋体"/>
+          <w:b w:val="0"/>
+          <w:sz w:val="24"/>
+        </w:rPr>
+        <w:t>这一转变的成立需要三个前提：下游出货量达到可预测的规模、关节模组的接口与规格形成一定程度的标准化、供应商具备稳定的批量交付与一致性保障能力。上述前提尚在形成过程中，因此不宜认为整机厂商将放弃自研；更可能的形态是自研与外购并行，整机厂商在差异化环节保留自研，在标准化程度较高的规格上转向外购。对公司而言，未来数年是进入头部整机厂商供应体系的窗口期，能否在特定规格上建立稳定的批量供应记录，将影响其在产业分工形成后的位置。</w:t>
+      </w:r>
+    </w:p>
+    <w:p>
+      <w:pPr>
+        <w:spacing w:line="360" w:lineRule="auto" w:before="120"/>
+        <w:ind w:firstLine="480"/>
+        <w:jc w:val="both"/>
+      </w:pPr>
+      <w:r>
+        <w:rPr>
+          <w:rFonts w:ascii="Times New Roman" w:hAnsi="Times New Roman" w:eastAsia="宋体"/>
+          <w:b w:val="0"/>
+          <w:sz w:val="24"/>
+        </w:rPr>
+        <w:t>（2）核心零部件国产化率持续提升</w:t>
+      </w:r>
+    </w:p>
+    <w:p>
+      <w:pPr>
+        <w:spacing w:line="360" w:lineRule="auto" w:before="120"/>
+        <w:ind w:firstLine="480"/>
+        <w:jc w:val="both"/>
+      </w:pPr>
+      <w:r>
+        <w:rPr>
+          <w:rFonts w:ascii="Times New Roman" w:hAnsi="Times New Roman" w:eastAsia="宋体"/>
+          <w:b w:val="0"/>
+          <w:sz w:val="24"/>
+        </w:rPr>
+        <w:t>谐波减速机、无框力矩电机等环节的国产供应能力已具备规模，国产零部件的批量应用直接降低了关节模组的整体成本，并缩短了供应链响应周期。国产化率的提升同时改变了竞争的比较对象，该环节的竞争已由进口替代转向国产厂商之间的技术与成本比较。</w:t>
+      </w:r>
+    </w:p>
+    <w:p>
+      <w:pPr>
+        <w:spacing w:line="360" w:lineRule="auto" w:before="120"/>
+        <w:ind w:firstLine="480"/>
+        <w:jc w:val="both"/>
+      </w:pPr>
+      <w:r>
+        <w:rPr>
+          <w:rFonts w:ascii="Times New Roman" w:hAnsi="Times New Roman" w:eastAsia="宋体"/>
+          <w:b w:val="0"/>
+          <w:sz w:val="24"/>
+        </w:rPr>
+        <w:t>（3）竞争维度由单点性能转向工业化能力</w:t>
+      </w:r>
+    </w:p>
+    <w:p>
+      <w:pPr>
+        <w:spacing w:line="360" w:lineRule="auto" w:before="120"/>
+        <w:ind w:firstLine="480"/>
+        <w:jc w:val="both"/>
+      </w:pPr>
+      <w:r>
+        <w:rPr>
+          <w:rFonts w:ascii="Times New Roman" w:hAnsi="Times New Roman" w:eastAsia="宋体"/>
+          <w:b w:val="0"/>
+          <w:sz w:val="24"/>
+        </w:rPr>
+        <w:t>在实验室与样机阶段，行业比较的是峰值扭矩和传动精度；进入规模化量产阶段后，量产一致性、交付稳定性、良品率和成本控制成为主要比较维度，可复制的制造能力构成新的竞争壁垒。</w:t>
+      </w:r>
+    </w:p>
+    <w:p>
+      <w:pPr>
+        <w:spacing w:line="360" w:lineRule="auto" w:before="120"/>
+        <w:ind w:firstLine="482"/>
+        <w:jc w:val="both"/>
+      </w:pPr>
+      <w:r>
+        <w:rPr>
+          <w:rFonts w:ascii="Times New Roman" w:hAnsi="Times New Roman" w:eastAsia="宋体"/>
+          <w:b/>
+          <w:sz w:val="24"/>
+        </w:rPr>
+        <w:t>7、行业面临的机遇与风险</w:t>
+      </w:r>
+    </w:p>
+    <w:p>
+      <w:pPr>
+        <w:spacing w:line="360" w:lineRule="auto" w:before="120"/>
+        <w:ind w:firstLine="480"/>
+        <w:jc w:val="both"/>
+      </w:pPr>
+      <w:r>
+        <w:rPr>
+          <w:rFonts w:ascii="Times New Roman" w:hAnsi="Times New Roman" w:eastAsia="宋体"/>
+          <w:b w:val="0"/>
+          <w:sz w:val="24"/>
+        </w:rPr>
+        <w:t>（1）行业面临的机遇</w:t>
+      </w:r>
+    </w:p>
+    <w:p>
+      <w:pPr>
+        <w:spacing w:line="360" w:lineRule="auto" w:before="120"/>
+        <w:ind w:firstLine="480"/>
+        <w:jc w:val="both"/>
+      </w:pPr>
+      <w:r>
+        <w:rPr>
+          <w:rFonts w:ascii="Times New Roman" w:hAnsi="Times New Roman" w:eastAsia="宋体"/>
+          <w:b w:val="0"/>
+          <w:sz w:val="24"/>
+        </w:rPr>
+        <w:t>第一，产业政策持续支持核心零部件攻关。《人形机器人创新发展指导意见》将高力矩密度减速器与伺服驱动器融合的高精度电驱动执行器列为重点攻关方向，《产业结构调整指导目录（2024年本）》将机器人用高精密减速器列入鼓励类，核心零部件环节获得持续的政策支持。</w:t>
+      </w:r>
+    </w:p>
+    <w:p>
+      <w:pPr>
+        <w:spacing w:line="360" w:lineRule="auto" w:before="120"/>
+        <w:ind w:firstLine="480"/>
+        <w:jc w:val="both"/>
+      </w:pPr>
+      <w:r>
+        <w:rPr>
+          <w:rFonts w:ascii="Times New Roman" w:hAnsi="Times New Roman" w:eastAsia="宋体"/>
+          <w:b w:val="0"/>
+          <w:sz w:val="24"/>
+        </w:rPr>
+        <w:t>第二，下游进入规模化量产阶段带来增量需求。2026年全球头部整机厂商的产能规划合计突破10万台、实际交付预计达到4万至6万台，同年我国机器人关节模组出货量预计达到156万台，下游放量直接转化为本环节的订单增量。</w:t>
+      </w:r>
+    </w:p>
+    <w:p>
+      <w:pPr>
+        <w:spacing w:line="360" w:lineRule="auto" w:before="120"/>
+        <w:ind w:firstLine="480"/>
+        <w:jc w:val="both"/>
+      </w:pPr>
+      <w:r>
+        <w:rPr>
+          <w:rFonts w:ascii="Times New Roman" w:hAnsi="Times New Roman" w:eastAsia="宋体"/>
+          <w:b w:val="0"/>
+          <w:sz w:val="24"/>
+        </w:rPr>
+        <w:t>第三，国产供应链配套成熟支撑成本下降。人形机器人核心零部件整体国产化率已超过75%，国内在精密轴承、功率电子等上游环节具备规模化供应能力，为本环节企业的成本控制和交付效率提供了支撑。</w:t>
+      </w:r>
+    </w:p>
+    <w:p>
+      <w:pPr>
+        <w:spacing w:line="360" w:lineRule="auto" w:before="120"/>
+        <w:ind w:firstLine="480"/>
+        <w:jc w:val="both"/>
+      </w:pPr>
+      <w:r>
+        <w:rPr>
+          <w:rFonts w:ascii="Times New Roman" w:hAnsi="Times New Roman" w:eastAsia="宋体"/>
+          <w:b w:val="0"/>
+          <w:sz w:val="24"/>
+        </w:rPr>
+        <w:t>（2）行业面临的风险</w:t>
+      </w:r>
+    </w:p>
+    <w:p>
+      <w:pPr>
+        <w:spacing w:line="360" w:lineRule="auto" w:before="120"/>
+        <w:ind w:firstLine="480"/>
+        <w:jc w:val="both"/>
+      </w:pPr>
+      <w:r>
+        <w:rPr>
+          <w:rFonts w:ascii="Times New Roman" w:hAnsi="Times New Roman" w:eastAsia="宋体"/>
+          <w:b w:val="0"/>
+          <w:sz w:val="24"/>
+        </w:rPr>
+        <w:t>第一，下游商业化节奏存在不确定性。人形机器人处于产业化早期，各机构对出货量的统计口径和预测结果差异较大；地方政府及国资平台是当前的重要采购方，需求节奏与产业政策和财政安排相关。</w:t>
+      </w:r>
+    </w:p>
+    <w:p>
+      <w:pPr>
+        <w:spacing w:line="360" w:lineRule="auto" w:before="120"/>
+        <w:ind w:firstLine="480"/>
+        <w:jc w:val="both"/>
+      </w:pPr>
+      <w:r>
+        <w:rPr>
+          <w:rFonts w:ascii="Times New Roman" w:hAnsi="Times New Roman" w:eastAsia="宋体"/>
+          <w:b w:val="0"/>
+          <w:sz w:val="24"/>
+        </w:rPr>
+        <w:t>第二，行业标准与检测评价体系仍在建设过程中。《人形机器人与具身智能标准体系（2026版）》于2026年3月发布，提出到2028年完成100项以上重点标准，产品验证与性能比较的统一依据仍需进一步完善。</w:t>
+      </w:r>
+    </w:p>
+    <w:p>
+      <w:pPr>
+        <w:spacing w:line="360" w:lineRule="auto" w:before="120"/>
+        <w:ind w:firstLine="482"/>
+        <w:jc w:val="both"/>
+      </w:pPr>
+      <w:r>
+        <w:rPr>
+          <w:rFonts w:ascii="Times New Roman" w:hAnsi="Times New Roman" w:eastAsia="宋体"/>
+          <w:b/>
+          <w:sz w:val="24"/>
+        </w:rPr>
+        <w:t>8、行业周期性特征</w:t>
+      </w:r>
+    </w:p>
+    <w:p>
+      <w:pPr>
+        <w:spacing w:line="360" w:lineRule="auto" w:before="120"/>
+        <w:ind w:firstLine="480"/>
+        <w:jc w:val="both"/>
+      </w:pPr>
+      <w:r>
+        <w:rPr>
+          <w:rFonts w:ascii="Times New Roman" w:hAnsi="Times New Roman" w:eastAsia="宋体"/>
+          <w:b w:val="0"/>
+          <w:sz w:val="24"/>
+        </w:rPr>
+        <w:t>本行业的下游以人形机器人和工业自动化设备为主。人形机器人处于产业化早期，需求增长主要由技术进步和商业化进程驱动，尚未形成明显的周期性特征；协作机器人和工业机器人的需求与制造业固定资产投资周期相关，存在一定的周期波动。本行业不存在明显的季节性和区域性特征。</w:t>
       </w:r>
     </w:p>
     <w:p>
@@ -2507,7 +3029,7 @@
           <w:b w:val="0"/>
           <w:sz w:val="24"/>
         </w:rPr>
-        <w:t>谐波减速机环节呈现境外龙头领先、国产厂商快速追赶的格局。日本哈默纳科长期占据全球领先地位，国内已形成绿的谐波、来福谐波等骨干企业。随着国产厂商份额提升，该环节的竞争已从进口替代转向国产厂商之间的技术与成本比较，并向关节模组环节延伸。</w:t>
+        <w:t>谐波减速机环节呈现境外龙头领先、国产厂商快速追赶的格局。日本哈默纳科长期占据全球领先地位，国内已形成绿的谐波、来福谐波等骨干企业。随着国产厂商份额提升，该环节的竞争已由进口替代转向国产厂商之间的技术与成本比较，并向关节模组环节延伸。</w:t>
       </w:r>
     </w:p>
     <w:p>
@@ -2522,7 +3044,7 @@
           <w:b/>
           <w:sz w:val="24"/>
         </w:rPr>
-        <w:t>2、主要竞争对手情况</w:t>
+        <w:t>2、行业内主要企业</w:t>
       </w:r>
     </w:p>
     <w:p>
@@ -2537,628 +3059,22 @@
           <w:b w:val="0"/>
           <w:sz w:val="24"/>
         </w:rPr>
-        <w:t>按所处环节划分，公司的主要竞争对手情况如下：</w:t>
+        <w:t>按所处环节划分，公司的主要竞争对手情况如下。</w:t>
       </w:r>
     </w:p>
-    <w:tbl>
-      <w:tblPr>
-        <w:tblW w:w="5000" w:type="pct"/>
-        <w:jc w:val="center"/>
-        <w:tblBorders>
-          <w:top w:val="single" w:sz="12" w:space="0" w:color="010000"/>
-          <w:left w:val="single" w:sz="12" w:space="0" w:color="010000"/>
-          <w:bottom w:val="single" w:sz="12" w:space="0" w:color="010000"/>
-          <w:right w:val="single" w:sz="12" w:space="0" w:color="010000"/>
-          <w:insideH w:val="single" w:sz="4" w:space="0" w:color="010000"/>
-          <w:insideV w:val="single" w:sz="4" w:space="0" w:color="010000"/>
-        </w:tblBorders>
-        <w:tblLayout w:type="fixed"/>
-        <w:tblCellMar>
-          <w:left w:w="57" w:type="dxa"/>
-          <w:right w:w="57" w:type="dxa"/>
-        </w:tblCellMar>
-      </w:tblPr>
-      <w:tblGrid>
-        <w:gridCol w:w="1401"/>
-        <w:gridCol w:w="3503"/>
-        <w:gridCol w:w="3402"/>
-      </w:tblGrid>
-      <w:tr>
-        <w:trPr>
-          <w:cantSplit/>
-          <w:trHeight w:val="397"/>
-          <w:tblHeader/>
-          <w:jc w:val="center"/>
-        </w:trPr>
-        <w:tc>
-          <w:tcPr>
-            <w:tcW w:w="1401" w:type="dxa"/>
-            <w:vAlign w:val="center"/>
-          </w:tcPr>
-          <w:p>
-            <w:pPr>
-              <w:spacing w:before="0" w:after="0"/>
-              <w:jc w:val="center"/>
-              <w:keepNext/>
-            </w:pPr>
-            <w:r>
-              <w:rPr>
-                <w:rFonts w:ascii="Times New Roman" w:hAnsi="Times New Roman" w:eastAsia="宋体"/>
-                <w:b/>
-                <w:sz w:val="21"/>
-              </w:rPr>
-              <w:t>公司名称</w:t>
-            </w:r>
-          </w:p>
-        </w:tc>
-        <w:tc>
-          <w:tcPr>
-            <w:tcW w:w="3503" w:type="dxa"/>
-            <w:vAlign w:val="center"/>
-          </w:tcPr>
-          <w:p>
-            <w:pPr>
-              <w:spacing w:before="0" w:after="0"/>
-              <w:jc w:val="center"/>
-              <w:keepNext/>
-            </w:pPr>
-            <w:r>
-              <w:rPr>
-                <w:rFonts w:ascii="Times New Roman" w:hAnsi="Times New Roman" w:eastAsia="宋体"/>
-                <w:b/>
-                <w:sz w:val="21"/>
-              </w:rPr>
-              <w:t>主要产品</w:t>
-            </w:r>
-          </w:p>
-        </w:tc>
-        <w:tc>
-          <w:tcPr>
-            <w:tcW w:w="3402" w:type="dxa"/>
-            <w:vAlign w:val="center"/>
-          </w:tcPr>
-          <w:p>
-            <w:pPr>
-              <w:spacing w:before="0" w:after="0"/>
-              <w:jc w:val="center"/>
-              <w:keepNext/>
-            </w:pPr>
-            <w:r>
-              <w:rPr>
-                <w:rFonts w:ascii="Times New Roman" w:hAnsi="Times New Roman" w:eastAsia="宋体"/>
-                <w:b/>
-                <w:sz w:val="21"/>
-              </w:rPr>
-              <w:t>与公司的竞争关系</w:t>
-            </w:r>
-          </w:p>
-        </w:tc>
-      </w:tr>
-      <w:tr>
-        <w:trPr>
-          <w:cantSplit/>
-          <w:trHeight w:val="397"/>
-          <w:jc w:val="center"/>
-        </w:trPr>
-        <w:tc>
-          <w:tcPr>
-            <w:tcW w:w="1401" w:type="dxa"/>
-            <w:vAlign w:val="center"/>
-          </w:tcPr>
-          <w:p>
-            <w:pPr>
-              <w:spacing w:before="0" w:after="0"/>
-            </w:pPr>
-            <w:r>
-              <w:rPr>
-                <w:rFonts w:ascii="Times New Roman" w:hAnsi="Times New Roman" w:eastAsia="宋体"/>
-                <w:b w:val="0"/>
-                <w:sz w:val="21"/>
-              </w:rPr>
-              <w:t>零差云控</w:t>
-            </w:r>
-          </w:p>
-        </w:tc>
-        <w:tc>
-          <w:tcPr>
-            <w:tcW w:w="3503" w:type="dxa"/>
-            <w:vAlign w:val="center"/>
-          </w:tcPr>
-          <w:p>
-            <w:pPr>
-              <w:spacing w:before="0" w:after="0"/>
-            </w:pPr>
-            <w:r>
-              <w:rPr>
-                <w:rFonts w:ascii="Times New Roman" w:hAnsi="Times New Roman" w:eastAsia="宋体"/>
-                <w:b w:val="0"/>
-                <w:sz w:val="21"/>
-              </w:rPr>
-              <w:t>机器人关节模组、中空绝对值编码器、高功率微型伺服驱动器</w:t>
-            </w:r>
-          </w:p>
-        </w:tc>
-        <w:tc>
-          <w:tcPr>
-            <w:tcW w:w="3402" w:type="dxa"/>
-            <w:vAlign w:val="center"/>
-          </w:tcPr>
-          <w:p>
-            <w:pPr>
-              <w:spacing w:before="0" w:after="0"/>
-            </w:pPr>
-            <w:r>
-              <w:rPr>
-                <w:rFonts w:ascii="Times New Roman" w:hAnsi="Times New Roman" w:eastAsia="宋体"/>
-                <w:b w:val="0"/>
-                <w:sz w:val="21"/>
-              </w:rPr>
-              <w:t>同为专业关节模组厂商，核心零部件自研范围相近，在关节模组产品上直接竞争</w:t>
-            </w:r>
-          </w:p>
-        </w:tc>
-      </w:tr>
-      <w:tr>
-        <w:trPr>
-          <w:cantSplit/>
-          <w:trHeight w:val="397"/>
-          <w:jc w:val="center"/>
-        </w:trPr>
-        <w:tc>
-          <w:tcPr>
-            <w:tcW w:w="1401" w:type="dxa"/>
-            <w:vAlign w:val="center"/>
-          </w:tcPr>
-          <w:p>
-            <w:pPr>
-              <w:spacing w:before="0" w:after="0"/>
-            </w:pPr>
-            <w:r>
-              <w:rPr>
-                <w:rFonts w:ascii="Times New Roman" w:hAnsi="Times New Roman" w:eastAsia="宋体"/>
-                <w:b w:val="0"/>
-                <w:sz w:val="21"/>
-              </w:rPr>
-              <w:t>意优科技</w:t>
-            </w:r>
-          </w:p>
-        </w:tc>
-        <w:tc>
-          <w:tcPr>
-            <w:tcW w:w="3503" w:type="dxa"/>
-            <w:vAlign w:val="center"/>
-          </w:tcPr>
-          <w:p>
-            <w:pPr>
-              <w:spacing w:before="0" w:after="0"/>
-            </w:pPr>
-            <w:r>
-              <w:rPr>
-                <w:rFonts w:ascii="Times New Roman" w:hAnsi="Times New Roman" w:eastAsia="宋体"/>
-                <w:b w:val="0"/>
-                <w:sz w:val="21"/>
-              </w:rPr>
-              <w:t>人形机器人上肢、腰部及下肢关节模组，涵盖行星、谐波及直线关节</w:t>
-            </w:r>
-          </w:p>
-        </w:tc>
-        <w:tc>
-          <w:tcPr>
-            <w:tcW w:w="3402" w:type="dxa"/>
-            <w:vAlign w:val="center"/>
-          </w:tcPr>
-          <w:p>
-            <w:pPr>
-              <w:spacing w:before="0" w:after="0"/>
-            </w:pPr>
-            <w:r>
-              <w:rPr>
-                <w:rFonts w:ascii="Times New Roman" w:hAnsi="Times New Roman" w:eastAsia="宋体"/>
-                <w:b w:val="0"/>
-                <w:sz w:val="21"/>
-              </w:rPr>
-              <w:t>同为专业关节模组厂商，产品谱系覆盖面相近，在关节模组产品上直接竞争</w:t>
-            </w:r>
-          </w:p>
-        </w:tc>
-      </w:tr>
-      <w:tr>
-        <w:trPr>
-          <w:cantSplit/>
-          <w:trHeight w:val="397"/>
-          <w:jc w:val="center"/>
-        </w:trPr>
-        <w:tc>
-          <w:tcPr>
-            <w:tcW w:w="1401" w:type="dxa"/>
-            <w:vAlign w:val="center"/>
-          </w:tcPr>
-          <w:p>
-            <w:pPr>
-              <w:spacing w:before="0" w:after="0"/>
-            </w:pPr>
-            <w:r>
-              <w:rPr>
-                <w:rFonts w:ascii="Times New Roman" w:hAnsi="Times New Roman" w:eastAsia="宋体"/>
-                <w:b w:val="0"/>
-                <w:sz w:val="21"/>
-              </w:rPr>
-              <w:t>钛虎机器人</w:t>
-            </w:r>
-          </w:p>
-        </w:tc>
-        <w:tc>
-          <w:tcPr>
-            <w:tcW w:w="3503" w:type="dxa"/>
-            <w:vAlign w:val="center"/>
-          </w:tcPr>
-          <w:p>
-            <w:pPr>
-              <w:spacing w:before="0" w:after="0"/>
-            </w:pPr>
-            <w:r>
-              <w:rPr>
-                <w:rFonts w:ascii="Times New Roman" w:hAnsi="Times New Roman" w:eastAsia="宋体"/>
-                <w:b w:val="0"/>
-                <w:sz w:val="21"/>
-              </w:rPr>
-              <w:t>轻量化关节模组，以及协作机器人、人形机器人和外骨骼产品</w:t>
-            </w:r>
-          </w:p>
-        </w:tc>
-        <w:tc>
-          <w:tcPr>
-            <w:tcW w:w="3402" w:type="dxa"/>
-            <w:vAlign w:val="center"/>
-          </w:tcPr>
-          <w:p>
-            <w:pPr>
-              <w:spacing w:before="0" w:after="0"/>
-            </w:pPr>
-            <w:r>
-              <w:rPr>
-                <w:rFonts w:ascii="Times New Roman" w:hAnsi="Times New Roman" w:eastAsia="宋体"/>
-                <w:b w:val="0"/>
-                <w:sz w:val="21"/>
-              </w:rPr>
-              <w:t>关节模组产品构成竞争，同时向下游整机延伸</w:t>
-            </w:r>
-          </w:p>
-        </w:tc>
-      </w:tr>
-      <w:tr>
-        <w:trPr>
-          <w:cantSplit/>
-          <w:trHeight w:val="397"/>
-          <w:jc w:val="center"/>
-        </w:trPr>
-        <w:tc>
-          <w:tcPr>
-            <w:tcW w:w="1401" w:type="dxa"/>
-            <w:vAlign w:val="center"/>
-          </w:tcPr>
-          <w:p>
-            <w:pPr>
-              <w:spacing w:before="0" w:after="0"/>
-            </w:pPr>
-            <w:r>
-              <w:rPr>
-                <w:rFonts w:ascii="Times New Roman" w:hAnsi="Times New Roman" w:eastAsia="宋体"/>
-                <w:b w:val="0"/>
-                <w:sz w:val="21"/>
-              </w:rPr>
-              <w:t>国华智能</w:t>
-            </w:r>
-          </w:p>
-        </w:tc>
-        <w:tc>
-          <w:tcPr>
-            <w:tcW w:w="3503" w:type="dxa"/>
-            <w:vAlign w:val="center"/>
-          </w:tcPr>
-          <w:p>
-            <w:pPr>
-              <w:spacing w:before="0" w:after="0"/>
-            </w:pPr>
-            <w:r>
-              <w:rPr>
-                <w:rFonts w:ascii="Times New Roman" w:hAnsi="Times New Roman" w:eastAsia="宋体"/>
-                <w:b w:val="0"/>
-                <w:sz w:val="21"/>
-              </w:rPr>
-              <w:t>谐波减速器、行星滚柱丝杠、旋转与直线关节模组、机器人本体</w:t>
-            </w:r>
-          </w:p>
-        </w:tc>
-        <w:tc>
-          <w:tcPr>
-            <w:tcW w:w="3402" w:type="dxa"/>
-            <w:vAlign w:val="center"/>
-          </w:tcPr>
-          <w:p>
-            <w:pPr>
-              <w:spacing w:before="0" w:after="0"/>
-            </w:pPr>
-            <w:r>
-              <w:rPr>
-                <w:rFonts w:ascii="Times New Roman" w:hAnsi="Times New Roman" w:eastAsia="宋体"/>
-                <w:b w:val="0"/>
-                <w:sz w:val="21"/>
-              </w:rPr>
-              <w:t>核心零部件与关节模组自研范围相近，同时向下游整机延伸</w:t>
-            </w:r>
-          </w:p>
-        </w:tc>
-      </w:tr>
-      <w:tr>
-        <w:trPr>
-          <w:cantSplit/>
-          <w:trHeight w:val="397"/>
-          <w:jc w:val="center"/>
-        </w:trPr>
-        <w:tc>
-          <w:tcPr>
-            <w:tcW w:w="1401" w:type="dxa"/>
-            <w:vAlign w:val="center"/>
-          </w:tcPr>
-          <w:p>
-            <w:pPr>
-              <w:spacing w:before="0" w:after="0"/>
-            </w:pPr>
-            <w:r>
-              <w:rPr>
-                <w:rFonts w:ascii="Times New Roman" w:hAnsi="Times New Roman" w:eastAsia="宋体"/>
-                <w:b w:val="0"/>
-                <w:sz w:val="21"/>
-              </w:rPr>
-              <w:t>绿的谐波</w:t>
-            </w:r>
-          </w:p>
-        </w:tc>
-        <w:tc>
-          <w:tcPr>
-            <w:tcW w:w="3503" w:type="dxa"/>
-            <w:vAlign w:val="center"/>
-          </w:tcPr>
-          <w:p>
-            <w:pPr>
-              <w:spacing w:before="0" w:after="0"/>
-            </w:pPr>
-            <w:r>
-              <w:rPr>
-                <w:rFonts w:ascii="Times New Roman" w:hAnsi="Times New Roman" w:eastAsia="宋体"/>
-                <w:b w:val="0"/>
-                <w:sz w:val="21"/>
-              </w:rPr>
-              <w:t>谐波减速器、机电一体化产品</w:t>
-            </w:r>
-          </w:p>
-        </w:tc>
-        <w:tc>
-          <w:tcPr>
-            <w:tcW w:w="3402" w:type="dxa"/>
-            <w:vAlign w:val="center"/>
-          </w:tcPr>
-          <w:p>
-            <w:pPr>
-              <w:spacing w:before="0" w:after="0"/>
-            </w:pPr>
-            <w:r>
-              <w:rPr>
-                <w:rFonts w:ascii="Times New Roman" w:hAnsi="Times New Roman" w:eastAsia="宋体"/>
-                <w:b w:val="0"/>
-                <w:sz w:val="21"/>
-              </w:rPr>
-              <w:t>国内谐波减速器龙头企业，已推出关节模组产品，在两个环节均构成竞争</w:t>
-            </w:r>
-          </w:p>
-        </w:tc>
-      </w:tr>
-      <w:tr>
-        <w:trPr>
-          <w:cantSplit/>
-          <w:trHeight w:val="397"/>
-          <w:jc w:val="center"/>
-        </w:trPr>
-        <w:tc>
-          <w:tcPr>
-            <w:tcW w:w="1401" w:type="dxa"/>
-            <w:vAlign w:val="center"/>
-          </w:tcPr>
-          <w:p>
-            <w:pPr>
-              <w:spacing w:before="0" w:after="0"/>
-            </w:pPr>
-            <w:r>
-              <w:rPr>
-                <w:rFonts w:ascii="Times New Roman" w:hAnsi="Times New Roman" w:eastAsia="宋体"/>
-                <w:b w:val="0"/>
-                <w:sz w:val="21"/>
-              </w:rPr>
-              <w:t>来福谐波</w:t>
-            </w:r>
-          </w:p>
-        </w:tc>
-        <w:tc>
-          <w:tcPr>
-            <w:tcW w:w="3503" w:type="dxa"/>
-            <w:vAlign w:val="center"/>
-          </w:tcPr>
-          <w:p>
-            <w:pPr>
-              <w:spacing w:before="0" w:after="0"/>
-            </w:pPr>
-            <w:r>
-              <w:rPr>
-                <w:rFonts w:ascii="Times New Roman" w:hAnsi="Times New Roman" w:eastAsia="宋体"/>
-                <w:b w:val="0"/>
-                <w:sz w:val="21"/>
-              </w:rPr>
-              <w:t>谐波减速器、关节模组、机械臂及自动化产品</w:t>
-            </w:r>
-          </w:p>
-        </w:tc>
-        <w:tc>
-          <w:tcPr>
-            <w:tcW w:w="3402" w:type="dxa"/>
-            <w:vAlign w:val="center"/>
-          </w:tcPr>
-          <w:p>
-            <w:pPr>
-              <w:spacing w:before="0" w:after="0"/>
-            </w:pPr>
-            <w:r>
-              <w:rPr>
-                <w:rFonts w:ascii="Times New Roman" w:hAnsi="Times New Roman" w:eastAsia="宋体"/>
-                <w:b w:val="0"/>
-                <w:sz w:val="21"/>
-              </w:rPr>
-              <w:t>国内谐波减速器主要厂商，产品线向关节模组延伸，在两个环节均构成竞争</w:t>
-            </w:r>
-          </w:p>
-        </w:tc>
-      </w:tr>
-      <w:tr>
-        <w:trPr>
-          <w:cantSplit/>
-          <w:trHeight w:val="397"/>
-          <w:jc w:val="center"/>
-        </w:trPr>
-        <w:tc>
-          <w:tcPr>
-            <w:tcW w:w="1401" w:type="dxa"/>
-            <w:vAlign w:val="center"/>
-          </w:tcPr>
-          <w:p>
-            <w:pPr>
-              <w:spacing w:before="0" w:after="0"/>
-            </w:pPr>
-            <w:r>
-              <w:rPr>
-                <w:rFonts w:ascii="Times New Roman" w:hAnsi="Times New Roman" w:eastAsia="宋体"/>
-                <w:b w:val="0"/>
-                <w:sz w:val="21"/>
-              </w:rPr>
-              <w:t>同川科技</w:t>
-            </w:r>
-          </w:p>
-        </w:tc>
-        <w:tc>
-          <w:tcPr>
-            <w:tcW w:w="3503" w:type="dxa"/>
-            <w:vAlign w:val="center"/>
-          </w:tcPr>
-          <w:p>
-            <w:pPr>
-              <w:spacing w:before="0" w:after="0"/>
-            </w:pPr>
-            <w:r>
-              <w:rPr>
-                <w:rFonts w:ascii="Times New Roman" w:hAnsi="Times New Roman" w:eastAsia="宋体"/>
-                <w:b w:val="0"/>
-                <w:sz w:val="21"/>
-              </w:rPr>
-              <w:t>谐波减速器、机电一体化执行器、协作机器人及人形机器人关节模块</w:t>
-            </w:r>
-          </w:p>
-        </w:tc>
-        <w:tc>
-          <w:tcPr>
-            <w:tcW w:w="3402" w:type="dxa"/>
-            <w:vAlign w:val="center"/>
-          </w:tcPr>
-          <w:p>
-            <w:pPr>
-              <w:spacing w:before="0" w:after="0"/>
-            </w:pPr>
-            <w:r>
-              <w:rPr>
-                <w:rFonts w:ascii="Times New Roman" w:hAnsi="Times New Roman" w:eastAsia="宋体"/>
-                <w:b w:val="0"/>
-                <w:sz w:val="21"/>
-              </w:rPr>
-              <w:t>谐波减速器与关节模组均构成竞争</w:t>
-            </w:r>
-          </w:p>
-        </w:tc>
-      </w:tr>
-      <w:tr>
-        <w:trPr>
-          <w:cantSplit/>
-          <w:trHeight w:val="397"/>
-          <w:jc w:val="center"/>
-        </w:trPr>
-        <w:tc>
-          <w:tcPr>
-            <w:tcW w:w="1401" w:type="dxa"/>
-            <w:vAlign w:val="center"/>
-          </w:tcPr>
-          <w:p>
-            <w:pPr>
-              <w:spacing w:before="0" w:after="0"/>
-            </w:pPr>
-            <w:r>
-              <w:rPr>
-                <w:rFonts w:ascii="Times New Roman" w:hAnsi="Times New Roman" w:eastAsia="宋体"/>
-                <w:b w:val="0"/>
-                <w:sz w:val="21"/>
-              </w:rPr>
-              <w:t>杉川谐波</w:t>
-            </w:r>
-          </w:p>
-        </w:tc>
-        <w:tc>
-          <w:tcPr>
-            <w:tcW w:w="3503" w:type="dxa"/>
-            <w:vAlign w:val="center"/>
-          </w:tcPr>
-          <w:p>
-            <w:pPr>
-              <w:spacing w:before="0" w:after="0"/>
-            </w:pPr>
-            <w:r>
-              <w:rPr>
-                <w:rFonts w:ascii="Times New Roman" w:hAnsi="Times New Roman" w:eastAsia="宋体"/>
-                <w:b w:val="0"/>
-                <w:sz w:val="21"/>
-              </w:rPr>
-              <w:t>谐波减速器，涵盖HMCS、HMHD、HMHS、HMCD等系列</w:t>
-            </w:r>
-          </w:p>
-        </w:tc>
-        <w:tc>
-          <w:tcPr>
-            <w:tcW w:w="3402" w:type="dxa"/>
-            <w:vAlign w:val="center"/>
-          </w:tcPr>
-          <w:p>
-            <w:pPr>
-              <w:spacing w:before="0" w:after="0"/>
-            </w:pPr>
-            <w:r>
-              <w:rPr>
-                <w:rFonts w:ascii="Times New Roman" w:hAnsi="Times New Roman" w:eastAsia="宋体"/>
-                <w:b w:val="0"/>
-                <w:sz w:val="21"/>
-              </w:rPr>
-              <w:t>主要在谐波减速器环节构成竞争</w:t>
-            </w:r>
-          </w:p>
-        </w:tc>
-      </w:tr>
-    </w:tbl>
     <w:p>
       <w:pPr>
-        <w:spacing w:before="0" w:after="120"/>
+        <w:spacing w:line="360" w:lineRule="auto" w:before="120"/>
+        <w:ind w:firstLine="482"/>
         <w:jc w:val="both"/>
       </w:pPr>
       <w:r>
         <w:rPr>
           <w:rFonts w:ascii="Times New Roman" w:hAnsi="Times New Roman" w:eastAsia="宋体"/>
-          <w:b w:val="0"/>
-          <w:sz w:val="21"/>
+          <w:b/>
+          <w:sz w:val="24"/>
         </w:rPr>
-        <w:t>资料来源：各公司官网及公开资料</w:t>
+        <w:t>（1）一体化关节模组环节</w:t>
       </w:r>
     </w:p>
     <w:p>
@@ -3173,7 +3089,7 @@
           <w:b w:val="0"/>
           <w:sz w:val="24"/>
         </w:rPr>
-        <w:t>在一体化关节模组环节，零差云控、意优科技、钛虎机器人和国华智能与公司的产品定位最为接近，均以人形机器人关节模组为主要方向，并在核心零部件上不同程度地实现自研。其中，钛虎机器人和国华智能在关节模组之外已延伸至协作机器人、外骨骼和机器人本体等下游产品，公司则专注于核心零部件与关节模组环节。</w:t>
+        <w:t>零差云控，全称深圳市零差云控科技有限公司，主要产品为机器人关节模组、中空绝对值编码器和高功率微型伺服驱动器，应用于工业与协作机器人、医疗机器人、特种机器人及人形机器人等领域。据其公开披露，除部分芯片外，谐波减速器、编码器、驱动器及控制算法均为自主研发或采用国内供应。2026年7月，该公司完成C++轮融资，融资金额为数亿元。</w:t>
       </w:r>
     </w:p>
     <w:p>
@@ -3188,7 +3104,37 @@
           <w:b w:val="0"/>
           <w:sz w:val="24"/>
         </w:rPr>
-        <w:t>在谐波减速机环节，绿的谐波和来福谐波是国内主要厂商，二者均已由谐波减速器向关节模组延伸；同川科技和杉川谐波以谐波减速器为主要产品，同川科技已推出协作机器人和人形机器人关节模块。公司的谐波减速机既对外销售，也作为关节模组的核心部件配套自用。</w:t>
+        <w:t>意优科技，主要产品为人形机器人一体化关节模组，覆盖上肢、腰部及下肢，涵盖行星、谐波及直线关节。该公司于2025年建成关节自动化产线，2025年3月获上海浦东国资投资并落户张江，2026年8月完成超过2亿元的B轮融资，并与绿的谐波联合开发人形机器人专用关节模组。</w:t>
+      </w:r>
+    </w:p>
+    <w:p>
+      <w:pPr>
+        <w:spacing w:line="360" w:lineRule="auto" w:before="120"/>
+        <w:ind w:firstLine="480"/>
+        <w:jc w:val="both"/>
+      </w:pPr>
+      <w:r>
+        <w:rPr>
+          <w:rFonts w:ascii="Times New Roman" w:hAnsi="Times New Roman" w:eastAsia="宋体"/>
+          <w:b w:val="0"/>
+          <w:sz w:val="24"/>
+        </w:rPr>
+        <w:t>钛虎机器人，主要产品为轻量化关节模组，并基于关节模组开发协作机器人、人形机器人和外骨骼产品。该公司在关节模组环节与公司构成竞争，同时已向下游整机延伸。</w:t>
+      </w:r>
+    </w:p>
+    <w:p>
+      <w:pPr>
+        <w:spacing w:line="360" w:lineRule="auto" w:before="120"/>
+        <w:ind w:firstLine="480"/>
+        <w:jc w:val="both"/>
+      </w:pPr>
+      <w:r>
+        <w:rPr>
+          <w:rFonts w:ascii="Times New Roman" w:hAnsi="Times New Roman" w:eastAsia="宋体"/>
+          <w:b w:val="0"/>
+          <w:sz w:val="24"/>
+        </w:rPr>
+        <w:t>国华智能，全称国华（青岛）智能装备有限公司，成立于2014年，产品覆盖谐波减速器、行星滚柱丝杠、谐波及行星旋转关节模组和直线关节模组，并于2026年3月发布包含机械臂及轮式、双足机器人本体在内的产品矩阵。该公司参与多项国家及行业标准制定，核心零部件与关节模组的自研范围与公司相近，同时已向下游整机延伸。</w:t>
       </w:r>
     </w:p>
     <w:p>
@@ -3203,7 +3149,7 @@
           <w:b/>
           <w:sz w:val="24"/>
         </w:rPr>
-        <w:t>3、行业壁垒与主要竞争要素</w:t>
+        <w:t>（2）谐波减速机环节</w:t>
       </w:r>
     </w:p>
     <w:p>
@@ -3218,7 +3164,7 @@
           <w:b w:val="0"/>
           <w:sz w:val="24"/>
         </w:rPr>
-        <w:t>本行业的进入壁垒集中在技术、客户认证和制造能力三个方面。技术方面，谐波减速机的齿形设计、柔轮材料配方和精密加工工艺需要长期积累，关节模组则进一步要求企业具备机械结构、电磁设计、力控算法和热管理的系统集成能力。客户认证方面，关节模组直接决定整机的运动性能与可靠性，整机厂商的验证周期较长，一旦进入供应体系，规格路线的替换成本较高。制造能力方面，高精度加工设备、自动化装配产线和检测标定体系需要持续的资金投入，并依赖复合背景的工程技术人员。</w:t>
+        <w:t>绿的谐波，股票代码688017.SH，主营谐波减速器及机电一体化产品，为国内谐波减速器龙头企业。2025年该公司实现营业收入5.71亿元，同比增长47.31%；归母净利润1.24亿元，同比增长121.42%；谐波减速器及金属部件销量42.52万台，同比增长72.48%。其机电一体化业务收入0.74亿元，已推出面向具身智能场景的轻量化关节模组。</w:t>
       </w:r>
     </w:p>
     <w:p>
@@ -3233,7 +3179,7 @@
           <w:b w:val="0"/>
           <w:sz w:val="24"/>
         </w:rPr>
-        <w:t>其中，谐波减速机环节的壁垒具有结构性特征。麦肯锡将谐波减速器列为人形机器人供应链中瓶颈风险最高的三类零部件之一，判断依据是该环节精密度要求高、资本投入密集，需要专用工装、计量基础设施和较长的认证周期；与电子元器件可以快速扩充产能不同，谐波减速器在结构上更难扩产。该研究同时指出，随着人形机器人出货量上升，需求可能超过供应商增加合格产能的速度，这对能够扩大精密制造规模并确立先发地位的供应商构成重大机会。</w:t>
+        <w:t>来福谐波，股票代码03952.HK，2026年6月在香港联合交易所上市，主要产品为谐波减速器、关节模组及机械臂。2025年该公司实现营业收入2.61亿元，同比增长142%，谐波减速器销量29.15万台。据其上市文件披露，按2025年出货量计算，其在中国机器人谐波减速器市场的占有率为21.4%。</w:t>
       </w:r>
     </w:p>
     <w:p>
@@ -3248,7 +3194,7 @@
           <w:b w:val="0"/>
           <w:sz w:val="24"/>
         </w:rPr>
-        <w:t>进入规模化量产阶段后，行业的主要竞争要素为批量一致性、交付稳定性、良品率和成本控制能力，以及核心零部件的自研覆盖面。核心零部件自研覆盖面越宽，企业在成本结构、规格定制和交付周期上的自主空间越大。由于减速器在执行器成本中占比最高，具备谐波减速机自研与量产能力的关节模组厂商，在成本控制上具有结构性的起点优势。</w:t>
+        <w:t>同川科技，成立于2012年，主要产品为谐波减速器、机电一体化执行器、协作机器人关节模块及人形机器人关节模块，已推出轻量化谐波关节产品。</w:t>
       </w:r>
     </w:p>
     <w:p>
@@ -3263,7 +3209,22 @@
           <w:b w:val="0"/>
           <w:sz w:val="24"/>
         </w:rPr>
-        <w:t>公司自2019年设立以来聚焦机器人核心零部件与一体化关节模组，谐波减速机、微型低压驱动器、集成式编码器和力传感器组件均已实现自研与量产，产品覆盖直径17毫米至120毫米、峰值扭矩0.8牛米至1,000牛米的六大系列。公司谐波减速机产品于2018年首批通过国家机器人检测与评定中心认定，2021年获批无锡市高寿命高精度谐波减速机重点实验室，2022年获评高新技术企业，2025年获评江苏省专精特新中小企业，并获“LeadeRobot 2025年度人形机器人核心供应商”称号。根据公司公开披露，2025年上半年公司单次交付人形机器人专用关节模组1,320套，客户数量超过500家。2025年10月，公司完成近亿元A轮融资，由科沃斯战略投资领投。</w:t>
+        <w:t>杉川谐波，成立于2015年，主要产品为谐波减速器，已形成HMCS、HMHD、HMHS、HMCD等多个系列，应用于机器人、半导体加工设备和检测分析设备等领域。</w:t>
+      </w:r>
+    </w:p>
+    <w:p>
+      <w:pPr>
+        <w:spacing w:line="360" w:lineRule="auto" w:before="120"/>
+        <w:ind w:firstLine="482"/>
+        <w:jc w:val="both"/>
+      </w:pPr>
+      <w:r>
+        <w:rPr>
+          <w:rFonts w:ascii="Times New Roman" w:hAnsi="Times New Roman" w:eastAsia="宋体"/>
+          <w:b/>
+          <w:sz w:val="24"/>
+        </w:rPr>
+        <w:t>3、进入本行业的主要壁垒</w:t>
       </w:r>
     </w:p>
     <w:p>
@@ -3278,7 +3239,157 @@
           <w:b w:val="0"/>
           <w:sz w:val="24"/>
         </w:rPr>
-        <w:t>区位方面，公司所在的无锡是长三角具身智能产业链的重要承载地，本地已形成覆盖轴承、线缆、模组、芯片、电机和算力平台的产业集群，为公司提供了近距离配套和联合开发的条件。</w:t>
+        <w:t>（1）技术壁垒</w:t>
+      </w:r>
+    </w:p>
+    <w:p>
+      <w:pPr>
+        <w:spacing w:line="360" w:lineRule="auto" w:before="120"/>
+        <w:ind w:firstLine="480"/>
+        <w:jc w:val="both"/>
+      </w:pPr>
+      <w:r>
+        <w:rPr>
+          <w:rFonts w:ascii="Times New Roman" w:hAnsi="Times New Roman" w:eastAsia="宋体"/>
+          <w:b w:val="0"/>
+          <w:sz w:val="24"/>
+        </w:rPr>
+        <w:t>谐波减速机的齿形设计、柔轮材料与热处理工艺以及精密加工工艺需要长期积累，相关工艺参数难以通过逆向方式获得。一体化关节模组则进一步要求企业具备机械结构、电磁设计、力控算法和热管理的系统集成能力，并能够在有限体积内完成多个部件的协同设计。同时掌握核心零部件与模组集成两个层面技术的企业数量有限。</w:t>
+      </w:r>
+    </w:p>
+    <w:p>
+      <w:pPr>
+        <w:spacing w:line="360" w:lineRule="auto" w:before="120"/>
+        <w:ind w:firstLine="480"/>
+        <w:jc w:val="both"/>
+      </w:pPr>
+      <w:r>
+        <w:rPr>
+          <w:rFonts w:ascii="Times New Roman" w:hAnsi="Times New Roman" w:eastAsia="宋体"/>
+          <w:b w:val="0"/>
+          <w:sz w:val="24"/>
+        </w:rPr>
+        <w:t>（2）客户认证壁垒</w:t>
+      </w:r>
+    </w:p>
+    <w:p>
+      <w:pPr>
+        <w:spacing w:line="360" w:lineRule="auto" w:before="120"/>
+        <w:ind w:firstLine="480"/>
+        <w:jc w:val="both"/>
+      </w:pPr>
+      <w:r>
+        <w:rPr>
+          <w:rFonts w:ascii="Times New Roman" w:hAnsi="Times New Roman" w:eastAsia="宋体"/>
+          <w:b w:val="0"/>
+          <w:sz w:val="24"/>
+        </w:rPr>
+        <w:t>关节模组直接决定整机的运动性能与可靠性，整机厂商的验证周期较长，需要经过样品测试、小批量试用和量产验证等环节。一旦进入供应体系，规格路线的替换需要重新进行验证，替换成本较高，后进入者难以在短期内取得客户认可。</w:t>
+      </w:r>
+    </w:p>
+    <w:p>
+      <w:pPr>
+        <w:spacing w:line="360" w:lineRule="auto" w:before="120"/>
+        <w:ind w:firstLine="480"/>
+        <w:jc w:val="both"/>
+      </w:pPr>
+      <w:r>
+        <w:rPr>
+          <w:rFonts w:ascii="Times New Roman" w:hAnsi="Times New Roman" w:eastAsia="宋体"/>
+          <w:b w:val="0"/>
+          <w:sz w:val="24"/>
+        </w:rPr>
+        <w:t>（3）制造能力与资金壁垒</w:t>
+      </w:r>
+    </w:p>
+    <w:p>
+      <w:pPr>
+        <w:spacing w:line="360" w:lineRule="auto" w:before="120"/>
+        <w:ind w:firstLine="480"/>
+        <w:jc w:val="both"/>
+      </w:pPr>
+      <w:r>
+        <w:rPr>
+          <w:rFonts w:ascii="Times New Roman" w:hAnsi="Times New Roman" w:eastAsia="宋体"/>
+          <w:b w:val="0"/>
+          <w:sz w:val="24"/>
+        </w:rPr>
+        <w:t>高精度加工设备、自动化装配产线和检测标定体系需要持续的资金投入。麦肯锡将谐波减速器列为人形机器人供应链中瓶颈风险最高的三类零部件之一，判断依据是该环节精密度要求高、资本投入密集，需要专用工装、计量基础设施和较长的认证周期；与电子元器件可以快速扩充产能不同，谐波减速器在结构上更难扩产。该研究同时指出，随着人形机器人出货量上升，需求可能超过供应商增加合格产能的速度，这对能够扩大精密制造规模并确立先发地位的供应商构成重大机会。</w:t>
+      </w:r>
+    </w:p>
+    <w:p>
+      <w:pPr>
+        <w:spacing w:line="360" w:lineRule="auto" w:before="120"/>
+        <w:ind w:firstLine="480"/>
+        <w:jc w:val="both"/>
+      </w:pPr>
+      <w:r>
+        <w:rPr>
+          <w:rFonts w:ascii="Times New Roman" w:hAnsi="Times New Roman" w:eastAsia="宋体"/>
+          <w:b w:val="0"/>
+          <w:sz w:val="24"/>
+        </w:rPr>
+        <w:t>（4）人才壁垒</w:t>
+      </w:r>
+    </w:p>
+    <w:p>
+      <w:pPr>
+        <w:spacing w:line="360" w:lineRule="auto" w:before="120"/>
+        <w:ind w:firstLine="480"/>
+        <w:jc w:val="both"/>
+      </w:pPr>
+      <w:r>
+        <w:rPr>
+          <w:rFonts w:ascii="Times New Roman" w:hAnsi="Times New Roman" w:eastAsia="宋体"/>
+          <w:b w:val="0"/>
+          <w:sz w:val="24"/>
+        </w:rPr>
+        <w:t>本行业需要同时具备精密机械、材料热处理、电机驱动与控制算法背景的复合型技术团队，相关人才的培养周期较长，行业内可供流动的成熟团队数量有限。</w:t>
+      </w:r>
+    </w:p>
+    <w:p>
+      <w:pPr>
+        <w:spacing w:line="360" w:lineRule="auto" w:before="120"/>
+        <w:ind w:firstLine="482"/>
+        <w:jc w:val="both"/>
+      </w:pPr>
+      <w:r>
+        <w:rPr>
+          <w:rFonts w:ascii="Times New Roman" w:hAnsi="Times New Roman" w:eastAsia="宋体"/>
+          <w:b/>
+          <w:sz w:val="24"/>
+        </w:rPr>
+        <w:t>4、公司在行业中的竞争地位</w:t>
+      </w:r>
+    </w:p>
+    <w:p>
+      <w:pPr>
+        <w:spacing w:line="360" w:lineRule="auto" w:before="120"/>
+        <w:ind w:firstLine="480"/>
+        <w:jc w:val="both"/>
+      </w:pPr>
+      <w:r>
+        <w:rPr>
+          <w:rFonts w:ascii="Times New Roman" w:hAnsi="Times New Roman" w:eastAsia="宋体"/>
+          <w:b w:val="0"/>
+          <w:sz w:val="24"/>
+        </w:rPr>
+        <w:t>公司自2019年设立以来聚焦机器人核心零部件与一体化关节模组，谐波减速机、微型低压驱动器、集成式编码器和力传感器组件均已实现自研与量产，关节模组产品覆盖直径17毫米至120毫米、峰值扭矩0.8牛米至1,000牛米以上的六大系列。由于减速器在执行器成本中占比最高，具备谐波减速机自研与量产能力的关节模组厂商在成本控制上具有起点优势；公司在此基础上进一步实现了驱动器、编码器和力传感器组件的自研，自研覆盖面在国内同类企业中相对靠前。</w:t>
+      </w:r>
+    </w:p>
+    <w:p>
+      <w:pPr>
+        <w:spacing w:line="360" w:lineRule="auto" w:before="120"/>
+        <w:ind w:firstLine="480"/>
+        <w:jc w:val="both"/>
+      </w:pPr>
+      <w:r>
+        <w:rPr>
+          <w:rFonts w:ascii="Times New Roman" w:hAnsi="Times New Roman" w:eastAsia="宋体"/>
+          <w:b w:val="0"/>
+          <w:sz w:val="24"/>
+        </w:rPr>
+        <w:t>与主要竞争对手相比，公司专注于核心零部件与关节模组环节，未向下游整机延伸，与整机客户不存在直接竞争。公司谐波减速机产品已通过国家机器人检测与评定中心认定，2021年获批无锡市高寿命高精度谐波减速机重点实验室，2022年获评高新技术企业，2025年获评江苏省专精特新中小企业，并获“LeadeRobot 2025年度人形机器人核心供应商”称号。根据公司公开披露，2025年上半年公司单次交付人形机器人专用关节模组1,320套，客户数量超过500家；2025年10月完成近亿元A轮融资，由科沃斯战略投资领投。公司所在的无锡是长三角具身智能产业链的重要承载地，本地已形成覆盖轴承、线缆、模组、芯片和电机的产业集群，为公司提供了近距离配套和联合开发的条件。</w:t>
       </w:r>
     </w:p>
     <w:sectPr>

--- a/output/巨蟹/巨蟹智能尽调报告第六章_公司所处行业分析.docx
+++ b/output/巨蟹/巨蟹智能尽调报告第六章_公司所处行业分析.docx
@@ -248,7 +248,7 @@
           <w:b w:val="0"/>
           <w:sz w:val="24"/>
         </w:rPr>
-        <w:t>此外，国家机器人检测与评定中心承担机器人及其关键零部件的第三方检测与认证，公司谐波减速机产品已通过该中心认定。</w:t>
+        <w:t>此外，国家机器人检测与评定中心承担机器人及其关键零部件的第三方检测与认证工作。</w:t>
       </w:r>
     </w:p>
     <w:p>
@@ -3389,7 +3389,7 @@
           <w:b w:val="0"/>
           <w:sz w:val="24"/>
         </w:rPr>
-        <w:t>与主要竞争对手相比，公司专注于核心零部件与关节模组环节，未向下游整机延伸，与整机客户不存在直接竞争。公司谐波减速机产品已通过国家机器人检测与评定中心认定，2021年获批无锡市高寿命高精度谐波减速机重点实验室，2022年获评高新技术企业，2025年获评江苏省专精特新中小企业，并获“LeadeRobot 2025年度人形机器人核心供应商”称号。根据公司公开披露，2025年上半年公司单次交付人形机器人专用关节模组1,320套，客户数量超过500家；2025年10月完成近亿元A轮融资，由科沃斯战略投资领投。公司所在的无锡是长三角具身智能产业链的重要承载地，本地已形成覆盖轴承、线缆、模组、芯片和电机的产业集群，为公司提供了近距离配套和联合开发的条件。</w:t>
+        <w:t>与主要竞争对手相比，公司专注于核心零部件与关节模组环节，未向下游整机延伸，与整机客户不存在直接竞争。公司于2020年12月取得ISO 9001:2015质量管理体系认证，2021年获批无锡市高寿命高精度谐波减速机重点实验室，2022年获评高新技术企业，2025年获评江苏省专精特新中小企业，并获“LeadeRobot 2025年度人形机器人核心供应商”称号。根据公司公开披露，2025年上半年公司单次交付人形机器人专用关节模组1,320套，客户数量超过500家；2025年10月完成近亿元A轮融资，由科沃斯战略投资领投。公司所在的无锡是长三角具身智能产业链的重要承载地，本地已形成覆盖轴承、线缆、模组、芯片和电机的产业集群，为公司提供了近距离配套和联合开发的条件。</w:t>
       </w:r>
     </w:p>
     <w:sectPr>

--- a/output/巨蟹/巨蟹智能尽调报告第六章_公司所处行业分析.docx
+++ b/output/巨蟹/巨蟹智能尽调报告第六章_公司所处行业分析.docx
@@ -58,7 +58,7 @@
           <w:b w:val="0"/>
           <w:sz w:val="24"/>
         </w:rPr>
-        <w:t>机器人产业链由上游核心零部件、中游整机制造和下游应用构成。公司所处的核心零部件环节向中游整机厂商供应谐波减速机、驱动器、编码器、力传感器组件以及一体化关节模组，其性能直接决定整机的运动精度、负载能力和使用寿命。下游需求主要来自人形机器人整机厂商，并延伸至协作机器人、工业机器人、医疗康复、低空经济和精密制造等领域。</w:t>
+        <w:t>机器人产业链由上游核心零部件、中游整机制造和下游应用构成。公司所处的核心零部件环节以一体化关节模组为主要产品形态，谐波减速机、驱动器、编码器和力传感器组件既是关节模组的组成部件，也单独对外销售；该环节的产品性能直接决定整机的运动精度、负载能力和使用寿命。下游需求主要来自人形机器人整机厂商，并延伸至协作机器人、工业机器人、医疗康复、低空经济和精密制造等领域。</w:t>
       </w:r>
     </w:p>
     <w:p>
@@ -2669,7 +2669,7 @@
           <w:b w:val="0"/>
           <w:sz w:val="24"/>
         </w:rPr>
-        <w:t>谐波减速机的技术水平主要体现在齿形设计、柔轮材料与热处理工艺以及精密加工与装配一致性三个方面。柔轮在工作中承受周期性弹性变形，其材料性能和疲劳寿命直接决定减速机的使用寿命；齿形设计决定啮合状态与回差水平；批量生产条件下的加工与装配一致性决定产品性能的离散程度。</w:t>
+        <w:t>本行业的技术水平集中体现为一体化关节模组的系统集成能力。在有限的体积与重量约束下，需要完成电机、减速机、驱动器、编码器与力传感器在机械、电气和控制三个层面的集成，并解决热管理、电磁兼容和出厂标定等工程问题。行业已由分离式供货转向驱控一体的模块化供货，出厂前完成标定与测试成为常见做法。</w:t>
       </w:r>
     </w:p>
     <w:p>
@@ -2684,7 +2684,7 @@
           <w:b w:val="0"/>
           <w:sz w:val="24"/>
         </w:rPr>
-        <w:t>一体化关节模组的技术水平体现为系统集成能力。在有限的体积与重量约束下，需要完成电机、减速机、驱动器、编码器与力传感器在机械、电气和控制三个层面的集成，并解决热管理、电磁兼容和出厂标定等工程问题。行业已由分离式供货转向驱控一体的模块化供货，出厂前完成标定与测试成为常见做法。</w:t>
+        <w:t>作为关节模组中价值量最高的部件，谐波减速机的技术水平主要体现在齿形设计、柔轮材料与热处理工艺以及精密加工与装配一致性三个方面。柔轮在工作中承受周期性弹性变形，其材料性能和疲劳寿命直接决定减速机的使用寿命；齿形设计决定啮合状态与回差水平；批量生产条件下的加工与装配一致性决定产品性能的离散程度。</w:t>
       </w:r>
     </w:p>
     <w:p>
@@ -3254,7 +3254,7 @@
           <w:b w:val="0"/>
           <w:sz w:val="24"/>
         </w:rPr>
-        <w:t>谐波减速机的齿形设计、柔轮材料与热处理工艺以及精密加工工艺需要长期积累，相关工艺参数难以通过逆向方式获得。一体化关节模组则进一步要求企业具备机械结构、电磁设计、力控算法和热管理的系统集成能力，并能够在有限体积内完成多个部件的协同设计。同时掌握核心零部件与模组集成两个层面技术的企业数量有限。</w:t>
+        <w:t>一体化关节模组要求企业具备机械结构、电磁设计、力控算法和热管理的系统集成能力，并能够在有限体积内完成多个部件的协同设计。其中，谐波减速机的齿形设计、柔轮材料与热处理工艺以及精密加工工艺需要长期积累，相关工艺参数难以通过逆向方式获得。同时掌握核心零部件与模组集成两个层面技术的企业数量有限。</w:t>
       </w:r>
     </w:p>
     <w:p>
@@ -3389,7 +3389,7 @@
           <w:b w:val="0"/>
           <w:sz w:val="24"/>
         </w:rPr>
-        <w:t>与主要竞争对手相比，公司专注于核心零部件与关节模组环节，未向下游整机延伸，与整机客户不存在直接竞争。公司于2020年12月取得ISO 9001:2015质量管理体系认证，2021年获批无锡市高寿命高精度谐波减速机重点实验室，2022年获评高新技术企业，2025年获评江苏省专精特新中小企业，并获“LeadeRobot 2025年度人形机器人核心供应商”称号。根据公司公开披露，2025年上半年公司单次交付人形机器人专用关节模组1,320套，客户数量超过500家；2025年10月完成近亿元A轮融资，由科沃斯战略投资领投。公司所在的无锡是长三角具身智能产业链的重要承载地，本地已形成覆盖轴承、线缆、模组、芯片和电机的产业集群，为公司提供了近距离配套和联合开发的条件。</w:t>
+        <w:t>公司的商业化产品以核心零部件和一体化关节模组为主，并延伸至人形机械臂和通用型上肢硬件平台；公司曾研制人形机器人整机用于技术验证与展示。公司于2020年12月取得ISO 9001:2015质量管理体系认证，2021年获批无锡市高寿命高精度谐波减速机重点实验室，2022年获评高新技术企业，2025年获评江苏省专精特新中小企业，并获“LeadeRobot 2025年度人形机器人核心供应商”称号。根据公司公开披露，2025年上半年公司单次交付人形机器人专用关节模组1,320套，客户数量超过500家；2025年10月完成近亿元A轮融资，由科沃斯战略投资领投。公司所在的无锡是长三角具身智能产业链的重要承载地，本地已形成覆盖轴承、线缆、模组、芯片和电机的产业集群，为公司提供了近距离配套和联合开发的条件。</w:t>
       </w:r>
     </w:p>
     <w:sectPr>

--- a/output/巨蟹/巨蟹智能尽调报告第六章_公司所处行业分析.docx
+++ b/output/巨蟹/巨蟹智能尽调报告第六章_公司所处行业分析.docx
@@ -3374,7 +3374,7 @@
           <w:b w:val="0"/>
           <w:sz w:val="24"/>
         </w:rPr>
-        <w:t>公司自2019年设立以来聚焦机器人核心零部件与一体化关节模组，谐波减速机、微型低压驱动器、集成式编码器和力传感器组件均已实现自研与量产，关节模组产品覆盖直径17毫米至120毫米、峰值扭矩0.8牛米至1,000牛米以上的六大系列。由于减速器在执行器成本中占比最高，具备谐波减速机自研与量产能力的关节模组厂商在成本控制上具有起点优势；公司在此基础上进一步实现了驱动器、编码器和力传感器组件的自研，自研覆盖面在国内同类企业中相对靠前。</w:t>
+        <w:t>公司自2019年设立以来聚焦机器人核心零部件与一体化关节模组，谐波减速机、微型低压驱动器、集成式编码器和力传感器组件均已实现自研与量产。据公司产品手册，其人形机器人专用关节模组形成R48至R120六个系列，峰值扭矩覆盖3.8牛米至576牛米，典型应用涵盖头部、腕部、肩部、肘部、膝部、腰部和髋关节。由于减速器在执行器成本中占比最高，具备谐波减速机自研与量产能力的关节模组厂商在成本控制上具有起点优势；公司在此基础上进一步实现了驱动器、编码器和力传感器组件的自研，自研覆盖面在国内同类企业中相对靠前。</w:t>
       </w:r>
     </w:p>
     <w:p>
@@ -3389,7 +3389,7 @@
           <w:b w:val="0"/>
           <w:sz w:val="24"/>
         </w:rPr>
-        <w:t>公司的商业化产品以核心零部件和一体化关节模组为主，并延伸至人形机械臂和通用型上肢硬件平台；公司曾研制人形机器人整机用于技术验证与展示。公司于2020年12月取得ISO 9001:2015质量管理体系认证，2021年获批无锡市高寿命高精度谐波减速机重点实验室，2022年获评高新技术企业，2025年获评江苏省专精特新中小企业，并获“LeadeRobot 2025年度人形机器人核心供应商”称号。根据公司公开披露，2025年上半年公司单次交付人形机器人专用关节模组1,320套，客户数量超过500家；2025年10月完成近亿元A轮融资，由科沃斯战略投资领投。公司所在的无锡是长三角具身智能产业链的重要承载地，本地已形成覆盖轴承、线缆、模组、芯片和电机的产业集群，为公司提供了近距离配套和联合开发的条件。</w:t>
+        <w:t>公司的商业化产品以核心零部件和一体化关节模组为主，并延伸至人形机械臂和通用型上肢硬件平台；公司曾研制人形机器人整机用于技术验证与展示。公司为高新技术企业和江苏省重点智能制造企业，已取得专利41项、商标6项和软件著作权8项。据公开报道，公司已完成人形机器人专用关节模组1,320套的交付；2025年10月完成近亿元A轮融资，由科沃斯战略投资领投。公司所在的无锡是长三角具身智能产业链的重要承载地，本地已形成覆盖轴承、线缆、模组、芯片和电机的产业集群，为公司提供了近距离配套和联合开发的条件。</w:t>
       </w:r>
     </w:p>
     <w:sectPr>

--- a/output/巨蟹/巨蟹智能尽调报告第六章_公司所处行业分析.docx
+++ b/output/巨蟹/巨蟹智能尽调报告第六章_公司所处行业分析.docx
@@ -688,7 +688,7 @@
           <w:b w:val="0"/>
           <w:sz w:val="24"/>
         </w:rPr>
-        <w:t>上述三项国家标准分别对应公司的谐波减速机、一体化关节模组和减速器性能检测，是公司产品性能与检测方法的主要依据。</w:t>
+        <w:t>上述三项国家标准分别对应谐波减速机、一体化关节模组和减速器性能检测，与公司产品直接相关。</w:t>
       </w:r>
     </w:p>
     <w:p>
@@ -2304,7 +2304,7 @@
           <w:b w:val="0"/>
           <w:sz w:val="24"/>
         </w:rPr>
-        <w:t>技术方案上，旋转执行器按传动方式分为谐波减速机方案、行星减速机方案和准直驱方案等。谐波减速机方案的减速比通常为30至300比1，结构紧凑、传动精度高，是肩、肘、腕、腰等上半身精密关节的主流方案。</w:t>
+        <w:t>技术方案上，旋转执行器按传动方式分为谐波减速机方案、行星减速机方案和准直驱方案等。谐波减速机方案属高减速比方案，结构紧凑、传动精度高，是肩、肘、腕、腰等上半身精密关节的主流方案。</w:t>
       </w:r>
     </w:p>
     <w:p>
@@ -2334,7 +2334,7 @@
           <w:b w:val="0"/>
           <w:sz w:val="24"/>
         </w:rPr>
-        <w:t>谐波减速机由柔轮、刚轮和波发生器构成，依靠柔轮的可控弹性变形实现啮合传动，能够在单级结构中实现大减速比、近零回差和较高的扭矩密度，是机器人精密旋转关节的主流传动方案。人形机器人单机通常搭载10至14台谐波减速机，用量为传统六轴工业机器人的两倍以上。</w:t>
+        <w:t>谐波减速机由柔轮、刚轮和波发生器构成，依靠柔轮的可控弹性变形实现啮合传动，能够在单级结构中实现大减速比、近零回差和较高的扭矩密度，是机器人精密旋转关节的主流传动方案，主要用于肩、肘、腕、腰等上半身精密关节。</w:t>
       </w:r>
     </w:p>
     <w:p>
@@ -2434,7 +2434,7 @@
           <w:b w:val="0"/>
           <w:sz w:val="24"/>
         </w:rPr>
-        <w:t>国产化方面，国产厂商在全球工业机器人用谐波减速机市场的份额由2020年的48.71%提升至2024年的75.11%，2021年起已超过境外厂商。根据中国信息通信研究院2026年一季度数据，人形机器人核心零部件整体国产化率超过75%，谐波减速机的国产化进程在各核心零部件中处于领先位置。</w:t>
+        <w:t>国产化方面，国产厂商在全球工业机器人用谐波减速机市场的份额由2020年的48.71%提升至2024年的75.11%，2021年起已超过境外厂商。根据中国信息通信研究院2026年一季度数据，人形机器人核心零部件整体国产化率已提升至75%，谐波减速机的国产化进程在各核心零部件中处于领先位置。</w:t>
       </w:r>
     </w:p>
     <w:p>
@@ -2609,7 +2609,7 @@
           <w:b w:val="0"/>
           <w:sz w:val="24"/>
         </w:rPr>
-        <w:t>公司产品还应用于协作机器人、工业机器人、医疗康复、低空经济、精密制造和轨道交通等领域。协作机器人与人形机器人对关节模组的技术要求高度相近，均强调小型化、轻量化和力矩控制精度，公司的产品谱系可在不同应用领域之间复用，形成了人形机器人之外的需求基础。</w:t>
+        <w:t>一体化关节模组的应用不限于人形机器人。协作机器人与人形机器人对关节模组的技术要求高度相近，均强调小型化、轻量化和力矩控制精度；相关产品在协作机器人、工业机器人、医疗康复和精密制造等领域同样存在需求，构成本环节在人形机器人之外的市场空间。</w:t>
       </w:r>
     </w:p>
     <w:p>
@@ -2894,7 +2894,7 @@
           <w:b w:val="0"/>
           <w:sz w:val="24"/>
         </w:rPr>
-        <w:t>第三，国产供应链配套成熟支撑成本下降。人形机器人核心零部件整体国产化率已超过75%，国内在精密轴承、功率电子等上游环节具备规模化供应能力，为本环节企业的成本控制和交付效率提供了支撑。</w:t>
+        <w:t>第三，国产供应链配套成熟支撑成本下降。人形机器人核心零部件整体国产化率已已提升至75%，国内在精密轴承、功率电子等上游环节具备规模化供应能力，为本环节企业的成本控制和交付效率提供了支撑。</w:t>
       </w:r>
     </w:p>
     <w:p>
@@ -3164,7 +3164,7 @@
           <w:b w:val="0"/>
           <w:sz w:val="24"/>
         </w:rPr>
-        <w:t>绿的谐波，股票代码688017.SH，主营谐波减速器及机电一体化产品，为国内谐波减速器龙头企业。2025年该公司实现营业收入5.71亿元，同比增长47.31%；归母净利润1.24亿元，同比增长121.42%；谐波减速器及金属部件销量42.52万台，同比增长72.48%。其机电一体化业务收入0.74亿元，已推出面向具身智能场景的轻量化关节模组。</w:t>
+        <w:t>绿的谐波，股票代码688017.SH，主营谐波减速器及机电一体化产品，为国内谐波减速器龙头企业。2025年该公司实现营业收入5.71亿元，同比增长47.31%；归母净利润1.24亿元，同比增长121.42%；谐波减速器销量42.52万台，同比增长72.48%。其机电一体化业务收入0.74亿元，已推出面向具身智能场景的轻量化关节模组。</w:t>
       </w:r>
     </w:p>
     <w:p>
@@ -3374,7 +3374,7 @@
           <w:b w:val="0"/>
           <w:sz w:val="24"/>
         </w:rPr>
-        <w:t>公司自2019年设立以来聚焦机器人核心零部件与一体化关节模组，谐波减速机、微型低压驱动器、集成式编码器和力传感器组件均已实现自研与量产。据公司产品手册，其人形机器人专用关节模组形成R48至R120六个系列，峰值扭矩覆盖3.8牛米至576牛米，典型应用涵盖头部、腕部、肩部、肘部、膝部、腰部和髋关节。由于减速器在执行器成本中占比最高，具备谐波减速机自研与量产能力的关节模组厂商在成本控制上具有起点优势；公司在此基础上进一步实现了驱动器、编码器和力传感器组件的自研，自研覆盖面在国内同类企业中相对靠前。</w:t>
+        <w:t>公司自2019年设立以来聚焦机器人核心零部件与一体化关节模组，谐波减速机、微型低压驱动器、集成式编码器和力传感器组件均已实现自研与量产。据公司产品手册，其人形机器人专用关节模组形成R48至R120六个系列，峰值扭矩覆盖3.8牛米至576牛米，典型应用涵盖头部、腕部、肩部、肘部、膝部、腰部和髋关节。由于减速器在执行器成本中占比最高，具备谐波减速机自研与量产能力的关节模组厂商在成本控制上具有起点优势；公司在此基础上进一步实现了驱动器、编码器和力传感器组件的自研。</w:t>
       </w:r>
     </w:p>
     <w:p>

--- a/output/巨蟹/巨蟹智能尽调报告第六章_公司所处行业分析.docx
+++ b/output/巨蟹/巨蟹智能尽调报告第六章_公司所处行业分析.docx
@@ -2349,7 +2349,22 @@
           <w:b w:val="0"/>
           <w:sz w:val="24"/>
         </w:rPr>
-        <w:t>根据高工机器人产业研究所数据，2024年全球谐波减速机产能489.7万台，同比增长10.37%，2025年预计达到600万台；基于对人形机器人需求的评估，2030年全球产能预计突破1,000万台。同期存量需求同步扩大，2021年至2024年我国工业机器人减速器总需求量由93.11万台增长至136.60万台，年均复合增长率13.63%。</w:t>
+        <w:t>市场规模方面，根据灼识咨询数据，全球机器人领域谐波减速器市场规模预计由2025年的33亿元增长至2030年的244亿元，2025年至2030年的复合增长率为48.9%。</w:t>
+      </w:r>
+    </w:p>
+    <w:p>
+      <w:pPr>
+        <w:spacing w:line="360" w:lineRule="auto" w:before="120"/>
+        <w:ind w:firstLine="480"/>
+        <w:jc w:val="both"/>
+      </w:pPr>
+      <w:r>
+        <w:rPr>
+          <w:rFonts w:ascii="Times New Roman" w:hAnsi="Times New Roman" w:eastAsia="宋体"/>
+          <w:b w:val="0"/>
+          <w:sz w:val="24"/>
+        </w:rPr>
+        <w:t>产能方面，根据高工机器人产业研究所数据，2024年全球谐波减速机产能489.7万台，同比增长10.37%，2025年预计达到600万台；基于对人形机器人需求的评估，2030年全球产能预计突破1,000万台。同期存量需求同步扩大，2021年至2024年我国工业机器人减速器总需求量由93.11万台增长至136.60万台，年均复合增长率13.63%。</w:t>
       </w:r>
     </w:p>
     <w:p>
@@ -2645,6 +2660,21 @@
     <w:p>
       <w:pPr>
         <w:spacing w:line="360" w:lineRule="auto" w:before="120"/>
+        <w:ind w:firstLine="480"/>
+        <w:jc w:val="both"/>
+      </w:pPr>
+      <w:r>
+        <w:rPr>
+          <w:rFonts w:ascii="Times New Roman" w:hAnsi="Times New Roman" w:eastAsia="宋体"/>
+          <w:b w:val="0"/>
+          <w:sz w:val="24"/>
+        </w:rPr>
+        <w:t>上游原材料价格随大宗商品周期波动。据灼识咨询统计，钢材价格按上海期货交易所螺纹钢指数计，由2020年的约777.3升至2021年的约1,066.6，2024年回落至762.9；铝材价格按南华上海铝指数计，由2020年的约650.1升至2024年的约1,096.5；轴承价格按中国海关出口统计数据计，由2020年的约每吨5,800美元升至2021年的约每吨6,900美元，2024年回落至约每吨6,300美元。上述价格的周期性波动会传导至本环节的生产成本。</w:t>
+      </w:r>
+    </w:p>
+    <w:p>
+      <w:pPr>
+        <w:spacing w:line="360" w:lineRule="auto" w:before="120"/>
         <w:ind w:firstLine="482"/>
         <w:jc w:val="both"/>
       </w:pPr>
@@ -2789,7 +2819,7 @@
           <w:b w:val="0"/>
           <w:sz w:val="24"/>
         </w:rPr>
-        <w:t>谐波减速机、无框力矩电机等环节的国产供应能力已具备规模，国产零部件的批量应用直接降低了关节模组的整体成本，并缩短了供应链响应周期。国产化率的提升同时改变了竞争的比较对象，该环节的竞争已由进口替代转向国产厂商之间的技术与成本比较。</w:t>
+        <w:t>谐波减速机、无框力矩电机等环节的国产供应能力已具备规模，国产零部件的批量应用直接降低了关节模组的整体成本，并缩短了供应链响应周期。国产化率的提升同时改变了竞争的比较对象，该环节的竞争已由进口替代转向国产厂商之间的技术与成本比较，产品价格随之下行。以来福谐波披露的数据为例，其谐波减速器平均售价由2023年的795元降至2024年的722元，2025年进一步降至571元。在此背景下，具备核心零部件自研与量产能力的厂商，在成本控制上的自主空间相对更大。</w:t>
       </w:r>
     </w:p>
     <w:p>
@@ -3014,7 +3044,22 @@
           <w:b w:val="0"/>
           <w:sz w:val="24"/>
         </w:rPr>
-        <w:t>一体化关节模组环节的参与者主要来自四类企业：由减速机企业向上集成，由汽车零部件企业依托规模制造能力跨界切入，由电机与运动控制企业向下延伸，以及整机厂商自研自供。公司属于第一类，以自研谐波减速机为基础向关节模组集成，并同步自研驱动器、编码器和力传感器组件。</w:t>
+        <w:t>一体化关节模组环节的参与者主要来自四类企业：由减速机企业向上集成，由汽车零部件企业依托规模制造能力跨界切入，由电机与运动控制企业向下延伸，以及整机厂商自研自供。第二类的代表企业包括拓普集团和三花智控，两家均以汽车零部件业务为主体，近年切入人形机器人执行器与关节模组环节。公司属于第一类，以自研谐波减速机为基础向关节模组集成，并同步自研驱动器、编码器和力传感器组件。</w:t>
+      </w:r>
+    </w:p>
+    <w:p>
+      <w:pPr>
+        <w:spacing w:line="360" w:lineRule="auto" w:before="120"/>
+        <w:ind w:firstLine="480"/>
+        <w:jc w:val="both"/>
+      </w:pPr>
+      <w:r>
+        <w:rPr>
+          <w:rFonts w:ascii="Times New Roman" w:hAnsi="Times New Roman" w:eastAsia="宋体"/>
+          <w:b w:val="0"/>
+          <w:sz w:val="24"/>
+        </w:rPr>
+        <w:t>从供货方式看，根据灼识咨询的研究，在人形机器人领域，关节模组主要由第三方供应商提供；在工业机器人领域，关节模组则多由整机厂商自行研发与集成。该环节目前整体规模有限，多数独立关节模组供应商的年收入低于1亿元，2025年规模最大的供应商收入超过1亿元。</w:t>
       </w:r>
     </w:p>
     <w:p>
@@ -3035,6 +3080,21 @@
     <w:p>
       <w:pPr>
         <w:spacing w:line="360" w:lineRule="auto" w:before="120"/>
+        <w:ind w:firstLine="480"/>
+        <w:jc w:val="both"/>
+      </w:pPr>
+      <w:r>
+        <w:rPr>
+          <w:rFonts w:ascii="Times New Roman" w:hAnsi="Times New Roman" w:eastAsia="宋体"/>
+          <w:b w:val="0"/>
+          <w:sz w:val="24"/>
+        </w:rPr>
+        <w:t>该环节的集中度较高。根据灼识咨询数据，按2025年出货量计，中国机器人领域谐波减速器前五大提供商合计占市场总体的75.8%，其中第一名份额27.5%、第二名21.4%、第三名12.5%、第四名9.9%、第五名4.4%。</w:t>
+      </w:r>
+    </w:p>
+    <w:p>
+      <w:pPr>
+        <w:spacing w:line="360" w:lineRule="auto" w:before="120"/>
         <w:ind w:firstLine="482"/>
         <w:jc w:val="both"/>
       </w:pPr>
@@ -3179,7 +3239,7 @@
           <w:b w:val="0"/>
           <w:sz w:val="24"/>
         </w:rPr>
-        <w:t>来福谐波，股票代码03952.HK，2026年6月在香港联合交易所上市，主要产品为谐波减速器、关节模组及机械臂。2025年该公司实现营业收入2.61亿元，同比增长142%，谐波减速器销量29.15万台。据其上市文件披露，按2025年出货量计算，其在中国机器人谐波减速器市场的占有率为21.4%。</w:t>
+        <w:t>来福谐波，股票代码03952.HK，2026年6月在香港联合交易所上市，主要产品为谐波减速器、关节模组及机械臂。2025年该公司实现营业收入2.61亿元，同比增长142%，谐波减速器销量29.15万台。据其上市文件披露，在中国机器人谐波减速器市场，按2025年出货量计其市场份额为21.4%、按收入计为12.9%，两项口径下均排名第二。</w:t>
       </w:r>
     </w:p>
     <w:p>
@@ -3225,6 +3285,21 @@
           <w:sz w:val="24"/>
         </w:rPr>
         <w:t>3、进入本行业的主要壁垒</w:t>
+      </w:r>
+    </w:p>
+    <w:p>
+      <w:pPr>
+        <w:spacing w:line="360" w:lineRule="auto" w:before="120"/>
+        <w:ind w:firstLine="480"/>
+        <w:jc w:val="both"/>
+      </w:pPr>
+      <w:r>
+        <w:rPr>
+          <w:rFonts w:ascii="Times New Roman" w:hAnsi="Times New Roman" w:eastAsia="宋体"/>
+          <w:b w:val="0"/>
+          <w:sz w:val="24"/>
+        </w:rPr>
+        <w:t>根据灼识咨询的研究，本行业的竞争壁垒与关键成功因素包括技术创新带来的成本优化、快速交付与定制化能力、产品性能的领先性、全产业链自研与垂直整合能力、提供全栈解决方案的能力以及核心客户资源的深度绑定。就新进入者而言，上述因素集中体现为以下四类壁垒。</w:t>
       </w:r>
     </w:p>
     <w:p>

--- a/output/巨蟹/巨蟹智能尽调报告第六章_公司所处行业分析.docx
+++ b/output/巨蟹/巨蟹智能尽调报告第六章_公司所处行业分析.docx
@@ -3464,7 +3464,7 @@
           <w:b w:val="0"/>
           <w:sz w:val="24"/>
         </w:rPr>
-        <w:t>公司的商业化产品以核心零部件和一体化关节模组为主，并延伸至人形机械臂和通用型上肢硬件平台；公司曾研制人形机器人整机用于技术验证与展示。公司为高新技术企业和江苏省重点智能制造企业，已取得专利41项、商标6项和软件著作权8项。据公开报道，公司已完成人形机器人专用关节模组1,320套的交付；2025年10月完成近亿元A轮融资，由科沃斯战略投资领投。公司所在的无锡是长三角具身智能产业链的重要承载地，本地已形成覆盖轴承、线缆、模组、芯片和电机的产业集群，为公司提供了近距离配套和联合开发的条件。</w:t>
+        <w:t>公司的商业化产品以核心零部件和一体化关节模组为主，并延伸至人形机械臂和通用型上肢硬件平台；公司曾研制人形机器人整机用于技术验证与展示。公司为高新技术企业、江苏省重点智能制造企业和2025年江苏省专精特新中小企业，已于2020年12月取得ISO 9001:2015质量管理体系认证，并取得专利41项、商标6项和软件著作权8项；公司产品获2025年高工金球奖产品奖。据公开报道，公司已完成人形机器人专用关节模组1,320套的交付；2025年10月完成近亿元A轮融资，由科沃斯战略投资领投。公司所在的无锡是长三角具身智能产业链的重要承载地，本地已形成覆盖轴承、线缆、模组、芯片和电机的产业集群，为公司提供了近距离配套和联合开发的条件。</w:t>
       </w:r>
     </w:p>
     <w:sectPr>

--- a/output/巨蟹/巨蟹智能尽调报告第六章_公司所处行业分析.docx
+++ b/output/巨蟹/巨蟹智能尽调报告第六章_公司所处行业分析.docx
@@ -3464,7 +3464,7 @@
           <w:b w:val="0"/>
           <w:sz w:val="24"/>
         </w:rPr>
-        <w:t>公司的商业化产品以核心零部件和一体化关节模组为主，并延伸至人形机械臂和通用型上肢硬件平台；公司曾研制人形机器人整机用于技术验证与展示。公司为高新技术企业、江苏省重点智能制造企业和2025年江苏省专精特新中小企业，已于2020年12月取得ISO 9001:2015质量管理体系认证，并取得专利41项、商标6项和软件著作权8项；公司产品获2025年高工金球奖产品奖。据公开报道，公司已完成人形机器人专用关节模组1,320套的交付；2025年10月完成近亿元A轮融资，由科沃斯战略投资领投。公司所在的无锡是长三角具身智能产业链的重要承载地，本地已形成覆盖轴承、线缆、模组、芯片和电机的产业集群，为公司提供了近距离配套和联合开发的条件。</w:t>
+        <w:t>公司的商业化产品以核心零部件和一体化关节模组为主，并延伸至人形机械臂和通用型上肢硬件平台；公司曾研制人形机器人整机用于技术验证与展示。据公司官网，公司拥有12,000平方米研制基地，已取得授权发明专利15项、授权实用新型专利11项和软件著作权4项。公司为高新技术企业、江苏省重点智能制造企业和2025年江苏省专精特新中小企业，2021年获批无锡市高寿命高精度谐波减速机重点实验室，并已取得ISO 9001:2015质量管理体系认证；公司先后获高工金球奖、2024年度人形机器人核心驱动奖和机器人一体化关节标杆奖等行业奖项。据公开报道，公司已完成人形机器人专用关节模组1,320套的交付；2025年10月完成近亿元A轮融资，由科沃斯战略投资领投。公司所在的无锡是长三角具身智能产业链的重要承载地，本地已形成覆盖轴承、线缆、模组、芯片和电机的产业集群，为公司提供了近距离配套和联合开发的条件。</w:t>
       </w:r>
     </w:p>
     <w:sectPr>

--- a/output/巨蟹/巨蟹智能尽调报告第六章_公司所处行业分析.docx
+++ b/output/巨蟹/巨蟹智能尽调报告第六章_公司所处行业分析.docx
@@ -3449,7 +3449,7 @@
           <w:b w:val="0"/>
           <w:sz w:val="24"/>
         </w:rPr>
-        <w:t>公司自2019年设立以来聚焦机器人核心零部件与一体化关节模组，谐波减速机、微型低压驱动器、集成式编码器和力传感器组件均已实现自研与量产。据公司产品手册，其人形机器人专用关节模组形成R48至R120六个系列，峰值扭矩覆盖3.8牛米至576牛米，典型应用涵盖头部、腕部、肩部、肘部、膝部、腰部和髋关节。由于减速器在执行器成本中占比最高，具备谐波减速机自研与量产能力的关节模组厂商在成本控制上具有起点优势；公司在此基础上进一步实现了驱动器、编码器和力传感器组件的自研。</w:t>
+        <w:t>公司自2019年设立以来聚焦机器人核心零部件与一体化关节模组，谐波减速机、微型低压驱动器、集成式编码器和力传感器组件均已实现自研与量产。据公司产品手册及官网，其人形机器人专用关节模组已形成R48、R58、R68、R83、R102、R120和R120 Max等系列，按关节部位分别对应头颈、肩肘腕及腰部、髋部及腿部，并延伸出面向工业场景的模组系列；据公司2025年产品手册，前述产品峰值扭矩覆盖3.8牛米至576牛米。由于减速器在执行器成本中占比最高，具备谐波减速机自研与量产能力的关节模组厂商在成本控制上具有起点优势；公司在此基础上进一步实现了驱动器、编码器和力传感器组件的自研。</w:t>
       </w:r>
     </w:p>
     <w:p>
@@ -3464,7 +3464,7 @@
           <w:b w:val="0"/>
           <w:sz w:val="24"/>
         </w:rPr>
-        <w:t>公司的商业化产品以核心零部件和一体化关节模组为主，并延伸至人形机械臂和通用型上肢硬件平台；公司曾研制人形机器人整机用于技术验证与展示。据公司官网，公司拥有12,000平方米研制基地，已取得授权发明专利15项、授权实用新型专利11项和软件著作权4项。公司为高新技术企业、江苏省重点智能制造企业和2025年江苏省专精特新中小企业，2021年获批无锡市高寿命高精度谐波减速机重点实验室，并已取得ISO 9001:2015质量管理体系认证；公司先后获高工金球奖、2024年度人形机器人核心驱动奖和机器人一体化关节标杆奖等行业奖项。据公开报道，公司已完成人形机器人专用关节模组1,320套的交付；2025年10月完成近亿元A轮融资，由科沃斯战略投资领投。公司所在的无锡是长三角具身智能产业链的重要承载地，本地已形成覆盖轴承、线缆、模组、芯片和电机的产业集群，为公司提供了近距离配套和联合开发的条件。</w:t>
+        <w:t>公司的商业化产品以核心零部件和一体化关节模组为主，并延伸至人形机械臂和通用型上肢硬件平台；公司曾研制人形机器人整机用于技术验证与展示。据公司官网，公司拥有12,000平方米研制基地，已取得授权发明专利15项、授权实用新型专利11项和软件著作权4项。公司为高新技术企业、江苏省重点智能制造企业和2025年江苏省专精特新中小企业，2021年获批无锡市高寿命高精度谐波减速机重点实验室，并已取得ISO 9001:2015质量管理体系认证；公司先后获高工金球奖、2024年度人形机器人核心驱动奖、机器人一体化关节标杆奖和2026年度具身智能关节性能突破奖等行业奖项。据公开报道，公司已完成人形机器人专用关节模组1,320套的交付；2025年10月完成近亿元A轮融资，由科沃斯战略投资领投。公司所在的无锡是长三角具身智能产业链的重要承载地，本地已形成覆盖轴承、线缆、模组、芯片和电机的产业集群，为公司提供了近距离配套和联合开发的条件。</w:t>
       </w:r>
     </w:p>
     <w:sectPr>

--- a/output/巨蟹/巨蟹智能尽调报告第六章_公司所处行业分析.docx
+++ b/output/巨蟹/巨蟹智能尽调报告第六章_公司所处行业分析.docx
@@ -3464,7 +3464,7 @@
           <w:b w:val="0"/>
           <w:sz w:val="24"/>
         </w:rPr>
-        <w:t>公司的商业化产品以核心零部件和一体化关节模组为主，并延伸至人形机械臂和通用型上肢硬件平台；公司曾研制人形机器人整机用于技术验证与展示。据公司官网，公司拥有12,000平方米研制基地，已取得授权发明专利15项、授权实用新型专利11项和软件著作权4项。公司为高新技术企业、江苏省重点智能制造企业和2025年江苏省专精特新中小企业，2021年获批无锡市高寿命高精度谐波减速机重点实验室，并已取得ISO 9001:2015质量管理体系认证；公司先后获高工金球奖、2024年度人形机器人核心驱动奖、机器人一体化关节标杆奖和2026年度具身智能关节性能突破奖等行业奖项。据公开报道，公司已完成人形机器人专用关节模组1,320套的交付；2025年10月完成近亿元A轮融资，由科沃斯战略投资领投。公司所在的无锡是长三角具身智能产业链的重要承载地，本地已形成覆盖轴承、线缆、模组、芯片和电机的产业集群，为公司提供了近距离配套和联合开发的条件。</w:t>
+        <w:t>公司的商业化产品以核心零部件和一体化关节模组为主，并延伸至人形机械臂和通用型上肢硬件平台；公司曾研制人形机器人整机用于技术验证与展示。据公司官网，公司拥有12,000平方米研制基地，已取得授权发明专利15项、授权实用新型专利11项和软件著作权4项。公司为高新技术企业、江苏省重点智能制造企业和2025年江苏省专精特新中小企业，2021年获批无锡市高寿命高精度谐波减速机重点实验室，已取得ISO 9001:2015质量管理体系认证，“机器人一体化智能动力关节”产品入选《江苏省重点推广应用的新技术新产品目录（2025年）》；公司先后获高工金球奖、2024年度人形机器人核心驱动奖、机器人一体化关节标杆奖和2026年度具身智能关节性能突破奖等行业奖项。据公开报道，公司已完成人形机器人专用关节模组1,320套的交付；2025年10月完成近亿元A轮融资，由科沃斯战略投资领投。公司所在的无锡是长三角具身智能产业链的重要承载地，本地已形成覆盖轴承、线缆、模组、芯片和电机的产业集群，为公司提供了近距离配套和联合开发的条件。</w:t>
       </w:r>
     </w:p>
     <w:sectPr>

--- a/output/巨蟹/巨蟹智能尽调报告第六章_公司所处行业分析.docx
+++ b/output/巨蟹/巨蟹智能尽调报告第六章_公司所处行业分析.docx
@@ -43,7 +43,7 @@
           <w:b w:val="0"/>
           <w:sz w:val="24"/>
         </w:rPr>
-        <w:t>公司主要从事机器人一体化关节模组及谐波减速机等核心零部件的研发、生产和销售，在机器人产业链中处于上游核心零部件制造环节。根据《国民经济行业分类》（GB/T 4754—2017）及《2017国民经济行业分类注释》，公司所处行业为“C3491 工业机器人制造”，该小类包括工业机器人整机及工业机器人零部件的制造。根据中国证券监督管理委员会《上市公司行业分类指引》（2012年修订），公司属于“C 制造业”门类下的“C34 通用设备制造业”。根据国家统计局《战略性新兴产业分类（2018）》，公司产品属于“2 高端装备制造产业”之“2.1 智能制造装备产业”中的“2.1.1 机器人与增材设备制造”。</w:t>
+        <w:t>公司主要从事机器人一体化关节模组及谐波减速机等核心零部件的研发、生产和销售，在机器人产业链中处于上游核心零部件制造环节。根据《国民经济行业分类》（GB/T 4754—2017）及《2017国民经济行业分类注释》，公司所处行业为“C3491 工业机器人制造”，该小类包括工业机器人整机及工业机器人零部件的制造。根据中国证券监督管理委员会《上市公司行业分类指引》（2012年修订），公司属于“C 制造业”门类下的“C34 通用设备制造业”。根据国家统计局《战略性新兴产业分类（2018）》，公司产品属于“2 高端装备制造产业”之“2.1 智能制造装备产业”中的“2.1.1 机器人与增材设备制造”。从收入构成看，2025年和2026年1-7月，公司机器人核心零部件及一体化关节模组销售收入占当期营业收入的比重分别为84.03%和97.27%，其中一体化关节模组的比重分别为47.80%和82.55%，前述行业归属与公司主营业务收入构成一致。</w:t>
       </w:r>
     </w:p>
     <w:p>
@@ -2624,7 +2624,7 @@
           <w:b w:val="0"/>
           <w:sz w:val="24"/>
         </w:rPr>
-        <w:t>一体化关节模组的应用不限于人形机器人。协作机器人与人形机器人对关节模组的技术要求高度相近，均强调小型化、轻量化和力矩控制精度；相关产品在协作机器人、工业机器人、医疗康复和精密制造等领域同样存在需求，构成本环节在人形机器人之外的市场空间。</w:t>
+        <w:t>一体化关节模组的应用不限于人形机器人。协作机器人与人形机器人对关节模组的技术要求高度相近，均强调小型化、轻量化和力矩控制精度；相关产品在协作机器人、工业机器人、医疗康复和精密制造等领域同样存在需求。此外，安防监控云台、电力与轨道交通智能巡检装备等场景对小型化精密传动部件亦有稳定需求，上述领域共同构成本环节在人形机器人之外的市场空间。</w:t>
       </w:r>
     </w:p>
     <w:p>
@@ -2975,6 +2975,21 @@
     <w:p>
       <w:pPr>
         <w:spacing w:line="360" w:lineRule="auto" w:before="120"/>
+        <w:ind w:firstLine="480"/>
+        <w:jc w:val="both"/>
+      </w:pPr>
+      <w:r>
+        <w:rPr>
+          <w:rFonts w:ascii="Times New Roman" w:hAnsi="Times New Roman" w:eastAsia="宋体"/>
+          <w:b w:val="0"/>
+          <w:sz w:val="24"/>
+        </w:rPr>
+        <w:t>第三，下游客户集中度较高。人形机器人整机环节目前由少数头部厂商主导，其量产节奏决定本环节的订单分布，核心零部件供应商普遍存在对单一或少数客户销售占比较高的情形；若主要客户的量产计划、供应商结构或自制比例发生变化，将对本环节企业的经营业绩产生较大影响。</w:t>
+      </w:r>
+    </w:p>
+    <w:p>
+      <w:pPr>
+        <w:spacing w:line="360" w:lineRule="auto" w:before="120"/>
         <w:ind w:firstLine="482"/>
         <w:jc w:val="both"/>
       </w:pPr>
@@ -3074,6 +3089,21 @@
           <w:b w:val="0"/>
           <w:sz w:val="24"/>
         </w:rPr>
+        <w:t>该环节的价格竞争已经显现。2026年以来，部分厂商在行业展会上推出面向研发场景和入门应用的轻量化关节模组，将单个模组的对外报价下探至千元以内，以降低下游开发者的使用门槛并争取早期客户。在下游尚未完全放量的阶段即出现价格快速下行，表明本环节的竞争已转向规模与成本，对企业的供应链管理和量产成本控制能力提出了更高要求。</w:t>
+      </w:r>
+    </w:p>
+    <w:p>
+      <w:pPr>
+        <w:spacing w:line="360" w:lineRule="auto" w:before="120"/>
+        <w:ind w:firstLine="480"/>
+        <w:jc w:val="both"/>
+      </w:pPr>
+      <w:r>
+        <w:rPr>
+          <w:rFonts w:ascii="Times New Roman" w:hAnsi="Times New Roman" w:eastAsia="宋体"/>
+          <w:b w:val="0"/>
+          <w:sz w:val="24"/>
+        </w:rPr>
         <w:t>谐波减速机环节呈现境外龙头领先、国产厂商快速追赶的格局。日本哈默纳科长期占据全球领先地位，国内已形成绿的谐波、来福谐波等骨干企业。随着国产厂商份额提升，该环节的竞争已由进口替代转向国产厂商之间的技术与成本比较，并向关节模组环节延伸。</w:t>
       </w:r>
     </w:p>
@@ -3450,6 +3480,21 @@
           <w:sz w:val="24"/>
         </w:rPr>
         <w:t>公司自2019年设立以来聚焦机器人核心零部件与一体化关节模组，谐波减速机、微型低压驱动器、集成式编码器和力传感器组件均已实现自研与量产。据公司产品手册及官网，其人形机器人专用关节模组已形成R48、R58、R68、R83、R102、R120和R120 Max等系列，按关节部位分别对应头颈、肩肘腕及腰部、髋部及腿部，并延伸出面向工业场景的模组系列；据公司2025年产品手册，前述产品峰值扭矩覆盖3.8牛米至576牛米。由于减速器在执行器成本中占比最高，具备谐波减速机自研与量产能力的关节模组厂商在成本控制上具有起点优势；公司在此基础上进一步实现了驱动器、编码器和力传感器组件的自研。</w:t>
+      </w:r>
+    </w:p>
+    <w:p>
+      <w:pPr>
+        <w:spacing w:line="360" w:lineRule="auto" w:before="120"/>
+        <w:ind w:firstLine="480"/>
+        <w:jc w:val="both"/>
+      </w:pPr>
+      <w:r>
+        <w:rPr>
+          <w:rFonts w:ascii="Times New Roman" w:hAnsi="Times New Roman" w:eastAsia="宋体"/>
+          <w:b w:val="0"/>
+          <w:sz w:val="24"/>
+        </w:rPr>
+        <w:t>从收入构成看，2025年和2026年1-7月，公司一体化关节模组收入占当期营业收入的比重分别为47.80%和82.55%，谐波减速机及传动总成的比重分别为10.53%和5.47%，产品结构已由核心零部件与多品类模组并重转为以一体化关节模组为主。同期公司营业收入快速增长，2026年1-7月收入规模已超过2025年全年的两倍。根据前述灼识咨询的研究，多数独立关节模组供应商的年收入低于1亿元、2025年规模最大的供应商收入超过1亿元；以该标准衡量，公司当前的收入规模在独立关节模组供应商中处于前列。</w:t>
       </w:r>
     </w:p>
     <w:p>

--- a/output/巨蟹/巨蟹智能尽调报告第六章_公司所处行业分析.docx
+++ b/output/巨蟹/巨蟹智能尽调报告第六章_公司所处行业分析.docx
@@ -3494,7 +3494,7 @@
           <w:b w:val="0"/>
           <w:sz w:val="24"/>
         </w:rPr>
-        <w:t>从收入构成看，2025年和2026年1-7月，公司一体化关节模组收入占当期营业收入的比重分别为47.80%和82.55%，谐波减速机及传动总成的比重分别为10.53%和5.47%，产品结构已由核心零部件与多品类模组并重转为以一体化关节模组为主。同期公司营业收入快速增长，2026年1-7月收入规模已超过2025年全年的两倍。根据前述灼识咨询的研究，多数独立关节模组供应商的年收入低于1亿元、2025年规模最大的供应商收入超过1亿元；以该标准衡量，公司当前的收入规模在独立关节模组供应商中处于前列。</w:t>
+        <w:t>从收入构成看，2025年和2026年1-7月，公司一体化关节模组收入占当期营业收入的比重分别为47.80%和82.55%，谐波减速机及传动总成的比重分别为10.53%和5.47%，产品结构已由核心零部件与多品类模组并重转为以一体化关节模组为主；同期公司营业收入快速增长，2026年1-7月收入规模已超过2025年全年的两倍。根据前述灼识咨询的研究，2025年多数独立关节模组供应商的年收入低于1亿元、规模最大的供应商收入超过1亿元，公司2025年营业收入处于上述区间之内。鉴于该项统计的基准年度为2025年，而2026年以来下游需求增长较快、本环节企业的收入规模普遍提升，上述标准不宜直接用于衡量公司2026年在行业中的位次。</w:t>
       </w:r>
     </w:p>
     <w:p>

--- a/output/巨蟹/巨蟹智能尽调报告第六章_公司所处行业分析.docx
+++ b/output/巨蟹/巨蟹智能尽调报告第六章_公司所处行业分析.docx
@@ -2289,7 +2289,7 @@
           <w:b w:val="0"/>
           <w:sz w:val="24"/>
         </w:rPr>
-        <w:t>市场规模方面，根据高工机器人产业研究所数据，2026年我国机器人关节模组出货量预计达到156万台，对应市场规模约32亿元，2030年市场规模预计突破100亿元。</w:t>
+        <w:t>若将统计范围由人形机器人扩大至全部机器人应用，根据高工机器人产业研究所数据，2026年我国机器人关节模组出货量预计达到156万台，对应市场规模约32亿元，2030年市场规模预计突破100亿元。前述两组数据的统计范围和年度不同：觅途咨询的口径为2025年全球人形机器人用关节模组，高工机器人产业研究所的口径为2026年我国各类机器人用关节模组，二者不具有直接可比性。</w:t>
       </w:r>
     </w:p>
     <w:p>
@@ -2334,7 +2334,7 @@
           <w:b w:val="0"/>
           <w:sz w:val="24"/>
         </w:rPr>
-        <w:t>谐波减速机由柔轮、刚轮和波发生器构成，依靠柔轮的可控弹性变形实现啮合传动，能够在单级结构中实现大减速比、近零回差和较高的扭矩密度，是机器人精密旋转关节的主流传动方案，主要用于肩、肘、腕、腰等上半身精密关节。</w:t>
+        <w:t>谐波减速机由柔轮、刚轮和波发生器构成，依靠柔轮的可控弹性变形实现啮合传动，能够在单级结构中实现大减速比、近零回差和较高的扭矩密度，是前述谐波减速机方案的核心部件，也是关节模组中价值量最高的单一零部件。</w:t>
       </w:r>
     </w:p>
     <w:p>
@@ -2364,7 +2364,7 @@
           <w:b w:val="0"/>
           <w:sz w:val="24"/>
         </w:rPr>
-        <w:t>产能方面，根据高工机器人产业研究所数据，2024年全球谐波减速机产能489.7万台，同比增长10.37%，2025年预计达到600万台；基于对人形机器人需求的评估，2030年全球产能预计突破1,000万台。同期存量需求同步扩大，2021年至2024年我国工业机器人减速器总需求量由93.11万台增长至136.60万台，年均复合增长率13.63%。</w:t>
+        <w:t>产能方面，根据高工机器人产业研究所数据，2024年全球谐波减速机产能489.7万台，同比增长10.37%，2025年预计达到600万台；基于对人形机器人需求的评估，2030年全球产能预计突破1,000万台。工业机器人领域的存量需求同步扩大，2021年至2024年我国工业机器人减速器总需求量由93.11万台增长至136.60万台，年均复合增长率13.63%。</w:t>
       </w:r>
     </w:p>
     <w:p>
@@ -2924,7 +2924,7 @@
           <w:b w:val="0"/>
           <w:sz w:val="24"/>
         </w:rPr>
-        <w:t>第三，国产供应链配套成熟支撑成本下降。人形机器人核心零部件整体国产化率已已提升至75%，国内在精密轴承、功率电子等上游环节具备规模化供应能力，为本环节企业的成本控制和交付效率提供了支撑。</w:t>
+        <w:t>第三，国产供应链配套成熟支撑成本下降。人形机器人核心零部件整体国产化率已提升至75%，国内在精密轴承、功率电子等上游环节具备规模化供应能力，为本环节企业的成本控制和交付效率提供了支撑。</w:t>
       </w:r>
     </w:p>
     <w:p>
@@ -3104,7 +3104,7 @@
           <w:b w:val="0"/>
           <w:sz w:val="24"/>
         </w:rPr>
-        <w:t>谐波减速机环节呈现境外龙头领先、国产厂商快速追赶的格局。日本哈默纳科长期占据全球领先地位，国内已形成绿的谐波、来福谐波等骨干企业。随着国产厂商份额提升，该环节的竞争已由进口替代转向国产厂商之间的技术与成本比较，并向关节模组环节延伸。</w:t>
+        <w:t>谐波减速机环节呈现境外龙头领先、国产厂商快速追赶的格局。日本哈默纳科长期占据全球领先地位，国内已形成绿的谐波、来福谐波等骨干企业。如前所述，随着国产厂商份额提升，该环节的比较对象已由境外品牌转为国产同行；在此基础上，主要国产厂商进一步向下游的关节模组环节延伸，与专业模组厂商形成交叉竞争。</w:t>
       </w:r>
     </w:p>
     <w:p>
@@ -3179,7 +3179,7 @@
           <w:b w:val="0"/>
           <w:sz w:val="24"/>
         </w:rPr>
-        <w:t>零差云控，全称深圳市零差云控科技有限公司，主要产品为机器人关节模组、中空绝对值编码器和高功率微型伺服驱动器，应用于工业与协作机器人、医疗机器人、特种机器人及人形机器人等领域。据其公开披露，除部分芯片外，谐波减速器、编码器、驱动器及控制算法均为自主研发或采用国内供应。2026年7月，该公司完成C++轮融资，融资金额为数亿元。</w:t>
+        <w:t>零差云控，全称深圳市零差云控科技有限公司，主要产品为机器人关节模组、中空绝对值编码器和高功率微型伺服驱动器，应用于工业与协作机器人、医疗机器人、特种机器人及人形机器人等领域。据其公开披露，除部分芯片外，谐波减速器、编码器、驱动器及控制算法均为自主研发或采用国内供应。2026年7月，该公司完成新一轮融资，融资金额为数亿元。</w:t>
       </w:r>
     </w:p>
     <w:p>
@@ -3209,7 +3209,7 @@
           <w:b w:val="0"/>
           <w:sz w:val="24"/>
         </w:rPr>
-        <w:t>钛虎机器人，主要产品为轻量化关节模组，并基于关节模组开发协作机器人、人形机器人和外骨骼产品。该公司在关节模组环节与公司构成竞争，同时已向下游整机延伸。</w:t>
+        <w:t>钛虎机器人，主要产品为轻量化关节模组，并基于关节模组开发协作机器人、人形机器人和外骨骼产品，业务范围已由零部件延伸至整机。</w:t>
       </w:r>
     </w:p>
     <w:p>
@@ -3224,7 +3224,7 @@
           <w:b w:val="0"/>
           <w:sz w:val="24"/>
         </w:rPr>
-        <w:t>国华智能，全称国华（青岛）智能装备有限公司，成立于2014年，产品覆盖谐波减速器、行星滚柱丝杠、谐波及行星旋转关节模组和直线关节模组，并于2026年3月发布包含机械臂及轮式、双足机器人本体在内的产品矩阵。该公司参与多项国家及行业标准制定，核心零部件与关节模组的自研范围与公司相近，同时已向下游整机延伸。</w:t>
+        <w:t>国华智能，全称国华（青岛）智能装备有限公司，成立于2014年，产品覆盖谐波减速器、行星滚柱丝杠、谐波及行星旋转关节模组和直线关节模组，并于2026年3月发布包含机械臂及轮式、双足机器人本体在内的产品矩阵。该公司参与多项国家及行业标准制定，核心零部件与关节模组的自研范围与公司相近。</w:t>
       </w:r>
     </w:p>
     <w:p>
@@ -3479,7 +3479,7 @@
           <w:b w:val="0"/>
           <w:sz w:val="24"/>
         </w:rPr>
-        <w:t>公司自2019年设立以来聚焦机器人核心零部件与一体化关节模组，谐波减速机、微型低压驱动器、集成式编码器和力传感器组件均已实现自研与量产。据公司产品手册及官网，其人形机器人专用关节模组已形成R48、R58、R68、R83、R102、R120和R120 Max等系列，按关节部位分别对应头颈、肩肘腕及腰部、髋部及腿部，并延伸出面向工业场景的模组系列；据公司2025年产品手册，前述产品峰值扭矩覆盖3.8牛米至576牛米。由于减速器在执行器成本中占比最高，具备谐波减速机自研与量产能力的关节模组厂商在成本控制上具有起点优势；公司在此基础上进一步实现了驱动器、编码器和力传感器组件的自研。</w:t>
+        <w:t>公司自2019年设立以来聚焦机器人核心零部件与一体化关节模组，谐波减速机、微型低压驱动器、集成式编码器和力传感器组件均已实现自研与量产。据公司产品手册及官网，其关节模组产品中，面向人形机器人的系列已形成R48、R58、R68、R83、R102、R120和R120 Max，按关节部位分别对应头颈、肩肘腕及腰部、髋部及腿部；在此之外另设面向工业场景的模组系列。据公司2025年产品手册，前述人形机器人用系列的峰值扭矩覆盖3.8牛米至576牛米。如前所述，减速器占执行器成本的30%至50%，具备谐波减速机自研与量产能力的关节模组厂商在成本控制上具有起点优势；公司在此基础上进一步实现了驱动器、编码器和力传感器组件的自研。</w:t>
       </w:r>
     </w:p>
     <w:p>

--- a/output/巨蟹/巨蟹智能尽调报告第六章_公司所处行业分析.docx
+++ b/output/巨蟹/巨蟹智能尽调报告第六章_公司所处行业分析.docx
@@ -294,6 +294,21 @@
           <w:sz w:val="24"/>
         </w:rPr>
         <w:t>（1）行业标准</w:t>
+      </w:r>
+    </w:p>
+    <w:p>
+      <w:pPr>
+        <w:spacing w:before="120" w:after="60"/>
+        <w:jc w:val="center"/>
+        <w:keepNext/>
+      </w:pPr>
+      <w:r>
+        <w:rPr>
+          <w:rFonts w:ascii="Times New Roman" w:hAnsi="Times New Roman" w:eastAsia="宋体"/>
+          <w:b/>
+          <w:sz w:val="21"/>
+        </w:rPr>
+        <w:t>表1  本行业主要国家标准</w:t>
       </w:r>
     </w:p>
     <w:tbl>
@@ -706,6 +721,21 @@
         <w:t>（2）行业主要法律法规</w:t>
       </w:r>
     </w:p>
+    <w:p>
+      <w:pPr>
+        <w:spacing w:before="120" w:after="60"/>
+        <w:jc w:val="center"/>
+        <w:keepNext/>
+      </w:pPr>
+      <w:r>
+        <w:rPr>
+          <w:rFonts w:ascii="Times New Roman" w:hAnsi="Times New Roman" w:eastAsia="宋体"/>
+          <w:b/>
+          <w:sz w:val="21"/>
+        </w:rPr>
+        <w:t>表2  本行业主要法律法规</w:t>
+      </w:r>
+    </w:p>
     <w:tbl>
       <w:tblPr>
         <w:tblW w:w="5000" w:type="pct"/>
@@ -1076,6 +1106,21 @@
           <w:sz w:val="24"/>
         </w:rPr>
         <w:t>（3）主要产业政策及发展规划</w:t>
+      </w:r>
+    </w:p>
+    <w:p>
+      <w:pPr>
+        <w:spacing w:before="120" w:after="60"/>
+        <w:jc w:val="center"/>
+        <w:keepNext/>
+      </w:pPr>
+      <w:r>
+        <w:rPr>
+          <w:rFonts w:ascii="Times New Roman" w:hAnsi="Times New Roman" w:eastAsia="宋体"/>
+          <w:b/>
+          <w:sz w:val="21"/>
+        </w:rPr>
+        <w:t>表3  本行业主要产业政策及发展规划</w:t>
       </w:r>
     </w:p>
     <w:tbl>
@@ -2289,7 +2334,7 @@
           <w:b w:val="0"/>
           <w:sz w:val="24"/>
         </w:rPr>
-        <w:t>若将统计范围由人形机器人扩大至全部机器人应用，根据高工机器人产业研究所数据，2026年我国机器人关节模组出货量预计达到156万台，对应市场规模约32亿元，2030年市场规模预计突破100亿元。前述两组数据的统计范围和年度不同：觅途咨询的口径为2025年全球人形机器人用关节模组，高工机器人产业研究所的口径为2026年我国各类机器人用关节模组，二者不具有直接可比性。</w:t>
+        <w:t>关节模组的需求以人形机器人为核心，并延伸至各类机器人应用。根据高工机器人产业研究所数据，2026年我国各类机器人用关节模组出货量预计达到156万台，对应市场规模约32亿元，2030年市场规模预计突破100亿元。</w:t>
       </w:r>
     </w:p>
     <w:p>
@@ -2819,7 +2864,7 @@
           <w:b w:val="0"/>
           <w:sz w:val="24"/>
         </w:rPr>
-        <w:t>谐波减速机、无框力矩电机等环节的国产供应能力已具备规模，国产零部件的批量应用直接降低了关节模组的整体成本，并缩短了供应链响应周期。国产化率的提升同时改变了竞争的比较对象，该环节的竞争已由进口替代转向国产厂商之间的技术与成本比较，产品价格随之下行。以来福谐波披露的数据为例，其谐波减速器平均售价由2023年的795元降至2024年的722元，2025年进一步降至571元。在此背景下，具备核心零部件自研与量产能力的厂商，在成本控制上的自主空间相对更大。</w:t>
+        <w:t>如前所述，谐波减速机、无框力矩电机等环节已形成规模化的国产供应，国产零部件的批量应用直接降低了关节模组的整体成本，并缩短了供应链响应周期。国产化率的提升同时改变了竞争的比较对象，该环节的竞争已由进口替代转向国产厂商之间的技术与成本比较，产品价格随之下行。以来福谐波披露的数据为例，其谐波减速器平均售价由2023年的795元降至2024年的722元，2025年进一步降至571元。在此背景下，具备核心零部件自研与量产能力的厂商，在成本控制上的自主空间相对更大。</w:t>
       </w:r>
     </w:p>
     <w:p>
@@ -3494,7 +3539,7 @@
           <w:b w:val="0"/>
           <w:sz w:val="24"/>
         </w:rPr>
-        <w:t>从收入构成看，2025年和2026年1-7月，公司一体化关节模组收入占当期营业收入的比重分别为47.80%和82.55%，谐波减速机及传动总成的比重分别为10.53%和5.47%，产品结构已由核心零部件与多品类模组并重转为以一体化关节模组为主；同期公司营业收入快速增长，2026年1-7月收入规模已超过2025年全年的两倍。根据前述灼识咨询的研究，2025年多数独立关节模组供应商的年收入低于1亿元、规模最大的供应商收入超过1亿元，公司2025年营业收入处于上述区间之内。鉴于该项统计的基准年度为2025年，而2026年以来下游需求增长较快、本环节企业的收入规模普遍提升，上述标准不宜直接用于衡量公司2026年在行业中的位次。</w:t>
+        <w:t>从收入构成看，2025年和2026年1-7月，公司一体化关节模组收入占当期营业收入的比重分别为47.80%和82.55%，谐波减速机及传动总成的比重分别为10.53%和5.47%，产品结构已由核心零部件与多品类模组并重转为以一体化关节模组为主。根据前述灼识咨询的研究，2025年独立关节模组供应商的年收入多在1亿元以下，规模最大者收入超过1亿元，公司同期收入处于该区间。2026年以来下游需求快速放量，本环节企业的收入规模普遍抬升，公司1-7月收入已超过2025年全年的两倍，增长节奏与同期人形机器人出货量的上升相互印证。</w:t>
       </w:r>
     </w:p>
     <w:p>

--- a/output/巨蟹/巨蟹智能尽调报告第六章_公司所处行业分析.docx
+++ b/output/巨蟹/巨蟹智能尽调报告第六章_公司所处行业分析.docx
@@ -2249,6 +2249,21 @@
           <w:b w:val="0"/>
           <w:sz w:val="24"/>
         </w:rPr>
+        <w:t>成本方面，据觅途咨询测算，2025年特斯拉Optimus Gen2整机硬件成本约29万元，其中关节模组约15.8万元、占比约54%；该机型使用约28个关节模组，单个模组的平均成本约4,000元至6,500元。该机构同时判断，随着核心零部件国产化、结构集成化与装配自动化的推进，一体化关节模组的成本较当前水平仍有40%至60%的下降空间。</w:t>
+      </w:r>
+    </w:p>
+    <w:p>
+      <w:pPr>
+        <w:spacing w:line="360" w:lineRule="auto" w:before="120"/>
+        <w:ind w:firstLine="480"/>
+        <w:jc w:val="both"/>
+      </w:pPr>
+      <w:r>
+        <w:rPr>
+          <w:rFonts w:ascii="Times New Roman" w:hAnsi="Times New Roman" w:eastAsia="宋体"/>
+          <w:b w:val="0"/>
+          <w:sz w:val="24"/>
+        </w:rPr>
         <w:t>需求规模方面，2025年全球人形机器人关节模组需求量约72万个，其中旋转关节68.0万个、直线关节4.0万个；按整机归属划分，国产人形机器人整机的需求量为50.2万个，占全球需求的70%。</w:t>
       </w:r>
     </w:p>
@@ -3029,7 +3044,22 @@
           <w:b w:val="0"/>
           <w:sz w:val="24"/>
         </w:rPr>
-        <w:t>第三，下游客户集中度较高。人形机器人整机环节目前由少数头部厂商主导，其量产节奏决定本环节的订单分布，核心零部件供应商普遍存在对单一或少数客户销售占比较高的情形；若主要客户的量产计划、供应商结构或自制比例发生变化，将对本环节企业的经营业绩产生较大影响。</w:t>
+        <w:t>第三，关节技术路线存在分化。据觅途咨询判断，准直驱方案已完成工程化验证，预计2027年至2028年将占据下肢关节30%以上的份额；肩、肘、腕等上半身精密关节仍以谐波方案为主。不同部位的技术路线选择存在变化的可能。</w:t>
+      </w:r>
+    </w:p>
+    <w:p>
+      <w:pPr>
+        <w:spacing w:line="360" w:lineRule="auto" w:before="120"/>
+        <w:ind w:firstLine="480"/>
+        <w:jc w:val="both"/>
+      </w:pPr>
+      <w:r>
+        <w:rPr>
+          <w:rFonts w:ascii="Times New Roman" w:hAnsi="Times New Roman" w:eastAsia="宋体"/>
+          <w:b w:val="0"/>
+          <w:sz w:val="24"/>
+        </w:rPr>
+        <w:t>第四，下游客户集中度较高。人形机器人整机环节目前由少数头部厂商主导，其量产节奏决定本环节的订单分布，核心零部件供应商普遍存在对单一或少数客户销售占比较高的情形；若主要客户的量产计划、供应商结构或自制比例发生变化，将对本环节企业的经营业绩产生较大影响。</w:t>
       </w:r>
     </w:p>
     <w:p>
@@ -3134,7 +3164,7 @@
           <w:b w:val="0"/>
           <w:sz w:val="24"/>
         </w:rPr>
-        <w:t>该环节的价格竞争已经显现。2026年以来，部分厂商在行业展会上推出面向研发场景和入门应用的轻量化关节模组，将单个模组的对外报价下探至千元以内，以降低下游开发者的使用门槛并争取早期客户。在下游尚未完全放量的阶段即出现价格快速下行，表明本环节的竞争已转向规模与成本，对企业的供应链管理和量产成本控制能力提出了更高要求。</w:t>
+        <w:t>该环节的价格竞争已经显现。2026年以来，部分厂商推出面向研发场景和入门应用的小规格关节模组，此类产品的体积与扭矩等级低于整机配套的主力关节，对外报价已下探至千元以内，用以降低下游开发者的使用门槛并争取早期客户。在下游尚未完全放量的阶段即出现入门级产品的价格快速下行，表明本环节的竞争已转向规模与成本，对企业的供应链管理和量产成本控制能力提出了更高要求。</w:t>
       </w:r>
     </w:p>
     <w:p>
@@ -3374,7 +3404,7 @@
           <w:b w:val="0"/>
           <w:sz w:val="24"/>
         </w:rPr>
-        <w:t>根据灼识咨询的研究，本行业的竞争壁垒与关键成功因素包括技术创新带来的成本优化、快速交付与定制化能力、产品性能的领先性、全产业链自研与垂直整合能力、提供全栈解决方案的能力以及核心客户资源的深度绑定。就新进入者而言，上述因素集中体现为以下四类壁垒。</w:t>
+        <w:t>根据灼识咨询的研究，本行业的竞争壁垒与关键成功因素包括技术创新带来的成本优化、快速交付与定制化能力、产品性能的领先性、全产业链自研与垂直整合能力、提供全栈解决方案的能力以及核心客户资源的深度绑定。觅途咨询则将一体化关节模组的核心壁垒归纳为设计、工艺、标定和供应链四个方面。综合前述研究，就新进入者而言，本行业的主要壁垒体现为以下五类。</w:t>
       </w:r>
     </w:p>
     <w:p>
@@ -3389,7 +3419,7 @@
           <w:b w:val="0"/>
           <w:sz w:val="24"/>
         </w:rPr>
-        <w:t>（1）技术壁垒</w:t>
+        <w:t>（1）设计壁垒</w:t>
       </w:r>
     </w:p>
     <w:p>
@@ -3404,7 +3434,7 @@
           <w:b w:val="0"/>
           <w:sz w:val="24"/>
         </w:rPr>
-        <w:t>一体化关节模组要求企业具备机械结构、电磁设计、力控算法和热管理的系统集成能力，并能够在有限体积内完成多个部件的协同设计。其中，谐波减速机的齿形设计、柔轮材料与热处理工艺以及精密加工工艺需要长期积累，相关工艺参数难以通过逆向方式获得。同时掌握核心零部件与模组集成两个层面技术的企业数量有限。</w:t>
+        <w:t>一体化关节模组要求企业在有限的体积与重量约束下，完成机械结构、电磁设计、力控算法和热管理的多物理场耦合设计。高扭矩密度与紧凑结构之间存在直接冲突，需要通过大量仿真与迭代求得平衡。同时掌握核心零部件与模组集成两个层面设计能力的企业数量有限。</w:t>
       </w:r>
     </w:p>
     <w:p>
@@ -3419,7 +3449,67 @@
           <w:b w:val="0"/>
           <w:sz w:val="24"/>
         </w:rPr>
-        <w:t>（2）客户认证壁垒</w:t>
+        <w:t>（2）工艺壁垒</w:t>
+      </w:r>
+    </w:p>
+    <w:p>
+      <w:pPr>
+        <w:spacing w:line="360" w:lineRule="auto" w:before="120"/>
+        <w:ind w:firstLine="480"/>
+        <w:jc w:val="both"/>
+      </w:pPr>
+      <w:r>
+        <w:rPr>
+          <w:rFonts w:ascii="Times New Roman" w:hAnsi="Times New Roman" w:eastAsia="宋体"/>
+          <w:b w:val="0"/>
+          <w:sz w:val="24"/>
+        </w:rPr>
+        <w:t>谐波减速机的齿形设计、柔轮材料与热处理工艺以及精密加工工艺需要长期积累，相关工艺参数难以通过逆向方式获得。进入规模化量产阶段后，自动化装配能力和良品率水平直接决定产品一致性与成本，高精度加工设备、自动化装配产线和检测体系需要持续的资金投入。麦肯锡将谐波减速器列为人形机器人供应链中瓶颈风险最高的三类零部件之一，判断依据是该环节精密度要求高、资本投入密集，需要专用工装、计量基础设施和较长的认证周期；与电子元器件可以快速扩充产能不同，谐波减速器在结构上更难扩产。</w:t>
+      </w:r>
+    </w:p>
+    <w:p>
+      <w:pPr>
+        <w:spacing w:line="360" w:lineRule="auto" w:before="120"/>
+        <w:ind w:firstLine="480"/>
+        <w:jc w:val="both"/>
+      </w:pPr>
+      <w:r>
+        <w:rPr>
+          <w:rFonts w:ascii="Times New Roman" w:hAnsi="Times New Roman" w:eastAsia="宋体"/>
+          <w:b w:val="0"/>
+          <w:sz w:val="24"/>
+        </w:rPr>
+        <w:t>（3）标定壁垒</w:t>
+      </w:r>
+    </w:p>
+    <w:p>
+      <w:pPr>
+        <w:spacing w:line="360" w:lineRule="auto" w:before="120"/>
+        <w:ind w:firstLine="480"/>
+        <w:jc w:val="both"/>
+      </w:pPr>
+      <w:r>
+        <w:rPr>
+          <w:rFonts w:ascii="Times New Roman" w:hAnsi="Times New Roman" w:eastAsia="宋体"/>
+          <w:b w:val="0"/>
+          <w:sz w:val="24"/>
+        </w:rPr>
+        <w:t>关节模组出厂前需完成力矩、位置和温漂等参数的标定与测试，标定算法的沉淀程度和测试流程的固化程度，决定了批量交付条件下的产品一致性。该环节依赖长期积累的工程数据，难以在短期内建立。</w:t>
+      </w:r>
+    </w:p>
+    <w:p>
+      <w:pPr>
+        <w:spacing w:line="360" w:lineRule="auto" w:before="120"/>
+        <w:ind w:firstLine="480"/>
+        <w:jc w:val="both"/>
+      </w:pPr>
+      <w:r>
+        <w:rPr>
+          <w:rFonts w:ascii="Times New Roman" w:hAnsi="Times New Roman" w:eastAsia="宋体"/>
+          <w:b w:val="0"/>
+          <w:sz w:val="24"/>
+        </w:rPr>
+        <w:t>（4）客户认证壁垒</w:t>
       </w:r>
     </w:p>
     <w:p>
@@ -3449,7 +3539,7 @@
           <w:b w:val="0"/>
           <w:sz w:val="24"/>
         </w:rPr>
-        <w:t>（3）制造能力与资金壁垒</w:t>
+        <w:t>（5）供应链与人才壁垒</w:t>
       </w:r>
     </w:p>
     <w:p>
@@ -3464,37 +3554,7 @@
           <w:b w:val="0"/>
           <w:sz w:val="24"/>
         </w:rPr>
-        <w:t>高精度加工设备、自动化装配产线和检测标定体系需要持续的资金投入。麦肯锡将谐波减速器列为人形机器人供应链中瓶颈风险最高的三类零部件之一，判断依据是该环节精密度要求高、资本投入密集，需要专用工装、计量基础设施和较长的认证周期；与电子元器件可以快速扩充产能不同，谐波减速器在结构上更难扩产。该研究同时指出，随着人形机器人出货量上升，需求可能超过供应商增加合格产能的速度，这对能够扩大精密制造规模并确立先发地位的供应商构成重大机会。</w:t>
-      </w:r>
-    </w:p>
-    <w:p>
-      <w:pPr>
-        <w:spacing w:line="360" w:lineRule="auto" w:before="120"/>
-        <w:ind w:firstLine="480"/>
-        <w:jc w:val="both"/>
-      </w:pPr>
-      <w:r>
-        <w:rPr>
-          <w:rFonts w:ascii="Times New Roman" w:hAnsi="Times New Roman" w:eastAsia="宋体"/>
-          <w:b w:val="0"/>
-          <w:sz w:val="24"/>
-        </w:rPr>
-        <w:t>（4）人才壁垒</w:t>
-      </w:r>
-    </w:p>
-    <w:p>
-      <w:pPr>
-        <w:spacing w:line="360" w:lineRule="auto" w:before="120"/>
-        <w:ind w:firstLine="480"/>
-        <w:jc w:val="both"/>
-      </w:pPr>
-      <w:r>
-        <w:rPr>
-          <w:rFonts w:ascii="Times New Roman" w:hAnsi="Times New Roman" w:eastAsia="宋体"/>
-          <w:b w:val="0"/>
-          <w:sz w:val="24"/>
-        </w:rPr>
-        <w:t>本行业需要同时具备精密机械、材料热处理、电机驱动与控制算法背景的复合型技术团队，相关人才的培养周期较长，行业内可供流动的成熟团队数量有限。</w:t>
+        <w:t>关节模组涉及电机、轴承、编码器和功率器件等多类外购件，核心零部件的订单优先级与库存深度直接影响交付周期，规模化交付能力以稳定的供应链为前提。同时，本行业需要具备精密机械、材料热处理、电机驱动与控制算法背景的复合型技术团队，相关人才的培养周期较长，行业内可供流动的成熟团队数量有限。</w:t>
       </w:r>
     </w:p>
     <w:p>

--- a/output/巨蟹/巨蟹智能尽调报告第六章_公司所处行业分析.docx
+++ b/output/巨蟹/巨蟹智能尽调报告第六章_公司所处行业分析.docx
@@ -2264,7 +2264,7 @@
           <w:b w:val="0"/>
           <w:sz w:val="24"/>
         </w:rPr>
-        <w:t>需求规模方面，2025年全球人形机器人关节模组需求量约72万个，其中旋转关节68.0万个、直线关节4.0万个；按整机归属划分，国产人形机器人整机的需求量为50.2万个，占全球需求的70%。</w:t>
+        <w:t>需求规模方面，据觅途咨询统计，2025年全球人形机器人本体产量约2.9万台，其中采用纯旋转关节方案的双足机型约占70%、轮式机型约占13%，采用旋转与直线关节混合方案的双足机型约占17%；按机型不同，单台整机使用旋转关节模组14个至29个，混合方案机型另使用直线关节模组8个至14个。据此测算，2025年全球人形机器人关节模组需求量约72万个，其中旋转关节68.0万个、直线关节4.0万个；按整机归属划分，国产人形机器人整机的需求量为50.2万个，占全球需求的70%。</w:t>
       </w:r>
     </w:p>
     <w:p>
@@ -2554,7 +2554,22 @@
           <w:b w:val="0"/>
           <w:sz w:val="24"/>
         </w:rPr>
-        <w:t>人形机器人是关节模组最主要的增量需求来源。根据Omdia《市场雷达：通用具身智能机器人，2026》数据，2025年全球通用具身智能机器人出货量1.3万台，较2024年的2,300台增长近5倍，出货量前十厂商中中国企业占据明显优势；该报告预计2035年全球出货量将达到260万台，2024年至2035年的年均复合增长率为85%。</w:t>
+        <w:t>人形机器人是关节模组最主要的增量需求来源。根据IDC《世界人形机器人市场分析2026》数据，2025年全球人形机器人市场营收规模约4.4亿美元，同比增长约508%，中国厂商在全球市场中占据主导地位。</w:t>
+      </w:r>
+    </w:p>
+    <w:p>
+      <w:pPr>
+        <w:spacing w:line="360" w:lineRule="auto" w:before="120"/>
+        <w:ind w:firstLine="480"/>
+        <w:jc w:val="both"/>
+      </w:pPr>
+      <w:r>
+        <w:rPr>
+          <w:rFonts w:ascii="Times New Roman" w:hAnsi="Times New Roman" w:eastAsia="宋体"/>
+          <w:b w:val="0"/>
+          <w:sz w:val="24"/>
+        </w:rPr>
+        <w:t>需求放量的前提是人形机器人相对于人工岗位具备经济替代性。随着执行器自研、关键零部件垂直整合和规模化制造协同的推进，人形机器人单机成本由2023年的约7万美元降至2026年的约2万美元，降幅超过70%；同期美国制造业工人年薪由约5.37万美元升至约6.16万美元，两者已经交叉。</w:t>
       </w:r>
     </w:p>
     <w:p>
@@ -2569,7 +2584,7 @@
           <w:b/>
           <w:sz w:val="21"/>
         </w:rPr>
-        <w:t>图5  全球通用具身智能机器人出货量</w:t>
+        <w:t>图5  人形机器人单机成本与人工成本比较</w:t>
       </w:r>
     </w:p>
     <w:p>
@@ -2581,7 +2596,7 @@
       <w:r>
         <w:drawing>
           <wp:inline xmlns:a="http://schemas.openxmlformats.org/drawingml/2006/main" xmlns:pic="http://schemas.openxmlformats.org/drawingml/2006/picture">
-            <wp:extent cx="4114800" cy="2329132"/>
+            <wp:extent cx="4754880" cy="2396941"/>
             <wp:docPr id="5" name="Picture 5"/>
             <wp:cNvGraphicFramePr>
               <a:graphicFrameLocks noChangeAspect="1"/>
@@ -2602,7 +2617,7 @@
                   <pic:spPr>
                     <a:xfrm>
                       <a:off x="0" y="0"/>
-                      <a:ext cx="4114800" cy="2329132"/>
+                      <a:ext cx="4754880" cy="2396941"/>
                     </a:xfrm>
                     <a:prstGeom prst="rect"/>
                   </pic:spPr>
@@ -2624,7 +2639,7 @@
           <w:b w:val="0"/>
           <w:sz w:val="21"/>
         </w:rPr>
-        <w:t>资料来源：Omdia《市场雷达：通用具身智能机器人，2026》</w:t>
+        <w:t>资料来源：TRADING ECONOMICS、机器人大讲堂</w:t>
       </w:r>
     </w:p>
     <w:p>
@@ -2639,22 +2654,7 @@
           <w:b w:val="0"/>
           <w:sz w:val="24"/>
         </w:rPr>
-        <w:t>市场规模方面，根据IDC《世界人形机器人市场分析2026》数据，2025年全球人形机器人市场营收规模约4.4亿美元，同比增长约508%，中国厂商在全球市场中占据主导地位。</w:t>
-      </w:r>
-    </w:p>
-    <w:p>
-      <w:pPr>
-        <w:spacing w:line="360" w:lineRule="auto" w:before="120"/>
-        <w:ind w:firstLine="480"/>
-        <w:jc w:val="both"/>
-      </w:pPr>
-      <w:r>
-        <w:rPr>
-          <w:rFonts w:ascii="Times New Roman" w:hAnsi="Times New Roman" w:eastAsia="宋体"/>
-          <w:b w:val="0"/>
-          <w:sz w:val="24"/>
-        </w:rPr>
-        <w:t>从产业阶段看，2026年全球头部整机厂商的产能规划合计突破10万台，实际下线交付预计达到4万至6万台，人形机器人产业由小批量试制进入规模化量产阶段。同期，各级政府陆续建设人形机器人数据采集中心并作为行业基础设施运营，数据采集中心成为行业新的采购力量，在产业链中形成增量市场空间。</w:t>
+        <w:t>从产业阶段看，觅途咨询将2025年界定为人形机器人小批量产元年、2026年为规模量产元年。2026年全球头部整机厂商的产能规划合计突破10万台，实际下线交付预计达到4万至6万台，人形机器人产业由小批量试制进入规模化量产阶段。同期，各级政府陆续建设人形机器人数据采集中心并作为行业基础设施运营，数据采集中心成为行业新的采购力量，在产业链中形成增量市场空间。</w:t>
       </w:r>
     </w:p>
     <w:p>

--- a/output/巨蟹/巨蟹智能尽调报告第六章_公司所处行业分析.docx
+++ b/output/巨蟹/巨蟹智能尽调报告第六章_公司所处行业分析.docx
@@ -43,92 +43,7 @@
           <w:b w:val="0"/>
           <w:sz w:val="24"/>
         </w:rPr>
-        <w:t>公司主要从事机器人一体化关节模组及谐波减速机等核心零部件的研发、生产和销售，在机器人产业链中处于上游核心零部件制造环节。根据《国民经济行业分类》（GB/T 4754—2017）及《2017国民经济行业分类注释》，公司所处行业为“C3491 工业机器人制造”，该小类包括工业机器人整机及工业机器人零部件的制造。根据中国证券监督管理委员会《上市公司行业分类指引》（2012年修订），公司属于“C 制造业”门类下的“C34 通用设备制造业”。根据国家统计局《战略性新兴产业分类（2018）》，公司产品属于“2 高端装备制造产业”之“2.1 智能制造装备产业”中的“2.1.1 机器人与增材设备制造”。从收入构成看，2025年和2026年1-7月，公司机器人核心零部件及一体化关节模组销售收入占当期营业收入的比重分别为84.03%和97.27%，其中一体化关节模组的比重分别为47.80%和82.55%，前述行业归属与公司主营业务收入构成一致。</w:t>
-      </w:r>
-    </w:p>
-    <w:p>
-      <w:pPr>
-        <w:spacing w:line="360" w:lineRule="auto" w:before="120"/>
-        <w:ind w:firstLine="480"/>
-        <w:jc w:val="both"/>
-      </w:pPr>
-      <w:r>
-        <w:rPr>
-          <w:rFonts w:ascii="Times New Roman" w:hAnsi="Times New Roman" w:eastAsia="宋体"/>
-          <w:b w:val="0"/>
-          <w:sz w:val="24"/>
-        </w:rPr>
-        <w:t>机器人产业链由上游核心零部件、中游整机制造和下游应用构成。公司所处的核心零部件环节以一体化关节模组为主要产品形态，谐波减速机、驱动器、编码器和力传感器组件既是关节模组的组成部件，也单独对外销售；该环节的产品性能直接决定整机的运动精度、负载能力和使用寿命。下游需求主要来自人形机器人整机厂商，并延伸至协作机器人、工业机器人、医疗康复、低空经济和精密制造等领域。</w:t>
-      </w:r>
-    </w:p>
-    <w:p>
-      <w:pPr>
-        <w:spacing w:before="120" w:after="60"/>
-        <w:jc w:val="center"/>
-        <w:keepNext/>
-      </w:pPr>
-      <w:r>
-        <w:rPr>
-          <w:rFonts w:ascii="Times New Roman" w:hAnsi="Times New Roman" w:eastAsia="宋体"/>
-          <w:b/>
-          <w:sz w:val="21"/>
-        </w:rPr>
-        <w:t>图1  机器人产业链结构与公司所处环节</w:t>
-      </w:r>
-    </w:p>
-    <w:p>
-      <w:pPr>
-        <w:spacing w:before="120" w:after="60"/>
-        <w:jc w:val="center"/>
-        <w:keepNext/>
-      </w:pPr>
-      <w:r>
-        <w:drawing>
-          <wp:inline xmlns:a="http://schemas.openxmlformats.org/drawingml/2006/main" xmlns:pic="http://schemas.openxmlformats.org/drawingml/2006/picture">
-            <wp:extent cx="5257800" cy="2321626"/>
-            <wp:docPr id="1" name="Picture 1"/>
-            <wp:cNvGraphicFramePr>
-              <a:graphicFrameLocks noChangeAspect="1"/>
-            </wp:cNvGraphicFramePr>
-            <a:graphic>
-              <a:graphicData uri="http://schemas.openxmlformats.org/drawingml/2006/picture">
-                <pic:pic>
-                  <pic:nvPicPr>
-                    <pic:cNvPr id="0" name="fig1.png"/>
-                    <pic:cNvPicPr/>
-                  </pic:nvPicPr>
-                  <pic:blipFill>
-                    <a:blip r:embed="rId36"/>
-                    <a:stretch>
-                      <a:fillRect/>
-                    </a:stretch>
-                  </pic:blipFill>
-                  <pic:spPr>
-                    <a:xfrm>
-                      <a:off x="0" y="0"/>
-                      <a:ext cx="5257800" cy="2321626"/>
-                    </a:xfrm>
-                    <a:prstGeom prst="rect"/>
-                  </pic:spPr>
-                </pic:pic>
-              </a:graphicData>
-            </a:graphic>
-          </wp:inline>
-        </w:drawing>
-      </w:r>
-    </w:p>
-    <w:p>
-      <w:pPr>
-        <w:spacing w:before="0" w:after="120"/>
-        <w:jc w:val="both"/>
-      </w:pPr>
-      <w:r>
-        <w:rPr>
-          <w:rFonts w:ascii="Times New Roman" w:hAnsi="Times New Roman" w:eastAsia="宋体"/>
-          <w:b w:val="0"/>
-          <w:sz w:val="21"/>
-        </w:rPr>
-        <w:t>资料来源：本报告整理</w:t>
+        <w:t>公司主要从事机器人一体化关节模组及谐波减速机等核心零部件的研发、生产和销售，在机器人产业链中处于上游核心零部件制造环节。根据《国民经济行业分类》（GB/T 4754—2017）及《2017国民经济行业分类注释》，公司所处行业为“C3491 工业机器人制造”，该小类包括工业机器人整机及工业机器人零部件的制造。根据中国证券监督管理委员会《上市公司行业分类指引》（2012年修订），公司属于“C 制造业”门类下的“C34 通用设备制造业”。根据国家统计局《战略性新兴产业分类（2018）》，公司产品属于“2 高端装备制造产业”之“2.1 智能制造装备产业”中的“2.1.1 机器人与增材设备制造”。</w:t>
       </w:r>
     </w:p>
     <w:p>
@@ -330,10 +245,10 @@
         </w:tblCellMar>
       </w:tblPr>
       <w:tblGrid>
-        <w:gridCol w:w="595"/>
-        <w:gridCol w:w="3594"/>
-        <w:gridCol w:w="2891"/>
-        <w:gridCol w:w="1226"/>
+        <w:gridCol w:w="524"/>
+        <w:gridCol w:w="4110"/>
+        <w:gridCol w:w="2448"/>
+        <w:gridCol w:w="1224"/>
       </w:tblGrid>
       <w:tr>
         <w:trPr>
@@ -344,7 +259,7 @@
         </w:trPr>
         <w:tc>
           <w:tcPr>
-            <w:tcW w:w="595" w:type="dxa"/>
+            <w:tcW w:w="524" w:type="dxa"/>
             <w:vAlign w:val="center"/>
           </w:tcPr>
           <w:p>
@@ -365,7 +280,7 @@
         </w:tc>
         <w:tc>
           <w:tcPr>
-            <w:tcW w:w="3594" w:type="dxa"/>
+            <w:tcW w:w="4110" w:type="dxa"/>
             <w:vAlign w:val="center"/>
           </w:tcPr>
           <w:p>
@@ -386,7 +301,7 @@
         </w:tc>
         <w:tc>
           <w:tcPr>
-            <w:tcW w:w="2891" w:type="dxa"/>
+            <w:tcW w:w="2448" w:type="dxa"/>
             <w:vAlign w:val="center"/>
           </w:tcPr>
           <w:p>
@@ -407,7 +322,7 @@
         </w:tc>
         <w:tc>
           <w:tcPr>
-            <w:tcW w:w="1226" w:type="dxa"/>
+            <w:tcW w:w="1224" w:type="dxa"/>
             <w:vAlign w:val="center"/>
           </w:tcPr>
           <w:p>
@@ -435,7 +350,7 @@
         </w:trPr>
         <w:tc>
           <w:tcPr>
-            <w:tcW w:w="595" w:type="dxa"/>
+            <w:tcW w:w="524" w:type="dxa"/>
             <w:vAlign w:val="center"/>
           </w:tcPr>
           <w:p>
@@ -454,7 +369,7 @@
         </w:tc>
         <w:tc>
           <w:tcPr>
-            <w:tcW w:w="3594" w:type="dxa"/>
+            <w:tcW w:w="4110" w:type="dxa"/>
             <w:vAlign w:val="center"/>
           </w:tcPr>
           <w:p>
@@ -473,7 +388,7 @@
         </w:tc>
         <w:tc>
           <w:tcPr>
-            <w:tcW w:w="2891" w:type="dxa"/>
+            <w:tcW w:w="2448" w:type="dxa"/>
             <w:vAlign w:val="center"/>
           </w:tcPr>
           <w:p>
@@ -492,7 +407,7 @@
         </w:tc>
         <w:tc>
           <w:tcPr>
-            <w:tcW w:w="1226" w:type="dxa"/>
+            <w:tcW w:w="1224" w:type="dxa"/>
             <w:vAlign w:val="center"/>
           </w:tcPr>
           <w:p>
@@ -518,7 +433,7 @@
         </w:trPr>
         <w:tc>
           <w:tcPr>
-            <w:tcW w:w="595" w:type="dxa"/>
+            <w:tcW w:w="524" w:type="dxa"/>
             <w:vAlign w:val="center"/>
           </w:tcPr>
           <w:p>
@@ -537,7 +452,7 @@
         </w:tc>
         <w:tc>
           <w:tcPr>
-            <w:tcW w:w="3594" w:type="dxa"/>
+            <w:tcW w:w="4110" w:type="dxa"/>
             <w:vAlign w:val="center"/>
           </w:tcPr>
           <w:p>
@@ -556,7 +471,7 @@
         </w:tc>
         <w:tc>
           <w:tcPr>
-            <w:tcW w:w="2891" w:type="dxa"/>
+            <w:tcW w:w="2448" w:type="dxa"/>
             <w:vAlign w:val="center"/>
           </w:tcPr>
           <w:p>
@@ -575,7 +490,7 @@
         </w:tc>
         <w:tc>
           <w:tcPr>
-            <w:tcW w:w="1226" w:type="dxa"/>
+            <w:tcW w:w="1224" w:type="dxa"/>
             <w:vAlign w:val="center"/>
           </w:tcPr>
           <w:p>
@@ -601,7 +516,7 @@
         </w:trPr>
         <w:tc>
           <w:tcPr>
-            <w:tcW w:w="595" w:type="dxa"/>
+            <w:tcW w:w="524" w:type="dxa"/>
             <w:vAlign w:val="center"/>
           </w:tcPr>
           <w:p>
@@ -620,7 +535,7 @@
         </w:tc>
         <w:tc>
           <w:tcPr>
-            <w:tcW w:w="3594" w:type="dxa"/>
+            <w:tcW w:w="4110" w:type="dxa"/>
             <w:vAlign w:val="center"/>
           </w:tcPr>
           <w:p>
@@ -639,7 +554,7 @@
         </w:tc>
         <w:tc>
           <w:tcPr>
-            <w:tcW w:w="2891" w:type="dxa"/>
+            <w:tcW w:w="2448" w:type="dxa"/>
             <w:vAlign w:val="center"/>
           </w:tcPr>
           <w:p>
@@ -658,7 +573,7 @@
         </w:tc>
         <w:tc>
           <w:tcPr>
-            <w:tcW w:w="1226" w:type="dxa"/>
+            <w:tcW w:w="1224" w:type="dxa"/>
             <w:vAlign w:val="center"/>
           </w:tcPr>
           <w:p>
@@ -676,6 +591,172 @@
           </w:p>
         </w:tc>
       </w:tr>
+      <w:tr>
+        <w:trPr>
+          <w:cantSplit/>
+          <w:trHeight w:val="397"/>
+          <w:jc w:val="center"/>
+        </w:trPr>
+        <w:tc>
+          <w:tcPr>
+            <w:tcW w:w="524" w:type="dxa"/>
+            <w:vAlign w:val="center"/>
+          </w:tcPr>
+          <w:p>
+            <w:pPr>
+              <w:spacing w:before="0" w:after="0"/>
+            </w:pPr>
+            <w:r>
+              <w:rPr>
+                <w:rFonts w:ascii="Times New Roman" w:hAnsi="Times New Roman" w:eastAsia="宋体"/>
+                <w:b w:val="0"/>
+                <w:sz w:val="21"/>
+              </w:rPr>
+              <w:t>4</w:t>
+            </w:r>
+          </w:p>
+        </w:tc>
+        <w:tc>
+          <w:tcPr>
+            <w:tcW w:w="4110" w:type="dxa"/>
+            <w:vAlign w:val="center"/>
+          </w:tcPr>
+          <w:p>
+            <w:pPr>
+              <w:spacing w:before="0" w:after="0"/>
+            </w:pPr>
+            <w:r>
+              <w:rPr>
+                <w:rFonts w:ascii="Times New Roman" w:hAnsi="Times New Roman" w:eastAsia="宋体"/>
+                <w:b w:val="0"/>
+                <w:sz w:val="21"/>
+              </w:rPr>
+              <w:t>GB/T 37414.2—2020《工业机器人电气设备及系统 第2部分：交流伺服驱动装置技术条件》</w:t>
+            </w:r>
+          </w:p>
+        </w:tc>
+        <w:tc>
+          <w:tcPr>
+            <w:tcW w:w="2448" w:type="dxa"/>
+            <w:vAlign w:val="center"/>
+          </w:tcPr>
+          <w:p>
+            <w:pPr>
+              <w:spacing w:before="0" w:after="0"/>
+            </w:pPr>
+            <w:r>
+              <w:rPr>
+                <w:rFonts w:ascii="Times New Roman" w:hAnsi="Times New Roman" w:eastAsia="宋体"/>
+                <w:b w:val="0"/>
+                <w:sz w:val="21"/>
+              </w:rPr>
+              <w:t>国家市场监督管理总局、国家标准化管理委员会</w:t>
+            </w:r>
+          </w:p>
+        </w:tc>
+        <w:tc>
+          <w:tcPr>
+            <w:tcW w:w="1224" w:type="dxa"/>
+            <w:vAlign w:val="center"/>
+          </w:tcPr>
+          <w:p>
+            <w:pPr>
+              <w:spacing w:before="0" w:after="0"/>
+            </w:pPr>
+            <w:r>
+              <w:rPr>
+                <w:rFonts w:ascii="Times New Roman" w:hAnsi="Times New Roman" w:eastAsia="宋体"/>
+                <w:b w:val="0"/>
+                <w:sz w:val="21"/>
+              </w:rPr>
+              <w:t>2020年11月</w:t>
+            </w:r>
+          </w:p>
+        </w:tc>
+      </w:tr>
+      <w:tr>
+        <w:trPr>
+          <w:cantSplit/>
+          <w:trHeight w:val="397"/>
+          <w:jc w:val="center"/>
+        </w:trPr>
+        <w:tc>
+          <w:tcPr>
+            <w:tcW w:w="524" w:type="dxa"/>
+            <w:vAlign w:val="center"/>
+          </w:tcPr>
+          <w:p>
+            <w:pPr>
+              <w:spacing w:before="0" w:after="0"/>
+            </w:pPr>
+            <w:r>
+              <w:rPr>
+                <w:rFonts w:ascii="Times New Roman" w:hAnsi="Times New Roman" w:eastAsia="宋体"/>
+                <w:b w:val="0"/>
+                <w:sz w:val="21"/>
+              </w:rPr>
+              <w:t>5</w:t>
+            </w:r>
+          </w:p>
+        </w:tc>
+        <w:tc>
+          <w:tcPr>
+            <w:tcW w:w="4110" w:type="dxa"/>
+            <w:vAlign w:val="center"/>
+          </w:tcPr>
+          <w:p>
+            <w:pPr>
+              <w:spacing w:before="0" w:after="0"/>
+            </w:pPr>
+            <w:r>
+              <w:rPr>
+                <w:rFonts w:ascii="Times New Roman" w:hAnsi="Times New Roman" w:eastAsia="宋体"/>
+                <w:b w:val="0"/>
+                <w:sz w:val="21"/>
+              </w:rPr>
+              <w:t>GB/T 38559—2020《工业机器人力控制技术规范》</w:t>
+            </w:r>
+          </w:p>
+        </w:tc>
+        <w:tc>
+          <w:tcPr>
+            <w:tcW w:w="2448" w:type="dxa"/>
+            <w:vAlign w:val="center"/>
+          </w:tcPr>
+          <w:p>
+            <w:pPr>
+              <w:spacing w:before="0" w:after="0"/>
+            </w:pPr>
+            <w:r>
+              <w:rPr>
+                <w:rFonts w:ascii="Times New Roman" w:hAnsi="Times New Roman" w:eastAsia="宋体"/>
+                <w:b w:val="0"/>
+                <w:sz w:val="21"/>
+              </w:rPr>
+              <w:t>国家市场监督管理总局、国家标准化管理委员会</w:t>
+            </w:r>
+          </w:p>
+        </w:tc>
+        <w:tc>
+          <w:tcPr>
+            <w:tcW w:w="1224" w:type="dxa"/>
+            <w:vAlign w:val="center"/>
+          </w:tcPr>
+          <w:p>
+            <w:pPr>
+              <w:spacing w:before="0" w:after="0"/>
+            </w:pPr>
+            <w:r>
+              <w:rPr>
+                <w:rFonts w:ascii="Times New Roman" w:hAnsi="Times New Roman" w:eastAsia="宋体"/>
+                <w:b w:val="0"/>
+                <w:sz w:val="21"/>
+              </w:rPr>
+              <w:t>2020年10月</w:t>
+            </w:r>
+          </w:p>
+        </w:tc>
+      </w:tr>
     </w:tbl>
     <w:p>
       <w:pPr>
@@ -703,7 +784,7 @@
           <w:b w:val="0"/>
           <w:sz w:val="24"/>
         </w:rPr>
-        <w:t>上述三项国家标准分别对应谐波减速机、一体化关节模组和减速器性能检测，与公司产品直接相关。</w:t>
+        <w:t>上述国家标准分别对应谐波减速机、一体化关节模组、减速器回差检测、伺服驱动装置和力控制技术，与公司谐波减速机、微型低压驱动器、力传感器组件及一体化关节模组等产品直接相关。此外，人形机器人部组件电驱动一体化关节的要求及试验方法等标准正在制定过程中。</w:t>
       </w:r>
     </w:p>
     <w:p>
@@ -2179,7 +2260,7 @@
           <w:b/>
           <w:sz w:val="21"/>
         </w:rPr>
-        <w:t>图2  人形机器人硬件成本结构</w:t>
+        <w:t>图1  人形机器人硬件成本结构</w:t>
       </w:r>
     </w:p>
     <w:p>
@@ -2192,7 +2273,7 @@
         <w:drawing>
           <wp:inline xmlns:a="http://schemas.openxmlformats.org/drawingml/2006/main" xmlns:pic="http://schemas.openxmlformats.org/drawingml/2006/picture">
             <wp:extent cx="5029200" cy="1978860"/>
-            <wp:docPr id="2" name="Picture 2"/>
+            <wp:docPr id="1" name="Picture 1"/>
             <wp:cNvGraphicFramePr>
               <a:graphicFrameLocks noChangeAspect="1"/>
             </wp:cNvGraphicFramePr>
@@ -2204,7 +2285,7 @@
                     <pic:cNvPicPr/>
                   </pic:nvPicPr>
                   <pic:blipFill>
-                    <a:blip r:embed="rId37"/>
+                    <a:blip r:embed="rId36"/>
                     <a:stretch>
                       <a:fillRect/>
                     </a:stretch>
@@ -2279,7 +2360,7 @@
           <w:b/>
           <w:sz w:val="21"/>
         </w:rPr>
-        <w:t>图3  2025年全球人形机器人关节模组需求结构</w:t>
+        <w:t>图2  2025年全球人形机器人关节模组需求结构</w:t>
       </w:r>
     </w:p>
     <w:p>
@@ -2292,7 +2373,7 @@
         <w:drawing>
           <wp:inline xmlns:a="http://schemas.openxmlformats.org/drawingml/2006/main" xmlns:pic="http://schemas.openxmlformats.org/drawingml/2006/picture">
             <wp:extent cx="5212080" cy="2288315"/>
-            <wp:docPr id="3" name="Picture 3"/>
+            <wp:docPr id="2" name="Picture 2"/>
             <wp:cNvGraphicFramePr>
               <a:graphicFrameLocks noChangeAspect="1"/>
             </wp:cNvGraphicFramePr>
@@ -2304,7 +2385,7 @@
                     <pic:cNvPicPr/>
                   </pic:nvPicPr>
                   <pic:blipFill>
-                    <a:blip r:embed="rId38"/>
+                    <a:blip r:embed="rId37"/>
                     <a:stretch>
                       <a:fillRect/>
                     </a:stretch>
@@ -2439,7 +2520,7 @@
           <w:b/>
           <w:sz w:val="21"/>
         </w:rPr>
-        <w:t>图4  全球谐波减速机产能</w:t>
+        <w:t>图3  全球谐波减速机产能</w:t>
       </w:r>
     </w:p>
     <w:p>
@@ -2452,7 +2533,7 @@
         <w:drawing>
           <wp:inline xmlns:a="http://schemas.openxmlformats.org/drawingml/2006/main" xmlns:pic="http://schemas.openxmlformats.org/drawingml/2006/picture">
             <wp:extent cx="5029200" cy="2191225"/>
-            <wp:docPr id="4" name="Picture 4"/>
+            <wp:docPr id="3" name="Picture 3"/>
             <wp:cNvGraphicFramePr>
               <a:graphicFrameLocks noChangeAspect="1"/>
             </wp:cNvGraphicFramePr>
@@ -2464,7 +2545,7 @@
                     <pic:cNvPicPr/>
                   </pic:nvPicPr>
                   <pic:blipFill>
-                    <a:blip r:embed="rId39"/>
+                    <a:blip r:embed="rId38"/>
                     <a:stretch>
                       <a:fillRect/>
                     </a:stretch>
@@ -2584,7 +2665,7 @@
           <w:b/>
           <w:sz w:val="21"/>
         </w:rPr>
-        <w:t>图5  人形机器人单机成本与人工成本比较</w:t>
+        <w:t>图4  人形机器人单机成本与人工成本比较</w:t>
       </w:r>
     </w:p>
     <w:p>
@@ -2597,7 +2678,7 @@
         <w:drawing>
           <wp:inline xmlns:a="http://schemas.openxmlformats.org/drawingml/2006/main" xmlns:pic="http://schemas.openxmlformats.org/drawingml/2006/picture">
             <wp:extent cx="4754880" cy="2396941"/>
-            <wp:docPr id="5" name="Picture 5"/>
+            <wp:docPr id="4" name="Picture 4"/>
             <wp:cNvGraphicFramePr>
               <a:graphicFrameLocks noChangeAspect="1"/>
             </wp:cNvGraphicFramePr>
@@ -2609,7 +2690,7 @@
                     <pic:cNvPicPr/>
                   </pic:nvPicPr>
                   <pic:blipFill>
-                    <a:blip r:embed="rId40"/>
+                    <a:blip r:embed="rId39"/>
                     <a:stretch>
                       <a:fillRect/>
                     </a:stretch>

--- a/output/巨蟹/巨蟹智能尽调报告第六章_公司所处行业分析.docx
+++ b/output/巨蟹/巨蟹智能尽调报告第六章_公司所处行业分析.docx
@@ -245,10 +245,10 @@
         </w:tblCellMar>
       </w:tblPr>
       <w:tblGrid>
-        <w:gridCol w:w="524"/>
-        <w:gridCol w:w="4110"/>
-        <w:gridCol w:w="2448"/>
-        <w:gridCol w:w="1224"/>
+        <w:gridCol w:w="595"/>
+        <w:gridCol w:w="3594"/>
+        <w:gridCol w:w="2891"/>
+        <w:gridCol w:w="1226"/>
       </w:tblGrid>
       <w:tr>
         <w:trPr>
@@ -259,7 +259,7 @@
         </w:trPr>
         <w:tc>
           <w:tcPr>
-            <w:tcW w:w="524" w:type="dxa"/>
+            <w:tcW w:w="595" w:type="dxa"/>
             <w:vAlign w:val="center"/>
           </w:tcPr>
           <w:p>
@@ -280,7 +280,7 @@
         </w:tc>
         <w:tc>
           <w:tcPr>
-            <w:tcW w:w="4110" w:type="dxa"/>
+            <w:tcW w:w="3594" w:type="dxa"/>
             <w:vAlign w:val="center"/>
           </w:tcPr>
           <w:p>
@@ -301,7 +301,7 @@
         </w:tc>
         <w:tc>
           <w:tcPr>
-            <w:tcW w:w="2448" w:type="dxa"/>
+            <w:tcW w:w="2891" w:type="dxa"/>
             <w:vAlign w:val="center"/>
           </w:tcPr>
           <w:p>
@@ -322,7 +322,7 @@
         </w:tc>
         <w:tc>
           <w:tcPr>
-            <w:tcW w:w="1224" w:type="dxa"/>
+            <w:tcW w:w="1226" w:type="dxa"/>
             <w:vAlign w:val="center"/>
           </w:tcPr>
           <w:p>
@@ -350,7 +350,7 @@
         </w:trPr>
         <w:tc>
           <w:tcPr>
-            <w:tcW w:w="524" w:type="dxa"/>
+            <w:tcW w:w="595" w:type="dxa"/>
             <w:vAlign w:val="center"/>
           </w:tcPr>
           <w:p>
@@ -369,7 +369,7 @@
         </w:tc>
         <w:tc>
           <w:tcPr>
-            <w:tcW w:w="4110" w:type="dxa"/>
+            <w:tcW w:w="3594" w:type="dxa"/>
             <w:vAlign w:val="center"/>
           </w:tcPr>
           <w:p>
@@ -388,7 +388,7 @@
         </w:tc>
         <w:tc>
           <w:tcPr>
-            <w:tcW w:w="2448" w:type="dxa"/>
+            <w:tcW w:w="2891" w:type="dxa"/>
             <w:vAlign w:val="center"/>
           </w:tcPr>
           <w:p>
@@ -407,7 +407,7 @@
         </w:tc>
         <w:tc>
           <w:tcPr>
-            <w:tcW w:w="1224" w:type="dxa"/>
+            <w:tcW w:w="1226" w:type="dxa"/>
             <w:vAlign w:val="center"/>
           </w:tcPr>
           <w:p>
@@ -433,7 +433,7 @@
         </w:trPr>
         <w:tc>
           <w:tcPr>
-            <w:tcW w:w="524" w:type="dxa"/>
+            <w:tcW w:w="595" w:type="dxa"/>
             <w:vAlign w:val="center"/>
           </w:tcPr>
           <w:p>
@@ -452,7 +452,7 @@
         </w:tc>
         <w:tc>
           <w:tcPr>
-            <w:tcW w:w="4110" w:type="dxa"/>
+            <w:tcW w:w="3594" w:type="dxa"/>
             <w:vAlign w:val="center"/>
           </w:tcPr>
           <w:p>
@@ -471,7 +471,7 @@
         </w:tc>
         <w:tc>
           <w:tcPr>
-            <w:tcW w:w="2448" w:type="dxa"/>
+            <w:tcW w:w="2891" w:type="dxa"/>
             <w:vAlign w:val="center"/>
           </w:tcPr>
           <w:p>
@@ -490,7 +490,7 @@
         </w:tc>
         <w:tc>
           <w:tcPr>
-            <w:tcW w:w="1224" w:type="dxa"/>
+            <w:tcW w:w="1226" w:type="dxa"/>
             <w:vAlign w:val="center"/>
           </w:tcPr>
           <w:p>
@@ -516,7 +516,7 @@
         </w:trPr>
         <w:tc>
           <w:tcPr>
-            <w:tcW w:w="524" w:type="dxa"/>
+            <w:tcW w:w="595" w:type="dxa"/>
             <w:vAlign w:val="center"/>
           </w:tcPr>
           <w:p>
@@ -535,7 +535,7 @@
         </w:tc>
         <w:tc>
           <w:tcPr>
-            <w:tcW w:w="4110" w:type="dxa"/>
+            <w:tcW w:w="3594" w:type="dxa"/>
             <w:vAlign w:val="center"/>
           </w:tcPr>
           <w:p>
@@ -554,7 +554,7 @@
         </w:tc>
         <w:tc>
           <w:tcPr>
-            <w:tcW w:w="2448" w:type="dxa"/>
+            <w:tcW w:w="2891" w:type="dxa"/>
             <w:vAlign w:val="center"/>
           </w:tcPr>
           <w:p>
@@ -573,7 +573,7 @@
         </w:tc>
         <w:tc>
           <w:tcPr>
-            <w:tcW w:w="1224" w:type="dxa"/>
+            <w:tcW w:w="1226" w:type="dxa"/>
             <w:vAlign w:val="center"/>
           </w:tcPr>
           <w:p>
@@ -591,172 +591,6 @@
           </w:p>
         </w:tc>
       </w:tr>
-      <w:tr>
-        <w:trPr>
-          <w:cantSplit/>
-          <w:trHeight w:val="397"/>
-          <w:jc w:val="center"/>
-        </w:trPr>
-        <w:tc>
-          <w:tcPr>
-            <w:tcW w:w="524" w:type="dxa"/>
-            <w:vAlign w:val="center"/>
-          </w:tcPr>
-          <w:p>
-            <w:pPr>
-              <w:spacing w:before="0" w:after="0"/>
-            </w:pPr>
-            <w:r>
-              <w:rPr>
-                <w:rFonts w:ascii="Times New Roman" w:hAnsi="Times New Roman" w:eastAsia="宋体"/>
-                <w:b w:val="0"/>
-                <w:sz w:val="21"/>
-              </w:rPr>
-              <w:t>4</w:t>
-            </w:r>
-          </w:p>
-        </w:tc>
-        <w:tc>
-          <w:tcPr>
-            <w:tcW w:w="4110" w:type="dxa"/>
-            <w:vAlign w:val="center"/>
-          </w:tcPr>
-          <w:p>
-            <w:pPr>
-              <w:spacing w:before="0" w:after="0"/>
-            </w:pPr>
-            <w:r>
-              <w:rPr>
-                <w:rFonts w:ascii="Times New Roman" w:hAnsi="Times New Roman" w:eastAsia="宋体"/>
-                <w:b w:val="0"/>
-                <w:sz w:val="21"/>
-              </w:rPr>
-              <w:t>GB/T 37414.2—2020《工业机器人电气设备及系统 第2部分：交流伺服驱动装置技术条件》</w:t>
-            </w:r>
-          </w:p>
-        </w:tc>
-        <w:tc>
-          <w:tcPr>
-            <w:tcW w:w="2448" w:type="dxa"/>
-            <w:vAlign w:val="center"/>
-          </w:tcPr>
-          <w:p>
-            <w:pPr>
-              <w:spacing w:before="0" w:after="0"/>
-            </w:pPr>
-            <w:r>
-              <w:rPr>
-                <w:rFonts w:ascii="Times New Roman" w:hAnsi="Times New Roman" w:eastAsia="宋体"/>
-                <w:b w:val="0"/>
-                <w:sz w:val="21"/>
-              </w:rPr>
-              <w:t>国家市场监督管理总局、国家标准化管理委员会</w:t>
-            </w:r>
-          </w:p>
-        </w:tc>
-        <w:tc>
-          <w:tcPr>
-            <w:tcW w:w="1224" w:type="dxa"/>
-            <w:vAlign w:val="center"/>
-          </w:tcPr>
-          <w:p>
-            <w:pPr>
-              <w:spacing w:before="0" w:after="0"/>
-            </w:pPr>
-            <w:r>
-              <w:rPr>
-                <w:rFonts w:ascii="Times New Roman" w:hAnsi="Times New Roman" w:eastAsia="宋体"/>
-                <w:b w:val="0"/>
-                <w:sz w:val="21"/>
-              </w:rPr>
-              <w:t>2020年11月</w:t>
-            </w:r>
-          </w:p>
-        </w:tc>
-      </w:tr>
-      <w:tr>
-        <w:trPr>
-          <w:cantSplit/>
-          <w:trHeight w:val="397"/>
-          <w:jc w:val="center"/>
-        </w:trPr>
-        <w:tc>
-          <w:tcPr>
-            <w:tcW w:w="524" w:type="dxa"/>
-            <w:vAlign w:val="center"/>
-          </w:tcPr>
-          <w:p>
-            <w:pPr>
-              <w:spacing w:before="0" w:after="0"/>
-            </w:pPr>
-            <w:r>
-              <w:rPr>
-                <w:rFonts w:ascii="Times New Roman" w:hAnsi="Times New Roman" w:eastAsia="宋体"/>
-                <w:b w:val="0"/>
-                <w:sz w:val="21"/>
-              </w:rPr>
-              <w:t>5</w:t>
-            </w:r>
-          </w:p>
-        </w:tc>
-        <w:tc>
-          <w:tcPr>
-            <w:tcW w:w="4110" w:type="dxa"/>
-            <w:vAlign w:val="center"/>
-          </w:tcPr>
-          <w:p>
-            <w:pPr>
-              <w:spacing w:before="0" w:after="0"/>
-            </w:pPr>
-            <w:r>
-              <w:rPr>
-                <w:rFonts w:ascii="Times New Roman" w:hAnsi="Times New Roman" w:eastAsia="宋体"/>
-                <w:b w:val="0"/>
-                <w:sz w:val="21"/>
-              </w:rPr>
-              <w:t>GB/T 38559—2020《工业机器人力控制技术规范》</w:t>
-            </w:r>
-          </w:p>
-        </w:tc>
-        <w:tc>
-          <w:tcPr>
-            <w:tcW w:w="2448" w:type="dxa"/>
-            <w:vAlign w:val="center"/>
-          </w:tcPr>
-          <w:p>
-            <w:pPr>
-              <w:spacing w:before="0" w:after="0"/>
-            </w:pPr>
-            <w:r>
-              <w:rPr>
-                <w:rFonts w:ascii="Times New Roman" w:hAnsi="Times New Roman" w:eastAsia="宋体"/>
-                <w:b w:val="0"/>
-                <w:sz w:val="21"/>
-              </w:rPr>
-              <w:t>国家市场监督管理总局、国家标准化管理委员会</w:t>
-            </w:r>
-          </w:p>
-        </w:tc>
-        <w:tc>
-          <w:tcPr>
-            <w:tcW w:w="1224" w:type="dxa"/>
-            <w:vAlign w:val="center"/>
-          </w:tcPr>
-          <w:p>
-            <w:pPr>
-              <w:spacing w:before="0" w:after="0"/>
-            </w:pPr>
-            <w:r>
-              <w:rPr>
-                <w:rFonts w:ascii="Times New Roman" w:hAnsi="Times New Roman" w:eastAsia="宋体"/>
-                <w:b w:val="0"/>
-                <w:sz w:val="21"/>
-              </w:rPr>
-              <w:t>2020年10月</w:t>
-            </w:r>
-          </w:p>
-        </w:tc>
-      </w:tr>
     </w:tbl>
     <w:p>
       <w:pPr>
@@ -784,7 +618,7 @@
           <w:b w:val="0"/>
           <w:sz w:val="24"/>
         </w:rPr>
-        <w:t>上述国家标准分别对应谐波减速机、一体化关节模组、减速器回差检测、伺服驱动装置和力控制技术，与公司谐波减速机、微型低压驱动器、力传感器组件及一体化关节模组等产品直接相关。此外，人形机器人部组件电驱动一体化关节的要求及试验方法等标准正在制定过程中。</w:t>
+        <w:t>上述三项国家标准分别对应谐波减速机、一体化关节模组和减速器性能检测，与公司产品直接相关。</w:t>
       </w:r>
     </w:p>
     <w:p>
@@ -2475,7 +2309,7 @@
           <w:b w:val="0"/>
           <w:sz w:val="24"/>
         </w:rPr>
-        <w:t>谐波减速机由柔轮、刚轮和波发生器构成，依靠柔轮的可控弹性变形实现啮合传动，能够在单级结构中实现大减速比、近零回差和较高的扭矩密度，是前述谐波减速机方案的核心部件，也是关节模组中价值量最高的单一零部件。</w:t>
+        <w:t>谐波减速机由柔轮、刚轮和波发生器构成，依靠柔轮的可控弹性变形实现啮合传动，能够在单级结构中实现大减速比、近零回差和较高的扭矩密度，是关节模组中价值量最高的单一零部件。</w:t>
       </w:r>
     </w:p>
     <w:p>
@@ -2960,7 +2794,7 @@
           <w:b w:val="0"/>
           <w:sz w:val="24"/>
         </w:rPr>
-        <w:t>如前所述，谐波减速机、无框力矩电机等环节已形成规模化的国产供应，国产零部件的批量应用直接降低了关节模组的整体成本，并缩短了供应链响应周期。国产化率的提升同时改变了竞争的比较对象，该环节的竞争已由进口替代转向国产厂商之间的技术与成本比较，产品价格随之下行。以来福谐波披露的数据为例，其谐波减速器平均售价由2023年的795元降至2024年的722元，2025年进一步降至571元。在此背景下，具备核心零部件自研与量产能力的厂商，在成本控制上的自主空间相对更大。</w:t>
+        <w:t>国产零部件的批量应用直接降低了关节模组的整体成本，并缩短了供应链响应周期。国产化率的提升同时改变了竞争的比较对象，该环节的竞争已由进口替代转向国产厂商之间的技术与成本比较，产品价格随之下行。来福谐波的谐波减速器平均售价由2023年的795元降至2024年的722元，2025年进一步降至571元。在此背景下，具备核心零部件自研与量产能力的厂商，在成本控制上的自主空间相对更大。</w:t>
       </w:r>
     </w:p>
     <w:p>
@@ -3260,7 +3094,7 @@
           <w:b w:val="0"/>
           <w:sz w:val="24"/>
         </w:rPr>
-        <w:t>谐波减速机环节呈现境外龙头领先、国产厂商快速追赶的格局。日本哈默纳科长期占据全球领先地位，国内已形成绿的谐波、来福谐波等骨干企业。如前所述，随着国产厂商份额提升，该环节的比较对象已由境外品牌转为国产同行；在此基础上，主要国产厂商进一步向下游的关节模组环节延伸，与专业模组厂商形成交叉竞争。</w:t>
+        <w:t>谐波减速机环节呈现境外龙头领先、国产厂商快速追赶的格局。日本哈默纳科长期占据全球领先地位，国内已形成绿的谐波、来福谐波等骨干企业。随着国产厂商份额提升，主要国产厂商进一步向下游的关节模组环节延伸，与专业模组厂商形成交叉竞争。</w:t>
       </w:r>
     </w:p>
     <w:p>
@@ -3425,7 +3259,7 @@
           <w:b w:val="0"/>
           <w:sz w:val="24"/>
         </w:rPr>
-        <w:t>来福谐波，股票代码03952.HK，2026年6月在香港联合交易所上市，主要产品为谐波减速器、关节模组及机械臂。2025年该公司实现营业收入2.61亿元，同比增长142%，谐波减速器销量29.15万台。据其上市文件披露，在中国机器人谐波减速器市场，按2025年出货量计其市场份额为21.4%、按收入计为12.9%，两项口径下均排名第二。</w:t>
+        <w:t>来福谐波，股票代码03952.HK，2026年6月在香港联合交易所上市，主要产品为谐波减速器、关节模组及机械臂。2025年该公司实现营业收入2.61亿元，同比增长142%，谐波减速器销量29.15万台。在中国机器人谐波减速器市场，按2025年出货量计其市场份额为21.4%、按收入计为12.9%，两项口径下均排名第二。</w:t>
       </w:r>
     </w:p>
     <w:p>
@@ -3485,7 +3319,7 @@
           <w:b w:val="0"/>
           <w:sz w:val="24"/>
         </w:rPr>
-        <w:t>根据灼识咨询的研究，本行业的竞争壁垒与关键成功因素包括技术创新带来的成本优化、快速交付与定制化能力、产品性能的领先性、全产业链自研与垂直整合能力、提供全栈解决方案的能力以及核心客户资源的深度绑定。觅途咨询则将一体化关节模组的核心壁垒归纳为设计、工艺、标定和供应链四个方面。综合前述研究，就新进入者而言，本行业的主要壁垒体现为以下五类。</w:t>
+        <w:t>根据灼识咨询的研究，本行业的竞争壁垒与关键成功因素包括技术创新带来的成本优化、快速交付与定制化能力、产品性能的领先性、全产业链自研与垂直整合能力、提供全栈解决方案的能力以及核心客户资源的深度绑定。觅途咨询则将一体化关节模组的核心壁垒归纳为设计、工艺、标定和供应链四个方面。就新进入者而言，本行业的主要壁垒体现为以下五类。</w:t>
       </w:r>
     </w:p>
     <w:p>
@@ -3665,7 +3499,7 @@
           <w:b w:val="0"/>
           <w:sz w:val="24"/>
         </w:rPr>
-        <w:t>公司自2019年设立以来聚焦机器人核心零部件与一体化关节模组，谐波减速机、微型低压驱动器、集成式编码器和力传感器组件均已实现自研与量产。据公司产品手册及官网，其关节模组产品中，面向人形机器人的系列已形成R48、R58、R68、R83、R102、R120和R120 Max，按关节部位分别对应头颈、肩肘腕及腰部、髋部及腿部；在此之外另设面向工业场景的模组系列。据公司2025年产品手册，前述人形机器人用系列的峰值扭矩覆盖3.8牛米至576牛米。如前所述，减速器占执行器成本的30%至50%，具备谐波减速机自研与量产能力的关节模组厂商在成本控制上具有起点优势；公司在此基础上进一步实现了驱动器、编码器和力传感器组件的自研。</w:t>
+        <w:t>公司自2019年设立以来聚焦机器人一体化关节模组及谐波减速机等核心零部件。据公司产品手册及官网，其关节模组产品中，面向人形机器人的系列已形成R48、R58、R68、R83、R102、R120和R120 Max，按关节部位分别对应头颈、肩肘腕及腰部、髋部及腿部；在此之外另设面向工业场景的模组系列，人形机器人用系列的峰值扭矩覆盖3.8牛米至576牛米。减速器占执行器成本的30%至50%，具备谐波减速机自研与量产能力的关节模组厂商在成本控制上具有起点优势；公司在此基础上进一步实现了驱动器、编码器和力传感器组件的自研。</w:t>
       </w:r>
     </w:p>
     <w:p>
@@ -3680,7 +3514,7 @@
           <w:b w:val="0"/>
           <w:sz w:val="24"/>
         </w:rPr>
-        <w:t>从收入构成看，2025年和2026年1-7月，公司一体化关节模组收入占当期营业收入的比重分别为47.80%和82.55%，谐波减速机及传动总成的比重分别为10.53%和5.47%，产品结构已由核心零部件与多品类模组并重转为以一体化关节模组为主。根据前述灼识咨询的研究，2025年独立关节模组供应商的年收入多在1亿元以下，规模最大者收入超过1亿元，公司同期收入处于该区间。2026年以来下游需求快速放量，本环节企业的收入规模普遍抬升，公司1-7月收入已超过2025年全年的两倍，增长节奏与同期人形机器人出货量的上升相互印证。</w:t>
+        <w:t>从收入构成看，2025年和2026年1-7月，公司一体化关节模组收入占当期营业收入的比重分别为47.80%和82.55%，谐波减速机及传动总成的比重分别为10.53%和5.47%，产品结构已由核心零部件与多品类模组并重转为以一体化关节模组为主。根据灼识咨询的研究，2025年独立关节模组供应商的年收入多在1亿元以下，规模最大者收入超过1亿元，公司同期收入处于该区间。2026年以来下游需求快速放量，本环节企业的收入规模普遍抬升，公司1-7月收入已超过2025年全年的两倍，增长节奏与同期人形机器人出货量的上升相互印证。</w:t>
       </w:r>
     </w:p>
     <w:p>

--- a/output/巨蟹/巨蟹智能尽调报告第六章_公司所处行业分析.docx
+++ b/output/巨蟹/巨蟹智能尽调报告第六章_公司所处行业分析.docx
@@ -2764,7 +2764,7 @@
           <w:b w:val="0"/>
           <w:sz w:val="24"/>
         </w:rPr>
-        <w:t>这一转变的成立需要三个前提：下游出货量达到可预测的规模、关节模组的接口与规格形成一定程度的标准化、供应商具备稳定的批量交付与一致性保障能力。上述前提尚在形成过程中，因此不宜认为整机厂商将放弃自研；更可能的形态是自研与外购并行，整机厂商在差异化环节保留自研，在标准化程度较高的规格上转向外购。对公司而言，未来数年是进入头部整机厂商供应体系的窗口期，能否在特定规格上建立稳定的批量供应记录，将影响其在产业分工形成后的位置。</w:t>
+        <w:t>觅途咨询将产业价值中心的迁移划分为三个阶段：2025年以前为技术验证阶段，价值中心在整机厂；2026年至2030年为规模量产阶段，整机厂与关节模组厂商共同主导；2030年以后进入产业成熟阶段，由关节模组一级供应商主导。这一转变的成立需要三个前提：下游出货量达到可预测的规模、关节模组的接口与规格形成一定程度的标准化、供应商具备稳定的批量交付与一致性保障能力。更可能的形态是自研与外购并行，整机厂商在差异化环节保留自研，在标准化程度较高的规格上转向外购。对公司而言，未来数年是进入头部整机厂商供应体系的窗口期。</w:t>
       </w:r>
     </w:p>
     <w:p>
@@ -2824,7 +2824,7 @@
           <w:b w:val="0"/>
           <w:sz w:val="24"/>
         </w:rPr>
-        <w:t>在实验室与样机阶段，行业比较的是峰值扭矩和传动精度；进入规模化量产阶段后，量产一致性、交付稳定性、良品率和成本控制成为主要比较维度，可复制的制造能力构成新的竞争壁垒。</w:t>
+        <w:t>在实验室与样机阶段，行业比较的是峰值扭矩、功率密度等极限指标；进入规模化量产阶段后，量产一致性、使用寿命、环境适应性、长期稳定性和自动化制造良品率成为主要比较维度。竞争重点由能否完成产品开发转向能否稳定实现规模化制造，可复制的制造能力构成新的竞争壁垒，不能提供一体化方案的模组厂商将逐步边缘化。</w:t>
       </w:r>
     </w:p>
     <w:p>

--- a/output/巨蟹/巨蟹智能尽调报告第六章_公司所处行业分析.docx
+++ b/output/巨蟹/巨蟹智能尽调报告第六章_公司所处行业分析.docx
@@ -3169,7 +3169,7 @@
           <w:b w:val="0"/>
           <w:sz w:val="24"/>
         </w:rPr>
-        <w:t>零差云控，全称深圳市零差云控科技有限公司，主要产品为机器人关节模组、中空绝对值编码器和高功率微型伺服驱动器，应用于工业与协作机器人、医疗机器人、特种机器人及人形机器人等领域。据其公开披露，除部分芯片外，谐波减速器、编码器、驱动器及控制算法均为自主研发或采用国内供应。2026年7月，该公司完成新一轮融资，融资金额为数亿元。</w:t>
+        <w:t>零差云控，全称深圳市零差云控科技有限公司，主要产品为机器人关节模组、中空绝对值编码器和高功率微型伺服驱动器，应用于工业与协作机器人、医疗机器人、特种机器人及人形机器人等领域。除部分芯片外，其谐波减速器、编码器、驱动器及控制算法均为自主研发或采用国内供应。2026年7月，该公司完成新一轮融资，融资金额为数亿元。</w:t>
       </w:r>
     </w:p>
     <w:p>
@@ -3499,7 +3499,22 @@
           <w:b w:val="0"/>
           <w:sz w:val="24"/>
         </w:rPr>
-        <w:t>公司自2019年设立以来聚焦机器人一体化关节模组及谐波减速机等核心零部件。据公司产品手册及官网，其关节模组产品中，面向人形机器人的系列已形成R48、R58、R68、R83、R102、R120和R120 Max，按关节部位分别对应头颈、肩肘腕及腰部、髋部及腿部；在此之外另设面向工业场景的模组系列，人形机器人用系列的峰值扭矩覆盖3.8牛米至576牛米。减速器占执行器成本的30%至50%，具备谐波减速机自研与量产能力的关节模组厂商在成本控制上具有起点优势；公司在此基础上进一步实现了驱动器、编码器和力传感器组件的自研。</w:t>
+        <w:t>公司自2019年设立以来聚焦机器人一体化关节模组及谐波减速机等核心零部件，关节模组产品覆盖头颈、肩肘腕、腰部、髋部及腿部各关节部位，并设有面向工业场景的模组系列。减速器占执行器成本的30%至50%，具备谐波减速机自研与量产能力的关节模组厂商在成本控制上具有起点优势；公司在谐波减速机之外进一步实现了驱动器、编码器和力传感器组件的自研，自研范围覆盖关节模组的主要构成部件。</w:t>
+      </w:r>
+    </w:p>
+    <w:p>
+      <w:pPr>
+        <w:spacing w:line="360" w:lineRule="auto" w:before="120"/>
+        <w:ind w:firstLine="480"/>
+        <w:jc w:val="both"/>
+      </w:pPr>
+      <w:r>
+        <w:rPr>
+          <w:rFonts w:ascii="Times New Roman" w:hAnsi="Times New Roman" w:eastAsia="宋体"/>
+          <w:b w:val="0"/>
+          <w:sz w:val="24"/>
+        </w:rPr>
+        <w:t>公司的商业化产品以核心零部件和一体化关节模组为主，并延伸至人形机械臂和通用型上肢硬件平台。公司所在的无锡已形成覆盖轴承、线缆、模组、芯片和电机的产业集群，为本环节企业提供了近距离配套和联合开发的条件。</w:t>
       </w:r>
     </w:p>
     <w:p>
@@ -3515,21 +3530,6 @@
           <w:sz w:val="24"/>
         </w:rPr>
         <w:t>从收入构成看，2025年和2026年1-7月，公司一体化关节模组收入占当期营业收入的比重分别为47.80%和82.55%，谐波减速机及传动总成的比重分别为10.53%和5.47%，产品结构已由核心零部件与多品类模组并重转为以一体化关节模组为主。根据灼识咨询的研究，2025年独立关节模组供应商的年收入多在1亿元以下，规模最大者收入超过1亿元，公司同期收入处于该区间。2026年以来下游需求快速放量，本环节企业的收入规模普遍抬升，公司1-7月收入已超过2025年全年的两倍，增长节奏与同期人形机器人出货量的上升相互印证。</w:t>
-      </w:r>
-    </w:p>
-    <w:p>
-      <w:pPr>
-        <w:spacing w:line="360" w:lineRule="auto" w:before="120"/>
-        <w:ind w:firstLine="480"/>
-        <w:jc w:val="both"/>
-      </w:pPr>
-      <w:r>
-        <w:rPr>
-          <w:rFonts w:ascii="Times New Roman" w:hAnsi="Times New Roman" w:eastAsia="宋体"/>
-          <w:b w:val="0"/>
-          <w:sz w:val="24"/>
-        </w:rPr>
-        <w:t>公司的商业化产品以核心零部件和一体化关节模组为主，并延伸至人形机械臂和通用型上肢硬件平台；公司曾研制人形机器人整机用于技术验证与展示。据公司官网，公司拥有12,000平方米研制基地，已取得授权发明专利15项、授权实用新型专利11项和软件著作权4项。公司为高新技术企业、江苏省重点智能制造企业和2025年江苏省专精特新中小企业，2021年获批无锡市高寿命高精度谐波减速机重点实验室，已取得ISO 9001:2015质量管理体系认证，“机器人一体化智能动力关节”产品入选《江苏省重点推广应用的新技术新产品目录（2025年）》；公司先后获高工金球奖、2024年度人形机器人核心驱动奖、机器人一体化关节标杆奖和2026年度具身智能关节性能突破奖等行业奖项。据公开报道，公司已完成人形机器人专用关节模组1,320套的交付；2025年10月完成近亿元A轮融资，由科沃斯战略投资领投。公司所在的无锡是长三角具身智能产业链的重要承载地，本地已形成覆盖轴承、线缆、模组、芯片和电机的产业集群，为公司提供了近距离配套和联合开发的条件。</w:t>
       </w:r>
     </w:p>
     <w:sectPr>

--- a/output/巨蟹/巨蟹智能尽调报告第六章_公司所处行业分析.docx
+++ b/output/巨蟹/巨蟹智能尽调报告第六章_公司所处行业分析.docx
@@ -2079,7 +2079,7 @@
           <w:b w:val="0"/>
           <w:sz w:val="24"/>
         </w:rPr>
-        <w:t>一体化关节模组是将电机、减速机、驱动器、编码器和力矩传感器集成为标准化动力单元的机电执行部件，按运动形式分为旋转执行器和线性执行器。根据麦肯锡2026年4月发布的人形机器人供应链研究，人形机器人硬件由执行器、感知系统、计算与控制平台、结构件和电池模组五个部分构成，合计占单机成本的85%至90%；其中执行器占整机物料成本的40%至60%，为占比最高、也最能形成产品差异的环节，在执行器内部，减速器占执行器成本的30%至50%。</w:t>
+        <w:t>一体化关节模组是将电机、减速机、驱动器、编码器和力矩传感器集成为标准化动力单元的机电执行部件，按运动形式分为旋转执行器和线性执行器。</w:t>
       </w:r>
     </w:p>
     <w:p>
@@ -2094,7 +2094,92 @@
           <w:b/>
           <w:sz w:val="21"/>
         </w:rPr>
-        <w:t>图1  人形机器人硬件成本结构</w:t>
+        <w:t>图1  一体化关节模组的构成</w:t>
+      </w:r>
+    </w:p>
+    <w:p>
+      <w:pPr>
+        <w:spacing w:before="120" w:after="60"/>
+        <w:jc w:val="center"/>
+        <w:keepNext/>
+      </w:pPr>
+      <w:r>
+        <w:drawing>
+          <wp:inline xmlns:a="http://schemas.openxmlformats.org/drawingml/2006/main" xmlns:pic="http://schemas.openxmlformats.org/drawingml/2006/picture">
+            <wp:extent cx="5394960" cy="2184141"/>
+            <wp:docPr id="1" name="Picture 1"/>
+            <wp:cNvGraphicFramePr>
+              <a:graphicFrameLocks noChangeAspect="1"/>
+            </wp:cNvGraphicFramePr>
+            <a:graphic>
+              <a:graphicData uri="http://schemas.openxmlformats.org/drawingml/2006/picture">
+                <pic:pic>
+                  <pic:nvPicPr>
+                    <pic:cNvPr id="0" name="fig0.png"/>
+                    <pic:cNvPicPr/>
+                  </pic:nvPicPr>
+                  <pic:blipFill>
+                    <a:blip r:embed="rId36"/>
+                    <a:stretch>
+                      <a:fillRect/>
+                    </a:stretch>
+                  </pic:blipFill>
+                  <pic:spPr>
+                    <a:xfrm>
+                      <a:off x="0" y="0"/>
+                      <a:ext cx="5394960" cy="2184141"/>
+                    </a:xfrm>
+                    <a:prstGeom prst="rect"/>
+                  </pic:spPr>
+                </pic:pic>
+              </a:graphicData>
+            </a:graphic>
+          </wp:inline>
+        </w:drawing>
+      </w:r>
+    </w:p>
+    <w:p>
+      <w:pPr>
+        <w:spacing w:before="0" w:after="120"/>
+        <w:jc w:val="both"/>
+      </w:pPr>
+      <w:r>
+        <w:rPr>
+          <w:rFonts w:ascii="Times New Roman" w:hAnsi="Times New Roman" w:eastAsia="宋体"/>
+          <w:b w:val="0"/>
+          <w:sz w:val="21"/>
+        </w:rPr>
+        <w:t>资料来源：觅途咨询</w:t>
+      </w:r>
+    </w:p>
+    <w:p>
+      <w:pPr>
+        <w:spacing w:line="360" w:lineRule="auto" w:before="120"/>
+        <w:ind w:firstLine="480"/>
+        <w:jc w:val="both"/>
+      </w:pPr>
+      <w:r>
+        <w:rPr>
+          <w:rFonts w:ascii="Times New Roman" w:hAnsi="Times New Roman" w:eastAsia="宋体"/>
+          <w:b w:val="0"/>
+          <w:sz w:val="24"/>
+        </w:rPr>
+        <w:t>根据麦肯锡2026年4月发布的人形机器人供应链研究，人形机器人硬件由执行器、感知系统、计算与控制平台、结构件和电池模组五个部分构成，合计占单机成本的85%至90%；其中执行器占整机物料成本的40%至60%，为占比最高、也最能形成产品差异的环节，在执行器内部，减速器占执行器成本的30%至50%。</w:t>
+      </w:r>
+    </w:p>
+    <w:p>
+      <w:pPr>
+        <w:spacing w:before="120" w:after="60"/>
+        <w:jc w:val="center"/>
+        <w:keepNext/>
+      </w:pPr>
+      <w:r>
+        <w:rPr>
+          <w:rFonts w:ascii="Times New Roman" w:hAnsi="Times New Roman" w:eastAsia="宋体"/>
+          <w:b/>
+          <w:sz w:val="21"/>
+        </w:rPr>
+        <w:t>图2  人形机器人硬件成本结构</w:t>
       </w:r>
     </w:p>
     <w:p>
@@ -2107,7 +2192,7 @@
         <w:drawing>
           <wp:inline xmlns:a="http://schemas.openxmlformats.org/drawingml/2006/main" xmlns:pic="http://schemas.openxmlformats.org/drawingml/2006/picture">
             <wp:extent cx="5029200" cy="1978860"/>
-            <wp:docPr id="1" name="Picture 1"/>
+            <wp:docPr id="2" name="Picture 2"/>
             <wp:cNvGraphicFramePr>
               <a:graphicFrameLocks noChangeAspect="1"/>
             </wp:cNvGraphicFramePr>
@@ -2119,7 +2204,7 @@
                     <pic:cNvPicPr/>
                   </pic:nvPicPr>
                   <pic:blipFill>
-                    <a:blip r:embed="rId36"/>
+                    <a:blip r:embed="rId37"/>
                     <a:stretch>
                       <a:fillRect/>
                     </a:stretch>
@@ -2194,7 +2279,7 @@
           <w:b/>
           <w:sz w:val="21"/>
         </w:rPr>
-        <w:t>图2  2025年全球人形机器人关节模组需求结构</w:t>
+        <w:t>图3  2025年全球人形机器人关节模组需求结构</w:t>
       </w:r>
     </w:p>
     <w:p>
@@ -2207,7 +2292,7 @@
         <w:drawing>
           <wp:inline xmlns:a="http://schemas.openxmlformats.org/drawingml/2006/main" xmlns:pic="http://schemas.openxmlformats.org/drawingml/2006/picture">
             <wp:extent cx="5212080" cy="2288315"/>
-            <wp:docPr id="2" name="Picture 2"/>
+            <wp:docPr id="3" name="Picture 3"/>
             <wp:cNvGraphicFramePr>
               <a:graphicFrameLocks noChangeAspect="1"/>
             </wp:cNvGraphicFramePr>
@@ -2219,7 +2304,7 @@
                     <pic:cNvPicPr/>
                   </pic:nvPicPr>
                   <pic:blipFill>
-                    <a:blip r:embed="rId37"/>
+                    <a:blip r:embed="rId38"/>
                     <a:stretch>
                       <a:fillRect/>
                     </a:stretch>
@@ -2354,7 +2439,7 @@
           <w:b/>
           <w:sz w:val="21"/>
         </w:rPr>
-        <w:t>图3  全球谐波减速机产能</w:t>
+        <w:t>图4  全球谐波减速机产能</w:t>
       </w:r>
     </w:p>
     <w:p>
@@ -2367,7 +2452,7 @@
         <w:drawing>
           <wp:inline xmlns:a="http://schemas.openxmlformats.org/drawingml/2006/main" xmlns:pic="http://schemas.openxmlformats.org/drawingml/2006/picture">
             <wp:extent cx="5029200" cy="2191225"/>
-            <wp:docPr id="3" name="Picture 3"/>
+            <wp:docPr id="4" name="Picture 4"/>
             <wp:cNvGraphicFramePr>
               <a:graphicFrameLocks noChangeAspect="1"/>
             </wp:cNvGraphicFramePr>
@@ -2379,7 +2464,7 @@
                     <pic:cNvPicPr/>
                   </pic:nvPicPr>
                   <pic:blipFill>
-                    <a:blip r:embed="rId38"/>
+                    <a:blip r:embed="rId39"/>
                     <a:stretch>
                       <a:fillRect/>
                     </a:stretch>
@@ -2499,7 +2584,7 @@
           <w:b/>
           <w:sz w:val="21"/>
         </w:rPr>
-        <w:t>图4  人形机器人单机成本与人工成本比较</w:t>
+        <w:t>图5  人形机器人单机成本与人工成本比较</w:t>
       </w:r>
     </w:p>
     <w:p>
@@ -2512,7 +2597,7 @@
         <w:drawing>
           <wp:inline xmlns:a="http://schemas.openxmlformats.org/drawingml/2006/main" xmlns:pic="http://schemas.openxmlformats.org/drawingml/2006/picture">
             <wp:extent cx="4754880" cy="2396941"/>
-            <wp:docPr id="4" name="Picture 4"/>
+            <wp:docPr id="5" name="Picture 5"/>
             <wp:cNvGraphicFramePr>
               <a:graphicFrameLocks noChangeAspect="1"/>
             </wp:cNvGraphicFramePr>
@@ -2524,7 +2609,7 @@
                     <pic:cNvPicPr/>
                   </pic:nvPicPr>
                   <pic:blipFill>
-                    <a:blip r:embed="rId39"/>
+                    <a:blip r:embed="rId40"/>
                     <a:stretch>
                       <a:fillRect/>
                     </a:stretch>

--- a/output/巨蟹/巨蟹智能尽调报告第六章_公司所处行业分析.docx
+++ b/output/巨蟹/巨蟹智能尽调报告第六章_公司所处行业分析.docx
@@ -2064,7 +2064,7 @@
           <w:b/>
           <w:sz w:val="24"/>
         </w:rPr>
-        <w:t>1、一体化关节模组</w:t>
+        <w:t>1、所处行业的产业链情况</w:t>
       </w:r>
     </w:p>
     <w:p>
@@ -2079,7 +2079,52 @@
           <w:b w:val="0"/>
           <w:sz w:val="24"/>
         </w:rPr>
-        <w:t>一体化关节模组是将电机、减速机、驱动器、编码器和力矩传感器集成为标准化动力单元的机电执行部件，按运动形式分为旋转执行器和线性执行器。</w:t>
+        <w:t>机器人产业链由上游基础材料与元器件、中游核心零部件与整机制造、下游应用场景构成。上游包括金属材料及工程材料、轴承和电子元器件；核心零部件环节涵盖减速机、电机、驱动器、编码器和力传感器，并由上述部件集成为一体化关节模组；整机环节包括人形机器人、协作机器人和工业机器人；下游应用覆盖工业制造、商业服务、医疗康复和科研教育等场景。</w:t>
+      </w:r>
+    </w:p>
+    <w:p>
+      <w:pPr>
+        <w:spacing w:line="360" w:lineRule="auto" w:before="120"/>
+        <w:ind w:firstLine="480"/>
+        <w:jc w:val="both"/>
+      </w:pPr>
+      <w:r>
+        <w:rPr>
+          <w:rFonts w:ascii="Times New Roman" w:hAnsi="Times New Roman" w:eastAsia="宋体"/>
+          <w:b w:val="0"/>
+          <w:sz w:val="24"/>
+        </w:rPr>
+        <w:t>公司处于核心零部件环节，以一体化关节模组为主要产品形态。该环节向上对接材料与元器件供应，向下直接面向整机厂商，是连接基础制造能力与整机性能的中间环节。</w:t>
+      </w:r>
+    </w:p>
+    <w:p>
+      <w:pPr>
+        <w:spacing w:line="360" w:lineRule="auto" w:before="120"/>
+        <w:ind w:firstLine="482"/>
+        <w:jc w:val="both"/>
+      </w:pPr>
+      <w:r>
+        <w:rPr>
+          <w:rFonts w:ascii="Times New Roman" w:hAnsi="Times New Roman" w:eastAsia="宋体"/>
+          <w:b/>
+          <w:sz w:val="24"/>
+        </w:rPr>
+        <w:t>2、一体化关节模组</w:t>
+      </w:r>
+    </w:p>
+    <w:p>
+      <w:pPr>
+        <w:spacing w:line="360" w:lineRule="auto" w:before="120"/>
+        <w:ind w:firstLine="480"/>
+        <w:jc w:val="both"/>
+      </w:pPr>
+      <w:r>
+        <w:rPr>
+          <w:rFonts w:ascii="Times New Roman" w:hAnsi="Times New Roman" w:eastAsia="宋体"/>
+          <w:b w:val="0"/>
+          <w:sz w:val="24"/>
+        </w:rPr>
+        <w:t>一体化关节模组是将电机、减速机、驱动器、编码器和力矩传感器集成为标准化动力单元的机电执行部件，按运动形式分为旋转执行器和线性执行器。根据麦肯锡2026年4月发布的人形机器人供应链研究，人形机器人硬件由执行器、感知系统、计算与控制平台、结构件和电池模组五个部分构成，合计占单机成本的85%至90%；其中执行器占整机物料成本的40%至60%，为占比最高、也最能形成产品差异的环节，在执行器内部，减速器占执行器成本的30%至50%。</w:t>
       </w:r>
     </w:p>
     <w:p>
@@ -2094,92 +2139,7 @@
           <w:b/>
           <w:sz w:val="21"/>
         </w:rPr>
-        <w:t>图1  一体化关节模组的构成</w:t>
-      </w:r>
-    </w:p>
-    <w:p>
-      <w:pPr>
-        <w:spacing w:before="120" w:after="60"/>
-        <w:jc w:val="center"/>
-        <w:keepNext/>
-      </w:pPr>
-      <w:r>
-        <w:drawing>
-          <wp:inline xmlns:a="http://schemas.openxmlformats.org/drawingml/2006/main" xmlns:pic="http://schemas.openxmlformats.org/drawingml/2006/picture">
-            <wp:extent cx="5394960" cy="2184141"/>
-            <wp:docPr id="1" name="Picture 1"/>
-            <wp:cNvGraphicFramePr>
-              <a:graphicFrameLocks noChangeAspect="1"/>
-            </wp:cNvGraphicFramePr>
-            <a:graphic>
-              <a:graphicData uri="http://schemas.openxmlformats.org/drawingml/2006/picture">
-                <pic:pic>
-                  <pic:nvPicPr>
-                    <pic:cNvPr id="0" name="fig0.png"/>
-                    <pic:cNvPicPr/>
-                  </pic:nvPicPr>
-                  <pic:blipFill>
-                    <a:blip r:embed="rId36"/>
-                    <a:stretch>
-                      <a:fillRect/>
-                    </a:stretch>
-                  </pic:blipFill>
-                  <pic:spPr>
-                    <a:xfrm>
-                      <a:off x="0" y="0"/>
-                      <a:ext cx="5394960" cy="2184141"/>
-                    </a:xfrm>
-                    <a:prstGeom prst="rect"/>
-                  </pic:spPr>
-                </pic:pic>
-              </a:graphicData>
-            </a:graphic>
-          </wp:inline>
-        </w:drawing>
-      </w:r>
-    </w:p>
-    <w:p>
-      <w:pPr>
-        <w:spacing w:before="0" w:after="120"/>
-        <w:jc w:val="both"/>
-      </w:pPr>
-      <w:r>
-        <w:rPr>
-          <w:rFonts w:ascii="Times New Roman" w:hAnsi="Times New Roman" w:eastAsia="宋体"/>
-          <w:b w:val="0"/>
-          <w:sz w:val="21"/>
-        </w:rPr>
-        <w:t>资料来源：觅途咨询</w:t>
-      </w:r>
-    </w:p>
-    <w:p>
-      <w:pPr>
-        <w:spacing w:line="360" w:lineRule="auto" w:before="120"/>
-        <w:ind w:firstLine="480"/>
-        <w:jc w:val="both"/>
-      </w:pPr>
-      <w:r>
-        <w:rPr>
-          <w:rFonts w:ascii="Times New Roman" w:hAnsi="Times New Roman" w:eastAsia="宋体"/>
-          <w:b w:val="0"/>
-          <w:sz w:val="24"/>
-        </w:rPr>
-        <w:t>根据麦肯锡2026年4月发布的人形机器人供应链研究，人形机器人硬件由执行器、感知系统、计算与控制平台、结构件和电池模组五个部分构成，合计占单机成本的85%至90%；其中执行器占整机物料成本的40%至60%，为占比最高、也最能形成产品差异的环节，在执行器内部，减速器占执行器成本的30%至50%。</w:t>
-      </w:r>
-    </w:p>
-    <w:p>
-      <w:pPr>
-        <w:spacing w:before="120" w:after="60"/>
-        <w:jc w:val="center"/>
-        <w:keepNext/>
-      </w:pPr>
-      <w:r>
-        <w:rPr>
-          <w:rFonts w:ascii="Times New Roman" w:hAnsi="Times New Roman" w:eastAsia="宋体"/>
-          <w:b/>
-          <w:sz w:val="21"/>
-        </w:rPr>
-        <w:t>图2  人形机器人硬件成本结构</w:t>
+        <w:t>图1  人形机器人硬件成本结构</w:t>
       </w:r>
     </w:p>
     <w:p>
@@ -2192,7 +2152,7 @@
         <w:drawing>
           <wp:inline xmlns:a="http://schemas.openxmlformats.org/drawingml/2006/main" xmlns:pic="http://schemas.openxmlformats.org/drawingml/2006/picture">
             <wp:extent cx="5029200" cy="1978860"/>
-            <wp:docPr id="2" name="Picture 2"/>
+            <wp:docPr id="1" name="Picture 1"/>
             <wp:cNvGraphicFramePr>
               <a:graphicFrameLocks noChangeAspect="1"/>
             </wp:cNvGraphicFramePr>
@@ -2204,7 +2164,7 @@
                     <pic:cNvPicPr/>
                   </pic:nvPicPr>
                   <pic:blipFill>
-                    <a:blip r:embed="rId37"/>
+                    <a:blip r:embed="rId36"/>
                     <a:stretch>
                       <a:fillRect/>
                     </a:stretch>
@@ -2279,7 +2239,7 @@
           <w:b/>
           <w:sz w:val="21"/>
         </w:rPr>
-        <w:t>图3  2025年全球人形机器人关节模组需求结构</w:t>
+        <w:t>图2  2025年全球人形机器人关节模组需求结构</w:t>
       </w:r>
     </w:p>
     <w:p>
@@ -2292,7 +2252,7 @@
         <w:drawing>
           <wp:inline xmlns:a="http://schemas.openxmlformats.org/drawingml/2006/main" xmlns:pic="http://schemas.openxmlformats.org/drawingml/2006/picture">
             <wp:extent cx="5212080" cy="2288315"/>
-            <wp:docPr id="3" name="Picture 3"/>
+            <wp:docPr id="2" name="Picture 2"/>
             <wp:cNvGraphicFramePr>
               <a:graphicFrameLocks noChangeAspect="1"/>
             </wp:cNvGraphicFramePr>
@@ -2304,7 +2264,7 @@
                     <pic:cNvPicPr/>
                   </pic:nvPicPr>
                   <pic:blipFill>
-                    <a:blip r:embed="rId38"/>
+                    <a:blip r:embed="rId37"/>
                     <a:stretch>
                       <a:fillRect/>
                     </a:stretch>
@@ -2379,7 +2339,7 @@
           <w:b/>
           <w:sz w:val="24"/>
         </w:rPr>
-        <w:t>2、谐波减速机</w:t>
+        <w:t>3、谐波减速机</w:t>
       </w:r>
     </w:p>
     <w:p>
@@ -2439,7 +2399,7 @@
           <w:b/>
           <w:sz w:val="21"/>
         </w:rPr>
-        <w:t>图4  全球谐波减速机产能</w:t>
+        <w:t>图3  全球谐波减速机产能</w:t>
       </w:r>
     </w:p>
     <w:p>
@@ -2452,7 +2412,7 @@
         <w:drawing>
           <wp:inline xmlns:a="http://schemas.openxmlformats.org/drawingml/2006/main" xmlns:pic="http://schemas.openxmlformats.org/drawingml/2006/picture">
             <wp:extent cx="5029200" cy="2191225"/>
-            <wp:docPr id="4" name="Picture 4"/>
+            <wp:docPr id="3" name="Picture 3"/>
             <wp:cNvGraphicFramePr>
               <a:graphicFrameLocks noChangeAspect="1"/>
             </wp:cNvGraphicFramePr>
@@ -2464,7 +2424,7 @@
                     <pic:cNvPicPr/>
                   </pic:nvPicPr>
                   <pic:blipFill>
-                    <a:blip r:embed="rId39"/>
+                    <a:blip r:embed="rId38"/>
                     <a:stretch>
                       <a:fillRect/>
                     </a:stretch>
@@ -2524,7 +2484,7 @@
           <w:b/>
           <w:sz w:val="24"/>
         </w:rPr>
-        <w:t>3、下游行业</w:t>
+        <w:t>4、下游行业</w:t>
       </w:r>
     </w:p>
     <w:p>
@@ -2584,7 +2544,7 @@
           <w:b/>
           <w:sz w:val="21"/>
         </w:rPr>
-        <w:t>图5  人形机器人单机成本与人工成本比较</w:t>
+        <w:t>图4  人形机器人单机成本与人工成本比较</w:t>
       </w:r>
     </w:p>
     <w:p>
@@ -2597,7 +2557,7 @@
         <w:drawing>
           <wp:inline xmlns:a="http://schemas.openxmlformats.org/drawingml/2006/main" xmlns:pic="http://schemas.openxmlformats.org/drawingml/2006/picture">
             <wp:extent cx="4754880" cy="2396941"/>
-            <wp:docPr id="5" name="Picture 5"/>
+            <wp:docPr id="4" name="Picture 4"/>
             <wp:cNvGraphicFramePr>
               <a:graphicFrameLocks noChangeAspect="1"/>
             </wp:cNvGraphicFramePr>
@@ -2609,7 +2569,7 @@
                     <pic:cNvPicPr/>
                   </pic:nvPicPr>
                   <pic:blipFill>
-                    <a:blip r:embed="rId40"/>
+                    <a:blip r:embed="rId39"/>
                     <a:stretch>
                       <a:fillRect/>
                     </a:stretch>
@@ -2699,7 +2659,7 @@
           <w:b/>
           <w:sz w:val="24"/>
         </w:rPr>
-        <w:t>4、上游主要原材料及外购件</w:t>
+        <w:t>5、上游主要原材料及外购件</w:t>
       </w:r>
     </w:p>
     <w:p>
@@ -2744,7 +2704,7 @@
           <w:b/>
           <w:sz w:val="24"/>
         </w:rPr>
-        <w:t>5、行业技术水平及特点</w:t>
+        <w:t>6、行业技术水平及特点</w:t>
       </w:r>
     </w:p>
     <w:p>
@@ -2804,7 +2764,7 @@
           <w:b/>
           <w:sz w:val="24"/>
         </w:rPr>
-        <w:t>6、行业发展趋势</w:t>
+        <w:t>7、行业发展趋势</w:t>
       </w:r>
     </w:p>
     <w:p>
@@ -2924,7 +2884,7 @@
           <w:b/>
           <w:sz w:val="24"/>
         </w:rPr>
-        <w:t>7、行业面临的机遇与风险</w:t>
+        <w:t>8、行业面临的机遇与风险</w:t>
       </w:r>
     </w:p>
     <w:p>
@@ -3074,7 +3034,7 @@
           <w:b/>
           <w:sz w:val="24"/>
         </w:rPr>
-        <w:t>8、行业周期性特征</w:t>
+        <w:t>9、行业周期性特征</w:t>
       </w:r>
     </w:p>
     <w:p>

--- a/output/巨蟹/巨蟹智能尽调报告第六章_公司所处行业分析.docx
+++ b/output/巨蟹/巨蟹智能尽调报告第六章_公司所处行业分析.docx
@@ -43,7 +43,7 @@
           <w:b w:val="0"/>
           <w:sz w:val="24"/>
         </w:rPr>
-        <w:t>公司主要从事机器人一体化关节模组及谐波减速机等核心零部件的研发、生产和销售，在机器人产业链中处于上游核心零部件制造环节。根据《国民经济行业分类》（GB/T 4754—2017）及《2017国民经济行业分类注释》，公司所处行业为“C3491 工业机器人制造”，该小类包括工业机器人整机及工业机器人零部件的制造。根据中国证券监督管理委员会《上市公司行业分类指引》（2012年修订），公司属于“C 制造业”门类下的“C34 通用设备制造业”。根据国家统计局《战略性新兴产业分类（2018）》，公司产品属于“2 高端装备制造产业”之“2.1 智能制造装备产业”中的“2.1.1 机器人与增材设备制造”。</w:t>
+        <w:t>公司主要从事机器人一体化关节模组及谐波减速机等核心零部件的研发、生产和销售，在机器人产业链中处于核心零部件环节。根据《国民经济行业分类》（GB/T 4754—2017）及《2017国民经济行业分类注释》，公司所处行业为“C3491 工业机器人制造”，该小类包括工业机器人整机及工业机器人零部件的制造。根据中国证券监督管理委员会《上市公司行业分类指引》（2012年修订），公司属于“C 制造业”门类下的“C34 通用设备制造业”。根据国家统计局《战略性新兴产业分类（2018）》，公司产品属于“2 高端装备制造产业”之“2.1 智能制造装备产业”中的“2.1.1 机器人与增材设备制造”。</w:t>
       </w:r>
     </w:p>
     <w:p>
@@ -2079,7 +2079,77 @@
           <w:b w:val="0"/>
           <w:sz w:val="24"/>
         </w:rPr>
-        <w:t>机器人产业链由上游基础材料与元器件、中游核心零部件与整机制造、下游应用场景构成。上游包括金属材料及工程材料、轴承和电子元器件；核心零部件环节涵盖减速机、电机、驱动器、编码器和力传感器，并由上述部件集成为一体化关节模组；整机环节包括人形机器人、协作机器人和工业机器人；下游应用覆盖工业制造、商业服务、医疗康复和科研教育等场景。</w:t>
+        <w:t>机器人产业链由上游基础材料与通用零部件、中游核心零部件与一体化关节模组、下游机器人整机及终端应用构成。上游包括金属材料及工程材料、轴承和电子元器件；中游涵盖谐波减速机、驱动器、编码器和力传感器等核心零部件，并由上述部件集成为一体化关节模组；下游为人形机器人、协作机器人和工业机器人整机，最终应用于工业制造、商业服务、医疗康复和科研教育等场景。</w:t>
+      </w:r>
+    </w:p>
+    <w:p>
+      <w:pPr>
+        <w:spacing w:before="120" w:after="60"/>
+        <w:jc w:val="center"/>
+        <w:keepNext/>
+      </w:pPr>
+      <w:r>
+        <w:rPr>
+          <w:rFonts w:ascii="Times New Roman" w:hAnsi="Times New Roman" w:eastAsia="宋体"/>
+          <w:b/>
+          <w:sz w:val="21"/>
+        </w:rPr>
+        <w:t>图1  机器人产业链结构与公司所处环节</w:t>
+      </w:r>
+    </w:p>
+    <w:p>
+      <w:pPr>
+        <w:spacing w:before="120" w:after="60"/>
+        <w:jc w:val="center"/>
+        <w:keepNext/>
+      </w:pPr>
+      <w:r>
+        <w:drawing>
+          <wp:inline xmlns:a="http://schemas.openxmlformats.org/drawingml/2006/main" xmlns:pic="http://schemas.openxmlformats.org/drawingml/2006/picture">
+            <wp:extent cx="5394960" cy="1832903"/>
+            <wp:docPr id="1" name="Picture 1"/>
+            <wp:cNvGraphicFramePr>
+              <a:graphicFrameLocks noChangeAspect="1"/>
+            </wp:cNvGraphicFramePr>
+            <a:graphic>
+              <a:graphicData uri="http://schemas.openxmlformats.org/drawingml/2006/picture">
+                <pic:pic>
+                  <pic:nvPicPr>
+                    <pic:cNvPr id="0" name="fig0.png"/>
+                    <pic:cNvPicPr/>
+                  </pic:nvPicPr>
+                  <pic:blipFill>
+                    <a:blip r:embed="rId36"/>
+                    <a:stretch>
+                      <a:fillRect/>
+                    </a:stretch>
+                  </pic:blipFill>
+                  <pic:spPr>
+                    <a:xfrm>
+                      <a:off x="0" y="0"/>
+                      <a:ext cx="5394960" cy="1832903"/>
+                    </a:xfrm>
+                    <a:prstGeom prst="rect"/>
+                  </pic:spPr>
+                </pic:pic>
+              </a:graphicData>
+            </a:graphic>
+          </wp:inline>
+        </w:drawing>
+      </w:r>
+    </w:p>
+    <w:p>
+      <w:pPr>
+        <w:spacing w:before="0" w:after="120"/>
+        <w:jc w:val="both"/>
+      </w:pPr>
+      <w:r>
+        <w:rPr>
+          <w:rFonts w:ascii="Times New Roman" w:hAnsi="Times New Roman" w:eastAsia="宋体"/>
+          <w:b w:val="0"/>
+          <w:sz w:val="21"/>
+        </w:rPr>
+        <w:t>资料来源：本报告整理</w:t>
       </w:r>
     </w:p>
     <w:p>
@@ -2094,7 +2164,7 @@
           <w:b w:val="0"/>
           <w:sz w:val="24"/>
         </w:rPr>
-        <w:t>公司处于核心零部件环节，以一体化关节模组为主要产品形态。该环节向上对接材料与元器件供应，向下直接面向整机厂商，是连接基础制造能力与整机性能的中间环节。</w:t>
+        <w:t>公司处于中游环节，以一体化关节模组为主要产品形态。该环节向上对接基础材料与通用零部件供应，向下直接面向整机厂商，是连接基础制造能力与整机性能的中间环节。</w:t>
       </w:r>
     </w:p>
     <w:p>
@@ -2139,7 +2209,7 @@
           <w:b/>
           <w:sz w:val="21"/>
         </w:rPr>
-        <w:t>图1  人形机器人硬件成本结构</w:t>
+        <w:t>图2  人形机器人硬件成本结构</w:t>
       </w:r>
     </w:p>
     <w:p>
@@ -2152,7 +2222,7 @@
         <w:drawing>
           <wp:inline xmlns:a="http://schemas.openxmlformats.org/drawingml/2006/main" xmlns:pic="http://schemas.openxmlformats.org/drawingml/2006/picture">
             <wp:extent cx="5029200" cy="1978860"/>
-            <wp:docPr id="1" name="Picture 1"/>
+            <wp:docPr id="2" name="Picture 2"/>
             <wp:cNvGraphicFramePr>
               <a:graphicFrameLocks noChangeAspect="1"/>
             </wp:cNvGraphicFramePr>
@@ -2164,7 +2234,7 @@
                     <pic:cNvPicPr/>
                   </pic:nvPicPr>
                   <pic:blipFill>
-                    <a:blip r:embed="rId36"/>
+                    <a:blip r:embed="rId37"/>
                     <a:stretch>
                       <a:fillRect/>
                     </a:stretch>
@@ -2239,7 +2309,7 @@
           <w:b/>
           <w:sz w:val="21"/>
         </w:rPr>
-        <w:t>图2  2025年全球人形机器人关节模组需求结构</w:t>
+        <w:t>图3  2025年全球人形机器人关节模组需求结构</w:t>
       </w:r>
     </w:p>
     <w:p>
@@ -2252,7 +2322,7 @@
         <w:drawing>
           <wp:inline xmlns:a="http://schemas.openxmlformats.org/drawingml/2006/main" xmlns:pic="http://schemas.openxmlformats.org/drawingml/2006/picture">
             <wp:extent cx="5212080" cy="2288315"/>
-            <wp:docPr id="2" name="Picture 2"/>
+            <wp:docPr id="3" name="Picture 3"/>
             <wp:cNvGraphicFramePr>
               <a:graphicFrameLocks noChangeAspect="1"/>
             </wp:cNvGraphicFramePr>
@@ -2264,7 +2334,7 @@
                     <pic:cNvPicPr/>
                   </pic:nvPicPr>
                   <pic:blipFill>
-                    <a:blip r:embed="rId37"/>
+                    <a:blip r:embed="rId38"/>
                     <a:stretch>
                       <a:fillRect/>
                     </a:stretch>
@@ -2399,7 +2469,7 @@
           <w:b/>
           <w:sz w:val="21"/>
         </w:rPr>
-        <w:t>图3  全球谐波减速机产能</w:t>
+        <w:t>图4  全球谐波减速机产能</w:t>
       </w:r>
     </w:p>
     <w:p>
@@ -2412,7 +2482,7 @@
         <w:drawing>
           <wp:inline xmlns:a="http://schemas.openxmlformats.org/drawingml/2006/main" xmlns:pic="http://schemas.openxmlformats.org/drawingml/2006/picture">
             <wp:extent cx="5029200" cy="2191225"/>
-            <wp:docPr id="3" name="Picture 3"/>
+            <wp:docPr id="4" name="Picture 4"/>
             <wp:cNvGraphicFramePr>
               <a:graphicFrameLocks noChangeAspect="1"/>
             </wp:cNvGraphicFramePr>
@@ -2424,7 +2494,7 @@
                     <pic:cNvPicPr/>
                   </pic:nvPicPr>
                   <pic:blipFill>
-                    <a:blip r:embed="rId38"/>
+                    <a:blip r:embed="rId39"/>
                     <a:stretch>
                       <a:fillRect/>
                     </a:stretch>
@@ -2544,7 +2614,7 @@
           <w:b/>
           <w:sz w:val="21"/>
         </w:rPr>
-        <w:t>图4  人形机器人单机成本与人工成本比较</w:t>
+        <w:t>图5  人形机器人单机成本与人工成本比较</w:t>
       </w:r>
     </w:p>
     <w:p>
@@ -2557,7 +2627,7 @@
         <w:drawing>
           <wp:inline xmlns:a="http://schemas.openxmlformats.org/drawingml/2006/main" xmlns:pic="http://schemas.openxmlformats.org/drawingml/2006/picture">
             <wp:extent cx="4754880" cy="2396941"/>
-            <wp:docPr id="4" name="Picture 4"/>
+            <wp:docPr id="5" name="Picture 5"/>
             <wp:cNvGraphicFramePr>
               <a:graphicFrameLocks noChangeAspect="1"/>
             </wp:cNvGraphicFramePr>
@@ -2569,7 +2639,7 @@
                     <pic:cNvPicPr/>
                   </pic:nvPicPr>
                   <pic:blipFill>
-                    <a:blip r:embed="rId39"/>
+                    <a:blip r:embed="rId40"/>
                     <a:stretch>
                       <a:fillRect/>
                     </a:stretch>
@@ -2674,7 +2744,7 @@
           <w:b w:val="0"/>
           <w:sz w:val="24"/>
         </w:rPr>
-        <w:t>公司产品所需的上游投入主要为金属材料及工程材料、轴承和电子元器件三类。金属材料及工程材料用于谐波减速机的柔轮和刚轮，对材质纯净度、热处理工艺和加工精度的要求较高；轴承包括波发生器用柔性轴承和输出端交叉滚子轴承，属精密轴承范畴；电子元器件主要为驱动控制与信号处理所需的芯片及功率器件。上述环节的国内供应能力较为充分，据麦肯锡统计，中国在全球精密轴承和功率电子环节分别占约40%和30%的产能。</w:t>
+        <w:t>本环节所需的上游投入主要为金属材料及工程材料、轴承和电子元器件三类。金属材料及工程材料用于谐波减速机的柔轮和刚轮，对材质纯净度、热处理工艺和加工精度的要求较高；轴承包括波发生器用柔性轴承和输出端交叉滚子轴承，属精密轴承范畴；电子元器件主要为驱动控制与信号处理所需的芯片及功率器件。上述环节的国内供应能力较为充分，据麦肯锡统计，中国在全球精密轴承和功率电子环节分别占约40%和30%的产能。</w:t>
       </w:r>
     </w:p>
     <w:p>

--- a/output/巨蟹/巨蟹智能尽调报告第六章_公司所处行业分析.docx
+++ b/output/巨蟹/巨蟹智能尽调报告第六章_公司所处行业分析.docx
@@ -2079,7 +2079,7 @@
           <w:b w:val="0"/>
           <w:sz w:val="24"/>
         </w:rPr>
-        <w:t>机器人产业链由上游基础材料与通用零部件、中游核心零部件与一体化关节模组、下游机器人整机及终端应用构成。上游包括金属材料及工程材料、轴承和电子元器件；中游涵盖谐波减速机、驱动器、编码器和力传感器等核心零部件，并由上述部件集成为一体化关节模组；下游为人形机器人、协作机器人和工业机器人整机，最终应用于工业制造、商业服务、医疗康复和科研教育等场景。</w:t>
+        <w:t>一体化关节模组的产业链由上游基础材料与通用零部件、中游核心零部件与关节模组、下游机器人整机及终端应用构成。上游包括金属材料及工程材料、轴承和电子元器件；中游涵盖谐波减速机、驱动器、编码器和力传感器等核心零部件，并由上述部件集成为一体化关节模组；下游为人形机器人、协作机器人和工业机器人整机，最终应用于工业制造、商业服务、医疗康复和科研教育等场景。</w:t>
       </w:r>
     </w:p>
     <w:p>
@@ -2094,7 +2094,7 @@
           <w:b/>
           <w:sz w:val="21"/>
         </w:rPr>
-        <w:t>图1  机器人产业链结构与公司所处环节</w:t>
+        <w:t>图1  一体化关节模组产业链结构与公司所处环节</w:t>
       </w:r>
     </w:p>
     <w:p>

--- a/output/巨蟹/巨蟹智能尽调报告第六章_公司所处行业分析.docx
+++ b/output/巨蟹/巨蟹智能尽调报告第六章_公司所处行业分析.docx
@@ -2079,7 +2079,7 @@
           <w:b w:val="0"/>
           <w:sz w:val="24"/>
         </w:rPr>
-        <w:t>一体化关节模组的产业链由上游基础材料与通用零部件、中游核心零部件与关节模组、下游机器人整机及终端应用构成。上游包括金属材料及工程材料、轴承和电子元器件；中游涵盖谐波减速机、驱动器、编码器和力传感器等核心零部件，并由上述部件集成为一体化关节模组；下游为人形机器人、协作机器人和工业机器人整机，最终应用于工业制造、商业服务、医疗康复和科研教育等场景。</w:t>
+        <w:t>一体化关节模组的产业链由上游基础材料与通用零部件、中游核心零部件与关节模组、下游机器人整机及终端应用构成。上游包括金属材料及工程材料、轴承和电子元器件；中游涵盖电机、谐波减速机、驱动器、编码器和力传感器等核心零部件，并由上述部件集成为一体化关节模组；下游为人形机器人、协作机器人和工业机器人整机，最终应用于工业制造、商业服务、医疗康复和科研教育等场景。</w:t>
       </w:r>
     </w:p>
     <w:p>

--- a/output/巨蟹/巨蟹智能尽调报告第六章_公司所处行业分析.docx
+++ b/output/巨蟹/巨蟹智能尽调报告第六章_公司所处行业分析.docx
@@ -2164,7 +2164,7 @@
           <w:b w:val="0"/>
           <w:sz w:val="24"/>
         </w:rPr>
-        <w:t>公司处于中游环节，以一体化关节模组为主要产品形态。该环节向上对接基础材料与通用零部件供应，向下直接面向整机厂商，是连接基础制造能力与整机性能的中间环节。</w:t>
+        <w:t>公司处于中游环节，以一体化关节模组为主要产品形态。</w:t>
       </w:r>
     </w:p>
     <w:p>

--- a/output/巨蟹/巨蟹智能尽调报告第六章_公司所处行业分析.docx
+++ b/output/巨蟹/巨蟹智能尽调报告第六章_公司所处行业分析.docx
@@ -2804,7 +2804,7 @@
           <w:b w:val="0"/>
           <w:sz w:val="24"/>
         </w:rPr>
-        <w:t>作为关节模组中价值量最高的部件，谐波减速机的技术水平主要体现在齿形设计、柔轮材料与热处理工艺以及精密加工与装配一致性三个方面。柔轮在工作中承受周期性弹性变形，其材料性能和疲劳寿命直接决定减速机的使用寿命；齿形设计决定啮合状态与回差水平；批量生产条件下的加工与装配一致性决定产品性能的离散程度。</w:t>
+        <w:t>谐波减速机的技术水平主要体现在齿形设计、柔轮材料与热处理工艺以及精密加工与装配一致性三个方面。柔轮在工作中承受周期性弹性变形，其材料性能和疲劳寿命直接决定减速机的使用寿命；齿形设计决定啮合状态与回差水平；批量生产条件下的加工与装配一致性决定产品性能的离散程度。</w:t>
       </w:r>
     </w:p>
     <w:p>
@@ -2984,7 +2984,7 @@
           <w:b w:val="0"/>
           <w:sz w:val="24"/>
         </w:rPr>
-        <w:t>第一，产业政策持续支持核心零部件攻关。《人形机器人创新发展指导意见》将高力矩密度减速器与伺服驱动器融合的高精度电驱动执行器列为重点攻关方向，《产业结构调整指导目录（2024年本）》将机器人用高精密减速器列入鼓励类，核心零部件环节获得持续的政策支持。</w:t>
+        <w:t>第一，政策支持具有持续性和指向性。减速器与电驱动执行器连续出现在国家层面的攻关方向和鼓励类目录中，支持对象已由机器人整机细化至具体部组件，本环节企业在研发立项、资质认定和应用推广方面持续受益。</w:t>
       </w:r>
     </w:p>
     <w:p>
@@ -2999,7 +2999,7 @@
           <w:b w:val="0"/>
           <w:sz w:val="24"/>
         </w:rPr>
-        <w:t>第二，下游进入规模化量产阶段带来增量需求。2026年全球头部整机厂商的产能规划合计突破10万台、实际交付预计达到4万至6万台，同年我国机器人关节模组出货量预计达到156万台，下游放量直接转化为本环节的订单增量。</w:t>
+        <w:t>第二，下游由小批量试制转入规模化量产，带来确定性的增量需求。单台整机使用的关节模组数量以十计，整机出货量的增长会成倍放大至本环节；批量采购同时取代样机阶段的零星采购，订单的连续性和可预测性随之改善。</w:t>
       </w:r>
     </w:p>
     <w:p>
@@ -3014,7 +3014,7 @@
           <w:b w:val="0"/>
           <w:sz w:val="24"/>
         </w:rPr>
-        <w:t>第三，国产供应链配套成熟支撑成本下降。人形机器人核心零部件整体国产化率已提升至75%，国内在精密轴承、功率电子等上游环节具备规模化供应能力，为本环节企业的成本控制和交付效率提供了支撑。</w:t>
+        <w:t>第三，上游国产配套成熟，为本环节的成本与交付提供支撑。关键原材料和外购件的国内供应已具备规模，采购半径缩短带来更短的响应周期和更低的库存占用，本环节企业在成本控制上的自主空间随之扩大。</w:t>
       </w:r>
     </w:p>
     <w:p>
@@ -3044,7 +3044,7 @@
           <w:b w:val="0"/>
           <w:sz w:val="24"/>
         </w:rPr>
-        <w:t>第一，下游商业化节奏存在不确定性。人形机器人处于产业化早期，各机构对出货量的统计口径和预测结果差异较大；地方政府及国资平台是当前的重要采购方，需求节奏与产业政策和财政安排相关。</w:t>
+        <w:t>第一，下游商业化节奏存在不确定性。各机构对人形机器人出货量的统计口径和预测结果差异较大；地方政府及国资平台是当前的重要采购方，需求节奏与产业政策和财政安排相关。</w:t>
       </w:r>
     </w:p>
     <w:p>
@@ -3164,7 +3164,7 @@
           <w:b w:val="0"/>
           <w:sz w:val="24"/>
         </w:rPr>
-        <w:t>一体化关节模组环节的参与者主要来自四类企业：由减速机企业向上集成，由汽车零部件企业依托规模制造能力跨界切入，由电机与运动控制企业向下延伸，以及整机厂商自研自供。第二类的代表企业包括拓普集团和三花智控，两家均以汽车零部件业务为主体，近年切入人形机器人执行器与关节模组环节。公司属于第一类，以自研谐波减速机为基础向关节模组集成，并同步自研驱动器、编码器和力传感器组件。</w:t>
+        <w:t>一体化关节模组环节的参与者主要来自四类企业：由减速机企业向上集成，由汽车零部件企业依托规模制造能力跨界切入，由电机与运动控制企业向下延伸，以及整机厂商自研自供。第二类的代表企业包括拓普集团和三花智控，两家均以汽车零部件业务为主体，近年切入人形机器人执行器与关节模组环节。公司属于第一类，以自研谐波减速机为基础向关节模组集成。</w:t>
       </w:r>
     </w:p>
     <w:p>
@@ -3194,7 +3194,7 @@
           <w:b w:val="0"/>
           <w:sz w:val="24"/>
         </w:rPr>
-        <w:t>该环节的价格竞争已经显现。2026年以来，部分厂商推出面向研发场景和入门应用的小规格关节模组，此类产品的体积与扭矩等级低于整机配套的主力关节，对外报价已下探至千元以内，用以降低下游开发者的使用门槛并争取早期客户。在下游尚未完全放量的阶段即出现入门级产品的价格快速下行，表明本环节的竞争已转向规模与成本，对企业的供应链管理和量产成本控制能力提出了更高要求。</w:t>
+        <w:t>该环节的价格竞争已经显现。2026年以来，部分厂商推出面向研发场景和入门应用的小规格关节模组，此类产品的体积与扭矩等级低于整机配套的主力关节，对外报价已下探至千元以内，用以降低下游开发者的使用门槛并争取早期客户。在下游尚未完全放量的阶段即出现入门级产品的价格快速下行，反映出本环节在客户尚未锁定的窗口期以价格争夺早期份额的竞争特征。</w:t>
       </w:r>
     </w:p>
     <w:p>
@@ -3614,7 +3614,7 @@
           <w:b w:val="0"/>
           <w:sz w:val="24"/>
         </w:rPr>
-        <w:t>公司自2019年设立以来聚焦机器人一体化关节模组及谐波减速机等核心零部件，关节模组产品覆盖头颈、肩肘腕、腰部、髋部及腿部各关节部位，并设有面向工业场景的模组系列。减速器占执行器成本的30%至50%，具备谐波减速机自研与量产能力的关节模组厂商在成本控制上具有起点优势；公司在谐波减速机之外进一步实现了驱动器、编码器和力传感器组件的自研，自研范围覆盖关节模组的主要构成部件。</w:t>
+        <w:t>公司自2019年设立以来聚焦机器人一体化关节模组及谐波减速机等核心零部件，关节模组产品覆盖头颈、肩肘腕、腰部、髋部及腿部各关节部位，并设有面向工业场景的模组系列。减速器在执行器成本中占有较高比重，具备谐波减速机自研与量产能力的关节模组厂商在成本控制上具有起点优势；公司在谐波减速机之外进一步实现了驱动器、编码器和力传感器组件的自研，自研范围覆盖关节模组的主要构成部件。</w:t>
       </w:r>
     </w:p>
     <w:p>

--- a/output/巨蟹/巨蟹智能尽调报告第六章_公司所处行业分析.docx
+++ b/output/巨蟹/巨蟹智能尽调报告第六章_公司所处行业分析.docx
@@ -2034,7 +2034,7 @@
           <w:b w:val="0"/>
           <w:sz w:val="24"/>
         </w:rPr>
-        <w:t>上述法律法规和产业政策对公司经营的影响集中在三个方面。在准入门槛方面，《工业机器人行业规范条件（2024版）》将工业机器人关键零部件企业纳入适用范围，对研发创新、人才结构和质量保障提出要求，主营产品需取得中国机器人认证，行业的规范化程度随之提高。在技术方向方面，《人形机器人创新发展指导意见》将高力矩密度减速器、伺服驱动器等融合的高精度电驱动执行器列为重点攻关的部组件，《产业结构调整指导目录（2024年本）》将机器人用高精密减速器列入鼓励类，公司现有产品与上述方向一致。在评价依据方面，《人形机器人与具身智能标准体系（2026版）》提出到2028年完成100项以上重点标准，产品性能的验证与比较将逐步具备统一依据。</w:t>
+        <w:t>上述法律法规和产业政策对公司经营的影响集中在三个方面。在准入门槛方面，关键零部件企业已被纳入行业规范管理，研发投入、人才结构和质量保障均设有基准要求，主营产品需通过机器人认证，行业的规范化程度随之提高。在技术方向方面，高精度电驱动执行器与高精密减速器同时被列为重点攻关方向和鼓励类产业，公司现有产品与政策导向一致。在评价依据方面，人形机器人与具身智能的标准体系正在成体系推进，产品性能的验证与比较将逐步具备统一依据。</w:t>
       </w:r>
     </w:p>
     <w:p>
@@ -2064,7 +2064,382 @@
           <w:b/>
           <w:sz w:val="24"/>
         </w:rPr>
-        <w:t>1、所处行业的产业链情况</w:t>
+        <w:t>1、一体化关节模组</w:t>
+      </w:r>
+    </w:p>
+    <w:p>
+      <w:pPr>
+        <w:spacing w:line="360" w:lineRule="auto" w:before="120"/>
+        <w:ind w:firstLine="480"/>
+        <w:jc w:val="both"/>
+      </w:pPr>
+      <w:r>
+        <w:rPr>
+          <w:rFonts w:ascii="Times New Roman" w:hAnsi="Times New Roman" w:eastAsia="宋体"/>
+          <w:b w:val="0"/>
+          <w:sz w:val="24"/>
+        </w:rPr>
+        <w:t>一体化关节模组是将电机、减速机、驱动器、编码器和力矩传感器集成为标准化动力单元的机电执行部件，按运动形式分为旋转执行器和线性执行器。根据麦肯锡2026年4月发布的人形机器人供应链研究，人形机器人硬件由执行器、感知系统、计算与控制平台、结构件和电池模组五个部分构成，合计占单机成本的85%至90%；其中执行器占整机物料成本的40%至60%，为占比最高、也最能形成产品差异的环节，在执行器内部，减速器占执行器成本的30%至50%。</w:t>
+      </w:r>
+    </w:p>
+    <w:p>
+      <w:pPr>
+        <w:spacing w:before="120" w:after="60"/>
+        <w:jc w:val="center"/>
+        <w:keepNext/>
+      </w:pPr>
+      <w:r>
+        <w:rPr>
+          <w:rFonts w:ascii="Times New Roman" w:hAnsi="Times New Roman" w:eastAsia="宋体"/>
+          <w:b/>
+          <w:sz w:val="21"/>
+        </w:rPr>
+        <w:t>图1  人形机器人硬件成本结构</w:t>
+      </w:r>
+    </w:p>
+    <w:p>
+      <w:pPr>
+        <w:spacing w:before="120" w:after="60"/>
+        <w:jc w:val="center"/>
+        <w:keepNext/>
+      </w:pPr>
+      <w:r>
+        <w:drawing>
+          <wp:inline xmlns:a="http://schemas.openxmlformats.org/drawingml/2006/main" xmlns:pic="http://schemas.openxmlformats.org/drawingml/2006/picture">
+            <wp:extent cx="5029200" cy="1978860"/>
+            <wp:docPr id="1" name="Picture 1"/>
+            <wp:cNvGraphicFramePr>
+              <a:graphicFrameLocks noChangeAspect="1"/>
+            </wp:cNvGraphicFramePr>
+            <a:graphic>
+              <a:graphicData uri="http://schemas.openxmlformats.org/drawingml/2006/picture">
+                <pic:pic>
+                  <pic:nvPicPr>
+                    <pic:cNvPr id="0" name="fig2.png"/>
+                    <pic:cNvPicPr/>
+                  </pic:nvPicPr>
+                  <pic:blipFill>
+                    <a:blip r:embed="rId36"/>
+                    <a:stretch>
+                      <a:fillRect/>
+                    </a:stretch>
+                  </pic:blipFill>
+                  <pic:spPr>
+                    <a:xfrm>
+                      <a:off x="0" y="0"/>
+                      <a:ext cx="5029200" cy="1978860"/>
+                    </a:xfrm>
+                    <a:prstGeom prst="rect"/>
+                  </pic:spPr>
+                </pic:pic>
+              </a:graphicData>
+            </a:graphic>
+          </wp:inline>
+        </w:drawing>
+      </w:r>
+    </w:p>
+    <w:p>
+      <w:pPr>
+        <w:spacing w:before="0" w:after="120"/>
+        <w:jc w:val="both"/>
+      </w:pPr>
+      <w:r>
+        <w:rPr>
+          <w:rFonts w:ascii="Times New Roman" w:hAnsi="Times New Roman" w:eastAsia="宋体"/>
+          <w:b w:val="0"/>
+          <w:sz w:val="21"/>
+        </w:rPr>
+        <w:t>资料来源：麦肯锡</w:t>
+      </w:r>
+    </w:p>
+    <w:p>
+      <w:pPr>
+        <w:spacing w:line="360" w:lineRule="auto" w:before="120"/>
+        <w:ind w:firstLine="480"/>
+        <w:jc w:val="both"/>
+      </w:pPr>
+      <w:r>
+        <w:rPr>
+          <w:rFonts w:ascii="Times New Roman" w:hAnsi="Times New Roman" w:eastAsia="宋体"/>
+          <w:b w:val="0"/>
+          <w:sz w:val="24"/>
+        </w:rPr>
+        <w:t>成本方面，据觅途咨询测算，2025年特斯拉Optimus Gen2整机硬件成本约29万元，其中关节模组约15.8万元、占比约54%；该机型使用约28个关节模组，单个模组的平均成本约4,000元至6,500元。该机构同时判断，随着核心零部件国产化、结构集成化与装配自动化的推进，一体化关节模组的成本较当前水平仍有40%至60%的下降空间。</w:t>
+      </w:r>
+    </w:p>
+    <w:p>
+      <w:pPr>
+        <w:spacing w:line="360" w:lineRule="auto" w:before="120"/>
+        <w:ind w:firstLine="480"/>
+        <w:jc w:val="both"/>
+      </w:pPr>
+      <w:r>
+        <w:rPr>
+          <w:rFonts w:ascii="Times New Roman" w:hAnsi="Times New Roman" w:eastAsia="宋体"/>
+          <w:b w:val="0"/>
+          <w:sz w:val="24"/>
+        </w:rPr>
+        <w:t>需求规模方面，据觅途咨询统计，2025年全球人形机器人本体产量约2.9万台，其中采用纯旋转关节方案的双足机型约占70%、轮式机型约占13%，采用旋转与直线关节混合方案的双足机型约占17%；按机型不同，单台整机使用旋转关节模组14个至29个，混合方案机型另使用直线关节模组8个至14个。据此测算，2025年全球人形机器人关节模组需求量约72万个，其中旋转关节68.0万个、直线关节4.0万个；按整机归属划分，国产人形机器人整机的需求量为50.2万个，占全球需求的70%。</w:t>
+      </w:r>
+    </w:p>
+    <w:p>
+      <w:pPr>
+        <w:spacing w:before="120" w:after="60"/>
+        <w:jc w:val="center"/>
+        <w:keepNext/>
+      </w:pPr>
+      <w:r>
+        <w:rPr>
+          <w:rFonts w:ascii="Times New Roman" w:hAnsi="Times New Roman" w:eastAsia="宋体"/>
+          <w:b/>
+          <w:sz w:val="21"/>
+        </w:rPr>
+        <w:t>图2  2025年全球人形机器人关节模组需求结构</w:t>
+      </w:r>
+    </w:p>
+    <w:p>
+      <w:pPr>
+        <w:spacing w:before="120" w:after="60"/>
+        <w:jc w:val="center"/>
+        <w:keepNext/>
+      </w:pPr>
+      <w:r>
+        <w:drawing>
+          <wp:inline xmlns:a="http://schemas.openxmlformats.org/drawingml/2006/main" xmlns:pic="http://schemas.openxmlformats.org/drawingml/2006/picture">
+            <wp:extent cx="5212080" cy="2288315"/>
+            <wp:docPr id="2" name="Picture 2"/>
+            <wp:cNvGraphicFramePr>
+              <a:graphicFrameLocks noChangeAspect="1"/>
+            </wp:cNvGraphicFramePr>
+            <a:graphic>
+              <a:graphicData uri="http://schemas.openxmlformats.org/drawingml/2006/picture">
+                <pic:pic>
+                  <pic:nvPicPr>
+                    <pic:cNvPr id="0" name="fig3.png"/>
+                    <pic:cNvPicPr/>
+                  </pic:nvPicPr>
+                  <pic:blipFill>
+                    <a:blip r:embed="rId37"/>
+                    <a:stretch>
+                      <a:fillRect/>
+                    </a:stretch>
+                  </pic:blipFill>
+                  <pic:spPr>
+                    <a:xfrm>
+                      <a:off x="0" y="0"/>
+                      <a:ext cx="5212080" cy="2288315"/>
+                    </a:xfrm>
+                    <a:prstGeom prst="rect"/>
+                  </pic:spPr>
+                </pic:pic>
+              </a:graphicData>
+            </a:graphic>
+          </wp:inline>
+        </w:drawing>
+      </w:r>
+    </w:p>
+    <w:p>
+      <w:pPr>
+        <w:spacing w:before="0" w:after="120"/>
+        <w:jc w:val="both"/>
+      </w:pPr>
+      <w:r>
+        <w:rPr>
+          <w:rFonts w:ascii="Times New Roman" w:hAnsi="Times New Roman" w:eastAsia="宋体"/>
+          <w:b w:val="0"/>
+          <w:sz w:val="21"/>
+        </w:rPr>
+        <w:t>资料来源：觅途咨询《2026年全球及中国人形机器人关节模组市场发展白皮书》，2026年6月</w:t>
+      </w:r>
+    </w:p>
+    <w:p>
+      <w:pPr>
+        <w:spacing w:line="360" w:lineRule="auto" w:before="120"/>
+        <w:ind w:firstLine="480"/>
+        <w:jc w:val="both"/>
+      </w:pPr>
+      <w:r>
+        <w:rPr>
+          <w:rFonts w:ascii="Times New Roman" w:hAnsi="Times New Roman" w:eastAsia="宋体"/>
+          <w:b w:val="0"/>
+          <w:sz w:val="24"/>
+        </w:rPr>
+        <w:t>关节模组的需求以人形机器人为核心，并延伸至各类机器人应用。根据高工机器人产业研究所数据，2026年我国各类机器人用关节模组出货量预计达到156万台，对应市场规模约32亿元，2030年市场规模预计突破100亿元。</w:t>
+      </w:r>
+    </w:p>
+    <w:p>
+      <w:pPr>
+        <w:spacing w:line="360" w:lineRule="auto" w:before="120"/>
+        <w:ind w:firstLine="480"/>
+        <w:jc w:val="both"/>
+      </w:pPr>
+      <w:r>
+        <w:rPr>
+          <w:rFonts w:ascii="Times New Roman" w:hAnsi="Times New Roman" w:eastAsia="宋体"/>
+          <w:b w:val="0"/>
+          <w:sz w:val="24"/>
+        </w:rPr>
+        <w:t>技术方案上，旋转执行器按传动方式分为谐波减速机方案、行星减速机方案和准直驱方案等。谐波减速机方案属高减速比方案，结构紧凑、传动精度高，是肩、肘、腕、腰等上半身精密关节的主流方案。</w:t>
+      </w:r>
+    </w:p>
+    <w:p>
+      <w:pPr>
+        <w:spacing w:line="360" w:lineRule="auto" w:before="120"/>
+        <w:ind w:firstLine="482"/>
+        <w:jc w:val="both"/>
+      </w:pPr>
+      <w:r>
+        <w:rPr>
+          <w:rFonts w:ascii="Times New Roman" w:hAnsi="Times New Roman" w:eastAsia="宋体"/>
+          <w:b/>
+          <w:sz w:val="24"/>
+        </w:rPr>
+        <w:t>2、谐波减速机</w:t>
+      </w:r>
+    </w:p>
+    <w:p>
+      <w:pPr>
+        <w:spacing w:line="360" w:lineRule="auto" w:before="120"/>
+        <w:ind w:firstLine="480"/>
+        <w:jc w:val="both"/>
+      </w:pPr>
+      <w:r>
+        <w:rPr>
+          <w:rFonts w:ascii="Times New Roman" w:hAnsi="Times New Roman" w:eastAsia="宋体"/>
+          <w:b w:val="0"/>
+          <w:sz w:val="24"/>
+        </w:rPr>
+        <w:t>谐波减速机由柔轮、刚轮和波发生器构成，依靠柔轮的可控弹性变形实现啮合传动，能够在单级结构中实现大减速比、近零回差和较高的扭矩密度，是关节模组中价值量最高的单一零部件。</w:t>
+      </w:r>
+    </w:p>
+    <w:p>
+      <w:pPr>
+        <w:spacing w:line="360" w:lineRule="auto" w:before="120"/>
+        <w:ind w:firstLine="480"/>
+        <w:jc w:val="both"/>
+      </w:pPr>
+      <w:r>
+        <w:rPr>
+          <w:rFonts w:ascii="Times New Roman" w:hAnsi="Times New Roman" w:eastAsia="宋体"/>
+          <w:b w:val="0"/>
+          <w:sz w:val="24"/>
+        </w:rPr>
+        <w:t>市场规模方面，根据灼识咨询数据，全球机器人领域谐波减速器市场规模预计由2025年的33亿元增长至2030年的244亿元，2025年至2030年的复合增长率为48.9%。</w:t>
+      </w:r>
+    </w:p>
+    <w:p>
+      <w:pPr>
+        <w:spacing w:line="360" w:lineRule="auto" w:before="120"/>
+        <w:ind w:firstLine="480"/>
+        <w:jc w:val="both"/>
+      </w:pPr>
+      <w:r>
+        <w:rPr>
+          <w:rFonts w:ascii="Times New Roman" w:hAnsi="Times New Roman" w:eastAsia="宋体"/>
+          <w:b w:val="0"/>
+          <w:sz w:val="24"/>
+        </w:rPr>
+        <w:t>产能方面，根据高工机器人产业研究所数据，2024年全球谐波减速机产能489.7万台，同比增长10.37%，2025年预计达到600万台；基于对人形机器人需求的评估，2030年全球产能预计突破1,000万台。工业机器人领域的存量需求同步扩大，2021年至2024年我国工业机器人减速器总需求量由93.11万台增长至136.60万台，年均复合增长率13.63%。</w:t>
+      </w:r>
+    </w:p>
+    <w:p>
+      <w:pPr>
+        <w:spacing w:before="120" w:after="60"/>
+        <w:jc w:val="center"/>
+        <w:keepNext/>
+      </w:pPr>
+      <w:r>
+        <w:rPr>
+          <w:rFonts w:ascii="Times New Roman" w:hAnsi="Times New Roman" w:eastAsia="宋体"/>
+          <w:b/>
+          <w:sz w:val="21"/>
+        </w:rPr>
+        <w:t>图3  全球谐波减速机产能</w:t>
+      </w:r>
+    </w:p>
+    <w:p>
+      <w:pPr>
+        <w:spacing w:before="120" w:after="60"/>
+        <w:jc w:val="center"/>
+        <w:keepNext/>
+      </w:pPr>
+      <w:r>
+        <w:drawing>
+          <wp:inline xmlns:a="http://schemas.openxmlformats.org/drawingml/2006/main" xmlns:pic="http://schemas.openxmlformats.org/drawingml/2006/picture">
+            <wp:extent cx="5029200" cy="2191225"/>
+            <wp:docPr id="3" name="Picture 3"/>
+            <wp:cNvGraphicFramePr>
+              <a:graphicFrameLocks noChangeAspect="1"/>
+            </wp:cNvGraphicFramePr>
+            <a:graphic>
+              <a:graphicData uri="http://schemas.openxmlformats.org/drawingml/2006/picture">
+                <pic:pic>
+                  <pic:nvPicPr>
+                    <pic:cNvPr id="0" name="fig4.png"/>
+                    <pic:cNvPicPr/>
+                  </pic:nvPicPr>
+                  <pic:blipFill>
+                    <a:blip r:embed="rId38"/>
+                    <a:stretch>
+                      <a:fillRect/>
+                    </a:stretch>
+                  </pic:blipFill>
+                  <pic:spPr>
+                    <a:xfrm>
+                      <a:off x="0" y="0"/>
+                      <a:ext cx="5029200" cy="2191225"/>
+                    </a:xfrm>
+                    <a:prstGeom prst="rect"/>
+                  </pic:spPr>
+                </pic:pic>
+              </a:graphicData>
+            </a:graphic>
+          </wp:inline>
+        </w:drawing>
+      </w:r>
+    </w:p>
+    <w:p>
+      <w:pPr>
+        <w:spacing w:before="0" w:after="120"/>
+        <w:jc w:val="both"/>
+      </w:pPr>
+      <w:r>
+        <w:rPr>
+          <w:rFonts w:ascii="Times New Roman" w:hAnsi="Times New Roman" w:eastAsia="宋体"/>
+          <w:b w:val="0"/>
+          <w:sz w:val="21"/>
+        </w:rPr>
+        <w:t>资料来源：高工机器人产业研究所（GGII）《全球谐波减速器市场“沉浮录”》，2025年6月</w:t>
+      </w:r>
+    </w:p>
+    <w:p>
+      <w:pPr>
+        <w:spacing w:line="360" w:lineRule="auto" w:before="120"/>
+        <w:ind w:firstLine="480"/>
+        <w:jc w:val="both"/>
+      </w:pPr>
+      <w:r>
+        <w:rPr>
+          <w:rFonts w:ascii="Times New Roman" w:hAnsi="Times New Roman" w:eastAsia="宋体"/>
+          <w:b w:val="0"/>
+          <w:sz w:val="24"/>
+        </w:rPr>
+        <w:t>国产化方面，国产厂商在全球工业机器人用谐波减速机市场的份额由2020年的48.71%提升至2024年的75.11%，2021年起已超过境外厂商。根据中国信息通信研究院2026年一季度数据，人形机器人核心零部件整体国产化率已提升至75%，谐波减速机的国产化进程在各核心零部件中处于领先位置。</w:t>
+      </w:r>
+    </w:p>
+    <w:p>
+      <w:pPr>
+        <w:spacing w:line="360" w:lineRule="auto" w:before="120"/>
+        <w:ind w:firstLine="482"/>
+        <w:jc w:val="both"/>
+      </w:pPr>
+      <w:r>
+        <w:rPr>
+          <w:rFonts w:ascii="Times New Roman" w:hAnsi="Times New Roman" w:eastAsia="宋体"/>
+          <w:b/>
+          <w:sz w:val="24"/>
+        </w:rPr>
+        <w:t>3、所处行业的产业链情况</w:t>
       </w:r>
     </w:p>
     <w:p>
@@ -2094,7 +2469,7 @@
           <w:b/>
           <w:sz w:val="21"/>
         </w:rPr>
-        <w:t>图1  一体化关节模组产业链结构与公司所处环节</w:t>
+        <w:t>图4  一体化关节模组产业链结构与公司所处环节</w:t>
       </w:r>
     </w:p>
     <w:p>
@@ -2107,7 +2482,7 @@
         <w:drawing>
           <wp:inline xmlns:a="http://schemas.openxmlformats.org/drawingml/2006/main" xmlns:pic="http://schemas.openxmlformats.org/drawingml/2006/picture">
             <wp:extent cx="5394960" cy="1832903"/>
-            <wp:docPr id="1" name="Picture 1"/>
+            <wp:docPr id="4" name="Picture 4"/>
             <wp:cNvGraphicFramePr>
               <a:graphicFrameLocks noChangeAspect="1"/>
             </wp:cNvGraphicFramePr>
@@ -2119,7 +2494,7 @@
                     <pic:cNvPicPr/>
                   </pic:nvPicPr>
                   <pic:blipFill>
-                    <a:blip r:embed="rId36"/>
+                    <a:blip r:embed="rId39"/>
                     <a:stretch>
                       <a:fillRect/>
                     </a:stretch>
@@ -2179,382 +2554,7 @@
           <w:b/>
           <w:sz w:val="24"/>
         </w:rPr>
-        <w:t>2、一体化关节模组</w:t>
-      </w:r>
-    </w:p>
-    <w:p>
-      <w:pPr>
-        <w:spacing w:line="360" w:lineRule="auto" w:before="120"/>
-        <w:ind w:firstLine="480"/>
-        <w:jc w:val="both"/>
-      </w:pPr>
-      <w:r>
-        <w:rPr>
-          <w:rFonts w:ascii="Times New Roman" w:hAnsi="Times New Roman" w:eastAsia="宋体"/>
-          <w:b w:val="0"/>
-          <w:sz w:val="24"/>
-        </w:rPr>
-        <w:t>一体化关节模组是将电机、减速机、驱动器、编码器和力矩传感器集成为标准化动力单元的机电执行部件，按运动形式分为旋转执行器和线性执行器。根据麦肯锡2026年4月发布的人形机器人供应链研究，人形机器人硬件由执行器、感知系统、计算与控制平台、结构件和电池模组五个部分构成，合计占单机成本的85%至90%；其中执行器占整机物料成本的40%至60%，为占比最高、也最能形成产品差异的环节，在执行器内部，减速器占执行器成本的30%至50%。</w:t>
-      </w:r>
-    </w:p>
-    <w:p>
-      <w:pPr>
-        <w:spacing w:before="120" w:after="60"/>
-        <w:jc w:val="center"/>
-        <w:keepNext/>
-      </w:pPr>
-      <w:r>
-        <w:rPr>
-          <w:rFonts w:ascii="Times New Roman" w:hAnsi="Times New Roman" w:eastAsia="宋体"/>
-          <w:b/>
-          <w:sz w:val="21"/>
-        </w:rPr>
-        <w:t>图2  人形机器人硬件成本结构</w:t>
-      </w:r>
-    </w:p>
-    <w:p>
-      <w:pPr>
-        <w:spacing w:before="120" w:after="60"/>
-        <w:jc w:val="center"/>
-        <w:keepNext/>
-      </w:pPr>
-      <w:r>
-        <w:drawing>
-          <wp:inline xmlns:a="http://schemas.openxmlformats.org/drawingml/2006/main" xmlns:pic="http://schemas.openxmlformats.org/drawingml/2006/picture">
-            <wp:extent cx="5029200" cy="1978860"/>
-            <wp:docPr id="2" name="Picture 2"/>
-            <wp:cNvGraphicFramePr>
-              <a:graphicFrameLocks noChangeAspect="1"/>
-            </wp:cNvGraphicFramePr>
-            <a:graphic>
-              <a:graphicData uri="http://schemas.openxmlformats.org/drawingml/2006/picture">
-                <pic:pic>
-                  <pic:nvPicPr>
-                    <pic:cNvPr id="0" name="fig2.png"/>
-                    <pic:cNvPicPr/>
-                  </pic:nvPicPr>
-                  <pic:blipFill>
-                    <a:blip r:embed="rId37"/>
-                    <a:stretch>
-                      <a:fillRect/>
-                    </a:stretch>
-                  </pic:blipFill>
-                  <pic:spPr>
-                    <a:xfrm>
-                      <a:off x="0" y="0"/>
-                      <a:ext cx="5029200" cy="1978860"/>
-                    </a:xfrm>
-                    <a:prstGeom prst="rect"/>
-                  </pic:spPr>
-                </pic:pic>
-              </a:graphicData>
-            </a:graphic>
-          </wp:inline>
-        </w:drawing>
-      </w:r>
-    </w:p>
-    <w:p>
-      <w:pPr>
-        <w:spacing w:before="0" w:after="120"/>
-        <w:jc w:val="both"/>
-      </w:pPr>
-      <w:r>
-        <w:rPr>
-          <w:rFonts w:ascii="Times New Roman" w:hAnsi="Times New Roman" w:eastAsia="宋体"/>
-          <w:b w:val="0"/>
-          <w:sz w:val="21"/>
-        </w:rPr>
-        <w:t>资料来源：麦肯锡</w:t>
-      </w:r>
-    </w:p>
-    <w:p>
-      <w:pPr>
-        <w:spacing w:line="360" w:lineRule="auto" w:before="120"/>
-        <w:ind w:firstLine="480"/>
-        <w:jc w:val="both"/>
-      </w:pPr>
-      <w:r>
-        <w:rPr>
-          <w:rFonts w:ascii="Times New Roman" w:hAnsi="Times New Roman" w:eastAsia="宋体"/>
-          <w:b w:val="0"/>
-          <w:sz w:val="24"/>
-        </w:rPr>
-        <w:t>成本方面，据觅途咨询测算，2025年特斯拉Optimus Gen2整机硬件成本约29万元，其中关节模组约15.8万元、占比约54%；该机型使用约28个关节模组，单个模组的平均成本约4,000元至6,500元。该机构同时判断，随着核心零部件国产化、结构集成化与装配自动化的推进，一体化关节模组的成本较当前水平仍有40%至60%的下降空间。</w:t>
-      </w:r>
-    </w:p>
-    <w:p>
-      <w:pPr>
-        <w:spacing w:line="360" w:lineRule="auto" w:before="120"/>
-        <w:ind w:firstLine="480"/>
-        <w:jc w:val="both"/>
-      </w:pPr>
-      <w:r>
-        <w:rPr>
-          <w:rFonts w:ascii="Times New Roman" w:hAnsi="Times New Roman" w:eastAsia="宋体"/>
-          <w:b w:val="0"/>
-          <w:sz w:val="24"/>
-        </w:rPr>
-        <w:t>需求规模方面，据觅途咨询统计，2025年全球人形机器人本体产量约2.9万台，其中采用纯旋转关节方案的双足机型约占70%、轮式机型约占13%，采用旋转与直线关节混合方案的双足机型约占17%；按机型不同，单台整机使用旋转关节模组14个至29个，混合方案机型另使用直线关节模组8个至14个。据此测算，2025年全球人形机器人关节模组需求量约72万个，其中旋转关节68.0万个、直线关节4.0万个；按整机归属划分，国产人形机器人整机的需求量为50.2万个，占全球需求的70%。</w:t>
-      </w:r>
-    </w:p>
-    <w:p>
-      <w:pPr>
-        <w:spacing w:before="120" w:after="60"/>
-        <w:jc w:val="center"/>
-        <w:keepNext/>
-      </w:pPr>
-      <w:r>
-        <w:rPr>
-          <w:rFonts w:ascii="Times New Roman" w:hAnsi="Times New Roman" w:eastAsia="宋体"/>
-          <w:b/>
-          <w:sz w:val="21"/>
-        </w:rPr>
-        <w:t>图3  2025年全球人形机器人关节模组需求结构</w:t>
-      </w:r>
-    </w:p>
-    <w:p>
-      <w:pPr>
-        <w:spacing w:before="120" w:after="60"/>
-        <w:jc w:val="center"/>
-        <w:keepNext/>
-      </w:pPr>
-      <w:r>
-        <w:drawing>
-          <wp:inline xmlns:a="http://schemas.openxmlformats.org/drawingml/2006/main" xmlns:pic="http://schemas.openxmlformats.org/drawingml/2006/picture">
-            <wp:extent cx="5212080" cy="2288315"/>
-            <wp:docPr id="3" name="Picture 3"/>
-            <wp:cNvGraphicFramePr>
-              <a:graphicFrameLocks noChangeAspect="1"/>
-            </wp:cNvGraphicFramePr>
-            <a:graphic>
-              <a:graphicData uri="http://schemas.openxmlformats.org/drawingml/2006/picture">
-                <pic:pic>
-                  <pic:nvPicPr>
-                    <pic:cNvPr id="0" name="fig3.png"/>
-                    <pic:cNvPicPr/>
-                  </pic:nvPicPr>
-                  <pic:blipFill>
-                    <a:blip r:embed="rId38"/>
-                    <a:stretch>
-                      <a:fillRect/>
-                    </a:stretch>
-                  </pic:blipFill>
-                  <pic:spPr>
-                    <a:xfrm>
-                      <a:off x="0" y="0"/>
-                      <a:ext cx="5212080" cy="2288315"/>
-                    </a:xfrm>
-                    <a:prstGeom prst="rect"/>
-                  </pic:spPr>
-                </pic:pic>
-              </a:graphicData>
-            </a:graphic>
-          </wp:inline>
-        </w:drawing>
-      </w:r>
-    </w:p>
-    <w:p>
-      <w:pPr>
-        <w:spacing w:before="0" w:after="120"/>
-        <w:jc w:val="both"/>
-      </w:pPr>
-      <w:r>
-        <w:rPr>
-          <w:rFonts w:ascii="Times New Roman" w:hAnsi="Times New Roman" w:eastAsia="宋体"/>
-          <w:b w:val="0"/>
-          <w:sz w:val="21"/>
-        </w:rPr>
-        <w:t>资料来源：觅途咨询《2026年全球及中国人形机器人关节模组市场发展白皮书》，2026年6月</w:t>
-      </w:r>
-    </w:p>
-    <w:p>
-      <w:pPr>
-        <w:spacing w:line="360" w:lineRule="auto" w:before="120"/>
-        <w:ind w:firstLine="480"/>
-        <w:jc w:val="both"/>
-      </w:pPr>
-      <w:r>
-        <w:rPr>
-          <w:rFonts w:ascii="Times New Roman" w:hAnsi="Times New Roman" w:eastAsia="宋体"/>
-          <w:b w:val="0"/>
-          <w:sz w:val="24"/>
-        </w:rPr>
-        <w:t>关节模组的需求以人形机器人为核心，并延伸至各类机器人应用。根据高工机器人产业研究所数据，2026年我国各类机器人用关节模组出货量预计达到156万台，对应市场规模约32亿元，2030年市场规模预计突破100亿元。</w:t>
-      </w:r>
-    </w:p>
-    <w:p>
-      <w:pPr>
-        <w:spacing w:line="360" w:lineRule="auto" w:before="120"/>
-        <w:ind w:firstLine="480"/>
-        <w:jc w:val="both"/>
-      </w:pPr>
-      <w:r>
-        <w:rPr>
-          <w:rFonts w:ascii="Times New Roman" w:hAnsi="Times New Roman" w:eastAsia="宋体"/>
-          <w:b w:val="0"/>
-          <w:sz w:val="24"/>
-        </w:rPr>
-        <w:t>技术方案上，旋转执行器按传动方式分为谐波减速机方案、行星减速机方案和准直驱方案等。谐波减速机方案属高减速比方案，结构紧凑、传动精度高，是肩、肘、腕、腰等上半身精密关节的主流方案。</w:t>
-      </w:r>
-    </w:p>
-    <w:p>
-      <w:pPr>
-        <w:spacing w:line="360" w:lineRule="auto" w:before="120"/>
-        <w:ind w:firstLine="482"/>
-        <w:jc w:val="both"/>
-      </w:pPr>
-      <w:r>
-        <w:rPr>
-          <w:rFonts w:ascii="Times New Roman" w:hAnsi="Times New Roman" w:eastAsia="宋体"/>
-          <w:b/>
-          <w:sz w:val="24"/>
-        </w:rPr>
-        <w:t>3、谐波减速机</w:t>
-      </w:r>
-    </w:p>
-    <w:p>
-      <w:pPr>
-        <w:spacing w:line="360" w:lineRule="auto" w:before="120"/>
-        <w:ind w:firstLine="480"/>
-        <w:jc w:val="both"/>
-      </w:pPr>
-      <w:r>
-        <w:rPr>
-          <w:rFonts w:ascii="Times New Roman" w:hAnsi="Times New Roman" w:eastAsia="宋体"/>
-          <w:b w:val="0"/>
-          <w:sz w:val="24"/>
-        </w:rPr>
-        <w:t>谐波减速机由柔轮、刚轮和波发生器构成，依靠柔轮的可控弹性变形实现啮合传动，能够在单级结构中实现大减速比、近零回差和较高的扭矩密度，是关节模组中价值量最高的单一零部件。</w:t>
-      </w:r>
-    </w:p>
-    <w:p>
-      <w:pPr>
-        <w:spacing w:line="360" w:lineRule="auto" w:before="120"/>
-        <w:ind w:firstLine="480"/>
-        <w:jc w:val="both"/>
-      </w:pPr>
-      <w:r>
-        <w:rPr>
-          <w:rFonts w:ascii="Times New Roman" w:hAnsi="Times New Roman" w:eastAsia="宋体"/>
-          <w:b w:val="0"/>
-          <w:sz w:val="24"/>
-        </w:rPr>
-        <w:t>市场规模方面，根据灼识咨询数据，全球机器人领域谐波减速器市场规模预计由2025年的33亿元增长至2030年的244亿元，2025年至2030年的复合增长率为48.9%。</w:t>
-      </w:r>
-    </w:p>
-    <w:p>
-      <w:pPr>
-        <w:spacing w:line="360" w:lineRule="auto" w:before="120"/>
-        <w:ind w:firstLine="480"/>
-        <w:jc w:val="both"/>
-      </w:pPr>
-      <w:r>
-        <w:rPr>
-          <w:rFonts w:ascii="Times New Roman" w:hAnsi="Times New Roman" w:eastAsia="宋体"/>
-          <w:b w:val="0"/>
-          <w:sz w:val="24"/>
-        </w:rPr>
-        <w:t>产能方面，根据高工机器人产业研究所数据，2024年全球谐波减速机产能489.7万台，同比增长10.37%，2025年预计达到600万台；基于对人形机器人需求的评估，2030年全球产能预计突破1,000万台。工业机器人领域的存量需求同步扩大，2021年至2024年我国工业机器人减速器总需求量由93.11万台增长至136.60万台，年均复合增长率13.63%。</w:t>
-      </w:r>
-    </w:p>
-    <w:p>
-      <w:pPr>
-        <w:spacing w:before="120" w:after="60"/>
-        <w:jc w:val="center"/>
-        <w:keepNext/>
-      </w:pPr>
-      <w:r>
-        <w:rPr>
-          <w:rFonts w:ascii="Times New Roman" w:hAnsi="Times New Roman" w:eastAsia="宋体"/>
-          <w:b/>
-          <w:sz w:val="21"/>
-        </w:rPr>
-        <w:t>图4  全球谐波减速机产能</w:t>
-      </w:r>
-    </w:p>
-    <w:p>
-      <w:pPr>
-        <w:spacing w:before="120" w:after="60"/>
-        <w:jc w:val="center"/>
-        <w:keepNext/>
-      </w:pPr>
-      <w:r>
-        <w:drawing>
-          <wp:inline xmlns:a="http://schemas.openxmlformats.org/drawingml/2006/main" xmlns:pic="http://schemas.openxmlformats.org/drawingml/2006/picture">
-            <wp:extent cx="5029200" cy="2191225"/>
-            <wp:docPr id="4" name="Picture 4"/>
-            <wp:cNvGraphicFramePr>
-              <a:graphicFrameLocks noChangeAspect="1"/>
-            </wp:cNvGraphicFramePr>
-            <a:graphic>
-              <a:graphicData uri="http://schemas.openxmlformats.org/drawingml/2006/picture">
-                <pic:pic>
-                  <pic:nvPicPr>
-                    <pic:cNvPr id="0" name="fig4.png"/>
-                    <pic:cNvPicPr/>
-                  </pic:nvPicPr>
-                  <pic:blipFill>
-                    <a:blip r:embed="rId39"/>
-                    <a:stretch>
-                      <a:fillRect/>
-                    </a:stretch>
-                  </pic:blipFill>
-                  <pic:spPr>
-                    <a:xfrm>
-                      <a:off x="0" y="0"/>
-                      <a:ext cx="5029200" cy="2191225"/>
-                    </a:xfrm>
-                    <a:prstGeom prst="rect"/>
-                  </pic:spPr>
-                </pic:pic>
-              </a:graphicData>
-            </a:graphic>
-          </wp:inline>
-        </w:drawing>
-      </w:r>
-    </w:p>
-    <w:p>
-      <w:pPr>
-        <w:spacing w:before="0" w:after="120"/>
-        <w:jc w:val="both"/>
-      </w:pPr>
-      <w:r>
-        <w:rPr>
-          <w:rFonts w:ascii="Times New Roman" w:hAnsi="Times New Roman" w:eastAsia="宋体"/>
-          <w:b w:val="0"/>
-          <w:sz w:val="21"/>
-        </w:rPr>
-        <w:t>资料来源：高工机器人产业研究所（GGII）《全球谐波减速器市场“沉浮录”》，2025年6月</w:t>
-      </w:r>
-    </w:p>
-    <w:p>
-      <w:pPr>
-        <w:spacing w:line="360" w:lineRule="auto" w:before="120"/>
-        <w:ind w:firstLine="480"/>
-        <w:jc w:val="both"/>
-      </w:pPr>
-      <w:r>
-        <w:rPr>
-          <w:rFonts w:ascii="Times New Roman" w:hAnsi="Times New Roman" w:eastAsia="宋体"/>
-          <w:b w:val="0"/>
-          <w:sz w:val="24"/>
-        </w:rPr>
-        <w:t>国产化方面，国产厂商在全球工业机器人用谐波减速机市场的份额由2020年的48.71%提升至2024年的75.11%，2021年起已超过境外厂商。根据中国信息通信研究院2026年一季度数据，人形机器人核心零部件整体国产化率已提升至75%，谐波减速机的国产化进程在各核心零部件中处于领先位置。</w:t>
-      </w:r>
-    </w:p>
-    <w:p>
-      <w:pPr>
-        <w:spacing w:line="360" w:lineRule="auto" w:before="120"/>
-        <w:ind w:firstLine="482"/>
-        <w:jc w:val="both"/>
-      </w:pPr>
-      <w:r>
-        <w:rPr>
-          <w:rFonts w:ascii="Times New Roman" w:hAnsi="Times New Roman" w:eastAsia="宋体"/>
-          <w:b/>
-          <w:sz w:val="24"/>
-        </w:rPr>
-        <w:t>4、下游行业</w:t>
+        <w:t>4、下游应用场景</w:t>
       </w:r>
     </w:p>
     <w:p>
@@ -2585,6 +2585,21 @@
           <w:sz w:val="24"/>
         </w:rPr>
         <w:t>人形机器人是关节模组最主要的增量需求来源。根据IDC《世界人形机器人市场分析2026》数据，2025年全球人形机器人市场营收规模约4.4亿美元，同比增长约508%，中国厂商在全球市场中占据主导地位。</w:t>
+      </w:r>
+    </w:p>
+    <w:p>
+      <w:pPr>
+        <w:spacing w:line="360" w:lineRule="auto" w:before="120"/>
+        <w:ind w:firstLine="480"/>
+        <w:jc w:val="both"/>
+      </w:pPr>
+      <w:r>
+        <w:rPr>
+          <w:rFonts w:ascii="Times New Roman" w:hAnsi="Times New Roman" w:eastAsia="宋体"/>
+          <w:b w:val="0"/>
+          <w:sz w:val="24"/>
+        </w:rPr>
+        <w:t>关节模组是人形机器人实现运动能力的执行基础，其扭矩密度、响应速度和力控精度直接决定整机的负载能力与动作水平。关节模组与整机的机械结构、控制系统和热管理方案高度耦合，规格路线一经确定，整机厂商的更换成本较高，该环节在整机供应链中具有较强的锁定效应。下游整机放量因而直接转化为本环节的需求增长，人形机器人的产业化进程构成本环节最主要的成长来源。</w:t>
       </w:r>
     </w:p>
     <w:p>
@@ -2684,7 +2699,22 @@
           <w:b w:val="0"/>
           <w:sz w:val="24"/>
         </w:rPr>
-        <w:t>从产业阶段看，觅途咨询将2025年界定为人形机器人小批量产元年、2026年为规模量产元年。2026年全球头部整机厂商的产能规划合计突破10万台，实际下线交付预计达到4万至6万台，人形机器人产业由小批量试制进入规模化量产阶段。同期，各级政府陆续建设人形机器人数据采集中心并作为行业基础设施运营，数据采集中心成为行业新的采购力量，在产业链中形成增量市场空间。</w:t>
+        <w:t>两条曲线的交叉意味着，在连续作业的岗位上，购置一台人形机器人的一次性投入已低于雇佣一名工人一年的支出，机器替代人工开始具备经济性。成本的持续下行同时打开了此前因价格门槛而无法覆盖的场景，可经济性替代的岗位范围随之扩大，构成本行业长期增长的基础。</w:t>
+      </w:r>
+    </w:p>
+    <w:p>
+      <w:pPr>
+        <w:spacing w:line="360" w:lineRule="auto" w:before="120"/>
+        <w:ind w:firstLine="480"/>
+        <w:jc w:val="both"/>
+      </w:pPr>
+      <w:r>
+        <w:rPr>
+          <w:rFonts w:ascii="Times New Roman" w:hAnsi="Times New Roman" w:eastAsia="宋体"/>
+          <w:b w:val="0"/>
+          <w:sz w:val="24"/>
+        </w:rPr>
+        <w:t>从产业阶段看，2025年人形机器人处于小批量产阶段，2026年进入规模量产阶段。据觅途咨询统计，2026年全球头部整机厂商的产能规划合计突破10万台，实际下线交付预计达到4万至6万台，人形机器人产业由小批量试制进入规模化量产阶段。同期，各级政府陆续建设人形机器人数据采集中心并作为行业基础设施运营，数据采集中心成为行业新的采购力量，在产业链中形成增量市场空间。</w:t>
       </w:r>
     </w:p>
     <w:p>
@@ -2744,22 +2774,7 @@
           <w:b w:val="0"/>
           <w:sz w:val="24"/>
         </w:rPr>
-        <w:t>本环节所需的上游投入主要为金属材料及工程材料、轴承和电子元器件三类。金属材料及工程材料用于谐波减速机的柔轮和刚轮，对材质纯净度、热处理工艺和加工精度的要求较高；轴承包括波发生器用柔性轴承和输出端交叉滚子轴承，属精密轴承范畴；电子元器件主要为驱动控制与信号处理所需的芯片及功率器件。上述环节的国内供应能力较为充分，据麦肯锡统计，中国在全球精密轴承和功率电子环节分别占约40%和30%的产能。</w:t>
-      </w:r>
-    </w:p>
-    <w:p>
-      <w:pPr>
-        <w:spacing w:line="360" w:lineRule="auto" w:before="120"/>
-        <w:ind w:firstLine="480"/>
-        <w:jc w:val="both"/>
-      </w:pPr>
-      <w:r>
-        <w:rPr>
-          <w:rFonts w:ascii="Times New Roman" w:hAnsi="Times New Roman" w:eastAsia="宋体"/>
-          <w:b w:val="0"/>
-          <w:sz w:val="24"/>
-        </w:rPr>
-        <w:t>上游原材料价格随大宗商品周期波动。据灼识咨询统计，钢材价格按上海期货交易所螺纹钢指数计，由2020年的约777.3升至2021年的约1,066.6，2024年回落至762.9；铝材价格按南华上海铝指数计，由2020年的约650.1升至2024年的约1,096.5；轴承价格按中国海关出口统计数据计，由2020年的约每吨5,800美元升至2021年的约每吨6,900美元，2024年回落至约每吨6,300美元。上述价格的周期性波动会传导至本环节的生产成本。</w:t>
+        <w:t>本环节所需的上游投入主要为金属材料及工程材料、轴承和电子元器件三类。金属材料及工程材料用于谐波减速机的柔轮和刚轮，对材质纯净度、热处理工艺和加工精度的要求较高；轴承包括波发生器用柔性轴承和输出端交叉滚子轴承，属精密轴承范畴；电子元器件主要为驱动控制与信号处理所需的芯片及功率器件。上述环节的国内供应能力较为充分，据麦肯锡统计，中国在全球精密轴承和功率电子环节分别占约40%和30%的产能。金属材料价格随大宗商品周期波动，并相应传导至本环节的生产成本。</w:t>
       </w:r>
     </w:p>
     <w:p>
@@ -2864,7 +2879,7 @@
           <w:b w:val="0"/>
           <w:sz w:val="24"/>
         </w:rPr>
-        <w:t>现阶段整机厂商普遍通过垂直整合或与少数伙伴联合开发的方式获得执行器。根据麦肯锡的研究，人形机器人执行器领域尚不存在类似汽车发动机供应商的角色，行业处于前模块化阶段；整机厂商选择自研，主要原因是可选供应商有限、需要控制成本与性能、保护知识产权并加快迭代，而非长期的战略偏好。该研究同时指出，整机厂商目前难以提供供应商投入大规模研发与工装所需的长期采购量承诺，因此自研格局将持续至出货量趋于可预测，届时由供应商主导的模块化才在规模上具备经济性。</w:t>
+        <w:t>现阶段整机厂商普遍通过垂直整合或与少数伙伴联合开发的方式获得执行器。执行器领域尚未出现类似汽车发动机供应商的专业角色，行业仍处于前模块化阶段。整机厂商选择自研，主要是因为可选供应商有限、需要自行把控成本与性能、保护知识产权并加快迭代，并非长期的战略偏好。整机厂商目前也难以给出供应商投入大规模研发与工装所需的长期采购量承诺。自研格局因此会延续至出货量趋于可预测，届时由供应商主导的模块化才在规模上具备经济性。</w:t>
       </w:r>
     </w:p>
     <w:p>
@@ -2879,7 +2894,7 @@
           <w:b w:val="0"/>
           <w:sz w:val="24"/>
         </w:rPr>
-        <w:t>觅途咨询将产业价值中心的迁移划分为三个阶段：2025年以前为技术验证阶段，价值中心在整机厂；2026年至2030年为规模量产阶段，整机厂与关节模组厂商共同主导；2030年以后进入产业成熟阶段，由关节模组一级供应商主导。这一转变的成立需要三个前提：下游出货量达到可预测的规模、关节模组的接口与规格形成一定程度的标准化、供应商具备稳定的批量交付与一致性保障能力。更可能的形态是自研与外购并行，整机厂商在差异化环节保留自研，在标准化程度较高的规格上转向外购。对公司而言，未来数年是进入头部整机厂商供应体系的窗口期。</w:t>
+        <w:t>产业价值中心的迁移可分为三个阶段：2025年以前为技术验证阶段，价值集中在整机厂；2026年至2030年为规模量产阶段，整机厂与关节模组厂商共同主导；2030年以后进入产业成熟阶段，由关节模组一级供应商主导。这一转变的成立需要三个前提：下游出货量达到可预测的规模、关节模组的接口与规格形成一定程度的标准化、供应商具备稳定的批量交付与一致性保障能力。更可能的形态是自研与外购并行，整机厂商在差异化环节保留自研，在标准化程度较高的规格上转向外购。对公司而言，未来数年是进入头部整机厂商供应体系的窗口期。</w:t>
       </w:r>
     </w:p>
     <w:p>
@@ -3179,7 +3194,7 @@
           <w:b w:val="0"/>
           <w:sz w:val="24"/>
         </w:rPr>
-        <w:t>从供货方式看，根据灼识咨询的研究，在人形机器人领域，关节模组主要由第三方供应商提供；在工业机器人领域，关节模组则多由整机厂商自行研发与集成。该环节目前整体规模有限，多数独立关节模组供应商的年收入低于1亿元，2025年规模最大的供应商收入超过1亿元。</w:t>
+        <w:t>从供货方式看，人形机器人领域的关节模组主要由第三方供应商提供，工业机器人领域则多由整机厂商自行研发与集成。该环节目前整体规模有限，根据灼识咨询的研究，多数独立关节模组供应商的年收入低于1亿元，2025年规模最大的供应商收入超过1亿元。</w:t>
       </w:r>
     </w:p>
     <w:p>
@@ -3239,7 +3254,7 @@
           <w:b/>
           <w:sz w:val="24"/>
         </w:rPr>
-        <w:t>2、行业内主要企业</w:t>
+        <w:t>2、行业内主要竞争对手</w:t>
       </w:r>
     </w:p>
     <w:p>
@@ -3284,7 +3299,7 @@
           <w:b w:val="0"/>
           <w:sz w:val="24"/>
         </w:rPr>
-        <w:t>零差云控，全称深圳市零差云控科技有限公司，主要产品为机器人关节模组、中空绝对值编码器和高功率微型伺服驱动器，应用于工业与协作机器人、医疗机器人、特种机器人及人形机器人等领域。除部分芯片外，其谐波减速器、编码器、驱动器及控制算法均为自主研发或采用国内供应。2026年7月，该公司完成新一轮融资，融资金额为数亿元。</w:t>
+        <w:t>零差云控：全称深圳市零差云控科技有限公司，主要产品为机器人关节模组、中空绝对值编码器和高功率微型伺服驱动器，应用于工业与协作机器人、医疗机器人、特种机器人及人形机器人等领域。除部分芯片外，其谐波减速器、编码器、驱动器及控制算法均为自主研发或采用国内供应。2026年7月，该公司完成新一轮融资，融资金额为数亿元。</w:t>
       </w:r>
     </w:p>
     <w:p>
@@ -3299,7 +3314,7 @@
           <w:b w:val="0"/>
           <w:sz w:val="24"/>
         </w:rPr>
-        <w:t>意优科技，主要产品为人形机器人一体化关节模组，覆盖上肢、腰部及下肢，涵盖行星、谐波及直线关节。该公司于2025年建成关节自动化产线，2025年3月获上海浦东国资投资并落户张江，2026年8月完成超过2亿元的B轮融资，并与绿的谐波联合开发人形机器人专用关节模组。</w:t>
+        <w:t>意优科技：主要产品为人形机器人一体化关节模组，覆盖上肢、腰部及下肢，涵盖行星、谐波及直线关节。该公司于2025年建成关节自动化产线，2025年3月获上海浦东国资投资并落户张江，2026年8月完成超过2亿元的B轮融资，并与绿的谐波联合开发人形机器人专用关节模组。</w:t>
       </w:r>
     </w:p>
     <w:p>
@@ -3314,7 +3329,7 @@
           <w:b w:val="0"/>
           <w:sz w:val="24"/>
         </w:rPr>
-        <w:t>钛虎机器人，主要产品为轻量化关节模组，并基于关节模组开发协作机器人、人形机器人和外骨骼产品，业务范围已由零部件延伸至整机。</w:t>
+        <w:t>钛虎机器人：主要产品为轻量化关节模组，并基于关节模组开发协作机器人、人形机器人和外骨骼产品，业务范围已由零部件延伸至整机。</w:t>
       </w:r>
     </w:p>
     <w:p>
@@ -3329,7 +3344,7 @@
           <w:b w:val="0"/>
           <w:sz w:val="24"/>
         </w:rPr>
-        <w:t>国华智能，全称国华（青岛）智能装备有限公司，成立于2014年，产品覆盖谐波减速器、行星滚柱丝杠、谐波及行星旋转关节模组和直线关节模组，并于2026年3月发布包含机械臂及轮式、双足机器人本体在内的产品矩阵。该公司参与多项国家及行业标准制定，核心零部件与关节模组的自研范围与公司相近。</w:t>
+        <w:t>国华智能：全称国华（青岛）智能装备有限公司，成立于2014年，产品覆盖谐波减速器、行星滚柱丝杠、谐波及行星旋转关节模组和直线关节模组，并于2026年3月发布包含机械臂及轮式、双足机器人本体在内的产品矩阵。该公司参与多项国家及行业标准制定，核心零部件与关节模组的自研范围与公司相近。</w:t>
       </w:r>
     </w:p>
     <w:p>
@@ -3359,7 +3374,7 @@
           <w:b w:val="0"/>
           <w:sz w:val="24"/>
         </w:rPr>
-        <w:t>绿的谐波，股票代码688017.SH，主营谐波减速器及机电一体化产品，为国内谐波减速器龙头企业。2025年该公司实现营业收入5.71亿元，同比增长47.31%；归母净利润1.24亿元，同比增长121.42%；谐波减速器销量42.52万台，同比增长72.48%。其机电一体化业务收入0.74亿元，已推出面向具身智能场景的轻量化关节模组。</w:t>
+        <w:t>绿的谐波：股票代码688017.SH，主营谐波减速器及机电一体化产品，为国内谐波减速器龙头企业。2025年该公司实现营业收入5.71亿元，同比增长47.31%；归母净利润1.24亿元，同比增长121.42%；谐波减速器销量42.52万台，同比增长72.48%。其机电一体化业务收入0.74亿元，已推出面向具身智能场景的轻量化关节模组。</w:t>
       </w:r>
     </w:p>
     <w:p>
@@ -3374,7 +3389,7 @@
           <w:b w:val="0"/>
           <w:sz w:val="24"/>
         </w:rPr>
-        <w:t>来福谐波，股票代码03952.HK，2026年6月在香港联合交易所上市，主要产品为谐波减速器、关节模组及机械臂。2025年该公司实现营业收入2.61亿元，同比增长142%，谐波减速器销量29.15万台。在中国机器人谐波减速器市场，按2025年出货量计其市场份额为21.4%、按收入计为12.9%，两项口径下均排名第二。</w:t>
+        <w:t>来福谐波：股票代码03952.HK，2026年6月在香港联合交易所上市，主要产品为谐波减速器、关节模组及机械臂。2025年该公司实现营业收入2.61亿元，同比增长142%，谐波减速器销量29.15万台。在中国机器人谐波减速器市场，按2025年出货量计其市场份额为21.4%、按收入计为12.9%，两项口径下均排名第二。</w:t>
       </w:r>
     </w:p>
     <w:p>
@@ -3389,7 +3404,7 @@
           <w:b w:val="0"/>
           <w:sz w:val="24"/>
         </w:rPr>
-        <w:t>同川科技，成立于2012年，主要产品为谐波减速器、机电一体化执行器、协作机器人关节模块及人形机器人关节模块，已推出轻量化谐波关节产品。</w:t>
+        <w:t>同川科技：成立于2012年，主要产品为谐波减速器、机电一体化执行器、协作机器人关节模块及人形机器人关节模块，已推出轻量化谐波关节产品。</w:t>
       </w:r>
     </w:p>
     <w:p>
@@ -3404,7 +3419,7 @@
           <w:b w:val="0"/>
           <w:sz w:val="24"/>
         </w:rPr>
-        <w:t>杉川谐波，成立于2015年，主要产品为谐波减速器，已形成HMCS、HMHD、HMHS、HMCD等多个系列，应用于机器人、半导体加工设备和检测分析设备等领域。</w:t>
+        <w:t>杉川谐波：成立于2015年，主要产品为谐波减速器，已形成HMCS、HMHD、HMHS、HMCD等多个系列，应用于机器人、半导体加工设备和检测分析设备等领域。</w:t>
       </w:r>
     </w:p>
     <w:p>
@@ -3434,7 +3449,7 @@
           <w:b w:val="0"/>
           <w:sz w:val="24"/>
         </w:rPr>
-        <w:t>根据灼识咨询的研究，本行业的竞争壁垒与关键成功因素包括技术创新带来的成本优化、快速交付与定制化能力、产品性能的领先性、全产业链自研与垂直整合能力、提供全栈解决方案的能力以及核心客户资源的深度绑定。觅途咨询则将一体化关节模组的核心壁垒归纳为设计、工艺、标定和供应链四个方面。就新进入者而言，本行业的主要壁垒体现为以下五类。</w:t>
+        <w:t>本行业属于技术密集与制造密集并重的产业。企业既需具备跨机械、电气与控制多个领域的系统设计能力，又需在批量生产条件下保持产品的一致性与可靠性。新进入者面临的壁垒主要体现在以下五个方面。</w:t>
       </w:r>
     </w:p>
     <w:p>
@@ -3494,7 +3509,7 @@
           <w:b w:val="0"/>
           <w:sz w:val="24"/>
         </w:rPr>
-        <w:t>谐波减速机的齿形设计、柔轮材料与热处理工艺以及精密加工工艺需要长期积累，相关工艺参数难以通过逆向方式获得。进入规模化量产阶段后，自动化装配能力和良品率水平直接决定产品一致性与成本，高精度加工设备、自动化装配产线和检测体系需要持续的资金投入。麦肯锡将谐波减速器列为人形机器人供应链中瓶颈风险最高的三类零部件之一，判断依据是该环节精密度要求高、资本投入密集，需要专用工装、计量基础设施和较长的认证周期；与电子元器件可以快速扩充产能不同，谐波减速器在结构上更难扩产。</w:t>
+        <w:t>谐波减速机的齿形设计、柔轮材料与热处理工艺以及精密加工工艺需要长期积累，相关工艺参数难以通过逆向方式获得。进入规模化量产阶段后，自动化装配能力和良品率水平直接决定产品一致性与成本，高精度加工设备、自动化装配产线和检测体系需要持续的资金投入。谐波减速器是人形机器人供应链中瓶颈风险最高的环节之一，其精密度要求高、资本投入密集，需要专用工装、计量基础设施和较长的认证周期；与电子元器件可以快速扩充产能不同，谐波减速器在结构上更难扩产。</w:t>
       </w:r>
     </w:p>
     <w:p>

--- a/output/巨蟹/巨蟹智能尽调报告第六章_公司所处行业分析.docx
+++ b/output/巨蟹/巨蟹智能尽调报告第六章_公司所处行业分析.docx
@@ -2079,7 +2079,681 @@
           <w:b w:val="0"/>
           <w:sz w:val="24"/>
         </w:rPr>
-        <w:t>一体化关节模组是将电机、减速机、驱动器、编码器和力矩传感器集成为标准化动力单元的机电执行部件，按运动形式分为旋转执行器和线性执行器。根据麦肯锡2026年4月发布的人形机器人供应链研究，人形机器人硬件由执行器、感知系统、计算与控制平台、结构件和电池模组五个部分构成，合计占单机成本的85%至90%；其中执行器占整机物料成本的40%至60%，为占比最高、也最能形成产品差异的环节，在执行器内部，减速器占执行器成本的30%至50%。</w:t>
+        <w:t>一体化关节模组是将电机、减速机、驱动器、编码器和力矩传感器集成为标准化动力单元的机电执行部件。按运动形式分为旋转执行器和线性执行器；旋转执行器按驱动与传动方案的不同，可进一步划分为直驱、准直驱、谐波减速机、RV减速机和行星减速机等类型。</w:t>
+      </w:r>
+    </w:p>
+    <w:p>
+      <w:pPr>
+        <w:spacing w:before="120" w:after="60"/>
+        <w:jc w:val="center"/>
+        <w:keepNext/>
+      </w:pPr>
+      <w:r>
+        <w:rPr>
+          <w:rFonts w:ascii="Times New Roman" w:hAnsi="Times New Roman" w:eastAsia="宋体"/>
+          <w:b/>
+          <w:sz w:val="21"/>
+        </w:rPr>
+        <w:t>表4  一体化关节模组的主要类型</w:t>
+      </w:r>
+    </w:p>
+    <w:tbl>
+      <w:tblPr>
+        <w:tblW w:w="5000" w:type="pct"/>
+        <w:jc w:val="center"/>
+        <w:tblBorders>
+          <w:top w:val="single" w:sz="12" w:space="0" w:color="010000"/>
+          <w:left w:val="single" w:sz="12" w:space="0" w:color="010000"/>
+          <w:bottom w:val="single" w:sz="12" w:space="0" w:color="010000"/>
+          <w:right w:val="single" w:sz="12" w:space="0" w:color="010000"/>
+          <w:insideH w:val="single" w:sz="4" w:space="0" w:color="010000"/>
+          <w:insideV w:val="single" w:sz="4" w:space="0" w:color="010000"/>
+        </w:tblBorders>
+        <w:tblLayout w:type="fixed"/>
+        <w:tblCellMar>
+          <w:left w:w="57" w:type="dxa"/>
+          <w:right w:w="57" w:type="dxa"/>
+        </w:tblCellMar>
+      </w:tblPr>
+      <w:tblGrid>
+        <w:gridCol w:w="541"/>
+        <w:gridCol w:w="2257"/>
+        <w:gridCol w:w="3251"/>
+        <w:gridCol w:w="2257"/>
+      </w:tblGrid>
+      <w:tr>
+        <w:trPr>
+          <w:cantSplit/>
+          <w:trHeight w:val="397"/>
+          <w:tblHeader/>
+          <w:jc w:val="center"/>
+        </w:trPr>
+        <w:tc>
+          <w:tcPr>
+            <w:tcW w:w="541" w:type="dxa"/>
+            <w:vAlign w:val="center"/>
+          </w:tcPr>
+          <w:p>
+            <w:pPr>
+              <w:spacing w:before="0" w:after="0"/>
+              <w:jc w:val="center"/>
+              <w:keepNext/>
+            </w:pPr>
+            <w:r>
+              <w:rPr>
+                <w:rFonts w:ascii="Times New Roman" w:hAnsi="Times New Roman" w:eastAsia="宋体"/>
+                <w:b/>
+                <w:sz w:val="21"/>
+              </w:rPr>
+              <w:t>序号</w:t>
+            </w:r>
+          </w:p>
+        </w:tc>
+        <w:tc>
+          <w:tcPr>
+            <w:tcW w:w="2257" w:type="dxa"/>
+            <w:vAlign w:val="center"/>
+          </w:tcPr>
+          <w:p>
+            <w:pPr>
+              <w:spacing w:before="0" w:after="0"/>
+              <w:jc w:val="center"/>
+              <w:keepNext/>
+            </w:pPr>
+            <w:r>
+              <w:rPr>
+                <w:rFonts w:ascii="Times New Roman" w:hAnsi="Times New Roman" w:eastAsia="宋体"/>
+                <w:b/>
+                <w:sz w:val="21"/>
+              </w:rPr>
+              <w:t>类型</w:t>
+            </w:r>
+          </w:p>
+        </w:tc>
+        <w:tc>
+          <w:tcPr>
+            <w:tcW w:w="3251" w:type="dxa"/>
+            <w:vAlign w:val="center"/>
+          </w:tcPr>
+          <w:p>
+            <w:pPr>
+              <w:spacing w:before="0" w:after="0"/>
+              <w:jc w:val="center"/>
+              <w:keepNext/>
+            </w:pPr>
+            <w:r>
+              <w:rPr>
+                <w:rFonts w:ascii="Times New Roman" w:hAnsi="Times New Roman" w:eastAsia="宋体"/>
+                <w:b/>
+                <w:sz w:val="21"/>
+              </w:rPr>
+              <w:t>核心特点</w:t>
+            </w:r>
+          </w:p>
+        </w:tc>
+        <w:tc>
+          <w:tcPr>
+            <w:tcW w:w="2257" w:type="dxa"/>
+            <w:vAlign w:val="center"/>
+          </w:tcPr>
+          <w:p>
+            <w:pPr>
+              <w:spacing w:before="0" w:after="0"/>
+              <w:jc w:val="center"/>
+              <w:keepNext/>
+            </w:pPr>
+            <w:r>
+              <w:rPr>
+                <w:rFonts w:ascii="Times New Roman" w:hAnsi="Times New Roman" w:eastAsia="宋体"/>
+                <w:b/>
+                <w:sz w:val="21"/>
+              </w:rPr>
+              <w:t>主要适用场景</w:t>
+            </w:r>
+          </w:p>
+        </w:tc>
+      </w:tr>
+      <w:tr>
+        <w:trPr>
+          <w:cantSplit/>
+          <w:trHeight w:val="397"/>
+          <w:jc w:val="center"/>
+        </w:trPr>
+        <w:tc>
+          <w:tcPr>
+            <w:tcW w:w="541" w:type="dxa"/>
+            <w:vAlign w:val="center"/>
+          </w:tcPr>
+          <w:p>
+            <w:pPr>
+              <w:spacing w:before="0" w:after="0"/>
+            </w:pPr>
+            <w:r>
+              <w:rPr>
+                <w:rFonts w:ascii="Times New Roman" w:hAnsi="Times New Roman" w:eastAsia="宋体"/>
+                <w:b w:val="0"/>
+                <w:sz w:val="21"/>
+              </w:rPr>
+              <w:t>1</w:t>
+            </w:r>
+          </w:p>
+        </w:tc>
+        <w:tc>
+          <w:tcPr>
+            <w:tcW w:w="2257" w:type="dxa"/>
+            <w:vAlign w:val="center"/>
+          </w:tcPr>
+          <w:p>
+            <w:pPr>
+              <w:spacing w:before="0" w:after="0"/>
+            </w:pPr>
+            <w:r>
+              <w:rPr>
+                <w:rFonts w:ascii="Times New Roman" w:hAnsi="Times New Roman" w:eastAsia="宋体"/>
+                <w:b w:val="0"/>
+                <w:sz w:val="21"/>
+              </w:rPr>
+              <w:t>旋转执行器·直驱</w:t>
+            </w:r>
+          </w:p>
+        </w:tc>
+        <w:tc>
+          <w:tcPr>
+            <w:tcW w:w="3251" w:type="dxa"/>
+            <w:vAlign w:val="center"/>
+          </w:tcPr>
+          <w:p>
+            <w:pPr>
+              <w:spacing w:before="0" w:after="0"/>
+            </w:pPr>
+            <w:r>
+              <w:rPr>
+                <w:rFonts w:ascii="Times New Roman" w:hAnsi="Times New Roman" w:eastAsia="宋体"/>
+                <w:b w:val="0"/>
+                <w:sz w:val="21"/>
+              </w:rPr>
+              <w:t>无减速环节，零背隙、响应快</w:t>
+            </w:r>
+          </w:p>
+        </w:tc>
+        <w:tc>
+          <w:tcPr>
+            <w:tcW w:w="2257" w:type="dxa"/>
+            <w:vAlign w:val="center"/>
+          </w:tcPr>
+          <w:p>
+            <w:pPr>
+              <w:spacing w:before="0" w:after="0"/>
+            </w:pPr>
+            <w:r>
+              <w:rPr>
+                <w:rFonts w:ascii="Times New Roman" w:hAnsi="Times New Roman" w:eastAsia="宋体"/>
+                <w:b w:val="0"/>
+                <w:sz w:val="21"/>
+              </w:rPr>
+              <w:t>精密力控、小负载</w:t>
+            </w:r>
+          </w:p>
+        </w:tc>
+      </w:tr>
+      <w:tr>
+        <w:trPr>
+          <w:cantSplit/>
+          <w:trHeight w:val="397"/>
+          <w:jc w:val="center"/>
+        </w:trPr>
+        <w:tc>
+          <w:tcPr>
+            <w:tcW w:w="541" w:type="dxa"/>
+            <w:vAlign w:val="center"/>
+          </w:tcPr>
+          <w:p>
+            <w:pPr>
+              <w:spacing w:before="0" w:after="0"/>
+            </w:pPr>
+            <w:r>
+              <w:rPr>
+                <w:rFonts w:ascii="Times New Roman" w:hAnsi="Times New Roman" w:eastAsia="宋体"/>
+                <w:b w:val="0"/>
+                <w:sz w:val="21"/>
+              </w:rPr>
+              <w:t>2</w:t>
+            </w:r>
+          </w:p>
+        </w:tc>
+        <w:tc>
+          <w:tcPr>
+            <w:tcW w:w="2257" w:type="dxa"/>
+            <w:vAlign w:val="center"/>
+          </w:tcPr>
+          <w:p>
+            <w:pPr>
+              <w:spacing w:before="0" w:after="0"/>
+            </w:pPr>
+            <w:r>
+              <w:rPr>
+                <w:rFonts w:ascii="Times New Roman" w:hAnsi="Times New Roman" w:eastAsia="宋体"/>
+                <w:b w:val="0"/>
+                <w:sz w:val="21"/>
+              </w:rPr>
+              <w:t>旋转执行器·准直驱</w:t>
+            </w:r>
+          </w:p>
+        </w:tc>
+        <w:tc>
+          <w:tcPr>
+            <w:tcW w:w="3251" w:type="dxa"/>
+            <w:vAlign w:val="center"/>
+          </w:tcPr>
+          <w:p>
+            <w:pPr>
+              <w:spacing w:before="0" w:after="0"/>
+            </w:pPr>
+            <w:r>
+              <w:rPr>
+                <w:rFonts w:ascii="Times New Roman" w:hAnsi="Times New Roman" w:eastAsia="宋体"/>
+                <w:b w:val="0"/>
+                <w:sz w:val="21"/>
+              </w:rPr>
+              <w:t>低减速比，效率高、力控性能好</w:t>
+            </w:r>
+          </w:p>
+        </w:tc>
+        <w:tc>
+          <w:tcPr>
+            <w:tcW w:w="2257" w:type="dxa"/>
+            <w:vAlign w:val="center"/>
+          </w:tcPr>
+          <w:p>
+            <w:pPr>
+              <w:spacing w:before="0" w:after="0"/>
+            </w:pPr>
+            <w:r>
+              <w:rPr>
+                <w:rFonts w:ascii="Times New Roman" w:hAnsi="Times New Roman" w:eastAsia="宋体"/>
+                <w:b w:val="0"/>
+                <w:sz w:val="21"/>
+              </w:rPr>
+              <w:t>中等负载、人机交互</w:t>
+            </w:r>
+          </w:p>
+        </w:tc>
+      </w:tr>
+      <w:tr>
+        <w:trPr>
+          <w:cantSplit/>
+          <w:trHeight w:val="397"/>
+          <w:jc w:val="center"/>
+        </w:trPr>
+        <w:tc>
+          <w:tcPr>
+            <w:tcW w:w="541" w:type="dxa"/>
+            <w:vAlign w:val="center"/>
+          </w:tcPr>
+          <w:p>
+            <w:pPr>
+              <w:spacing w:before="0" w:after="0"/>
+            </w:pPr>
+            <w:r>
+              <w:rPr>
+                <w:rFonts w:ascii="Times New Roman" w:hAnsi="Times New Roman" w:eastAsia="宋体"/>
+                <w:b w:val="0"/>
+                <w:sz w:val="21"/>
+              </w:rPr>
+              <w:t>3</w:t>
+            </w:r>
+          </w:p>
+        </w:tc>
+        <w:tc>
+          <w:tcPr>
+            <w:tcW w:w="2257" w:type="dxa"/>
+            <w:vAlign w:val="center"/>
+          </w:tcPr>
+          <w:p>
+            <w:pPr>
+              <w:spacing w:before="0" w:after="0"/>
+            </w:pPr>
+            <w:r>
+              <w:rPr>
+                <w:rFonts w:ascii="Times New Roman" w:hAnsi="Times New Roman" w:eastAsia="宋体"/>
+                <w:b w:val="0"/>
+                <w:sz w:val="21"/>
+              </w:rPr>
+              <w:t>旋转执行器·谐波减速机</w:t>
+            </w:r>
+          </w:p>
+        </w:tc>
+        <w:tc>
+          <w:tcPr>
+            <w:tcW w:w="3251" w:type="dxa"/>
+            <w:vAlign w:val="center"/>
+          </w:tcPr>
+          <w:p>
+            <w:pPr>
+              <w:spacing w:before="0" w:after="0"/>
+            </w:pPr>
+            <w:r>
+              <w:rPr>
+                <w:rFonts w:ascii="Times New Roman" w:hAnsi="Times New Roman" w:eastAsia="宋体"/>
+                <w:b w:val="0"/>
+                <w:sz w:val="21"/>
+              </w:rPr>
+              <w:t>高减速比，结构紧凑、传动精度高</w:t>
+            </w:r>
+          </w:p>
+        </w:tc>
+        <w:tc>
+          <w:tcPr>
+            <w:tcW w:w="2257" w:type="dxa"/>
+            <w:vAlign w:val="center"/>
+          </w:tcPr>
+          <w:p>
+            <w:pPr>
+              <w:spacing w:before="0" w:after="0"/>
+            </w:pPr>
+            <w:r>
+              <w:rPr>
+                <w:rFonts w:ascii="Times New Roman" w:hAnsi="Times New Roman" w:eastAsia="宋体"/>
+                <w:b w:val="0"/>
+                <w:sz w:val="21"/>
+              </w:rPr>
+              <w:t>上肢轻载精密关节</w:t>
+            </w:r>
+          </w:p>
+        </w:tc>
+      </w:tr>
+      <w:tr>
+        <w:trPr>
+          <w:cantSplit/>
+          <w:trHeight w:val="397"/>
+          <w:jc w:val="center"/>
+        </w:trPr>
+        <w:tc>
+          <w:tcPr>
+            <w:tcW w:w="541" w:type="dxa"/>
+            <w:vAlign w:val="center"/>
+          </w:tcPr>
+          <w:p>
+            <w:pPr>
+              <w:spacing w:before="0" w:after="0"/>
+            </w:pPr>
+            <w:r>
+              <w:rPr>
+                <w:rFonts w:ascii="Times New Roman" w:hAnsi="Times New Roman" w:eastAsia="宋体"/>
+                <w:b w:val="0"/>
+                <w:sz w:val="21"/>
+              </w:rPr>
+              <w:t>4</w:t>
+            </w:r>
+          </w:p>
+        </w:tc>
+        <w:tc>
+          <w:tcPr>
+            <w:tcW w:w="2257" w:type="dxa"/>
+            <w:vAlign w:val="center"/>
+          </w:tcPr>
+          <w:p>
+            <w:pPr>
+              <w:spacing w:before="0" w:after="0"/>
+            </w:pPr>
+            <w:r>
+              <w:rPr>
+                <w:rFonts w:ascii="Times New Roman" w:hAnsi="Times New Roman" w:eastAsia="宋体"/>
+                <w:b w:val="0"/>
+                <w:sz w:val="21"/>
+              </w:rPr>
+              <w:t>旋转执行器·RV减速机</w:t>
+            </w:r>
+          </w:p>
+        </w:tc>
+        <w:tc>
+          <w:tcPr>
+            <w:tcW w:w="3251" w:type="dxa"/>
+            <w:vAlign w:val="center"/>
+          </w:tcPr>
+          <w:p>
+            <w:pPr>
+              <w:spacing w:before="0" w:after="0"/>
+            </w:pPr>
+            <w:r>
+              <w:rPr>
+                <w:rFonts w:ascii="Times New Roman" w:hAnsi="Times New Roman" w:eastAsia="宋体"/>
+                <w:b w:val="0"/>
+                <w:sz w:val="21"/>
+              </w:rPr>
+              <w:t>高减速比，抗冲击、输出扭矩大</w:t>
+            </w:r>
+          </w:p>
+        </w:tc>
+        <w:tc>
+          <w:tcPr>
+            <w:tcW w:w="2257" w:type="dxa"/>
+            <w:vAlign w:val="center"/>
+          </w:tcPr>
+          <w:p>
+            <w:pPr>
+              <w:spacing w:before="0" w:after="0"/>
+            </w:pPr>
+            <w:r>
+              <w:rPr>
+                <w:rFonts w:ascii="Times New Roman" w:hAnsi="Times New Roman" w:eastAsia="宋体"/>
+                <w:b w:val="0"/>
+                <w:sz w:val="21"/>
+              </w:rPr>
+              <w:t>下肢重载关节</w:t>
+            </w:r>
+          </w:p>
+        </w:tc>
+      </w:tr>
+      <w:tr>
+        <w:trPr>
+          <w:cantSplit/>
+          <w:trHeight w:val="397"/>
+          <w:jc w:val="center"/>
+        </w:trPr>
+        <w:tc>
+          <w:tcPr>
+            <w:tcW w:w="541" w:type="dxa"/>
+            <w:vAlign w:val="center"/>
+          </w:tcPr>
+          <w:p>
+            <w:pPr>
+              <w:spacing w:before="0" w:after="0"/>
+            </w:pPr>
+            <w:r>
+              <w:rPr>
+                <w:rFonts w:ascii="Times New Roman" w:hAnsi="Times New Roman" w:eastAsia="宋体"/>
+                <w:b w:val="0"/>
+                <w:sz w:val="21"/>
+              </w:rPr>
+              <w:t>5</w:t>
+            </w:r>
+          </w:p>
+        </w:tc>
+        <w:tc>
+          <w:tcPr>
+            <w:tcW w:w="2257" w:type="dxa"/>
+            <w:vAlign w:val="center"/>
+          </w:tcPr>
+          <w:p>
+            <w:pPr>
+              <w:spacing w:before="0" w:after="0"/>
+            </w:pPr>
+            <w:r>
+              <w:rPr>
+                <w:rFonts w:ascii="Times New Roman" w:hAnsi="Times New Roman" w:eastAsia="宋体"/>
+                <w:b w:val="0"/>
+                <w:sz w:val="21"/>
+              </w:rPr>
+              <w:t>旋转执行器·行星减速机</w:t>
+            </w:r>
+          </w:p>
+        </w:tc>
+        <w:tc>
+          <w:tcPr>
+            <w:tcW w:w="3251" w:type="dxa"/>
+            <w:vAlign w:val="center"/>
+          </w:tcPr>
+          <w:p>
+            <w:pPr>
+              <w:spacing w:before="0" w:after="0"/>
+            </w:pPr>
+            <w:r>
+              <w:rPr>
+                <w:rFonts w:ascii="Times New Roman" w:hAnsi="Times New Roman" w:eastAsia="宋体"/>
+                <w:b w:val="0"/>
+                <w:sz w:val="21"/>
+              </w:rPr>
+              <w:t>结构成熟、成本较低、通用性强</w:t>
+            </w:r>
+          </w:p>
+        </w:tc>
+        <w:tc>
+          <w:tcPr>
+            <w:tcW w:w="2257" w:type="dxa"/>
+            <w:vAlign w:val="center"/>
+          </w:tcPr>
+          <w:p>
+            <w:pPr>
+              <w:spacing w:before="0" w:after="0"/>
+            </w:pPr>
+            <w:r>
+              <w:rPr>
+                <w:rFonts w:ascii="Times New Roman" w:hAnsi="Times New Roman" w:eastAsia="宋体"/>
+                <w:b w:val="0"/>
+                <w:sz w:val="21"/>
+              </w:rPr>
+              <w:t>成本敏感的通用场景</w:t>
+            </w:r>
+          </w:p>
+        </w:tc>
+      </w:tr>
+      <w:tr>
+        <w:trPr>
+          <w:cantSplit/>
+          <w:trHeight w:val="397"/>
+          <w:jc w:val="center"/>
+        </w:trPr>
+        <w:tc>
+          <w:tcPr>
+            <w:tcW w:w="541" w:type="dxa"/>
+            <w:vAlign w:val="center"/>
+          </w:tcPr>
+          <w:p>
+            <w:pPr>
+              <w:spacing w:before="0" w:after="0"/>
+            </w:pPr>
+            <w:r>
+              <w:rPr>
+                <w:rFonts w:ascii="Times New Roman" w:hAnsi="Times New Roman" w:eastAsia="宋体"/>
+                <w:b w:val="0"/>
+                <w:sz w:val="21"/>
+              </w:rPr>
+              <w:t>6</w:t>
+            </w:r>
+          </w:p>
+        </w:tc>
+        <w:tc>
+          <w:tcPr>
+            <w:tcW w:w="2257" w:type="dxa"/>
+            <w:vAlign w:val="center"/>
+          </w:tcPr>
+          <w:p>
+            <w:pPr>
+              <w:spacing w:before="0" w:after="0"/>
+            </w:pPr>
+            <w:r>
+              <w:rPr>
+                <w:rFonts w:ascii="Times New Roman" w:hAnsi="Times New Roman" w:eastAsia="宋体"/>
+                <w:b w:val="0"/>
+                <w:sz w:val="21"/>
+              </w:rPr>
+              <w:t>线性执行器·丝杠传动</w:t>
+            </w:r>
+          </w:p>
+        </w:tc>
+        <w:tc>
+          <w:tcPr>
+            <w:tcW w:w="3251" w:type="dxa"/>
+            <w:vAlign w:val="center"/>
+          </w:tcPr>
+          <w:p>
+            <w:pPr>
+              <w:spacing w:before="0" w:after="0"/>
+            </w:pPr>
+            <w:r>
+              <w:rPr>
+                <w:rFonts w:ascii="Times New Roman" w:hAnsi="Times New Roman" w:eastAsia="宋体"/>
+                <w:b w:val="0"/>
+                <w:sz w:val="21"/>
+              </w:rPr>
+              <w:t>直线推力大、刚性好</w:t>
+            </w:r>
+          </w:p>
+        </w:tc>
+        <w:tc>
+          <w:tcPr>
+            <w:tcW w:w="2257" w:type="dxa"/>
+            <w:vAlign w:val="center"/>
+          </w:tcPr>
+          <w:p>
+            <w:pPr>
+              <w:spacing w:before="0" w:after="0"/>
+            </w:pPr>
+            <w:r>
+              <w:rPr>
+                <w:rFonts w:ascii="Times New Roman" w:hAnsi="Times New Roman" w:eastAsia="宋体"/>
+                <w:b w:val="0"/>
+                <w:sz w:val="21"/>
+              </w:rPr>
+              <w:t>膝、踝、髋等伸缩重载关节</w:t>
+            </w:r>
+          </w:p>
+        </w:tc>
+      </w:tr>
+    </w:tbl>
+    <w:p>
+      <w:pPr>
+        <w:spacing w:before="0" w:after="120"/>
+        <w:jc w:val="both"/>
+      </w:pPr>
+      <w:r>
+        <w:rPr>
+          <w:rFonts w:ascii="Times New Roman" w:hAnsi="Times New Roman" w:eastAsia="宋体"/>
+          <w:b w:val="0"/>
+          <w:sz w:val="21"/>
+        </w:rPr>
+        <w:t>资料来源：觅途咨询</w:t>
+      </w:r>
+    </w:p>
+    <w:p>
+      <w:pPr>
+        <w:spacing w:line="360" w:lineRule="auto" w:before="120"/>
+        <w:ind w:firstLine="480"/>
+        <w:jc w:val="both"/>
+      </w:pPr>
+      <w:r>
+        <w:rPr>
+          <w:rFonts w:ascii="Times New Roman" w:hAnsi="Times New Roman" w:eastAsia="宋体"/>
+          <w:b w:val="0"/>
+          <w:sz w:val="24"/>
+        </w:rPr>
+        <w:t>从整机的应用部位看，肩、肘、腕等上半身精密关节以谐波减速机方案为主，对传动精度和结构紧凑性的要求最高；髋、膝、踝等下半身关节承担支撑与动态平衡功能，准直驱方案已完成工程化验证并在头部机型上批量应用；腰部和髋部的大扭矩场景中，行星滚柱丝杠受成本限制，目前主要用于重载工业机器人；灵巧手和踝关节则有企业在探索直驱方案。</w:t>
+      </w:r>
+    </w:p>
+    <w:p>
+      <w:pPr>
+        <w:spacing w:line="360" w:lineRule="auto" w:before="120"/>
+        <w:ind w:firstLine="480"/>
+        <w:jc w:val="both"/>
+      </w:pPr>
+      <w:r>
+        <w:rPr>
+          <w:rFonts w:ascii="Times New Roman" w:hAnsi="Times New Roman" w:eastAsia="宋体"/>
+          <w:b w:val="0"/>
+          <w:sz w:val="24"/>
+        </w:rPr>
+        <w:t>根据麦肯锡2026年4月发布的人形机器人供应链研究，人形机器人硬件由执行器、感知系统、计算与控制平台、结构件和电池模组五个部分构成，合计占单机成本的85%至90%；其中执行器占整机物料成本的40%至60%，为占比最高、也最能形成产品差异的环节，在执行器内部，减速器占执行器成本的30%至50%。</w:t>
       </w:r>
     </w:p>
     <w:p>
@@ -2279,7 +2953,7 @@
           <w:b w:val="0"/>
           <w:sz w:val="24"/>
         </w:rPr>
-        <w:t>技术方案上，旋转执行器按传动方式分为谐波减速机方案、行星减速机方案和准直驱方案等。谐波减速机方案属高减速比方案，结构紧凑、传动精度高，是肩、肘、腕、腰等上半身精密关节的主流方案。</w:t>
+        <w:t>从产品形态看，本环节经历了四个演进阶段：早期以电机、减速机等单一零部件分别供货；随后进入机电一体化阶段，扭矩密度提升与轻量化设计成为重点；当前处于关节模组阶段，驱控一体、出厂标定、热管理协调和模块化接口成为标准配置；下一阶段将向标准化运动执行平台演进，平台化设计、自动化量产和全生命周期管理构成新的能力要求。</w:t>
       </w:r>
     </w:p>
     <w:p>

--- a/output/巨蟹/巨蟹智能尽调报告第六章_公司所处行业分析.docx
+++ b/output/巨蟹/巨蟹智能尽调报告第六章_公司所处行业分析.docx
@@ -2838,7 +2838,7 @@
           <w:b w:val="0"/>
           <w:sz w:val="24"/>
         </w:rPr>
-        <w:t>成本方面，据觅途咨询测算，2025年特斯拉Optimus Gen2整机硬件成本约29万元，其中关节模组约15.8万元、占比约54%；该机型使用约28个关节模组，单个模组的平均成本约4,000元至6,500元。该机构同时判断，随着核心零部件国产化、结构集成化与装配自动化的推进，一体化关节模组的成本较当前水平仍有40%至60%的下降空间。</w:t>
+        <w:t>成本方面，据觅途咨询判断，随着核心零部件国产化、结构集成化与装配自动化的推进，一体化关节模组的成本较当前水平仍有40%至60%的下降空间。</w:t>
       </w:r>
     </w:p>
     <w:p>

--- a/output/巨蟹/巨蟹智能尽调报告第六章_公司所处行业分析.docx
+++ b/output/巨蟹/巨蟹智能尽调报告第六章_公司所处行业分析.docx
@@ -2938,7 +2938,7 @@
           <w:b w:val="0"/>
           <w:sz w:val="24"/>
         </w:rPr>
-        <w:t>关节模组的需求以人形机器人为核心，并延伸至各类机器人应用。根据高工机器人产业研究所数据，2026年我国各类机器人用关节模组出货量预计达到156万台，对应市场规模约32亿元，2030年市场规模预计突破100亿元。</w:t>
+        <w:t>关节模组的需求以人形机器人为核心，并延伸至各类机器人应用。根据高工机器人产业研究所数据，2026年我国各类机器人用关节模组出货量预计达到156万台，对应市场规模约32亿元，按此测算平均单价约2,000元；2030年市场规模预计突破100亿元。</w:t>
       </w:r>
     </w:p>
     <w:p>

--- a/output/巨蟹/巨蟹智能尽调报告第六章_公司所处行业分析.docx
+++ b/output/巨蟹/巨蟹智能尽调报告第六章_公司所处行业分析.docx
@@ -2838,7 +2838,7 @@
           <w:b w:val="0"/>
           <w:sz w:val="24"/>
         </w:rPr>
-        <w:t>成本方面，据觅途咨询判断，随着核心零部件国产化、结构集成化与装配自动化的推进，一体化关节模组的成本较当前水平仍有40%至60%的下降空间。</w:t>
+        <w:t>据觅途咨询判断，一体化关节模组的成本较当前水平仍有40%至60%的下降空间，主要来自核心零部件国产化、结构集成化与装配自动化的推进。</w:t>
       </w:r>
     </w:p>
     <w:p>
@@ -3388,7 +3388,7 @@
           <w:b w:val="0"/>
           <w:sz w:val="24"/>
         </w:rPr>
-        <w:t>从产业阶段看，2025年人形机器人处于小批量产阶段，2026年进入规模量产阶段。据觅途咨询统计，2026年全球头部整机厂商的产能规划合计突破10万台，实际下线交付预计达到4万至6万台，人形机器人产业由小批量试制进入规模化量产阶段。同期，各级政府陆续建设人形机器人数据采集中心并作为行业基础设施运营，数据采集中心成为行业新的采购力量，在产业链中形成增量市场空间。</w:t>
+        <w:t>从产业阶段看，2025年人形机器人处于小批量产阶段，2026年进入规模量产阶段。据觅途咨询统计，2026年全球头部整机厂商的产能规划合计突破10万台，实际下线交付预计达到4万至6万台。同期，各级政府陆续建设人形机器人数据采集中心并作为行业基础设施运营，数据采集中心成为行业新的采购力量，在产业链中形成增量市场空间。</w:t>
       </w:r>
     </w:p>
     <w:p>
@@ -3568,7 +3568,22 @@
           <w:b w:val="0"/>
           <w:sz w:val="24"/>
         </w:rPr>
-        <w:t>产业价值中心的迁移可分为三个阶段：2025年以前为技术验证阶段，价值集中在整机厂；2026年至2030年为规模量产阶段，整机厂与关节模组厂商共同主导；2030年以后进入产业成熟阶段，由关节模组一级供应商主导。这一转变的成立需要三个前提：下游出货量达到可预测的规模、关节模组的接口与规格形成一定程度的标准化、供应商具备稳定的批量交付与一致性保障能力。更可能的形态是自研与外购并行，整机厂商在差异化环节保留自研，在标准化程度较高的规格上转向外购。对公司而言，未来数年是进入头部整机厂商供应体系的窗口期。</w:t>
+        <w:t>产业价值中心的迁移可分为三个阶段：2025年以前为技术验证阶段，价值集中在整机厂；2026年至2030年为规模量产阶段，整机厂与关节模组厂商共同主导；2030年以后进入产业成熟阶段，由关节模组一级供应商主导。</w:t>
+      </w:r>
+    </w:p>
+    <w:p>
+      <w:pPr>
+        <w:spacing w:line="360" w:lineRule="auto" w:before="120"/>
+        <w:ind w:firstLine="480"/>
+        <w:jc w:val="both"/>
+      </w:pPr>
+      <w:r>
+        <w:rPr>
+          <w:rFonts w:ascii="Times New Roman" w:hAnsi="Times New Roman" w:eastAsia="宋体"/>
+          <w:b w:val="0"/>
+          <w:sz w:val="24"/>
+        </w:rPr>
+        <w:t>这一转变的成立需要三个前提：下游出货量达到可预测的规模、关节模组的接口与规格形成一定程度的标准化、供应商具备稳定的批量交付与一致性保障能力。更可能的形态是自研与外购并行，整机厂商在差异化环节保留自研，在标准化程度较高的规格上转向外购。对公司而言，未来数年是进入头部整机厂商供应体系的窗口期。</w:t>
       </w:r>
     </w:p>
     <w:p>
@@ -3883,7 +3898,7 @@
           <w:b w:val="0"/>
           <w:sz w:val="24"/>
         </w:rPr>
-        <w:t>该环节的价格竞争已经显现。2026年以来，部分厂商推出面向研发场景和入门应用的小规格关节模组，此类产品的体积与扭矩等级低于整机配套的主力关节，对外报价已下探至千元以内，用以降低下游开发者的使用门槛并争取早期客户。在下游尚未完全放量的阶段即出现入门级产品的价格快速下行，反映出本环节在客户尚未锁定的窗口期以价格争夺早期份额的竞争特征。</w:t>
+        <w:t>该环节的价格竞争已经显现。2026年以来，部分厂商推出面向研发场景和入门应用的小规格关节模组，此类产品的体积与扭矩等级低于整机配套的主力关节，对外报价已下探至千元以内，用以降低下游开发者的使用门槛并争取早期客户。在下游尚未完全放量的阶段即出现入门级产品的价格快速下行，反映出本环节在客户关系尚未固化时以价格争夺份额的竞争特征。</w:t>
       </w:r>
     </w:p>
     <w:p>

--- a/output/巨蟹/巨蟹智能尽调报告第六章_公司所处行业分析.docx
+++ b/output/巨蟹/巨蟹智能尽调报告第六章_公司所处行业分析.docx
@@ -3288,7 +3288,7 @@
           <w:b w:val="0"/>
           <w:sz w:val="24"/>
         </w:rPr>
-        <w:t>需求放量的前提是人形机器人相对于人工岗位具备经济替代性。随着执行器自研、关键零部件垂直整合和规模化制造协同的推进，人形机器人单机成本由2023年的约7万美元降至2026年的约2万美元，降幅超过70%；同期美国制造业工人年薪由约5.37万美元升至约6.16万美元，两者已经交叉。</w:t>
+        <w:t>单机成本的下降是推动需求放量的重要变量。随着执行器自研、关键零部件垂直整合和规模化制造协同的推进，人形机器人单机成本由2023年的约7万美元降至2026年的约2万美元，降幅超过70%；同期美国制造业工人年薪由约5.37万美元升至约6.16万美元，两者已经交叉。</w:t>
       </w:r>
     </w:p>
     <w:p>
@@ -3373,7 +3373,7 @@
           <w:b w:val="0"/>
           <w:sz w:val="24"/>
         </w:rPr>
-        <w:t>两条曲线的交叉意味着，在连续作业的岗位上，购置一台人形机器人的一次性投入已低于雇佣一名工人一年的支出，机器替代人工开始具备经济性。成本的持续下行同时打开了此前因价格门槛而无法覆盖的场景，可经济性替代的岗位范围随之扩大，构成本行业长期增长的基础。</w:t>
+        <w:t>两条曲线的交叉意味着，在连续作业的岗位上，购置一台人形机器人的一次性投入已低于雇佣一名工人一年的支出，机器替代人工开始具备经济性。成本的持续下行同时打开了此前因价格门槛而无法覆盖的场景，可经济性替代的岗位范围随之扩大，为本行业的长期增长提供支撑。</w:t>
       </w:r>
     </w:p>
     <w:p>

--- a/output/巨蟹/巨蟹智能尽调报告第六章_公司所处行业分析.docx
+++ b/output/巨蟹/巨蟹智能尽调报告第六章_公司所处行业分析.docx
@@ -3273,7 +3273,7 @@
           <w:b w:val="0"/>
           <w:sz w:val="24"/>
         </w:rPr>
-        <w:t>关节模组是人形机器人实现运动能力的执行基础，其扭矩密度、响应速度和力控精度直接决定整机的负载能力与动作水平。关节模组与整机的机械结构、控制系统和热管理方案高度耦合，规格路线一经确定，整机厂商的更换成本较高，该环节在整机供应链中具有较强的锁定效应。下游整机放量因而直接转化为本环节的需求增长，人形机器人的产业化进程构成本环节最主要的成长来源。</w:t>
+        <w:t>关节模组是人形机器人实现运动能力的执行基础，其扭矩密度、响应速度和力控精度直接决定整机的负载能力与动作水平。关节模组与整机的机械结构、控制系统和热管理方案高度耦合，规格路线一经确定，整机厂商的更换成本较高，该环节在整机供应链中具有较强的锁定效应。下游整机放量将扩大本环节的需求空间，实际订单释放还取决于整机厂商的自研比例与供应商导入节奏。人形机器人的产业化进程构成本环节最主要的成长来源。</w:t>
       </w:r>
     </w:p>
     <w:p>
@@ -3373,7 +3373,7 @@
           <w:b w:val="0"/>
           <w:sz w:val="24"/>
         </w:rPr>
-        <w:t>两条曲线的交叉意味着，在连续作业的岗位上，购置一台人形机器人的一次性投入已低于雇佣一名工人一年的支出，机器替代人工开始具备经济性。成本的持续下行同时打开了此前因价格门槛而无法覆盖的场景，可经济性替代的岗位范围随之扩大，为本行业的长期增长提供支撑。</w:t>
+        <w:t>两条曲线的交叉意味着，购置一台人形机器人的一次性投入已低于雇佣一名工人一年的薪酬支出；替代能否成立还取决于设备的开工率、使用寿命与运行维护成本。成本的持续下行同时打开了此前因价格门槛而无法覆盖的场景，可经济性替代的岗位范围随之扩大，为本行业的长期增长提供支撑。</w:t>
       </w:r>
     </w:p>
     <w:p>
@@ -4348,7 +4348,7 @@
           <w:b w:val="0"/>
           <w:sz w:val="24"/>
         </w:rPr>
-        <w:t>从收入构成看，2025年和2026年1-7月，公司一体化关节模组收入占当期营业收入的比重分别为47.80%和82.55%，谐波减速机及传动总成的比重分别为10.53%和5.47%，产品结构已由核心零部件与多品类模组并重转为以一体化关节模组为主。根据灼识咨询的研究，2025年独立关节模组供应商的年收入多在1亿元以下，规模最大者收入超过1亿元，公司同期收入处于该区间。2026年以来下游需求快速放量，本环节企业的收入规模普遍抬升，公司1-7月收入已超过2025年全年的两倍，增长节奏与同期人形机器人出货量的上升相互印证。</w:t>
+        <w:t>据公司管理层提供的未经审计数据，2025年和2026年1-7月，公司一体化关节模组收入占当期营业收入的比重分别为47.80%和82.55%，谐波减速机及传动总成的比重分别为10.53%和5.47%，产品结构已由核心零部件与多品类模组并重转为以一体化关节模组为主。根据灼识咨询的研究，2025年独立关节模组供应商的年收入多在1亿元以下，规模最大者收入超过1亿元，公司同期收入处于该区间。2026年以来下游需求快速放量，本环节企业的收入规模普遍抬升，公司1-7月收入已超过2025年全年的两倍，增长节奏与同期人形机器人出货量的上升相互印证。</w:t>
       </w:r>
     </w:p>
     <w:sectPr>

--- a/output/巨蟹/巨蟹智能尽调报告第六章_公司所处行业分析.docx
+++ b/output/巨蟹/巨蟹智能尽调报告第六章_公司所处行业分析.docx
@@ -3273,7 +3273,7 @@
           <w:b w:val="0"/>
           <w:sz w:val="24"/>
         </w:rPr>
-        <w:t>关节模组是人形机器人实现运动能力的执行基础，其扭矩密度、响应速度和力控精度直接决定整机的负载能力与动作水平。关节模组与整机的机械结构、控制系统和热管理方案高度耦合，规格路线一经确定，整机厂商的更换成本较高，该环节在整机供应链中具有较强的锁定效应。下游整机放量将扩大本环节的需求空间，实际订单释放还取决于整机厂商的自研比例与供应商导入节奏。人形机器人的产业化进程构成本环节最主要的成长来源。</w:t>
+        <w:t>关节模组是人形机器人实现运动能力的执行基础，其扭矩密度、响应速度和力控精度直接决定整机的负载能力与动作水平。关节模组与整机的机械结构、控制系统和热管理方案高度耦合，规格路线一经确定，整机厂商的更换成本较高，该环节在整机供应链中具有较强的锁定效应。下游整机放量将扩大本环节的需求空间，实际订单释放还取决于整机厂商的自制比例与供应商导入节奏。人形机器人的产业化进程构成本环节最主要的成长来源。</w:t>
       </w:r>
     </w:p>
     <w:p>
@@ -3288,7 +3288,7 @@
           <w:b w:val="0"/>
           <w:sz w:val="24"/>
         </w:rPr>
-        <w:t>单机成本的下降是推动需求放量的重要变量。随着执行器自研、关键零部件垂直整合和规模化制造协同的推进，人形机器人单机成本由2023年的约7万美元降至2026年的约2万美元，降幅超过70%；同期美国制造业工人年薪由约5.37万美元升至约6.16万美元，两者已经交叉。</w:t>
+        <w:t>单机成本的下降是推动需求放量的重要变量。随着执行器方案成熟、关键零部件国产化和规模化制造协同的推进，人形机器人单机成本由2023年的约7万美元降至2026年的约2万美元，降幅超过70%；同期美国制造业工人年薪由约5.37万美元升至约6.16万美元，两者已经交叉。</w:t>
       </w:r>
     </w:p>
     <w:p>
@@ -3538,7 +3538,7 @@
           <w:b w:val="0"/>
           <w:sz w:val="24"/>
         </w:rPr>
-        <w:t>（1）由整机厂商自研自供转向专业供应商联合开发与模块化采购</w:t>
+        <w:t>（1）由定制化供应转向标准化模块采购</w:t>
       </w:r>
     </w:p>
     <w:p>
@@ -3553,7 +3553,7 @@
           <w:b w:val="0"/>
           <w:sz w:val="24"/>
         </w:rPr>
-        <w:t>现阶段整机厂商普遍通过垂直整合或与少数伙伴联合开发的方式获得执行器。执行器领域尚未出现类似汽车发动机供应商的专业角色，行业仍处于前模块化阶段。整机厂商选择自研，主要是因为可选供应商有限、需要自行把控成本与性能、保护知识产权并加快迭代，并非长期的战略偏好。整机厂商目前也难以给出供应商投入大规模研发与工装所需的长期采购量承诺。自研格局因此会延续至出货量趋于可预测，届时由供应商主导的模块化才在规模上具备经济性。</w:t>
+        <w:t>整机厂商获取关节模组的方式有三种：自行设计并自建产线装配、自行设计后委托零部件厂商加工、按性能与接口要求向零部件厂商定制采购。多数整机厂商掌握执行器的设计与控制算法，批量装配和一致性控制由零部件厂商承担，谐波减速机、丝杠、无框电机等关键件基本来自外部供应。整机厂商的能力重心在产品定义、本体集成和运动控制，向零部件制造延伸的并不多见。</w:t>
       </w:r>
     </w:p>
     <w:p>
@@ -3568,7 +3568,7 @@
           <w:b w:val="0"/>
           <w:sz w:val="24"/>
         </w:rPr>
-        <w:t>产业价值中心的迁移可分为三个阶段：2025年以前为技术验证阶段，价值集中在整机厂；2026年至2030年为规模量产阶段，整机厂与关节模组厂商共同主导；2030年以后进入产业成熟阶段，由关节模组一级供应商主导。</w:t>
+        <w:t>本环节目前以定制化供应为主，一个客户一套规格，尚未形成可直接选型的标准产品。整机出货量有限，难以支撑供应商投入专用工装所需的长期采购承诺；各家整机的机械结构、热管理与控制方案不同，接口与规格缺少统一依据。行业因此仍处于前模块化阶段。</w:t>
       </w:r>
     </w:p>
     <w:p>
@@ -3583,7 +3583,7 @@
           <w:b w:val="0"/>
           <w:sz w:val="24"/>
         </w:rPr>
-        <w:t>这一转变的成立需要三个前提：下游出货量达到可预测的规模、关节模组的接口与规格形成一定程度的标准化、供应商具备稳定的批量交付与一致性保障能力。更可能的形态是自研与外购并行，整机厂商在差异化环节保留自研，在标准化程度较高的规格上转向外购。对公司而言，未来数年是进入头部整机厂商供应体系的窗口期。</w:t>
+        <w:t>各家整机产品的结构形态正在趋同，关节模组的规格随之向少数几类收敛，标准化的条件逐步具备。产业价值中心的迁移可分为三个阶段：2025年以前为技术验证阶段，价值集中在整机厂；2026年至2030年为规模量产阶段，整机厂与关节模组厂商共同主导；2030年以后进入产业成熟阶段，由关节模组一级供应商主导。整机厂商预计会在差异化环节保留自主设计，在标准化程度较高的规格上转向采购。</w:t>
       </w:r>
     </w:p>
     <w:p>
@@ -3868,7 +3868,7 @@
           <w:b w:val="0"/>
           <w:sz w:val="24"/>
         </w:rPr>
-        <w:t>一体化关节模组环节的参与者主要来自四类企业：由减速机企业向上集成，由汽车零部件企业依托规模制造能力跨界切入，由电机与运动控制企业向下延伸，以及整机厂商自研自供。第二类的代表企业包括拓普集团和三花智控，两家均以汽车零部件业务为主体，近年切入人形机器人执行器与关节模组环节。公司属于第一类，以自研谐波减速机为基础向关节模组集成。</w:t>
+        <w:t>一体化关节模组环节的参与者主要来自四类企业：由减速机企业向上集成，由汽车零部件企业依托规模制造能力跨界切入，由电机与运动控制企业向下延伸，以及部分整机厂商向上游延伸自制。第二类的代表企业包括拓普集团和三花智控，两家均以汽车零部件业务为主体，近年切入人形机器人执行器与关节模组环节。公司属于第一类，以自研谐波减速机为基础向关节模组集成。</w:t>
       </w:r>
     </w:p>
     <w:p>

--- a/output/巨蟹/巨蟹智能尽调报告第六章_公司所处行业分析.docx
+++ b/output/巨蟹/巨蟹智能尽调报告第六章_公司所处行业分析.docx
@@ -3778,7 +3778,7 @@
           <w:b w:val="0"/>
           <w:sz w:val="24"/>
         </w:rPr>
-        <w:t>第三，关节技术路线存在分化。据觅途咨询判断，准直驱方案已完成工程化验证，预计2027年至2028年将占据下肢关节30%以上的份额；肩、肘、腕等上半身精密关节仍以谐波方案为主。不同部位的技术路线选择存在变化的可能。</w:t>
+        <w:t>第三，关节技术路线存在分化。据觅途咨询判断，下肢关节的准直驱方案预计2027年至2028年占据30%以上份额，上半身精密关节仍以谐波方案为主。不同部位的技术路线选择存在变化的可能。</w:t>
       </w:r>
     </w:p>
     <w:p>
@@ -4198,7 +4198,7 @@
           <w:b w:val="0"/>
           <w:sz w:val="24"/>
         </w:rPr>
-        <w:t>谐波减速机的齿形设计、柔轮材料与热处理工艺以及精密加工工艺需要长期积累，相关工艺参数难以通过逆向方式获得。进入规模化量产阶段后，自动化装配能力和良品率水平直接决定产品一致性与成本，高精度加工设备、自动化装配产线和检测体系需要持续的资金投入。谐波减速器是人形机器人供应链中瓶颈风险最高的环节之一，其精密度要求高、资本投入密集，需要专用工装、计量基础设施和较长的认证周期；与电子元器件可以快速扩充产能不同，谐波减速器在结构上更难扩产。</w:t>
+        <w:t>谐波减速机的核心工艺参数依赖长期试错积累，难以通过逆向方式获得。进入规模化量产阶段后，自动化装配能力和良品率水平直接决定产品一致性与成本，高精度加工设备、自动化装配产线和检测体系需要持续的资金投入。谐波减速器是人形机器人供应链中瓶颈风险最高的环节之一，其精密度要求高、资本投入密集，需要专用工装、计量基础设施和较长的认证周期；与电子元器件可以快速扩充产能不同，谐波减速器在结构上更难扩产。</w:t>
       </w:r>
     </w:p>
     <w:p>

--- a/output/巨蟹/巨蟹智能尽调报告第六章_公司所处行业分析.docx
+++ b/output/巨蟹/巨蟹智能尽调报告第六章_公司所处行业分析.docx
@@ -4318,7 +4318,7 @@
           <w:b w:val="0"/>
           <w:sz w:val="24"/>
         </w:rPr>
-        <w:t>公司自2019年设立以来聚焦机器人一体化关节模组及谐波减速机等核心零部件，关节模组产品覆盖头颈、肩肘腕、腰部、髋部及腿部各关节部位，并设有面向工业场景的模组系列。减速器在执行器成本中占有较高比重，具备谐波减速机自研与量产能力的关节模组厂商在成本控制上具有起点优势；公司在谐波减速机之外进一步实现了驱动器、编码器和力传感器组件的自研，自研范围覆盖关节模组的主要构成部件。</w:t>
+        <w:t>公司自2019年设立以来聚焦机器人一体化关节模组及谐波减速机等核心零部件，关节模组产品覆盖头颈、肩肘腕、腰部、髋部及腿部各关节部位，并设有面向工业场景的模组系列。减速器在执行器成本中占有较高比重，公司具备谐波减速机的自主研发能力，柔轮等核心件实现自制，在成本控制上具有起点优势。</w:t>
       </w:r>
     </w:p>
     <w:p>

--- a/output/巨蟹/巨蟹智能尽调报告第六章_公司所处行业分析.docx
+++ b/output/巨蟹/巨蟹智能尽调报告第六章_公司所处行业分析.docx
@@ -43,7 +43,7 @@
           <w:b w:val="0"/>
           <w:sz w:val="24"/>
         </w:rPr>
-        <w:t>公司主要从事机器人一体化关节模组及谐波减速机等核心零部件的研发、生产和销售，在机器人产业链中处于核心零部件环节。根据《国民经济行业分类》（GB/T 4754—2017）及《2017国民经济行业分类注释》，公司所处行业为“C3491 工业机器人制造”，该小类包括工业机器人整机及工业机器人零部件的制造。根据中国证券监督管理委员会《上市公司行业分类指引》（2012年修订），公司属于“C 制造业”门类下的“C34 通用设备制造业”。根据国家统计局《战略性新兴产业分类（2018）》，公司产品属于“2 高端装备制造产业”之“2.1 智能制造装备产业”中的“2.1.1 机器人与增材设备制造”。</w:t>
+        <w:t>公司的主要产品为机器人一体化关节模组及谐波减速机等核心零部件，在机器人产业链中处于核心零部件环节。根据《国民经济行业分类》（GB/T 4754—2017）及《2017国民经济行业分类注释》，公司所处行业为“C3491 工业机器人制造”，该小类包括工业机器人整机及工业机器人零部件的制造。根据中国证券监督管理委员会《上市公司行业分类指引》（2012年修订），公司属于“C 制造业”门类下的“C34 通用设备制造业”。根据国家统计局《战略性新兴产业分类（2018）》，公司产品属于“2 高端装备制造产业”之“2.1 智能制造装备产业”中的“2.1.1 机器人与增材设备制造”。</w:t>
       </w:r>
     </w:p>
     <w:p>

--- a/output/巨蟹/巨蟹智能尽调报告第六章_公司所处行业分析.docx
+++ b/output/巨蟹/巨蟹智能尽调报告第六章_公司所处行业分析.docx
@@ -2938,7 +2938,7 @@
           <w:b w:val="0"/>
           <w:sz w:val="24"/>
         </w:rPr>
-        <w:t>关节模组的需求以人形机器人为核心，并延伸至各类机器人应用。根据高工机器人产业研究所数据，2026年我国各类机器人用关节模组出货量预计达到156万台，对应市场规模约32亿元，按此测算平均单价约2,000元；2030年市场规模预计突破100亿元。</w:t>
+        <w:t>关节模组的需求以人形机器人为核心，并延伸至各类机器人应用。根据高工机器人产业研究所预测，2026年我国关节模组出货量将达到156万台，按每台2,000元的市场中间价位测算，对应市场规模约32亿元；2030年市场规模预计突破100亿元。</w:t>
       </w:r>
     </w:p>
     <w:p>
@@ -3098,7 +3098,7 @@
           <w:b w:val="0"/>
           <w:sz w:val="24"/>
         </w:rPr>
-        <w:t>国产化方面，国产厂商在全球工业机器人用谐波减速机市场的份额由2020年的48.71%提升至2024年的75.11%，2021年起已超过境外厂商。根据中国信息通信研究院2026年一季度数据，人形机器人核心零部件整体国产化率已提升至75%，谐波减速机的国产化进程在各核心零部件中处于领先位置。</w:t>
+        <w:t>国产化方面，国产厂商在全球工业机器人用谐波减速机市场的份额由2020年的48.71%提升至2024年的75.11%，2021年起已超过境外厂商。根据中国信息通信研究院2026年一季度数据，人形机器人核心零部件整体国产化率已超过75%，谐波减速机的国产化进程在各核心零部件中处于领先位置。</w:t>
       </w:r>
     </w:p>
     <w:p>
@@ -4063,7 +4063,7 @@
           <w:b w:val="0"/>
           <w:sz w:val="24"/>
         </w:rPr>
-        <w:t>绿的谐波：股票代码688017.SH，主营谐波减速器及机电一体化产品，为国内谐波减速器龙头企业。2025年该公司实现营业收入5.71亿元，同比增长47.31%；归母净利润1.24亿元，同比增长121.42%；谐波减速器销量42.52万台，同比增长72.48%。其机电一体化业务收入0.74亿元，已推出面向具身智能场景的轻量化关节模组。</w:t>
+        <w:t>绿的谐波：股票代码688017.SH，主营谐波减速器及机电一体化产品，为国内谐波减速器龙头企业。2025年该公司实现营业收入5.71亿元，同比增长47.31%；归母净利润1.24亿元，同比增长121.42%；谐波减速器及金属部件销量42.52万台，同比增长72.48%。其机电一体化业务收入0.74亿元，已推出面向具身智能场景的轻量化关节模组。</w:t>
       </w:r>
     </w:p>
     <w:p>

--- a/output/巨蟹/巨蟹智能尽调报告第六章_公司所处行业分析.docx
+++ b/output/巨蟹/巨蟹智能尽调报告第六章_公司所处行业分析.docx
@@ -4348,7 +4348,7 @@
           <w:b w:val="0"/>
           <w:sz w:val="24"/>
         </w:rPr>
-        <w:t>据公司管理层提供的未经审计数据，2025年和2026年1-7月，公司一体化关节模组收入占当期营业收入的比重分别为47.80%和82.55%，谐波减速机及传动总成的比重分别为10.53%和5.47%，产品结构已由核心零部件与多品类模组并重转为以一体化关节模组为主。根据灼识咨询的研究，2025年独立关节模组供应商的年收入多在1亿元以下，规模最大者收入超过1亿元，公司同期收入处于该区间。2026年以来下游需求快速放量，本环节企业的收入规模普遍抬升，公司1-7月收入已超过2025年全年的两倍，增长节奏与同期人形机器人出货量的上升相互印证。</w:t>
+        <w:t>据公司管理层提供的未经审计数据，2025年和2026年1-7月，公司一体化关节模组收入占当期营业收入的比重分别为45.97%和82.22%，谐波减速机及传动总成的比重分别为9.81%和4.54%，产品结构已由核心零部件与多品类模组并重转为以一体化关节模组为主。上述一体化关节模组包含人形关节模组、一体化模组及其定制产品，谐波减速机及传动总成包含谐波减速机、水平与垂直谐波传动总成及环视一体机谐波模组。根据灼识咨询的研究，2025年独立关节模组供应商的年收入多在1亿元以下，规模最大者收入超过1亿元，公司同期收入处于该区间。2026年以来下游需求快速放量，本环节企业的收入规模普遍抬升，公司1-7月收入已超过2025年全年的两倍，增长节奏与同期人形机器人出货量的上升相互印证。</w:t>
       </w:r>
     </w:p>
     <w:sectPr>

--- a/output/巨蟹/巨蟹智能尽调报告第六章_公司所处行业分析.docx
+++ b/output/巨蟹/巨蟹智能尽调报告第六章_公司所处行业分析.docx
@@ -3128,7 +3128,7 @@
           <w:b w:val="0"/>
           <w:sz w:val="24"/>
         </w:rPr>
-        <w:t>一体化关节模组的产业链由上游基础材料与通用零部件、中游核心零部件与关节模组、下游机器人整机及终端应用构成。上游包括金属材料及工程材料、轴承和电子元器件；中游涵盖电机、谐波减速机、驱动器、编码器和力传感器等核心零部件，并由上述部件集成为一体化关节模组；下游为人形机器人、协作机器人和工业机器人整机，最终应用于工业制造、商业服务、医疗康复和科研教育等场景。</w:t>
+        <w:t>一体化关节模组的产业链由上游基础材料与通用零部件、中游核心零部件与关节模组、下游机器人整机及终端应用构成。上游包括金属材料及工程材料、轴承和电子元器件；中游涵盖电机、谐波减速机、驱动器、编码器和力传感器等核心零部件，并由上述部件集成为一体化关节模组；下游为人形机器人、协作机器人和工业机器人整机，最终应用于工业制造、商业服务、医疗康复和科研教育等场景。公司处于中游环节，以一体化关节模组为主要产品形态。</w:t>
       </w:r>
     </w:p>
     <w:p>
@@ -3198,22 +3198,7 @@
           <w:b w:val="0"/>
           <w:sz w:val="21"/>
         </w:rPr>
-        <w:t>资料来源：本报告整理</w:t>
-      </w:r>
-    </w:p>
-    <w:p>
-      <w:pPr>
-        <w:spacing w:line="360" w:lineRule="auto" w:before="120"/>
-        <w:ind w:firstLine="480"/>
-        <w:jc w:val="both"/>
-      </w:pPr>
-      <w:r>
-        <w:rPr>
-          <w:rFonts w:ascii="Times New Roman" w:hAnsi="Times New Roman" w:eastAsia="宋体"/>
-          <w:b w:val="0"/>
-          <w:sz w:val="24"/>
-        </w:rPr>
-        <w:t>公司处于中游环节，以一体化关节模组为主要产品形态。</w:t>
+        <w:t>资料来源：公开资料整理</w:t>
       </w:r>
     </w:p>
     <w:p>
@@ -3373,7 +3358,7 @@
           <w:b w:val="0"/>
           <w:sz w:val="24"/>
         </w:rPr>
-        <w:t>两条曲线的交叉意味着，购置一台人形机器人的一次性投入已低于雇佣一名工人一年的薪酬支出；替代能否成立还取决于设备的开工率、使用寿命与运行维护成本。成本的持续下行同时打开了此前因价格门槛而无法覆盖的场景，可经济性替代的岗位范围随之扩大，为本行业的长期增长提供支撑。</w:t>
+        <w:t>两者的交叉意味着，购置一台人形机器人的一次性投入已低于雇佣一名工人一年的薪酬支出；替代能否成立还取决于设备的开工率、使用寿命与运行维护成本。成本的持续下行同时打开了此前因价格门槛而无法覆盖的场景，可经济性替代的岗位范围随之扩大，为本行业的长期增长提供支撑。</w:t>
       </w:r>
     </w:p>
     <w:p>
@@ -4348,7 +4333,22 @@
           <w:b w:val="0"/>
           <w:sz w:val="24"/>
         </w:rPr>
-        <w:t>据公司管理层提供的未经审计数据，2025年和2026年1-7月，公司一体化关节模组收入占当期营业收入的比重分别为45.97%和82.22%，谐波减速机及传动总成的比重分别为9.81%和4.54%，产品结构已由核心零部件与多品类模组并重转为以一体化关节模组为主。上述一体化关节模组包含人形关节模组、一体化模组及其定制产品，谐波减速机及传动总成包含谐波减速机、水平与垂直谐波传动总成及环视一体机谐波模组。根据灼识咨询的研究，2025年独立关节模组供应商的年收入多在1亿元以下，规模最大者收入超过1亿元，公司同期收入处于该区间。2026年以来下游需求快速放量，本环节企业的收入规模普遍抬升，公司1-7月收入已超过2025年全年的两倍，增长节奏与同期人形机器人出货量的上升相互印证。</w:t>
+        <w:t>据公司管理层提供的未经审计数据，2025年和2026年1-7月，公司一体化关节模组收入占当期营业收入的比重分别为45.97%和82.22%，谐波减速机及传动总成的比重分别为9.81%和4.54%，产品结构已由核心零部件与多品类模组并重转为以一体化关节模组为主。上述一体化关节模组包含人形关节模组、一体化模组及其定制产品，谐波减速机及传动总成包含谐波减速机、水平与垂直谐波传动总成及环视一体机谐波模组。</w:t>
+      </w:r>
+    </w:p>
+    <w:p>
+      <w:pPr>
+        <w:spacing w:line="360" w:lineRule="auto" w:before="120"/>
+        <w:ind w:firstLine="480"/>
+        <w:jc w:val="both"/>
+      </w:pPr>
+      <w:r>
+        <w:rPr>
+          <w:rFonts w:ascii="Times New Roman" w:hAnsi="Times New Roman" w:eastAsia="宋体"/>
+          <w:b w:val="0"/>
+          <w:sz w:val="24"/>
+        </w:rPr>
+        <w:t>公司2025年收入低于1亿元，与独立关节模组供应商的行业普遍规模相当。2026年以来下游需求快速放量，本环节企业的收入规模普遍抬升，公司1-7月收入已超过2025年全年的两倍，增长节奏与同期人形机器人出货量的上升相互印证。</w:t>
       </w:r>
     </w:p>
     <w:sectPr>

--- a/output/巨蟹/巨蟹智能尽调报告第六章_公司所处行业分析.docx
+++ b/output/巨蟹/巨蟹智能尽调报告第六章_公司所处行业分析.docx
@@ -2880,7 +2880,7 @@
       <w:r>
         <w:drawing>
           <wp:inline xmlns:a="http://schemas.openxmlformats.org/drawingml/2006/main" xmlns:pic="http://schemas.openxmlformats.org/drawingml/2006/picture">
-            <wp:extent cx="5212080" cy="2288315"/>
+            <wp:extent cx="5212080" cy="2712720"/>
             <wp:docPr id="2" name="Picture 2"/>
             <wp:cNvGraphicFramePr>
               <a:graphicFrameLocks noChangeAspect="1"/>
@@ -2901,7 +2901,7 @@
                   <pic:spPr>
                     <a:xfrm>
                       <a:off x="0" y="0"/>
-                      <a:ext cx="5212080" cy="2288315"/>
+                      <a:ext cx="5212080" cy="2712720"/>
                     </a:xfrm>
                     <a:prstGeom prst="rect"/>
                   </pic:spPr>

--- a/output/巨蟹/巨蟹智能尽调报告第六章_公司所处行业分析.docx
+++ b/output/巨蟹/巨蟹智能尽调报告第六章_公司所处行业分析.docx
@@ -4333,7 +4333,7 @@
           <w:b w:val="0"/>
           <w:sz w:val="24"/>
         </w:rPr>
-        <w:t>据公司管理层提供的未经审计数据，2025年和2026年1-7月，公司一体化关节模组收入占当期营业收入的比重分别为45.97%和82.22%，谐波减速机及传动总成的比重分别为9.81%和4.54%，产品结构已由核心零部件与多品类模组并重转为以一体化关节模组为主。上述一体化关节模组包含人形关节模组、一体化模组及其定制产品，谐波减速机及传动总成包含谐波减速机、水平与垂直谐波传动总成及环视一体机谐波模组。</w:t>
+        <w:t>据公司管理层提供的未经审计数据，2025年和2026年1-7月，公司一体化关节模组收入占当期销售收入的比重分别为45.97%和82.22%，谐波减速机及传动总成的比重分别为9.81%和4.54%，产品结构已由核心零部件与多品类模组并重转为以一体化关节模组为主。上述一体化关节模组包含人形关节模组、一体化模组及其定制产品，谐波减速机及传动总成包含谐波减速机、水平与垂直谐波传动总成及环视一体机谐波模组。</w:t>
       </w:r>
     </w:p>
     <w:p>
